--- a/downloads/卷09 存储篇：向量数据库与检索存储选型.docx
+++ b/downloads/卷09 存储篇：向量数据库与检索存储选型.docx
@@ -1311,7 +1311,7 @@
               <w:rPr>
                 <w:rStyle w:val="Hyperlink"/>
               </w:rPr>
-              <w:t>第四章 混合搜索工程</w:t>
+              <w:t>第四章 混合搜索工程：稠密向量、稀疏向量与 BM25</w:t>
             </w:r>
             <w:r>
               <w:tab/>
@@ -1347,7 +1347,7 @@
               <w:rPr>
                 <w:rStyle w:val="Hyperlink"/>
               </w:rPr>
-              <w:t>4.1 BM25 为什么仍然必要</w:t>
+              <w:t>4.1 为什么需要混合搜索：两种"检索语言"的互补</w:t>
             </w:r>
             <w:r>
               <w:tab/>
@@ -1383,7 +1383,7 @@
               <w:rPr>
                 <w:rStyle w:val="Hyperlink"/>
               </w:rPr>
-              <w:t>4.2 RRF 融合算法</w:t>
+              <w:t>4.2 稀疏向量：以词表为坐标系</w:t>
             </w:r>
             <w:r>
               <w:tab/>
@@ -1419,7 +1419,7 @@
               <w:rPr>
                 <w:rStyle w:val="Hyperlink"/>
               </w:rPr>
-              <w:t>4.3 融合算法的对比与选择</w:t>
+              <w:t>4.3 BM25 完全解析：公式的每一项都在解决什么问题</w:t>
             </w:r>
             <w:r>
               <w:tab/>
@@ -1434,7 +1434,7 @@
               <w:fldChar w:fldCharType="separate"/>
             </w:r>
             <w:r>
-              <w:t>21</w:t>
+              <w:t>19</w:t>
             </w:r>
             <w:r>
               <w:fldChar w:fldCharType="end"/>
@@ -1455,7 +1455,7 @@
               <w:rPr>
                 <w:rStyle w:val="Hyperlink"/>
               </w:rPr>
-              <w:t>4.4 alpha 权重的调优方法</w:t>
+              <w:t>4.4 稠密向量：以语义为坐标系</w:t>
             </w:r>
             <w:r>
               <w:tab/>
@@ -1491,7 +1491,7 @@
               <w:rPr>
                 <w:rStyle w:val="Hyperlink"/>
               </w:rPr>
-              <w:t>4.5 落地案例：客服知识库的混合搜索</w:t>
+              <w:t>4.5 学习式稀疏向量：试图"两者兼得"的第三条路</w:t>
             </w:r>
             <w:r>
               <w:tab/>
@@ -1515,7 +1515,8 @@
         </w:p>
         <w:p>
           <w:pPr>
-            <w:pStyle w:val="9"/>
+            <w:pStyle w:val="11"/>
+            <w:ind w:left="360"/>
             <w:tabs>
               <w:tab w:val="right" w:leader="dot" w:pos="9026"/>
             </w:tabs>
@@ -1526,7 +1527,7 @@
               <w:rPr>
                 <w:rStyle w:val="Hyperlink"/>
               </w:rPr>
-              <w:t>第五章 选型决策与生产运维</w:t>
+              <w:t>4.6 三种表示的对照与选型</w:t>
             </w:r>
             <w:r>
               <w:tab/>
@@ -1562,7 +1563,7 @@
               <w:rPr>
                 <w:rStyle w:val="Hyperlink"/>
               </w:rPr>
-              <w:t>5.1 主流向量库横向对比</w:t>
+              <w:t>4.7 RRF 融合算法</w:t>
             </w:r>
             <w:r>
               <w:tab/>
@@ -1577,7 +1578,7 @@
               <w:fldChar w:fldCharType="separate"/>
             </w:r>
             <w:r>
-              <w:t>23</w:t>
+              <w:t>24</w:t>
             </w:r>
             <w:r>
               <w:fldChar w:fldCharType="end"/>
@@ -1598,7 +1599,7 @@
               <w:rPr>
                 <w:rStyle w:val="Hyperlink"/>
               </w:rPr>
-              <w:t>5.2 选型决策树</w:t>
+              <w:t>4.8 融合算法的对比与选择</w:t>
             </w:r>
             <w:r>
               <w:tab/>
@@ -1613,7 +1614,7 @@
               <w:fldChar w:fldCharType="separate"/>
             </w:r>
             <w:r>
-              <w:t>25</w:t>
+              <w:t>28</w:t>
             </w:r>
             <w:r>
               <w:fldChar w:fldCharType="end"/>
@@ -1634,7 +1635,7 @@
               <w:rPr>
                 <w:rStyle w:val="Hyperlink"/>
               </w:rPr>
-              <w:t>5.3 索引调优与容量规划</w:t>
+              <w:t>4.9 alpha 权重的调优方法</w:t>
             </w:r>
             <w:r>
               <w:tab/>
@@ -1649,7 +1650,7 @@
               <w:fldChar w:fldCharType="separate"/>
             </w:r>
             <w:r>
-              <w:t>26</w:t>
+              <w:t>28</w:t>
             </w:r>
             <w:r>
               <w:fldChar w:fldCharType="end"/>
@@ -1670,7 +1671,7 @@
               <w:rPr>
                 <w:rStyle w:val="Hyperlink"/>
               </w:rPr>
-              <w:t>5.4 备份、迁移与版本升级</w:t>
+              <w:t>4.10 落地案例：客服知识库的混合搜索</w:t>
             </w:r>
             <w:r>
               <w:tab/>
@@ -1685,7 +1686,42 @@
               <w:fldChar w:fldCharType="separate"/>
             </w:r>
             <w:r>
-              <w:t>26</w:t>
+              <w:t>29</w:t>
+            </w:r>
+            <w:r>
+              <w:fldChar w:fldCharType="end"/>
+            </w:r>
+          </w:hyperlink>
+        </w:p>
+        <w:p>
+          <w:pPr>
+            <w:pStyle w:val="9"/>
+            <w:tabs>
+              <w:tab w:val="right" w:leader="dot" w:pos="9026"/>
+            </w:tabs>
+            <w:spacing w:before="120" w:after="60"/>
+          </w:pPr>
+          <w:hyperlink w:anchor="_Toc100032" w:history="1">
+            <w:r>
+              <w:rPr>
+                <w:rStyle w:val="Hyperlink"/>
+              </w:rPr>
+              <w:t>第五章 选型决策与生产运维</w:t>
+            </w:r>
+            <w:r>
+              <w:tab/>
+            </w:r>
+            <w:r>
+              <w:fldChar w:fldCharType="begin"/>
+            </w:r>
+            <w:r>
+              <w:instrText xml:space="preserve"> PAGEREF _Toc100032 \h </w:instrText>
+            </w:r>
+            <w:r>
+              <w:fldChar w:fldCharType="separate"/>
+            </w:r>
+            <w:r>
+              <w:t>29</w:t>
             </w:r>
             <w:r>
               <w:fldChar w:fldCharType="end"/>
@@ -1701,12 +1737,12 @@
             </w:tabs>
             <w:spacing w:before="120" w:after="60"/>
           </w:pPr>
-          <w:hyperlink w:anchor="_Toc100032" w:history="1">
+          <w:hyperlink w:anchor="_Toc100033" w:history="1">
             <w:r>
               <w:rPr>
                 <w:rStyle w:val="Hyperlink"/>
               </w:rPr>
-              <w:t>5.5 监控指标与告警</w:t>
+              <w:t>5.1 主流向量库横向对比</w:t>
             </w:r>
             <w:r>
               <w:tab/>
@@ -1715,48 +1751,13 @@
               <w:fldChar w:fldCharType="begin"/>
             </w:r>
             <w:r>
-              <w:instrText xml:space="preserve"> PAGEREF _Toc100032 \h </w:instrText>
+              <w:instrText xml:space="preserve"> PAGEREF _Toc100033 \h </w:instrText>
             </w:r>
             <w:r>
               <w:fldChar w:fldCharType="separate"/>
             </w:r>
             <w:r>
-              <w:t>27</w:t>
-            </w:r>
-            <w:r>
-              <w:fldChar w:fldCharType="end"/>
-            </w:r>
-          </w:hyperlink>
-        </w:p>
-        <w:p>
-          <w:pPr>
-            <w:pStyle w:val="9"/>
-            <w:tabs>
-              <w:tab w:val="right" w:leader="dot" w:pos="9026"/>
-            </w:tabs>
-            <w:spacing w:before="120" w:after="60"/>
-          </w:pPr>
-          <w:hyperlink w:anchor="_Toc100033" w:history="1">
-            <w:r>
-              <w:rPr>
-                <w:rStyle w:val="Hyperlink"/>
-              </w:rPr>
-              <w:t>第六章 经典存储组件与 RAG 的协同：ES 与 Redis 在 Agent 系统中的角色</w:t>
-            </w:r>
-            <w:r>
-              <w:tab/>
-            </w:r>
-            <w:r>
-              <w:fldChar w:fldCharType="begin"/>
-            </w:r>
-            <w:r>
-              <w:instrText xml:space="preserve"> PAGEREF _Toc100033 \h </w:instrText>
-            </w:r>
-            <w:r>
-              <w:fldChar w:fldCharType="separate"/>
-            </w:r>
-            <w:r>
-              <w:t>27</w:t>
+              <w:t>29</w:t>
             </w:r>
             <w:r>
               <w:fldChar w:fldCharType="end"/>
@@ -1777,7 +1778,7 @@
               <w:rPr>
                 <w:rStyle w:val="Hyperlink"/>
               </w:rPr>
-              <w:t>6.1 为什么不能只用向量库</w:t>
+              <w:t>5.2 选型决策树</w:t>
             </w:r>
             <w:r>
               <w:tab/>
@@ -1792,7 +1793,7 @@
               <w:fldChar w:fldCharType="separate"/>
             </w:r>
             <w:r>
-              <w:t>28</w:t>
+              <w:t>31</w:t>
             </w:r>
             <w:r>
               <w:fldChar w:fldCharType="end"/>
@@ -1813,7 +1814,7 @@
               <w:rPr>
                 <w:rStyle w:val="Hyperlink"/>
               </w:rPr>
-              <w:t>6.2 Elasticsearch：BM25 与多字段检索的主力</w:t>
+              <w:t>5.3 索引调优与容量规划</w:t>
             </w:r>
             <w:r>
               <w:tab/>
@@ -1828,7 +1829,7 @@
               <w:fldChar w:fldCharType="separate"/>
             </w:r>
             <w:r>
-              <w:t>28</w:t>
+              <w:t>32</w:t>
             </w:r>
             <w:r>
               <w:fldChar w:fldCharType="end"/>
@@ -1849,7 +1850,7 @@
               <w:rPr>
                 <w:rStyle w:val="Hyperlink"/>
               </w:rPr>
-              <w:t>6.3 Redis：Agent 系统的多面手</w:t>
+              <w:t>5.4 备份、迁移与版本升级</w:t>
             </w:r>
             <w:r>
               <w:tab/>
@@ -1864,7 +1865,7 @@
               <w:fldChar w:fldCharType="separate"/>
             </w:r>
             <w:r>
-              <w:t>29</w:t>
+              <w:t>33</w:t>
             </w:r>
             <w:r>
               <w:fldChar w:fldCharType="end"/>
@@ -1885,7 +1886,7 @@
               <w:rPr>
                 <w:rStyle w:val="Hyperlink"/>
               </w:rPr>
-              <w:t>6.4 三种组件的协作架构</w:t>
+              <w:t>5.5 监控指标与告警</w:t>
             </w:r>
             <w:r>
               <w:tab/>
@@ -1909,8 +1910,7 @@
         </w:p>
         <w:p>
           <w:pPr>
-            <w:pStyle w:val="11"/>
-            <w:ind w:left="360"/>
+            <w:pStyle w:val="9"/>
             <w:tabs>
               <w:tab w:val="right" w:leader="dot" w:pos="9026"/>
             </w:tabs>
@@ -1921,7 +1921,7 @@
               <w:rPr>
                 <w:rStyle w:val="Hyperlink"/>
               </w:rPr>
-              <w:t>6.5 冷热分层与缓存策略</w:t>
+              <w:t>第六章 经典存储组件与 RAG 的协同：ES 与 Redis 在 Agent 系统中的角色</w:t>
             </w:r>
             <w:r>
               <w:tab/>
@@ -1936,7 +1936,7 @@
               <w:fldChar w:fldCharType="separate"/>
             </w:r>
             <w:r>
-              <w:t>33</w:t>
+              <w:t>34</w:t>
             </w:r>
             <w:r>
               <w:fldChar w:fldCharType="end"/>
@@ -1957,7 +1957,7 @@
               <w:rPr>
                 <w:rStyle w:val="Hyperlink"/>
               </w:rPr>
-              <w:t>6.6 与卷11 记忆系统的衔接</w:t>
+              <w:t>6.1 为什么不能只用向量库</w:t>
             </w:r>
             <w:r>
               <w:tab/>
@@ -1993,7 +1993,7 @@
               <w:rPr>
                 <w:rStyle w:val="Hyperlink"/>
               </w:rPr>
-              <w:t>6.7 选型决策与生产陷阱</w:t>
+              <w:t>6.2 Elasticsearch：BM25 与多字段检索的主力</w:t>
             </w:r>
             <w:r>
               <w:tab/>
@@ -2008,7 +2008,7 @@
               <w:fldChar w:fldCharType="separate"/>
             </w:r>
             <w:r>
-              <w:t>34</w:t>
+              <w:t>35</w:t>
             </w:r>
             <w:r>
               <w:fldChar w:fldCharType="end"/>
@@ -2029,6 +2029,186 @@
               <w:rPr>
                 <w:rStyle w:val="Hyperlink"/>
               </w:rPr>
+              <w:t>6.3 Redis：Agent 系统的多面手</w:t>
+            </w:r>
+            <w:r>
+              <w:tab/>
+            </w:r>
+            <w:r>
+              <w:fldChar w:fldCharType="begin"/>
+            </w:r>
+            <w:r>
+              <w:instrText xml:space="preserve"> PAGEREF _Toc100041 \h </w:instrText>
+            </w:r>
+            <w:r>
+              <w:fldChar w:fldCharType="separate"/>
+            </w:r>
+            <w:r>
+              <w:t>35</w:t>
+            </w:r>
+            <w:r>
+              <w:fldChar w:fldCharType="end"/>
+            </w:r>
+          </w:hyperlink>
+        </w:p>
+        <w:p>
+          <w:pPr>
+            <w:pStyle w:val="11"/>
+            <w:ind w:left="360"/>
+            <w:tabs>
+              <w:tab w:val="right" w:leader="dot" w:pos="9026"/>
+            </w:tabs>
+            <w:spacing w:before="120" w:after="60"/>
+          </w:pPr>
+          <w:hyperlink w:anchor="_Toc100042" w:history="1">
+            <w:r>
+              <w:rPr>
+                <w:rStyle w:val="Hyperlink"/>
+              </w:rPr>
+              <w:t>6.4 三种组件的协作架构</w:t>
+            </w:r>
+            <w:r>
+              <w:tab/>
+            </w:r>
+            <w:r>
+              <w:fldChar w:fldCharType="begin"/>
+            </w:r>
+            <w:r>
+              <w:instrText xml:space="preserve"> PAGEREF _Toc100042 \h </w:instrText>
+            </w:r>
+            <w:r>
+              <w:fldChar w:fldCharType="separate"/>
+            </w:r>
+            <w:r>
+              <w:t>39</w:t>
+            </w:r>
+            <w:r>
+              <w:fldChar w:fldCharType="end"/>
+            </w:r>
+          </w:hyperlink>
+        </w:p>
+        <w:p>
+          <w:pPr>
+            <w:pStyle w:val="11"/>
+            <w:ind w:left="360"/>
+            <w:tabs>
+              <w:tab w:val="right" w:leader="dot" w:pos="9026"/>
+            </w:tabs>
+            <w:spacing w:before="120" w:after="60"/>
+          </w:pPr>
+          <w:hyperlink w:anchor="_Toc100043" w:history="1">
+            <w:r>
+              <w:rPr>
+                <w:rStyle w:val="Hyperlink"/>
+              </w:rPr>
+              <w:t>6.5 冷热分层与缓存策略</w:t>
+            </w:r>
+            <w:r>
+              <w:tab/>
+            </w:r>
+            <w:r>
+              <w:fldChar w:fldCharType="begin"/>
+            </w:r>
+            <w:r>
+              <w:instrText xml:space="preserve"> PAGEREF _Toc100043 \h </w:instrText>
+            </w:r>
+            <w:r>
+              <w:fldChar w:fldCharType="separate"/>
+            </w:r>
+            <w:r>
+              <w:t>40</w:t>
+            </w:r>
+            <w:r>
+              <w:fldChar w:fldCharType="end"/>
+            </w:r>
+          </w:hyperlink>
+        </w:p>
+        <w:p>
+          <w:pPr>
+            <w:pStyle w:val="11"/>
+            <w:ind w:left="360"/>
+            <w:tabs>
+              <w:tab w:val="right" w:leader="dot" w:pos="9026"/>
+            </w:tabs>
+            <w:spacing w:before="120" w:after="60"/>
+          </w:pPr>
+          <w:hyperlink w:anchor="_Toc100044" w:history="1">
+            <w:r>
+              <w:rPr>
+                <w:rStyle w:val="Hyperlink"/>
+              </w:rPr>
+              <w:t>6.6 与卷11 记忆系统的衔接</w:t>
+            </w:r>
+            <w:r>
+              <w:tab/>
+            </w:r>
+            <w:r>
+              <w:fldChar w:fldCharType="begin"/>
+            </w:r>
+            <w:r>
+              <w:instrText xml:space="preserve"> PAGEREF _Toc100044 \h </w:instrText>
+            </w:r>
+            <w:r>
+              <w:fldChar w:fldCharType="separate"/>
+            </w:r>
+            <w:r>
+              <w:t>40</w:t>
+            </w:r>
+            <w:r>
+              <w:fldChar w:fldCharType="end"/>
+            </w:r>
+          </w:hyperlink>
+        </w:p>
+        <w:p>
+          <w:pPr>
+            <w:pStyle w:val="11"/>
+            <w:ind w:left="360"/>
+            <w:tabs>
+              <w:tab w:val="right" w:leader="dot" w:pos="9026"/>
+            </w:tabs>
+            <w:spacing w:before="120" w:after="60"/>
+          </w:pPr>
+          <w:hyperlink w:anchor="_Toc100045" w:history="1">
+            <w:r>
+              <w:rPr>
+                <w:rStyle w:val="Hyperlink"/>
+              </w:rPr>
+              <w:t>6.7 选型决策与生产陷阱</w:t>
+            </w:r>
+            <w:r>
+              <w:tab/>
+            </w:r>
+            <w:r>
+              <w:fldChar w:fldCharType="begin"/>
+            </w:r>
+            <w:r>
+              <w:instrText xml:space="preserve"> PAGEREF _Toc100045 \h </w:instrText>
+            </w:r>
+            <w:r>
+              <w:fldChar w:fldCharType="separate"/>
+            </w:r>
+            <w:r>
+              <w:t>41</w:t>
+            </w:r>
+            <w:r>
+              <w:fldChar w:fldCharType="end"/>
+            </w:r>
+          </w:hyperlink>
+        </w:p>
+        <w:p>
+          <w:pPr>
+            <w:pStyle w:val="11"/>
+            <w:ind w:left="360"/>
+            <w:tabs>
+              <w:tab w:val="right" w:leader="dot" w:pos="9026"/>
+            </w:tabs>
+            <w:spacing w:before="120" w:after="60"/>
+          </w:pPr>
+          <w:hyperlink w:anchor="_Toc100046" w:history="1">
+            <w:r>
+              <w:rPr>
+                <w:rStyle w:val="Hyperlink"/>
+              </w:rPr>
               <w:t>6.8 一张完整的 RAG 系统组件地图</w:t>
             </w:r>
             <w:r>
@@ -2038,13 +2218,13 @@
               <w:fldChar w:fldCharType="begin"/>
             </w:r>
             <w:r>
-              <w:instrText xml:space="preserve"> PAGEREF _Toc100041 \h </w:instrText>
+              <w:instrText xml:space="preserve"> PAGEREF _Toc100046 \h </w:instrText>
             </w:r>
             <w:r>
               <w:fldChar w:fldCharType="separate"/>
             </w:r>
             <w:r>
-              <w:t>35</w:t>
+              <w:t>41</w:t>
             </w:r>
             <w:r>
               <w:fldChar w:fldCharType="end"/>
@@ -2059,7 +2239,7 @@
             </w:tabs>
             <w:spacing w:before="120" w:after="60"/>
           </w:pPr>
-          <w:hyperlink w:anchor="_Toc100042" w:history="1">
+          <w:hyperlink w:anchor="_Toc100047" w:history="1">
             <w:r>
               <w:rPr>
                 <w:rStyle w:val="Hyperlink"/>
@@ -2073,13 +2253,13 @@
               <w:fldChar w:fldCharType="begin"/>
             </w:r>
             <w:r>
-              <w:instrText xml:space="preserve"> PAGEREF _Toc100042 \h </w:instrText>
+              <w:instrText xml:space="preserve"> PAGEREF _Toc100047 \h </w:instrText>
             </w:r>
             <w:r>
               <w:fldChar w:fldCharType="separate"/>
             </w:r>
             <w:r>
-              <w:t>35</w:t>
+              <w:t>42</w:t>
             </w:r>
             <w:r>
               <w:fldChar w:fldCharType="end"/>
@@ -2094,7 +2274,7 @@
             </w:tabs>
             <w:spacing w:before="120" w:after="60"/>
           </w:pPr>
-          <w:hyperlink w:anchor="_Toc100043" w:history="1">
+          <w:hyperlink w:anchor="_Toc100048" w:history="1">
             <w:r>
               <w:rPr>
                 <w:rStyle w:val="Hyperlink"/>
@@ -2108,13 +2288,13 @@
               <w:fldChar w:fldCharType="begin"/>
             </w:r>
             <w:r>
-              <w:instrText xml:space="preserve"> PAGEREF _Toc100043 \h </w:instrText>
+              <w:instrText xml:space="preserve"> PAGEREF _Toc100048 \h </w:instrText>
             </w:r>
             <w:r>
               <w:fldChar w:fldCharType="separate"/>
             </w:r>
             <w:r>
-              <w:t>36</w:t>
+              <w:t>42</w:t>
             </w:r>
             <w:r>
               <w:fldChar w:fldCharType="end"/>
@@ -2129,7 +2309,7 @@
             </w:tabs>
             <w:spacing w:before="120" w:after="60"/>
           </w:pPr>
-          <w:hyperlink w:anchor="_Toc100044" w:history="1">
+          <w:hyperlink w:anchor="_Toc100049" w:history="1">
             <w:r>
               <w:rPr>
                 <w:rStyle w:val="Hyperlink"/>
@@ -2143,13 +2323,13 @@
               <w:fldChar w:fldCharType="begin"/>
             </w:r>
             <w:r>
-              <w:instrText xml:space="preserve"> PAGEREF _Toc100044 \h </w:instrText>
+              <w:instrText xml:space="preserve"> PAGEREF _Toc100049 \h </w:instrText>
             </w:r>
             <w:r>
               <w:fldChar w:fldCharType="separate"/>
             </w:r>
             <w:r>
-              <w:t>37</w:t>
+              <w:t>43</w:t>
             </w:r>
             <w:r>
               <w:fldChar w:fldCharType="end"/>
@@ -6177,7 +6357,7 @@
           <w:sz w:val="32"/>
           <w:szCs w:val="32"/>
         </w:rPr>
-        <w:t xml:space="preserve">第四章 混合搜索工程</w:t>
+        <w:t xml:space="preserve">第四章 混合搜索工程：稠密向量、稀疏向量与 BM25</w:t>
       </w:r>
       <w:bookmarkEnd w:id="100021"/>
     </w:p>
@@ -6197,7 +6377,7 @@
           <w:sz w:val="28"/>
           <w:szCs w:val="28"/>
         </w:rPr>
-        <w:t xml:space="preserve">4.1 BM25 为什么仍然必要</w:t>
+        <w:t xml:space="preserve">4.1 为什么需要混合搜索：两种"检索语言"的互补</w:t>
       </w:r>
       <w:bookmarkEnd w:id="100022"/>
     </w:p>
@@ -6214,40 +6394,109 @@
           <w:sz w:val="24"/>
           <w:szCs w:val="24"/>
         </w:rPr>
-        <w:t xml:space="preserve">向量检索擅长语义，却有清晰的盲区：精确记号。用户问“产品编号 A-1007 的保修期”，文档里白纸黑字写着 A-1007，但这个编号的嵌入向量与问题向量未必接近——嵌入模型把文本映射到语义空间，而编号恰恰是语义最稀薄的文本。罕见术语、型号、人名缩写、错误代码、代码片段，全是向量检索的滑铁卢。</w:t>
-      </w:r>
-    </w:p>
-    <w:p>
-      <w:pPr>
-        <w:spacing w:line="312"/>
-        <w:ind w:firstLine="480"/>
-        <w:jc w:val="both"/>
-      </w:pPr>
-      <w:r>
-        <w:rPr>
-          <w:rFonts w:ascii="Calibri" w:eastAsia="Microsoft YaHei"/>
-          <w:color w:val="1A2B33"/>
-          <w:sz w:val="24"/>
-          <w:szCs w:val="24"/>
-        </w:rPr>
-        <w:t xml:space="preserve">反过来，传统关键词检索以 BM25 为代表，在精确匹配上快准狠，却无法理解同义词与改写：用户问“怎么注销账号”，文档写的是“用户主体注销流程”，关键词对不上就一无所获。BM25 基于概率检索模型，考虑了词频（TF）、逆文档频率（IDF）和文档长度归一化；它的公式虽然年代久远，但在精确匹配上至今无可替代。</w:t>
-      </w:r>
-    </w:p>
-    <w:p>
-      <w:pPr>
-        <w:spacing w:line="312"/>
-        <w:ind w:firstLine="480"/>
-        <w:jc w:val="both"/>
-      </w:pPr>
-      <w:r>
-        <w:rPr>
-          <w:rFonts w:ascii="Calibri" w:eastAsia="Microsoft YaHei"/>
-          <w:color w:val="1A2B33"/>
-          <w:sz w:val="24"/>
-          <w:szCs w:val="24"/>
-        </w:rPr>
-        <w:t xml:space="preserve">既然两种检索方式各有擅长，最自然的做法就是把它们并联起来：向量通道负责语义泛化，关键词通道负责精确锁定，两路各召回一批候选，再用融合算法合并成一个统一排名。这就是混合搜索（Hybrid Search）。生产系统的经验是：纯向量检索在“长尾查询”上召回率往往低于 70%，混合搜索能把它抬到 90% 以上。</w:t>
-      </w:r>
+        <w:t xml:space="preserve">向量检索擅长语义，却有清晰的盲区：精确记号。用户问"产品编号 A-1007 的保修期"，文档里白纸黑字写着 A-1007，但这个编号的嵌入向量与问题向量未必接近——嵌入模型把文本映射到语义空间，而编号恰恰是语义最稀薄的文本。罕见术语、型号、人名缩写、错误代码、代码片段，全是向量检索的滑铁卢。</w:t>
+      </w:r>
+    </w:p>
+    <w:p>
+      <w:pPr>
+        <w:spacing w:line="312"/>
+        <w:ind w:firstLine="480"/>
+        <w:jc w:val="both"/>
+      </w:pPr>
+      <w:r>
+        <w:rPr>
+          <w:rFonts w:ascii="Calibri" w:eastAsia="Microsoft YaHei"/>
+          <w:color w:val="1A2B33"/>
+          <w:sz w:val="24"/>
+          <w:szCs w:val="24"/>
+        </w:rPr>
+        <w:t xml:space="preserve">要真正理解"为什么要混合"，先得看清一件事：检索本质上是用一种"表示"去描述文本，再用数学比较这些表示。同一篇文档可以有两种截然不同的表示方式。一种是**稀疏向量（sparse vector）**：把文本表示成"词表上的一份权重清单"——每个词占一个坐标，没出现的词权重为零；BM25 就是这种表示最经典、至今最强的打分函数。另一种是**稠密向量（dense vector）**：用嵌入模型把文本压成几百到几千个连续小数，每一维没有人类可读的含义，但整体编码了语义。两种表示的"看不见的地方"恰好互补：稀疏向量看不见同义与改写，稠密向量看不见精确记号。混合搜索（Hybrid Search）的本质，就是让两套坐标系统并行工作、再把两路候选合并成一个排名。</w:t>
+      </w:r>
+    </w:p>
+    <w:p>
+      <w:pPr>
+        <w:spacing w:line="312"/>
+        <w:ind w:firstLine="480"/>
+        <w:jc w:val="both"/>
+      </w:pPr>
+      <w:r>
+        <w:rPr>
+          <w:rFonts w:ascii="Calibri" w:eastAsia="Microsoft YaHei"/>
+          <w:color w:val="1A2B33"/>
+          <w:sz w:val="24"/>
+          <w:szCs w:val="24"/>
+        </w:rPr>
+        <w:t xml:space="preserve">所以本章的编排是"先造弹药、再讲打法"：4.2 节讲透稀疏向量（以及它和倒排索引的关系），4.3 节把 BM25 的公式逐项拆开并完整手算一遍，4.4 节讲透稠密向量，4.5 节介绍试图"两者兼得"的学习式稀疏向量，4.6 节给出三者的总对照与选型；从 4.7 节起进入融合工程（RRF、权重调优与落地案例）。生产系统的经验是：纯向量检索在"长尾查询"上召回率往往低于 70%，混合搜索能把它抬到 90% 以上。</w:t>
+      </w:r>
+    </w:p>
+    <w:tbl>
+      <w:tblPr>
+        <w:tblW w:type="dxa" w:w="8788"/>
+        <w:tblBorders>
+          <w:top w:val="single" w:color="C8DDE2" w:sz="4"/>
+          <w:left w:val="single" w:color="1B6B7A" w:sz="32"/>
+          <w:bottom w:val="single" w:color="C8DDE2" w:sz="4"/>
+          <w:right w:val="single" w:color="C8DDE2" w:sz="4"/>
+          <w:insideH w:val="none" w:color="FFFFFF" w:sz="0"/>
+          <w:insideV w:val="none" w:color="FFFFFF" w:sz="0"/>
+        </w:tblBorders>
+        <w:tblLayout w:type="fixed"/>
+      </w:tblPr>
+      <w:tblGrid>
+        <w:gridCol w:w="8788"/>
+      </w:tblGrid>
+      <w:tr>
+        <w:trPr>
+          <w:cantSplit/>
+        </w:trPr>
+        <w:tc>
+          <w:tcPr>
+            <w:shd w:fill="EEF5F7" w:val="clear"/>
+            <w:tcMar>
+              <w:top w:type="dxa" w:w="160"/>
+              <w:left w:type="dxa" w:w="240"/>
+              <w:bottom w:type="dxa" w:w="160"/>
+              <w:right w:type="dxa" w:w="200"/>
+            </w:tcMar>
+          </w:tcPr>
+          <w:p>
+            <w:pPr>
+              <w:spacing w:after="80" w:line="312"/>
+            </w:pPr>
+            <w:r>
+              <w:rPr>
+                <w:rFonts w:ascii="Calibri" w:eastAsia="SimHei"/>
+                <w:b/>
+                <w:bCs/>
+                <w:color w:val="1B6B7A"/>
+                <w:sz w:val="22"/>
+                <w:szCs w:val="22"/>
+              </w:rPr>
+              <w:t xml:space="preserve">◆ 一句话记住三者</w:t>
+            </w:r>
+          </w:p>
+          <w:p>
+            <w:pPr>
+              <w:spacing w:line="312"/>
+              <w:jc w:val="both"/>
+            </w:pPr>
+            <w:r>
+              <w:rPr>
+                <w:rFonts w:ascii="Calibri" w:eastAsia="Microsoft YaHei"/>
+                <w:color w:val="1A2B33"/>
+                <w:sz w:val="22"/>
+                <w:szCs w:val="22"/>
+              </w:rPr>
+              <w:t xml:space="preserve">BM25 用"词"打分（精确、零训练、可解释）；稠密向量用"语义"打分（泛化强、精确记号弱）；学习式稀疏向量想两者兼得（仍是词表坐标，但权重是学出来的，还能自动扩展同义词）。三者的坐标系统完全不同——这正是它们互补、而不是互相替代的原因。</w:t>
+            </w:r>
+          </w:p>
+        </w:tc>
+      </w:tr>
+    </w:tbl>
+    <w:p>
+      <w:pPr>
+        <w:spacing w:after="100"/>
+      </w:pPr>
     </w:p>
     <w:p>
       <w:pPr>
@@ -6265,7 +6514,7 @@
           <w:sz w:val="28"/>
           <w:szCs w:val="28"/>
         </w:rPr>
-        <w:t xml:space="preserve">4.2 RRF 融合算法</w:t>
+        <w:t xml:space="preserve">4.2 稀疏向量：以词表为坐标系</w:t>
       </w:r>
       <w:bookmarkEnd w:id="100023"/>
     </w:p>
@@ -6282,39 +6531,845 @@
           <w:sz w:val="24"/>
           <w:szCs w:val="24"/>
         </w:rPr>
-        <w:t xml:space="preserve">融合两路结果最常用的算法是 RRF（Reciprocal Rank Fusion，倒数排名融合）。它的公式非常简单：对于每个文档，计算它在每一路结果中的排名，然后求倒数和。形式化地写，RRF_score(d) = Σ 1/(k + rank_r(d))，其中 k 是平滑常数，通常取 60；rank_r(d) 是文档 d 在第 r 路结果中的排名。</w:t>
-      </w:r>
-    </w:p>
-    <w:p>
-      <w:pPr>
-        <w:spacing w:line="312"/>
-        <w:ind w:firstLine="480"/>
-        <w:jc w:val="both"/>
-      </w:pPr>
-      <w:r>
-        <w:rPr>
-          <w:rFonts w:ascii="Calibri" w:eastAsia="Microsoft YaHei"/>
-          <w:color w:val="1A2B33"/>
-          <w:sz w:val="24"/>
-          <w:szCs w:val="24"/>
-        </w:rPr>
-        <w:t xml:space="preserve">这个公式的优雅之处在于：它不看两路各自的原始分数，只看排名。向量余弦分数与 BM25 分数量纲完全不同，直接加权如同把身高和体重相加；而 RRF 绕开了分数归一化的所有麻烦。同时，k 的存在避免了对排名 1 的文档过度奖励——第 1 名得 1/(60+1) ≈ 0.0164，第 2 名得 1/(60+2) ≈ 0.0161，差距不大，这反而是优点：它不让单一通道的极端高分“垄断”最终排序。</w:t>
-      </w:r>
-    </w:p>
-    <w:p>
-      <w:pPr>
-        <w:spacing w:line="312"/>
-        <w:ind w:firstLine="480"/>
-        <w:jc w:val="both"/>
-      </w:pPr>
-      <w:r>
-        <w:rPr>
-          <w:rFonts w:ascii="Calibri" w:eastAsia="Microsoft YaHei"/>
-          <w:color w:val="1A2B33"/>
-          <w:sz w:val="24"/>
-          <w:szCs w:val="24"/>
-        </w:rPr>
-        <w:t xml:space="preserve">下面给出一个完整的 RRF 融合函数实现，融合向量通道与 BM25 通道的检索结果：</w:t>
+        <w:t xml:space="preserve">先把"向量"这个词降级理解：任何一串有序的数字都是向量。检索里的稀疏向量，是把一篇文档表示成"词表长度"的一串数字：假设你的词表有 3 万个词，每篇文档就是一个 3 万维的向量，第 j 维的值是"第 j 个词在这篇文档里的权重"。文档里没出现的词，权重为零——一篇文章撑死用到几百个词，3 万维里 99% 以上都是 0，所以叫**稀疏**向量。维度由词表决定（3 万到 25 万不等），"每一维对应哪个词"是人为约定、完全可读的。</w:t>
+      </w:r>
+    </w:p>
+    <w:p>
+      <w:pPr>
+        <w:spacing w:line="312"/>
+        <w:ind w:firstLine="480"/>
+        <w:jc w:val="both"/>
+      </w:pPr>
+      <w:r>
+        <w:rPr>
+          <w:rFonts w:ascii="Calibri" w:eastAsia="Microsoft YaHei"/>
+          <w:color w:val="1A2B33"/>
+          <w:sz w:val="24"/>
+          <w:szCs w:val="24"/>
+        </w:rPr>
+        <w:t xml:space="preserve">用一个最小例子看清它的工作方式。词表只有四个词：[退款, 政策, 发票, 流程]，几篇文档被切成词并赋予权重后，就变成了下面这样一组稀疏向量：</w:t>
+      </w:r>
+    </w:p>
+    <w:p>
+      <w:pPr>
+        <w:keepNext/>
+        <w:spacing w:after="60" w:before="200" w:line="312"/>
+        <w:jc w:val="center"/>
+      </w:pPr>
+      <w:r>
+        <w:rPr>
+          <w:rFonts w:ascii="Calibri" w:eastAsia="Microsoft YaHei"/>
+          <w:b/>
+          <w:bCs/>
+          <w:color w:val="5A6B76"/>
+          <w:sz w:val="21"/>
+          <w:szCs w:val="21"/>
+        </w:rPr>
+        <w:t xml:space="preserve">表4-1 稀疏向量表示示意</w:t>
+      </w:r>
+    </w:p>
+    <w:tbl>
+      <w:tblPr>
+        <w:tblW w:type="dxa" w:w="8788"/>
+        <w:tblBorders>
+          <w:top w:val="single" w:color="1B6B7A" w:sz="4"/>
+          <w:left w:val="none" w:color="FFFFFF" w:sz="0"/>
+          <w:bottom w:val="single" w:color="1B6B7A" w:sz="4"/>
+          <w:right w:val="none" w:color="FFFFFF" w:sz="0"/>
+          <w:insideH w:val="single" w:color="C8DDE2" w:sz="1"/>
+          <w:insideV w:val="none" w:color="FFFFFF" w:sz="0"/>
+        </w:tblBorders>
+        <w:tblLayout w:type="fixed"/>
+      </w:tblPr>
+      <w:tblGrid>
+        <w:gridCol w:w="1464"/>
+        <w:gridCol w:w="1464"/>
+        <w:gridCol w:w="1464"/>
+        <w:gridCol w:w="1464"/>
+        <w:gridCol w:w="1464"/>
+        <w:gridCol w:w="1464"/>
+      </w:tblGrid>
+      <w:tr>
+        <w:trPr>
+          <w:cantSplit/>
+          <w:tblHeader/>
+        </w:trPr>
+        <w:tc>
+          <w:tcPr>
+            <w:tcW w:type="dxa" w:w="1464"/>
+            <w:shd w:fill="1B6B7A" w:val="clear"/>
+            <w:tcMar>
+              <w:top w:type="dxa" w:w="80"/>
+              <w:left w:type="dxa" w:w="120"/>
+              <w:bottom w:type="dxa" w:w="80"/>
+              <w:right w:type="dxa" w:w="120"/>
+            </w:tcMar>
+            <w:vAlign w:val="center"/>
+          </w:tcPr>
+          <w:p>
+            <w:pPr>
+              <w:spacing w:line="300"/>
+              <w:jc w:val="center"/>
+            </w:pPr>
+            <w:r>
+              <w:rPr>
+                <w:rFonts w:ascii="Calibri" w:eastAsia="Microsoft YaHei"/>
+                <w:b/>
+                <w:bCs/>
+                <w:color w:val="FFFFFF"/>
+                <w:sz w:val="21"/>
+                <w:szCs w:val="21"/>
+              </w:rPr>
+              <w:t xml:space="preserve">文档</w:t>
+            </w:r>
+          </w:p>
+        </w:tc>
+        <w:tc>
+          <w:tcPr>
+            <w:tcW w:type="dxa" w:w="1464"/>
+            <w:shd w:fill="1B6B7A" w:val="clear"/>
+            <w:tcMar>
+              <w:top w:type="dxa" w:w="80"/>
+              <w:left w:type="dxa" w:w="120"/>
+              <w:bottom w:type="dxa" w:w="80"/>
+              <w:right w:type="dxa" w:w="120"/>
+            </w:tcMar>
+            <w:vAlign w:val="center"/>
+          </w:tcPr>
+          <w:p>
+            <w:pPr>
+              <w:spacing w:line="300"/>
+              <w:jc w:val="center"/>
+            </w:pPr>
+            <w:r>
+              <w:rPr>
+                <w:rFonts w:ascii="Calibri" w:eastAsia="Microsoft YaHei"/>
+                <w:b/>
+                <w:bCs/>
+                <w:color w:val="FFFFFF"/>
+                <w:sz w:val="21"/>
+                <w:szCs w:val="21"/>
+              </w:rPr>
+              <w:t xml:space="preserve">文本（已分词）</w:t>
+            </w:r>
+          </w:p>
+        </w:tc>
+        <w:tc>
+          <w:tcPr>
+            <w:tcW w:type="dxa" w:w="1464"/>
+            <w:shd w:fill="1B6B7A" w:val="clear"/>
+            <w:tcMar>
+              <w:top w:type="dxa" w:w="80"/>
+              <w:left w:type="dxa" w:w="120"/>
+              <w:bottom w:type="dxa" w:w="80"/>
+              <w:right w:type="dxa" w:w="120"/>
+            </w:tcMar>
+            <w:vAlign w:val="center"/>
+          </w:tcPr>
+          <w:p>
+            <w:pPr>
+              <w:spacing w:line="300"/>
+              <w:jc w:val="center"/>
+            </w:pPr>
+            <w:r>
+              <w:rPr>
+                <w:rFonts w:ascii="Calibri" w:eastAsia="Microsoft YaHei"/>
+                <w:b/>
+                <w:bCs/>
+                <w:color w:val="FFFFFF"/>
+                <w:sz w:val="21"/>
+                <w:szCs w:val="21"/>
+              </w:rPr>
+              <w:t xml:space="preserve">退款</w:t>
+            </w:r>
+          </w:p>
+        </w:tc>
+        <w:tc>
+          <w:tcPr>
+            <w:tcW w:type="dxa" w:w="1464"/>
+            <w:shd w:fill="1B6B7A" w:val="clear"/>
+            <w:tcMar>
+              <w:top w:type="dxa" w:w="80"/>
+              <w:left w:type="dxa" w:w="120"/>
+              <w:bottom w:type="dxa" w:w="80"/>
+              <w:right w:type="dxa" w:w="120"/>
+            </w:tcMar>
+            <w:vAlign w:val="center"/>
+          </w:tcPr>
+          <w:p>
+            <w:pPr>
+              <w:spacing w:line="300"/>
+              <w:jc w:val="center"/>
+            </w:pPr>
+            <w:r>
+              <w:rPr>
+                <w:rFonts w:ascii="Calibri" w:eastAsia="Microsoft YaHei"/>
+                <w:b/>
+                <w:bCs/>
+                <w:color w:val="FFFFFF"/>
+                <w:sz w:val="21"/>
+                <w:szCs w:val="21"/>
+              </w:rPr>
+              <w:t xml:space="preserve">政策</w:t>
+            </w:r>
+          </w:p>
+        </w:tc>
+        <w:tc>
+          <w:tcPr>
+            <w:tcW w:type="dxa" w:w="1464"/>
+            <w:shd w:fill="1B6B7A" w:val="clear"/>
+            <w:tcMar>
+              <w:top w:type="dxa" w:w="80"/>
+              <w:left w:type="dxa" w:w="120"/>
+              <w:bottom w:type="dxa" w:w="80"/>
+              <w:right w:type="dxa" w:w="120"/>
+            </w:tcMar>
+            <w:vAlign w:val="center"/>
+          </w:tcPr>
+          <w:p>
+            <w:pPr>
+              <w:spacing w:line="300"/>
+              <w:jc w:val="center"/>
+            </w:pPr>
+            <w:r>
+              <w:rPr>
+                <w:rFonts w:ascii="Calibri" w:eastAsia="Microsoft YaHei"/>
+                <w:b/>
+                <w:bCs/>
+                <w:color w:val="FFFFFF"/>
+                <w:sz w:val="21"/>
+                <w:szCs w:val="21"/>
+              </w:rPr>
+              <w:t xml:space="preserve">发票</w:t>
+            </w:r>
+          </w:p>
+        </w:tc>
+        <w:tc>
+          <w:tcPr>
+            <w:tcW w:type="dxa" w:w="1464"/>
+            <w:shd w:fill="1B6B7A" w:val="clear"/>
+            <w:tcMar>
+              <w:top w:type="dxa" w:w="80"/>
+              <w:left w:type="dxa" w:w="120"/>
+              <w:bottom w:type="dxa" w:w="80"/>
+              <w:right w:type="dxa" w:w="120"/>
+            </w:tcMar>
+            <w:vAlign w:val="center"/>
+          </w:tcPr>
+          <w:p>
+            <w:pPr>
+              <w:spacing w:line="300"/>
+              <w:jc w:val="center"/>
+            </w:pPr>
+            <w:r>
+              <w:rPr>
+                <w:rFonts w:ascii="Calibri" w:eastAsia="Microsoft YaHei"/>
+                <w:b/>
+                <w:bCs/>
+                <w:color w:val="FFFFFF"/>
+                <w:sz w:val="21"/>
+                <w:szCs w:val="21"/>
+              </w:rPr>
+              <w:t xml:space="preserve">流程</w:t>
+            </w:r>
+          </w:p>
+        </w:tc>
+      </w:tr>
+      <w:tr>
+        <w:trPr>
+          <w:cantSplit/>
+        </w:trPr>
+        <w:tc>
+          <w:tcPr>
+            <w:tcW w:type="dxa" w:w="1464"/>
+            <w:tcMar>
+              <w:top w:type="dxa" w:w="70"/>
+              <w:left w:type="dxa" w:w="120"/>
+              <w:bottom w:type="dxa" w:w="70"/>
+              <w:right w:type="dxa" w:w="120"/>
+            </w:tcMar>
+            <w:vAlign w:val="center"/>
+          </w:tcPr>
+          <w:p>
+            <w:pPr>
+              <w:spacing w:line="300"/>
+              <w:jc w:val="left"/>
+            </w:pPr>
+            <w:r>
+              <w:rPr>
+                <w:rFonts w:ascii="Calibri" w:eastAsia="Microsoft YaHei"/>
+                <w:color w:val="1A2B33"/>
+                <w:sz w:val="21"/>
+                <w:szCs w:val="21"/>
+              </w:rPr>
+              <w:t xml:space="preserve">D1</w:t>
+            </w:r>
+          </w:p>
+        </w:tc>
+        <w:tc>
+          <w:tcPr>
+            <w:tcW w:type="dxa" w:w="1464"/>
+            <w:tcMar>
+              <w:top w:type="dxa" w:w="70"/>
+              <w:left w:type="dxa" w:w="120"/>
+              <w:bottom w:type="dxa" w:w="70"/>
+              <w:right w:type="dxa" w:w="120"/>
+            </w:tcMar>
+            <w:vAlign w:val="center"/>
+          </w:tcPr>
+          <w:p>
+            <w:pPr>
+              <w:spacing w:line="300"/>
+              <w:jc w:val="left"/>
+            </w:pPr>
+            <w:r>
+              <w:rPr>
+                <w:rFonts w:ascii="Calibri" w:eastAsia="Microsoft YaHei"/>
+                <w:color w:val="1A2B33"/>
+                <w:sz w:val="21"/>
+                <w:szCs w:val="21"/>
+              </w:rPr>
+              <w:t xml:space="preserve">退款 政策</w:t>
+            </w:r>
+          </w:p>
+        </w:tc>
+        <w:tc>
+          <w:tcPr>
+            <w:tcW w:type="dxa" w:w="1464"/>
+            <w:tcMar>
+              <w:top w:type="dxa" w:w="70"/>
+              <w:left w:type="dxa" w:w="120"/>
+              <w:bottom w:type="dxa" w:w="70"/>
+              <w:right w:type="dxa" w:w="120"/>
+            </w:tcMar>
+            <w:vAlign w:val="center"/>
+          </w:tcPr>
+          <w:p>
+            <w:pPr>
+              <w:spacing w:line="300"/>
+              <w:jc w:val="left"/>
+            </w:pPr>
+            <w:r>
+              <w:rPr>
+                <w:rFonts w:ascii="Calibri" w:eastAsia="Microsoft YaHei"/>
+                <w:color w:val="1A2B33"/>
+                <w:sz w:val="21"/>
+                <w:szCs w:val="21"/>
+              </w:rPr>
+              <w:t xml:space="preserve">0.8</w:t>
+            </w:r>
+          </w:p>
+        </w:tc>
+        <w:tc>
+          <w:tcPr>
+            <w:tcW w:type="dxa" w:w="1464"/>
+            <w:tcMar>
+              <w:top w:type="dxa" w:w="70"/>
+              <w:left w:type="dxa" w:w="120"/>
+              <w:bottom w:type="dxa" w:w="70"/>
+              <w:right w:type="dxa" w:w="120"/>
+            </w:tcMar>
+            <w:vAlign w:val="center"/>
+          </w:tcPr>
+          <w:p>
+            <w:pPr>
+              <w:spacing w:line="300"/>
+              <w:jc w:val="left"/>
+            </w:pPr>
+            <w:r>
+              <w:rPr>
+                <w:rFonts w:ascii="Calibri" w:eastAsia="Microsoft YaHei"/>
+                <w:color w:val="1A2B33"/>
+                <w:sz w:val="21"/>
+                <w:szCs w:val="21"/>
+              </w:rPr>
+              <w:t xml:space="preserve">0.9</w:t>
+            </w:r>
+          </w:p>
+        </w:tc>
+        <w:tc>
+          <w:tcPr>
+            <w:tcW w:type="dxa" w:w="1464"/>
+            <w:tcMar>
+              <w:top w:type="dxa" w:w="70"/>
+              <w:left w:type="dxa" w:w="120"/>
+              <w:bottom w:type="dxa" w:w="70"/>
+              <w:right w:type="dxa" w:w="120"/>
+            </w:tcMar>
+            <w:vAlign w:val="center"/>
+          </w:tcPr>
+          <w:p>
+            <w:pPr>
+              <w:spacing w:line="300"/>
+              <w:jc w:val="left"/>
+            </w:pPr>
+            <w:r>
+              <w:rPr>
+                <w:rFonts w:ascii="Calibri" w:eastAsia="Microsoft YaHei"/>
+                <w:color w:val="1A2B33"/>
+                <w:sz w:val="21"/>
+                <w:szCs w:val="21"/>
+              </w:rPr>
+              <w:t xml:space="preserve">0</w:t>
+            </w:r>
+          </w:p>
+        </w:tc>
+        <w:tc>
+          <w:tcPr>
+            <w:tcW w:type="dxa" w:w="1464"/>
+            <w:tcMar>
+              <w:top w:type="dxa" w:w="70"/>
+              <w:left w:type="dxa" w:w="120"/>
+              <w:bottom w:type="dxa" w:w="70"/>
+              <w:right w:type="dxa" w:w="120"/>
+            </w:tcMar>
+            <w:vAlign w:val="center"/>
+          </w:tcPr>
+          <w:p>
+            <w:pPr>
+              <w:spacing w:line="300"/>
+              <w:jc w:val="left"/>
+            </w:pPr>
+            <w:r>
+              <w:rPr>
+                <w:rFonts w:ascii="Calibri" w:eastAsia="Microsoft YaHei"/>
+                <w:color w:val="1A2B33"/>
+                <w:sz w:val="21"/>
+                <w:szCs w:val="21"/>
+              </w:rPr>
+              <w:t xml:space="preserve">0</w:t>
+            </w:r>
+          </w:p>
+        </w:tc>
+      </w:tr>
+      <w:tr>
+        <w:trPr>
+          <w:cantSplit/>
+        </w:trPr>
+        <w:tc>
+          <w:tcPr>
+            <w:tcW w:type="dxa" w:w="1464"/>
+            <w:shd w:fill="EDF3F5" w:val="clear"/>
+            <w:tcMar>
+              <w:top w:type="dxa" w:w="70"/>
+              <w:left w:type="dxa" w:w="120"/>
+              <w:bottom w:type="dxa" w:w="70"/>
+              <w:right w:type="dxa" w:w="120"/>
+            </w:tcMar>
+            <w:vAlign w:val="center"/>
+          </w:tcPr>
+          <w:p>
+            <w:pPr>
+              <w:spacing w:line="300"/>
+              <w:jc w:val="left"/>
+            </w:pPr>
+            <w:r>
+              <w:rPr>
+                <w:rFonts w:ascii="Calibri" w:eastAsia="Microsoft YaHei"/>
+                <w:color w:val="1A2B33"/>
+                <w:sz w:val="21"/>
+                <w:szCs w:val="21"/>
+              </w:rPr>
+              <w:t xml:space="preserve">D2</w:t>
+            </w:r>
+          </w:p>
+        </w:tc>
+        <w:tc>
+          <w:tcPr>
+            <w:tcW w:type="dxa" w:w="1464"/>
+            <w:shd w:fill="EDF3F5" w:val="clear"/>
+            <w:tcMar>
+              <w:top w:type="dxa" w:w="70"/>
+              <w:left w:type="dxa" w:w="120"/>
+              <w:bottom w:type="dxa" w:w="70"/>
+              <w:right w:type="dxa" w:w="120"/>
+            </w:tcMar>
+            <w:vAlign w:val="center"/>
+          </w:tcPr>
+          <w:p>
+            <w:pPr>
+              <w:spacing w:line="300"/>
+              <w:jc w:val="left"/>
+            </w:pPr>
+            <w:r>
+              <w:rPr>
+                <w:rFonts w:ascii="Calibri" w:eastAsia="Microsoft YaHei"/>
+                <w:color w:val="1A2B33"/>
+                <w:sz w:val="21"/>
+                <w:szCs w:val="21"/>
+              </w:rPr>
+              <w:t xml:space="preserve">退款 流程</w:t>
+            </w:r>
+          </w:p>
+        </w:tc>
+        <w:tc>
+          <w:tcPr>
+            <w:tcW w:type="dxa" w:w="1464"/>
+            <w:shd w:fill="EDF3F5" w:val="clear"/>
+            <w:tcMar>
+              <w:top w:type="dxa" w:w="70"/>
+              <w:left w:type="dxa" w:w="120"/>
+              <w:bottom w:type="dxa" w:w="70"/>
+              <w:right w:type="dxa" w:w="120"/>
+            </w:tcMar>
+            <w:vAlign w:val="center"/>
+          </w:tcPr>
+          <w:p>
+            <w:pPr>
+              <w:spacing w:line="300"/>
+              <w:jc w:val="left"/>
+            </w:pPr>
+            <w:r>
+              <w:rPr>
+                <w:rFonts w:ascii="Calibri" w:eastAsia="Microsoft YaHei"/>
+                <w:color w:val="1A2B33"/>
+                <w:sz w:val="21"/>
+                <w:szCs w:val="21"/>
+              </w:rPr>
+              <w:t xml:space="preserve">0.7</w:t>
+            </w:r>
+          </w:p>
+        </w:tc>
+        <w:tc>
+          <w:tcPr>
+            <w:tcW w:type="dxa" w:w="1464"/>
+            <w:shd w:fill="EDF3F5" w:val="clear"/>
+            <w:tcMar>
+              <w:top w:type="dxa" w:w="70"/>
+              <w:left w:type="dxa" w:w="120"/>
+              <w:bottom w:type="dxa" w:w="70"/>
+              <w:right w:type="dxa" w:w="120"/>
+            </w:tcMar>
+            <w:vAlign w:val="center"/>
+          </w:tcPr>
+          <w:p>
+            <w:pPr>
+              <w:spacing w:line="300"/>
+              <w:jc w:val="left"/>
+            </w:pPr>
+            <w:r>
+              <w:rPr>
+                <w:rFonts w:ascii="Calibri" w:eastAsia="Microsoft YaHei"/>
+                <w:color w:val="1A2B33"/>
+                <w:sz w:val="21"/>
+                <w:szCs w:val="21"/>
+              </w:rPr>
+              <w:t xml:space="preserve">0</w:t>
+            </w:r>
+          </w:p>
+        </w:tc>
+        <w:tc>
+          <w:tcPr>
+            <w:tcW w:type="dxa" w:w="1464"/>
+            <w:shd w:fill="EDF3F5" w:val="clear"/>
+            <w:tcMar>
+              <w:top w:type="dxa" w:w="70"/>
+              <w:left w:type="dxa" w:w="120"/>
+              <w:bottom w:type="dxa" w:w="70"/>
+              <w:right w:type="dxa" w:w="120"/>
+            </w:tcMar>
+            <w:vAlign w:val="center"/>
+          </w:tcPr>
+          <w:p>
+            <w:pPr>
+              <w:spacing w:line="300"/>
+              <w:jc w:val="left"/>
+            </w:pPr>
+            <w:r>
+              <w:rPr>
+                <w:rFonts w:ascii="Calibri" w:eastAsia="Microsoft YaHei"/>
+                <w:color w:val="1A2B33"/>
+                <w:sz w:val="21"/>
+                <w:szCs w:val="21"/>
+              </w:rPr>
+              <w:t xml:space="preserve">0</w:t>
+            </w:r>
+          </w:p>
+        </w:tc>
+        <w:tc>
+          <w:tcPr>
+            <w:tcW w:type="dxa" w:w="1464"/>
+            <w:shd w:fill="EDF3F5" w:val="clear"/>
+            <w:tcMar>
+              <w:top w:type="dxa" w:w="70"/>
+              <w:left w:type="dxa" w:w="120"/>
+              <w:bottom w:type="dxa" w:w="70"/>
+              <w:right w:type="dxa" w:w="120"/>
+            </w:tcMar>
+            <w:vAlign w:val="center"/>
+          </w:tcPr>
+          <w:p>
+            <w:pPr>
+              <w:spacing w:line="300"/>
+              <w:jc w:val="left"/>
+            </w:pPr>
+            <w:r>
+              <w:rPr>
+                <w:rFonts w:ascii="Calibri" w:eastAsia="Microsoft YaHei"/>
+                <w:color w:val="1A2B33"/>
+                <w:sz w:val="21"/>
+                <w:szCs w:val="21"/>
+              </w:rPr>
+              <w:t xml:space="preserve">0.6</w:t>
+            </w:r>
+          </w:p>
+        </w:tc>
+      </w:tr>
+      <w:tr>
+        <w:trPr>
+          <w:cantSplit/>
+        </w:trPr>
+        <w:tc>
+          <w:tcPr>
+            <w:tcW w:type="dxa" w:w="1464"/>
+            <w:tcMar>
+              <w:top w:type="dxa" w:w="70"/>
+              <w:left w:type="dxa" w:w="120"/>
+              <w:bottom w:type="dxa" w:w="70"/>
+              <w:right w:type="dxa" w:w="120"/>
+            </w:tcMar>
+            <w:vAlign w:val="center"/>
+          </w:tcPr>
+          <w:p>
+            <w:pPr>
+              <w:spacing w:line="300"/>
+              <w:jc w:val="left"/>
+            </w:pPr>
+            <w:r>
+              <w:rPr>
+                <w:rFonts w:ascii="Calibri" w:eastAsia="Microsoft YaHei"/>
+                <w:color w:val="1A2B33"/>
+                <w:sz w:val="21"/>
+                <w:szCs w:val="21"/>
+              </w:rPr>
+              <w:t xml:space="preserve">D3</w:t>
+            </w:r>
+          </w:p>
+        </w:tc>
+        <w:tc>
+          <w:tcPr>
+            <w:tcW w:type="dxa" w:w="1464"/>
+            <w:tcMar>
+              <w:top w:type="dxa" w:w="70"/>
+              <w:left w:type="dxa" w:w="120"/>
+              <w:bottom w:type="dxa" w:w="70"/>
+              <w:right w:type="dxa" w:w="120"/>
+            </w:tcMar>
+            <w:vAlign w:val="center"/>
+          </w:tcPr>
+          <w:p>
+            <w:pPr>
+              <w:spacing w:line="300"/>
+              <w:jc w:val="left"/>
+            </w:pPr>
+            <w:r>
+              <w:rPr>
+                <w:rFonts w:ascii="Calibri" w:eastAsia="Microsoft YaHei"/>
+                <w:color w:val="1A2B33"/>
+                <w:sz w:val="21"/>
+                <w:szCs w:val="21"/>
+              </w:rPr>
+              <w:t xml:space="preserve">发票 政策</w:t>
+            </w:r>
+          </w:p>
+        </w:tc>
+        <w:tc>
+          <w:tcPr>
+            <w:tcW w:type="dxa" w:w="1464"/>
+            <w:tcMar>
+              <w:top w:type="dxa" w:w="70"/>
+              <w:left w:type="dxa" w:w="120"/>
+              <w:bottom w:type="dxa" w:w="70"/>
+              <w:right w:type="dxa" w:w="120"/>
+            </w:tcMar>
+            <w:vAlign w:val="center"/>
+          </w:tcPr>
+          <w:p>
+            <w:pPr>
+              <w:spacing w:line="300"/>
+              <w:jc w:val="left"/>
+            </w:pPr>
+            <w:r>
+              <w:rPr>
+                <w:rFonts w:ascii="Calibri" w:eastAsia="Microsoft YaHei"/>
+                <w:color w:val="1A2B33"/>
+                <w:sz w:val="21"/>
+                <w:szCs w:val="21"/>
+              </w:rPr>
+              <w:t xml:space="preserve">0</w:t>
+            </w:r>
+          </w:p>
+        </w:tc>
+        <w:tc>
+          <w:tcPr>
+            <w:tcW w:type="dxa" w:w="1464"/>
+            <w:tcMar>
+              <w:top w:type="dxa" w:w="70"/>
+              <w:left w:type="dxa" w:w="120"/>
+              <w:bottom w:type="dxa" w:w="70"/>
+              <w:right w:type="dxa" w:w="120"/>
+            </w:tcMar>
+            <w:vAlign w:val="center"/>
+          </w:tcPr>
+          <w:p>
+            <w:pPr>
+              <w:spacing w:line="300"/>
+              <w:jc w:val="left"/>
+            </w:pPr>
+            <w:r>
+              <w:rPr>
+                <w:rFonts w:ascii="Calibri" w:eastAsia="Microsoft YaHei"/>
+                <w:color w:val="1A2B33"/>
+                <w:sz w:val="21"/>
+                <w:szCs w:val="21"/>
+              </w:rPr>
+              <w:t xml:space="preserve">0.9</w:t>
+            </w:r>
+          </w:p>
+        </w:tc>
+        <w:tc>
+          <w:tcPr>
+            <w:tcW w:type="dxa" w:w="1464"/>
+            <w:tcMar>
+              <w:top w:type="dxa" w:w="70"/>
+              <w:left w:type="dxa" w:w="120"/>
+              <w:bottom w:type="dxa" w:w="70"/>
+              <w:right w:type="dxa" w:w="120"/>
+            </w:tcMar>
+            <w:vAlign w:val="center"/>
+          </w:tcPr>
+          <w:p>
+            <w:pPr>
+              <w:spacing w:line="300"/>
+              <w:jc w:val="left"/>
+            </w:pPr>
+            <w:r>
+              <w:rPr>
+                <w:rFonts w:ascii="Calibri" w:eastAsia="Microsoft YaHei"/>
+                <w:color w:val="1A2B33"/>
+                <w:sz w:val="21"/>
+                <w:szCs w:val="21"/>
+              </w:rPr>
+              <w:t xml:space="preserve">0.8</w:t>
+            </w:r>
+          </w:p>
+        </w:tc>
+        <w:tc>
+          <w:tcPr>
+            <w:tcW w:type="dxa" w:w="1464"/>
+            <w:tcMar>
+              <w:top w:type="dxa" w:w="70"/>
+              <w:left w:type="dxa" w:w="120"/>
+              <w:bottom w:type="dxa" w:w="70"/>
+              <w:right w:type="dxa" w:w="120"/>
+            </w:tcMar>
+            <w:vAlign w:val="center"/>
+          </w:tcPr>
+          <w:p>
+            <w:pPr>
+              <w:spacing w:line="300"/>
+              <w:jc w:val="left"/>
+            </w:pPr>
+            <w:r>
+              <w:rPr>
+                <w:rFonts w:ascii="Calibri" w:eastAsia="Microsoft YaHei"/>
+                <w:color w:val="1A2B33"/>
+                <w:sz w:val="21"/>
+                <w:szCs w:val="21"/>
+              </w:rPr>
+              <w:t xml:space="preserve">0</w:t>
+            </w:r>
+          </w:p>
+        </w:tc>
+      </w:tr>
+    </w:tbl>
+    <w:p>
+      <w:pPr>
+        <w:spacing w:after="120"/>
+      </w:pPr>
+    </w:p>
+    <w:p>
+      <w:pPr>
+        <w:spacing w:line="312"/>
+        <w:ind w:firstLine="480"/>
+        <w:jc w:val="both"/>
+      </w:pPr>
+      <w:r>
+        <w:rPr>
+          <w:rFonts w:ascii="Calibri" w:eastAsia="Microsoft YaHei"/>
+          <w:color w:val="1A2B33"/>
+          <w:sz w:val="24"/>
+          <w:szCs w:val="24"/>
+        </w:rPr>
+        <w:t xml:space="preserve">查询"退款"被编码成 [1, 0, 0, 0]，检索就是算"查询向量与文档向量的内积"（分数越高越相关）：D1 得 0.8、D2 得 0.7、D3 得 0。内积在稀疏向量上有一个漂亮的等价物——**只有双方都非零的维度（共同的词）才贡献分数**，所以实际计算不需要真的乘 3 万次，只需要沿着"查询里的词"去查。这正是倒排索引（inverted index）高效的原因：倒排表记录"每个词出现在哪些文档里"，查询时只顺着查询词去取候选，与词表大小无关。Elasticsearch、Lucene、PostgreSQL 全文检索能毫秒级响应，靠的就是这套结构。</w:t>
+      </w:r>
+    </w:p>
+    <w:p>
+      <w:pPr>
+        <w:spacing w:line="312"/>
+        <w:ind w:firstLine="480"/>
+        <w:jc w:val="both"/>
+      </w:pPr>
+      <w:r>
+        <w:rPr>
+          <w:rFonts w:ascii="Calibri" w:eastAsia="Microsoft YaHei"/>
+          <w:color w:val="1A2B33"/>
+          <w:sz w:val="24"/>
+          <w:szCs w:val="24"/>
+        </w:rPr>
+        <w:t xml:space="preserve">那么权重从哪里来？最经典的一族公式是 TF-IDF：一个词在文档里出现越多（TF，词频）越重要；但同时，在整个语料库里越常见（DF，文档频率）的词越不重要——"的"到处都是，含它等于什么都没说，而"退款"只在少数文档出现，一旦出现就是强信号。IDF 就是"给罕见词抬高、给常见词压低"的那部分权重。**BM25 就是 TF-IDF 的现代化改良版**：保留完全相同的"稀疏坐标 + 词权重 + 内积打分"结构，只把词频与文档长度这两件事处理得更精细。换句话说，BM25 检索与向量检索并不是两种平行的东西——BM25 就是一种"权重给定、坐标可读"的向量检索。</w:t>
+      </w:r>
+    </w:p>
+    <w:p>
+      <w:pPr>
+        <w:spacing w:line="312"/>
+        <w:ind w:firstLine="480"/>
+        <w:jc w:val="both"/>
+      </w:pPr>
+      <w:r>
+        <w:rPr>
+          <w:rFonts w:ascii="Calibri" w:eastAsia="Microsoft YaHei"/>
+          <w:color w:val="1A2B33"/>
+          <w:sz w:val="24"/>
+          <w:szCs w:val="24"/>
+        </w:rPr>
+        <w:t xml:space="preserve">稀疏向量的性格可以总结成一张清单。**可解释**：非零项就是原文的词，任何一次命中都能拆成"命中了'退款'，贡献 0.61 分"；**对精确记号天生敏感**：编号 A-1007、错误码 E502、人名缩写，只要字面出现就命中，不存在"语义模糊"；**零训练成本**：统计语料即可建立，新领域开箱即用，新增文档只要统计词频就能入索引；**不懂同义与改写**："注销账号"和"用户主体注销流程"字面对不上，得靠人工同义词词典搭桥；**依赖分词**：中文尤其明显——"退款政策"切成"退款/政策"还是"退/款/政/策"，直接决定检索效果，分词器就是稀疏检索的"嵌入模型"。</w:t>
+      </w:r>
+    </w:p>
+    <w:p>
+      <w:pPr>
+        <w:pStyle w:val="Heading2"/>
+        <w:keepNext/>
+        <w:spacing w:after="140" w:before="280" w:line="360" w:lineRule="atLeast"/>
+      </w:pPr>
+      <w:bookmarkStart w:id="100024" w:name="_Toc100024"/>
+      <w:r>
+        <w:rPr>
+          <w:rFonts w:ascii="Calibri" w:eastAsia="SimHei"/>
+          <w:b/>
+          <w:bCs/>
+          <w:color w:val="1B4A5C"/>
+          <w:sz w:val="28"/>
+          <w:szCs w:val="28"/>
+        </w:rPr>
+        <w:t xml:space="preserve">4.3 BM25 完全解析：公式的每一项都在解决什么问题</w:t>
+      </w:r>
+      <w:bookmarkEnd w:id="100024"/>
+    </w:p>
+    <w:p>
+      <w:pPr>
+        <w:spacing w:line="312"/>
+        <w:ind w:firstLine="480"/>
+        <w:jc w:val="both"/>
+      </w:pPr>
+      <w:r>
+        <w:rPr>
+          <w:rFonts w:ascii="Calibri" w:eastAsia="Microsoft YaHei"/>
+          <w:color w:val="1A2B33"/>
+          <w:sz w:val="24"/>
+          <w:szCs w:val="24"/>
+        </w:rPr>
+        <w:t xml:space="preserve">上一节说 BM25 是"TF-IDF 的现代化改良版"。它到底改良了什么？把公式摊开看，每一项都对应一个朴素的直觉，没有一处是凭空设计的。主流实现（Lucene / Elasticsearch / PostgreSQL 全文检索 / 各向量库的 BM25 支持）采用的公式如下：</w:t>
       </w:r>
     </w:p>
     <w:p>
@@ -6334,7 +7389,7 @@
           <w:sz w:val="18"/>
           <w:szCs w:val="18"/>
         </w:rPr>
-        <w:t xml:space="preserve">def reciprocal_rank_fusion(rankings, k: int = 60, weights=None):</w:t>
+        <w:t xml:space="preserve">score(q, d) = Σ   IDF(t) · [ f(t,d)·(k1+1) / ( f(t,d) + k1·(1 − b + b·|d|/avgdl) ) ]</w:t>
       </w:r>
     </w:p>
     <w:p>
@@ -6354,7 +7409,7 @@
           <w:sz w:val="18"/>
           <w:szCs w:val="18"/>
         </w:rPr>
-        <w:t xml:space="preserve">    """多路倒数排名融合；rankings 是各通道的文档 ID 列表（按名次排序）。"""</w:t>
+        <w:t xml:space="preserve">             t∈q</w:t>
       </w:r>
     </w:p>
     <w:p>
@@ -6374,7 +7429,7 @@
           <w:sz w:val="18"/>
           <w:szCs w:val="18"/>
         </w:rPr>
-        <w:t xml:space="preserve">    if weights is None:</w:t>
+        <w:t xml:space="preserve"> </w:t>
       </w:r>
     </w:p>
     <w:p>
@@ -6394,7 +7449,7 @@
           <w:sz w:val="18"/>
           <w:szCs w:val="18"/>
         </w:rPr>
-        <w:t xml:space="preserve">        weights = [1.0] * len(rankings)</w:t>
+        <w:t xml:space="preserve">其中：</w:t>
       </w:r>
     </w:p>
     <w:p>
@@ -6414,7 +7469,7 @@
           <w:sz w:val="18"/>
           <w:szCs w:val="18"/>
         </w:rPr>
-        <w:t xml:space="preserve">    scores = {}</w:t>
+        <w:t xml:space="preserve">  IDF(t) = ln( 1 + (N − nt + 0.5) / (nt + 0.5) )   （Lucene 平滑版本）</w:t>
       </w:r>
     </w:p>
     <w:p>
@@ -6434,7 +7489,7 @@
           <w:sz w:val="18"/>
           <w:szCs w:val="18"/>
         </w:rPr>
-        <w:t xml:space="preserve">    for ranking, weight in zip(rankings, weights):</w:t>
+        <w:t xml:space="preserve">  f(t,d) = 词 t 在文档 d 中出现的次数（词频 TF）</w:t>
       </w:r>
     </w:p>
     <w:p>
@@ -6454,7 +7509,7 @@
           <w:sz w:val="18"/>
           <w:szCs w:val="18"/>
         </w:rPr>
-        <w:t xml:space="preserve">        for rank, doc_id in enumerate(ranking, start=1):</w:t>
+        <w:t xml:space="preserve">  |d|    = 文档 d 的长度（词数）；avgdl = 语料库平均文档长度</w:t>
       </w:r>
     </w:p>
     <w:p>
@@ -6474,7 +7529,7 @@
           <w:sz w:val="18"/>
           <w:szCs w:val="18"/>
         </w:rPr>
-        <w:t xml:space="preserve">            scores[doc_id] = scores.get(doc_id, 0.0) + weight / (k + rank)</w:t>
+        <w:t xml:space="preserve">  N      = 语料库文档总数；nt = 含词 t 的文档数（文档频率 DF）</w:t>
       </w:r>
     </w:p>
     <w:p>
@@ -6494,7 +7549,7 @@
           <w:sz w:val="18"/>
           <w:szCs w:val="18"/>
         </w:rPr>
-        <w:t xml:space="preserve">    # 按融合得分降序；同分时按首次出现的通道顺序稳定排序</w:t>
+        <w:t xml:space="preserve">  k1     = 词频饱和参数，常用 1.2 ～ 2.0</w:t>
       </w:r>
     </w:p>
     <w:p>
@@ -6514,7 +7569,7 @@
           <w:sz w:val="18"/>
           <w:szCs w:val="18"/>
         </w:rPr>
-        <w:t xml:space="preserve">    return sorted(scores.items(), key=lambda x: -x[1])</w:t>
+        <w:t xml:space="preserve">  b      = 长度归一化强度，常用 0.75（0 = 不归一化，1 = 完全归一化）</w:t>
       </w:r>
     </w:p>
     <w:p>
@@ -6534,159 +7589,23 @@
           <w:sz w:val="18"/>
           <w:szCs w:val="18"/>
         </w:rPr>
-        <w:t xml:space="preserve"> </w:t>
-      </w:r>
-    </w:p>
-    <w:p>
-      <w:pPr>
-        <w:pBdr>
-          <w:left w:val="single" w:color="8FA6AD" w:sz="10" w:space="8"/>
-        </w:pBdr>
-        <w:shd w:fill="F4F6F7" w:val="clear"/>
-        <w:spacing w:after="0" w:before="0" w:line="276" w:lineRule="atLeast"/>
-        <w:ind w:left="240"/>
-        <w:jc w:val="left"/>
-      </w:pPr>
-      <w:r>
-        <w:rPr>
-          <w:rFonts w:ascii="Courier New" w:cs="Courier New" w:eastAsia="Microsoft YaHei" w:hAnsi="Courier New"/>
-          <w:color w:val="24343C"/>
-          <w:sz w:val="18"/>
-          <w:szCs w:val="18"/>
-        </w:rPr>
-        <w:t xml:space="preserve"># 示例：向量通道把 doc_B 排第 1，BM25 通道把 doc_A 排第 1</w:t>
-      </w:r>
-    </w:p>
-    <w:p>
-      <w:pPr>
-        <w:pBdr>
-          <w:left w:val="single" w:color="8FA6AD" w:sz="10" w:space="8"/>
-        </w:pBdr>
-        <w:shd w:fill="F4F6F7" w:val="clear"/>
-        <w:spacing w:after="0" w:before="0" w:line="276" w:lineRule="atLeast"/>
-        <w:ind w:left="240"/>
-        <w:jc w:val="left"/>
-      </w:pPr>
-      <w:r>
-        <w:rPr>
-          <w:rFonts w:ascii="Courier New" w:cs="Courier New" w:eastAsia="Microsoft YaHei" w:hAnsi="Courier New"/>
-          <w:color w:val="24343C"/>
-          <w:sz w:val="18"/>
-          <w:szCs w:val="18"/>
-        </w:rPr>
-        <w:t xml:space="preserve">vector_hits = ["doc_B", "doc_A", "doc_D", "doc_C"]</w:t>
-      </w:r>
-    </w:p>
-    <w:p>
-      <w:pPr>
-        <w:pBdr>
-          <w:left w:val="single" w:color="8FA6AD" w:sz="10" w:space="8"/>
-        </w:pBdr>
-        <w:shd w:fill="F4F6F7" w:val="clear"/>
-        <w:spacing w:after="0" w:before="0" w:line="276" w:lineRule="atLeast"/>
-        <w:ind w:left="240"/>
-        <w:jc w:val="left"/>
-      </w:pPr>
-      <w:r>
-        <w:rPr>
-          <w:rFonts w:ascii="Courier New" w:cs="Courier New" w:eastAsia="Microsoft YaHei" w:hAnsi="Courier New"/>
-          <w:color w:val="24343C"/>
-          <w:sz w:val="18"/>
-          <w:szCs w:val="18"/>
-        </w:rPr>
-        <w:t xml:space="preserve">bm25_hits   = ["doc_A", "doc_B", "doc_C", "doc_E"]</w:t>
-      </w:r>
-    </w:p>
-    <w:p>
-      <w:pPr>
-        <w:pBdr>
-          <w:left w:val="single" w:color="8FA6AD" w:sz="10" w:space="8"/>
-        </w:pBdr>
-        <w:shd w:fill="F4F6F7" w:val="clear"/>
-        <w:spacing w:after="0" w:before="0" w:line="276" w:lineRule="atLeast"/>
-        <w:ind w:left="240"/>
-        <w:jc w:val="left"/>
-      </w:pPr>
-      <w:r>
-        <w:rPr>
-          <w:rFonts w:ascii="Courier New" w:cs="Courier New" w:eastAsia="Microsoft YaHei" w:hAnsi="Courier New"/>
-          <w:color w:val="24343C"/>
-          <w:sz w:val="18"/>
-          <w:szCs w:val="18"/>
-        </w:rPr>
-        <w:t xml:space="preserve"> </w:t>
-      </w:r>
-    </w:p>
-    <w:p>
-      <w:pPr>
-        <w:pBdr>
-          <w:left w:val="single" w:color="8FA6AD" w:sz="10" w:space="8"/>
-        </w:pBdr>
-        <w:shd w:fill="F4F6F7" w:val="clear"/>
-        <w:spacing w:after="0" w:before="0" w:line="276" w:lineRule="atLeast"/>
-        <w:ind w:left="240"/>
-        <w:jc w:val="left"/>
-      </w:pPr>
-      <w:r>
-        <w:rPr>
-          <w:rFonts w:ascii="Courier New" w:cs="Courier New" w:eastAsia="Microsoft YaHei" w:hAnsi="Courier New"/>
-          <w:color w:val="24343C"/>
-          <w:sz w:val="18"/>
-          <w:szCs w:val="18"/>
-        </w:rPr>
-        <w:t xml:space="preserve">fused = reciprocal_rank_fusion([vector_hits, bm25_hits])</w:t>
-      </w:r>
-    </w:p>
-    <w:p>
-      <w:pPr>
-        <w:pBdr>
-          <w:left w:val="single" w:color="8FA6AD" w:sz="10" w:space="8"/>
-        </w:pBdr>
-        <w:shd w:fill="F4F6F7" w:val="clear"/>
-        <w:spacing w:after="0" w:before="0" w:line="276" w:lineRule="atLeast"/>
-        <w:ind w:left="240"/>
-        <w:jc w:val="left"/>
-      </w:pPr>
-      <w:r>
-        <w:rPr>
-          <w:rFonts w:ascii="Courier New" w:cs="Courier New" w:eastAsia="Microsoft YaHei" w:hAnsi="Courier New"/>
-          <w:color w:val="24343C"/>
-          <w:sz w:val="18"/>
-          <w:szCs w:val="18"/>
-        </w:rPr>
-        <w:t xml:space="preserve">print(fused[:3])  # 输出融合后的 Top-3 文档及得分</w:t>
-      </w:r>
-    </w:p>
-    <w:p>
-      <w:pPr>
-        <w:spacing w:line="312"/>
-        <w:ind w:firstLine="480"/>
-        <w:jc w:val="both"/>
-      </w:pPr>
-      <w:r>
-        <w:rPr>
-          <w:rFonts w:ascii="Calibri" w:eastAsia="Microsoft YaHei"/>
-          <w:color w:val="1A2B33"/>
-          <w:sz w:val="24"/>
-          <w:szCs w:val="24"/>
-        </w:rPr>
-        <w:t xml:space="preserve">走读这段代码，融合的逻辑清晰可见。两路排名列表各自贡献一份 1/(k+rank) 的得分，相同文档的得分相加；最后按总得分降序排序。函数还支持 weights 参数，让业务可以调整两路的相对重要性——例如对“专有名词多”的场景，可以让 BM25 通道的权重更高。</w:t>
-      </w:r>
-    </w:p>
-    <w:p>
-      <w:pPr>
-        <w:spacing w:line="312"/>
-        <w:ind w:firstLine="480"/>
-        <w:jc w:val="both"/>
-      </w:pPr>
-      <w:r>
-        <w:rPr>
-          <w:rFonts w:ascii="Calibri" w:eastAsia="Microsoft YaHei"/>
-          <w:color w:val="1A2B33"/>
-          <w:sz w:val="24"/>
-          <w:szCs w:val="24"/>
-        </w:rPr>
-        <w:t xml:space="preserve">在 Weaviate 中，alpha 参数本质上对应了这种加权思路：alpha 等于 0 表示纯 BM25，alpha 等于 1 表示纯向量，中间值是线性插值。Qdrant 的混合搜索 API 允许显式指定每个通道的权重；Milvus 2.5 以上通过 Function 机制在 schema 级别声明 BM25 通道。</w:t>
+        <w:t xml:space="preserve">  (k1+1) = 与排序无关的常数项（很多实现直接省略，不影响名次）</w:t>
+      </w:r>
+    </w:p>
+    <w:p>
+      <w:pPr>
+        <w:spacing w:line="312"/>
+        <w:ind w:firstLine="480"/>
+        <w:jc w:val="both"/>
+      </w:pPr>
+      <w:r>
+        <w:rPr>
+          <w:rFonts w:ascii="Calibri" w:eastAsia="Microsoft YaHei"/>
+          <w:color w:val="1A2B33"/>
+          <w:sz w:val="24"/>
+          <w:szCs w:val="24"/>
+        </w:rPr>
+        <w:t xml:space="preserve">逐项拆解这三个"零件"。**① IDF（逆文档频率，Inverse Document Frequency）——罕见的词更值钱。** 一个词出现在越少的文档里，它出现时提供的区分度越高：如果 100 万篇文档里"退款"只出现在 200 篇，那么某文档含"退款"就是强证据；"的"出现在 99% 的文档里，含它等于什么都没说。IDF 把这个直觉写成对数：罕见词的 IDF 高，常见词的 IDF 趋近于零。"政策"比"退款"更罕见时，"政策"的一次命中就比"退款"的一次命中更值钱——马上可以看到算例验证这一点。**② TF 饱和——第二次出现不如第一次值钱。** 公式里词频不是"乘上去"，而是走 f/(f+K) 这条饱和曲线：词频从 0 到 1 是质变（从"没有这个词"到"有"），从 1 到 2 还有明显增益，从 20 到 21 几乎无感。这正是"主题词出现一次已说明问题，重复 20 次不代表重要性大 20 倍"的数学化。k1 控制饱和的快慢与上限：k1 越大，重复出现的词还能持续加分，饱和上限（k1+1）越高；k1 越小，第一两次出现几乎就吃满了权重。**③ 长度归一化——长文档天然占便宜，要打折。** 一篇 5000 字的文档比 50 字的文档"撞上"查询词的概率大得多，不惩罚的话检索结果会被长文档霸榜。b 就是惩罚强度：把文档长度与平均长度的比值放进分母，b=0 完全不惩罚，b=1 完全按比例惩罚，0.75 是工业界多年积累的默认起点。</w:t>
       </w:r>
     </w:p>
     <w:p>
@@ -6698,7 +7617,7 @@
       <w:r>
         <w:drawing>
           <wp:inline distT="0" distB="0" distL="0" distR="0">
-            <wp:extent cx="5305425" cy="3181350"/>
+            <wp:extent cx="5391150" cy="3238500"/>
             <wp:effectExtent t="0" r="0" b="0" l="0"/>
             <wp:docPr id="1" name="" descr="" title=""/>
             <wp:cNvGraphicFramePr>
@@ -6723,6 +7642,4229 @@
                   <pic:spPr bwMode="auto">
                     <a:xfrm>
                       <a:off x="0" y="0"/>
+                      <a:ext cx="5391150" cy="3238500"/>
+                    </a:xfrm>
+                    <a:prstGeom prst="rect">
+                      <a:avLst/>
+                    </a:prstGeom>
+                  </pic:spPr>
+                </pic:pic>
+              </a:graphicData>
+            </a:graphic>
+          </wp:inline>
+        </w:drawing>
+      </w:r>
+    </w:p>
+    <w:p>
+      <w:pPr>
+        <w:keepNext w:val="false"/>
+        <w:spacing w:after="200" w:before="60" w:line="312"/>
+        <w:jc w:val="center"/>
+      </w:pPr>
+      <w:r>
+        <w:rPr>
+          <w:rFonts w:ascii="Calibri" w:eastAsia="Microsoft YaHei"/>
+          <w:b/>
+          <w:bCs/>
+          <w:color w:val="5A6B76"/>
+          <w:sz w:val="21"/>
+          <w:szCs w:val="21"/>
+        </w:rPr>
+        <w:t xml:space="preserve">图4-1 BM25 的两个调节旋钮：左为词频饱和曲线（k1 越大上限越高），右为文档长度惩罚（b 越大惩罚越重）</w:t>
+      </w:r>
+    </w:p>
+    <w:p>
+      <w:pPr>
+        <w:spacing w:line="312"/>
+        <w:ind w:firstLine="480"/>
+        <w:jc w:val="both"/>
+      </w:pPr>
+      <w:r>
+        <w:rPr>
+          <w:rFonts w:ascii="Calibri" w:eastAsia="Microsoft YaHei"/>
+          <w:color w:val="1A2B33"/>
+          <w:sz w:val="24"/>
+          <w:szCs w:val="24"/>
+        </w:rPr>
+        <w:t xml:space="preserve">光看公式还不够。跑一个完整的手算例子，你就彻底掌握了。**语料库共 5 篇文档**（假设已分词），查询为"退款 政策"：</w:t>
+      </w:r>
+    </w:p>
+    <w:p>
+      <w:pPr>
+        <w:keepNext/>
+        <w:spacing w:after="60" w:before="200" w:line="312"/>
+        <w:jc w:val="center"/>
+      </w:pPr>
+      <w:r>
+        <w:rPr>
+          <w:rFonts w:ascii="Calibri" w:eastAsia="Microsoft YaHei"/>
+          <w:b/>
+          <w:bCs/>
+          <w:color w:val="5A6B76"/>
+          <w:sz w:val="21"/>
+          <w:szCs w:val="21"/>
+        </w:rPr>
+        <w:t xml:space="preserve">表4-2 BM25 手算算例：语料与词频</w:t>
+      </w:r>
+    </w:p>
+    <w:tbl>
+      <w:tblPr>
+        <w:tblW w:type="dxa" w:w="8788"/>
+        <w:tblBorders>
+          <w:top w:val="single" w:color="1B6B7A" w:sz="4"/>
+          <w:left w:val="none" w:color="FFFFFF" w:sz="0"/>
+          <w:bottom w:val="single" w:color="1B6B7A" w:sz="4"/>
+          <w:right w:val="none" w:color="FFFFFF" w:sz="0"/>
+          <w:insideH w:val="single" w:color="C8DDE2" w:sz="1"/>
+          <w:insideV w:val="none" w:color="FFFFFF" w:sz="0"/>
+        </w:tblBorders>
+        <w:tblLayout w:type="fixed"/>
+      </w:tblPr>
+      <w:tblGrid>
+        <w:gridCol w:w="1757"/>
+        <w:gridCol w:w="1757"/>
+        <w:gridCol w:w="1757"/>
+        <w:gridCol w:w="1757"/>
+        <w:gridCol w:w="1757"/>
+      </w:tblGrid>
+      <w:tr>
+        <w:trPr>
+          <w:cantSplit/>
+          <w:tblHeader/>
+        </w:trPr>
+        <w:tc>
+          <w:tcPr>
+            <w:tcW w:type="dxa" w:w="1757"/>
+            <w:shd w:fill="1B6B7A" w:val="clear"/>
+            <w:tcMar>
+              <w:top w:type="dxa" w:w="80"/>
+              <w:left w:type="dxa" w:w="120"/>
+              <w:bottom w:type="dxa" w:w="80"/>
+              <w:right w:type="dxa" w:w="120"/>
+            </w:tcMar>
+            <w:vAlign w:val="center"/>
+          </w:tcPr>
+          <w:p>
+            <w:pPr>
+              <w:spacing w:line="300"/>
+              <w:jc w:val="center"/>
+            </w:pPr>
+            <w:r>
+              <w:rPr>
+                <w:rFonts w:ascii="Calibri" w:eastAsia="Microsoft YaHei"/>
+                <w:b/>
+                <w:bCs/>
+                <w:color w:val="FFFFFF"/>
+                <w:sz w:val="21"/>
+                <w:szCs w:val="21"/>
+              </w:rPr>
+              <w:t xml:space="preserve">文档</w:t>
+            </w:r>
+          </w:p>
+        </w:tc>
+        <w:tc>
+          <w:tcPr>
+            <w:tcW w:type="dxa" w:w="1757"/>
+            <w:shd w:fill="1B6B7A" w:val="clear"/>
+            <w:tcMar>
+              <w:top w:type="dxa" w:w="80"/>
+              <w:left w:type="dxa" w:w="120"/>
+              <w:bottom w:type="dxa" w:w="80"/>
+              <w:right w:type="dxa" w:w="120"/>
+            </w:tcMar>
+            <w:vAlign w:val="center"/>
+          </w:tcPr>
+          <w:p>
+            <w:pPr>
+              <w:spacing w:line="300"/>
+              <w:jc w:val="center"/>
+            </w:pPr>
+            <w:r>
+              <w:rPr>
+                <w:rFonts w:ascii="Calibri" w:eastAsia="Microsoft YaHei"/>
+                <w:b/>
+                <w:bCs/>
+                <w:color w:val="FFFFFF"/>
+                <w:sz w:val="21"/>
+                <w:szCs w:val="21"/>
+              </w:rPr>
+              <w:t xml:space="preserve">内容（已分词）</w:t>
+            </w:r>
+          </w:p>
+        </w:tc>
+        <w:tc>
+          <w:tcPr>
+            <w:tcW w:type="dxa" w:w="1757"/>
+            <w:shd w:fill="1B6B7A" w:val="clear"/>
+            <w:tcMar>
+              <w:top w:type="dxa" w:w="80"/>
+              <w:left w:type="dxa" w:w="120"/>
+              <w:bottom w:type="dxa" w:w="80"/>
+              <w:right w:type="dxa" w:w="120"/>
+            </w:tcMar>
+            <w:vAlign w:val="center"/>
+          </w:tcPr>
+          <w:p>
+            <w:pPr>
+              <w:spacing w:line="300"/>
+              <w:jc w:val="center"/>
+            </w:pPr>
+            <w:r>
+              <w:rPr>
+                <w:rFonts w:ascii="Calibri" w:eastAsia="Microsoft YaHei"/>
+                <w:b/>
+                <w:bCs/>
+                <w:color w:val="FFFFFF"/>
+                <w:sz w:val="21"/>
+                <w:szCs w:val="21"/>
+              </w:rPr>
+              <w:t xml:space="preserve">长度</w:t>
+            </w:r>
+          </w:p>
+        </w:tc>
+        <w:tc>
+          <w:tcPr>
+            <w:tcW w:type="dxa" w:w="1757"/>
+            <w:shd w:fill="1B6B7A" w:val="clear"/>
+            <w:tcMar>
+              <w:top w:type="dxa" w:w="80"/>
+              <w:left w:type="dxa" w:w="120"/>
+              <w:bottom w:type="dxa" w:w="80"/>
+              <w:right w:type="dxa" w:w="120"/>
+            </w:tcMar>
+            <w:vAlign w:val="center"/>
+          </w:tcPr>
+          <w:p>
+            <w:pPr>
+              <w:spacing w:line="300"/>
+              <w:jc w:val="center"/>
+            </w:pPr>
+            <w:r>
+              <w:rPr>
+                <w:rFonts w:ascii="Calibri" w:eastAsia="Microsoft YaHei"/>
+                <w:b/>
+                <w:bCs/>
+                <w:color w:val="FFFFFF"/>
+                <w:sz w:val="21"/>
+                <w:szCs w:val="21"/>
+              </w:rPr>
+              <w:t xml:space="preserve">"退款"次数</w:t>
+            </w:r>
+          </w:p>
+        </w:tc>
+        <w:tc>
+          <w:tcPr>
+            <w:tcW w:type="dxa" w:w="1757"/>
+            <w:shd w:fill="1B6B7A" w:val="clear"/>
+            <w:tcMar>
+              <w:top w:type="dxa" w:w="80"/>
+              <w:left w:type="dxa" w:w="120"/>
+              <w:bottom w:type="dxa" w:w="80"/>
+              <w:right w:type="dxa" w:w="120"/>
+            </w:tcMar>
+            <w:vAlign w:val="center"/>
+          </w:tcPr>
+          <w:p>
+            <w:pPr>
+              <w:spacing w:line="300"/>
+              <w:jc w:val="center"/>
+            </w:pPr>
+            <w:r>
+              <w:rPr>
+                <w:rFonts w:ascii="Calibri" w:eastAsia="Microsoft YaHei"/>
+                <w:b/>
+                <w:bCs/>
+                <w:color w:val="FFFFFF"/>
+                <w:sz w:val="21"/>
+                <w:szCs w:val="21"/>
+              </w:rPr>
+              <w:t xml:space="preserve">"政策"次数</w:t>
+            </w:r>
+          </w:p>
+        </w:tc>
+      </w:tr>
+      <w:tr>
+        <w:trPr>
+          <w:cantSplit/>
+        </w:trPr>
+        <w:tc>
+          <w:tcPr>
+            <w:tcW w:type="dxa" w:w="1757"/>
+            <w:tcMar>
+              <w:top w:type="dxa" w:w="70"/>
+              <w:left w:type="dxa" w:w="120"/>
+              <w:bottom w:type="dxa" w:w="70"/>
+              <w:right w:type="dxa" w:w="120"/>
+            </w:tcMar>
+            <w:vAlign w:val="center"/>
+          </w:tcPr>
+          <w:p>
+            <w:pPr>
+              <w:spacing w:line="300"/>
+              <w:jc w:val="left"/>
+            </w:pPr>
+            <w:r>
+              <w:rPr>
+                <w:rFonts w:ascii="Calibri" w:eastAsia="Microsoft YaHei"/>
+                <w:color w:val="1A2B33"/>
+                <w:sz w:val="21"/>
+                <w:szCs w:val="21"/>
+              </w:rPr>
+              <w:t xml:space="preserve">D1</w:t>
+            </w:r>
+          </w:p>
+        </w:tc>
+        <w:tc>
+          <w:tcPr>
+            <w:tcW w:type="dxa" w:w="1757"/>
+            <w:tcMar>
+              <w:top w:type="dxa" w:w="70"/>
+              <w:left w:type="dxa" w:w="120"/>
+              <w:bottom w:type="dxa" w:w="70"/>
+              <w:right w:type="dxa" w:w="120"/>
+            </w:tcMar>
+            <w:vAlign w:val="center"/>
+          </w:tcPr>
+          <w:p>
+            <w:pPr>
+              <w:spacing w:line="300"/>
+              <w:jc w:val="left"/>
+            </w:pPr>
+            <w:r>
+              <w:rPr>
+                <w:rFonts w:ascii="Calibri" w:eastAsia="Microsoft YaHei"/>
+                <w:color w:val="1A2B33"/>
+                <w:sz w:val="21"/>
+                <w:szCs w:val="21"/>
+              </w:rPr>
+              <w:t xml:space="preserve">退款 政策 说明</w:t>
+            </w:r>
+          </w:p>
+        </w:tc>
+        <w:tc>
+          <w:tcPr>
+            <w:tcW w:type="dxa" w:w="1757"/>
+            <w:tcMar>
+              <w:top w:type="dxa" w:w="70"/>
+              <w:left w:type="dxa" w:w="120"/>
+              <w:bottom w:type="dxa" w:w="70"/>
+              <w:right w:type="dxa" w:w="120"/>
+            </w:tcMar>
+            <w:vAlign w:val="center"/>
+          </w:tcPr>
+          <w:p>
+            <w:pPr>
+              <w:spacing w:line="300"/>
+              <w:jc w:val="left"/>
+            </w:pPr>
+            <w:r>
+              <w:rPr>
+                <w:rFonts w:ascii="Calibri" w:eastAsia="Microsoft YaHei"/>
+                <w:color w:val="1A2B33"/>
+                <w:sz w:val="21"/>
+                <w:szCs w:val="21"/>
+              </w:rPr>
+              <w:t xml:space="preserve">3</w:t>
+            </w:r>
+          </w:p>
+        </w:tc>
+        <w:tc>
+          <w:tcPr>
+            <w:tcW w:type="dxa" w:w="1757"/>
+            <w:tcMar>
+              <w:top w:type="dxa" w:w="70"/>
+              <w:left w:type="dxa" w:w="120"/>
+              <w:bottom w:type="dxa" w:w="70"/>
+              <w:right w:type="dxa" w:w="120"/>
+            </w:tcMar>
+            <w:vAlign w:val="center"/>
+          </w:tcPr>
+          <w:p>
+            <w:pPr>
+              <w:spacing w:line="300"/>
+              <w:jc w:val="left"/>
+            </w:pPr>
+            <w:r>
+              <w:rPr>
+                <w:rFonts w:ascii="Calibri" w:eastAsia="Microsoft YaHei"/>
+                <w:color w:val="1A2B33"/>
+                <w:sz w:val="21"/>
+                <w:szCs w:val="21"/>
+              </w:rPr>
+              <w:t xml:space="preserve">1</w:t>
+            </w:r>
+          </w:p>
+        </w:tc>
+        <w:tc>
+          <w:tcPr>
+            <w:tcW w:type="dxa" w:w="1757"/>
+            <w:tcMar>
+              <w:top w:type="dxa" w:w="70"/>
+              <w:left w:type="dxa" w:w="120"/>
+              <w:bottom w:type="dxa" w:w="70"/>
+              <w:right w:type="dxa" w:w="120"/>
+            </w:tcMar>
+            <w:vAlign w:val="center"/>
+          </w:tcPr>
+          <w:p>
+            <w:pPr>
+              <w:spacing w:line="300"/>
+              <w:jc w:val="left"/>
+            </w:pPr>
+            <w:r>
+              <w:rPr>
+                <w:rFonts w:ascii="Calibri" w:eastAsia="Microsoft YaHei"/>
+                <w:color w:val="1A2B33"/>
+                <w:sz w:val="21"/>
+                <w:szCs w:val="21"/>
+              </w:rPr>
+              <w:t xml:space="preserve">1</w:t>
+            </w:r>
+          </w:p>
+        </w:tc>
+      </w:tr>
+      <w:tr>
+        <w:trPr>
+          <w:cantSplit/>
+        </w:trPr>
+        <w:tc>
+          <w:tcPr>
+            <w:tcW w:type="dxa" w:w="1757"/>
+            <w:shd w:fill="EDF3F5" w:val="clear"/>
+            <w:tcMar>
+              <w:top w:type="dxa" w:w="70"/>
+              <w:left w:type="dxa" w:w="120"/>
+              <w:bottom w:type="dxa" w:w="70"/>
+              <w:right w:type="dxa" w:w="120"/>
+            </w:tcMar>
+            <w:vAlign w:val="center"/>
+          </w:tcPr>
+          <w:p>
+            <w:pPr>
+              <w:spacing w:line="300"/>
+              <w:jc w:val="left"/>
+            </w:pPr>
+            <w:r>
+              <w:rPr>
+                <w:rFonts w:ascii="Calibri" w:eastAsia="Microsoft YaHei"/>
+                <w:color w:val="1A2B33"/>
+                <w:sz w:val="21"/>
+                <w:szCs w:val="21"/>
+              </w:rPr>
+              <w:t xml:space="preserve">D2</w:t>
+            </w:r>
+          </w:p>
+        </w:tc>
+        <w:tc>
+          <w:tcPr>
+            <w:tcW w:type="dxa" w:w="1757"/>
+            <w:shd w:fill="EDF3F5" w:val="clear"/>
+            <w:tcMar>
+              <w:top w:type="dxa" w:w="70"/>
+              <w:left w:type="dxa" w:w="120"/>
+              <w:bottom w:type="dxa" w:w="70"/>
+              <w:right w:type="dxa" w:w="120"/>
+            </w:tcMar>
+            <w:vAlign w:val="center"/>
+          </w:tcPr>
+          <w:p>
+            <w:pPr>
+              <w:spacing w:line="300"/>
+              <w:jc w:val="left"/>
+            </w:pPr>
+            <w:r>
+              <w:rPr>
+                <w:rFonts w:ascii="Calibri" w:eastAsia="Microsoft YaHei"/>
+                <w:color w:val="1A2B33"/>
+                <w:sz w:val="21"/>
+                <w:szCs w:val="21"/>
+              </w:rPr>
+              <w:t xml:space="preserve">退款 流程 与 到账 时间</w:t>
+            </w:r>
+          </w:p>
+        </w:tc>
+        <w:tc>
+          <w:tcPr>
+            <w:tcW w:type="dxa" w:w="1757"/>
+            <w:shd w:fill="EDF3F5" w:val="clear"/>
+            <w:tcMar>
+              <w:top w:type="dxa" w:w="70"/>
+              <w:left w:type="dxa" w:w="120"/>
+              <w:bottom w:type="dxa" w:w="70"/>
+              <w:right w:type="dxa" w:w="120"/>
+            </w:tcMar>
+            <w:vAlign w:val="center"/>
+          </w:tcPr>
+          <w:p>
+            <w:pPr>
+              <w:spacing w:line="300"/>
+              <w:jc w:val="left"/>
+            </w:pPr>
+            <w:r>
+              <w:rPr>
+                <w:rFonts w:ascii="Calibri" w:eastAsia="Microsoft YaHei"/>
+                <w:color w:val="1A2B33"/>
+                <w:sz w:val="21"/>
+                <w:szCs w:val="21"/>
+              </w:rPr>
+              <w:t xml:space="preserve">5</w:t>
+            </w:r>
+          </w:p>
+        </w:tc>
+        <w:tc>
+          <w:tcPr>
+            <w:tcW w:type="dxa" w:w="1757"/>
+            <w:shd w:fill="EDF3F5" w:val="clear"/>
+            <w:tcMar>
+              <w:top w:type="dxa" w:w="70"/>
+              <w:left w:type="dxa" w:w="120"/>
+              <w:bottom w:type="dxa" w:w="70"/>
+              <w:right w:type="dxa" w:w="120"/>
+            </w:tcMar>
+            <w:vAlign w:val="center"/>
+          </w:tcPr>
+          <w:p>
+            <w:pPr>
+              <w:spacing w:line="300"/>
+              <w:jc w:val="left"/>
+            </w:pPr>
+            <w:r>
+              <w:rPr>
+                <w:rFonts w:ascii="Calibri" w:eastAsia="Microsoft YaHei"/>
+                <w:color w:val="1A2B33"/>
+                <w:sz w:val="21"/>
+                <w:szCs w:val="21"/>
+              </w:rPr>
+              <w:t xml:space="preserve">1</w:t>
+            </w:r>
+          </w:p>
+        </w:tc>
+        <w:tc>
+          <w:tcPr>
+            <w:tcW w:type="dxa" w:w="1757"/>
+            <w:shd w:fill="EDF3F5" w:val="clear"/>
+            <w:tcMar>
+              <w:top w:type="dxa" w:w="70"/>
+              <w:left w:type="dxa" w:w="120"/>
+              <w:bottom w:type="dxa" w:w="70"/>
+              <w:right w:type="dxa" w:w="120"/>
+            </w:tcMar>
+            <w:vAlign w:val="center"/>
+          </w:tcPr>
+          <w:p>
+            <w:pPr>
+              <w:spacing w:line="300"/>
+              <w:jc w:val="left"/>
+            </w:pPr>
+            <w:r>
+              <w:rPr>
+                <w:rFonts w:ascii="Calibri" w:eastAsia="Microsoft YaHei"/>
+                <w:color w:val="1A2B33"/>
+                <w:sz w:val="21"/>
+                <w:szCs w:val="21"/>
+              </w:rPr>
+              <w:t xml:space="preserve">0</w:t>
+            </w:r>
+          </w:p>
+        </w:tc>
+      </w:tr>
+      <w:tr>
+        <w:trPr>
+          <w:cantSplit/>
+        </w:trPr>
+        <w:tc>
+          <w:tcPr>
+            <w:tcW w:type="dxa" w:w="1757"/>
+            <w:tcMar>
+              <w:top w:type="dxa" w:w="70"/>
+              <w:left w:type="dxa" w:w="120"/>
+              <w:bottom w:type="dxa" w:w="70"/>
+              <w:right w:type="dxa" w:w="120"/>
+            </w:tcMar>
+            <w:vAlign w:val="center"/>
+          </w:tcPr>
+          <w:p>
+            <w:pPr>
+              <w:spacing w:line="300"/>
+              <w:jc w:val="left"/>
+            </w:pPr>
+            <w:r>
+              <w:rPr>
+                <w:rFonts w:ascii="Calibri" w:eastAsia="Microsoft YaHei"/>
+                <w:color w:val="1A2B33"/>
+                <w:sz w:val="21"/>
+                <w:szCs w:val="21"/>
+              </w:rPr>
+              <w:t xml:space="preserve">D3</w:t>
+            </w:r>
+          </w:p>
+        </w:tc>
+        <w:tc>
+          <w:tcPr>
+            <w:tcW w:type="dxa" w:w="1757"/>
+            <w:tcMar>
+              <w:top w:type="dxa" w:w="70"/>
+              <w:left w:type="dxa" w:w="120"/>
+              <w:bottom w:type="dxa" w:w="70"/>
+              <w:right w:type="dxa" w:w="120"/>
+            </w:tcMar>
+            <w:vAlign w:val="center"/>
+          </w:tcPr>
+          <w:p>
+            <w:pPr>
+              <w:spacing w:line="300"/>
+              <w:jc w:val="left"/>
+            </w:pPr>
+            <w:r>
+              <w:rPr>
+                <w:rFonts w:ascii="Calibri" w:eastAsia="Microsoft YaHei"/>
+                <w:color w:val="1A2B33"/>
+                <w:sz w:val="21"/>
+                <w:szCs w:val="21"/>
+              </w:rPr>
+              <w:t xml:space="preserve">会员 政策 与 积分 规则</w:t>
+            </w:r>
+          </w:p>
+        </w:tc>
+        <w:tc>
+          <w:tcPr>
+            <w:tcW w:type="dxa" w:w="1757"/>
+            <w:tcMar>
+              <w:top w:type="dxa" w:w="70"/>
+              <w:left w:type="dxa" w:w="120"/>
+              <w:bottom w:type="dxa" w:w="70"/>
+              <w:right w:type="dxa" w:w="120"/>
+            </w:tcMar>
+            <w:vAlign w:val="center"/>
+          </w:tcPr>
+          <w:p>
+            <w:pPr>
+              <w:spacing w:line="300"/>
+              <w:jc w:val="left"/>
+            </w:pPr>
+            <w:r>
+              <w:rPr>
+                <w:rFonts w:ascii="Calibri" w:eastAsia="Microsoft YaHei"/>
+                <w:color w:val="1A2B33"/>
+                <w:sz w:val="21"/>
+                <w:szCs w:val="21"/>
+              </w:rPr>
+              <w:t xml:space="preserve">5</w:t>
+            </w:r>
+          </w:p>
+        </w:tc>
+        <w:tc>
+          <w:tcPr>
+            <w:tcW w:type="dxa" w:w="1757"/>
+            <w:tcMar>
+              <w:top w:type="dxa" w:w="70"/>
+              <w:left w:type="dxa" w:w="120"/>
+              <w:bottom w:type="dxa" w:w="70"/>
+              <w:right w:type="dxa" w:w="120"/>
+            </w:tcMar>
+            <w:vAlign w:val="center"/>
+          </w:tcPr>
+          <w:p>
+            <w:pPr>
+              <w:spacing w:line="300"/>
+              <w:jc w:val="left"/>
+            </w:pPr>
+            <w:r>
+              <w:rPr>
+                <w:rFonts w:ascii="Calibri" w:eastAsia="Microsoft YaHei"/>
+                <w:color w:val="1A2B33"/>
+                <w:sz w:val="21"/>
+                <w:szCs w:val="21"/>
+              </w:rPr>
+              <w:t xml:space="preserve">0</w:t>
+            </w:r>
+          </w:p>
+        </w:tc>
+        <w:tc>
+          <w:tcPr>
+            <w:tcW w:type="dxa" w:w="1757"/>
+            <w:tcMar>
+              <w:top w:type="dxa" w:w="70"/>
+              <w:left w:type="dxa" w:w="120"/>
+              <w:bottom w:type="dxa" w:w="70"/>
+              <w:right w:type="dxa" w:w="120"/>
+            </w:tcMar>
+            <w:vAlign w:val="center"/>
+          </w:tcPr>
+          <w:p>
+            <w:pPr>
+              <w:spacing w:line="300"/>
+              <w:jc w:val="left"/>
+            </w:pPr>
+            <w:r>
+              <w:rPr>
+                <w:rFonts w:ascii="Calibri" w:eastAsia="Microsoft YaHei"/>
+                <w:color w:val="1A2B33"/>
+                <w:sz w:val="21"/>
+                <w:szCs w:val="21"/>
+              </w:rPr>
+              <w:t xml:space="preserve">1</w:t>
+            </w:r>
+          </w:p>
+        </w:tc>
+      </w:tr>
+      <w:tr>
+        <w:trPr>
+          <w:cantSplit/>
+        </w:trPr>
+        <w:tc>
+          <w:tcPr>
+            <w:tcW w:type="dxa" w:w="1757"/>
+            <w:shd w:fill="EDF3F5" w:val="clear"/>
+            <w:tcMar>
+              <w:top w:type="dxa" w:w="70"/>
+              <w:left w:type="dxa" w:w="120"/>
+              <w:bottom w:type="dxa" w:w="70"/>
+              <w:right w:type="dxa" w:w="120"/>
+            </w:tcMar>
+            <w:vAlign w:val="center"/>
+          </w:tcPr>
+          <w:p>
+            <w:pPr>
+              <w:spacing w:line="300"/>
+              <w:jc w:val="left"/>
+            </w:pPr>
+            <w:r>
+              <w:rPr>
+                <w:rFonts w:ascii="Calibri" w:eastAsia="Microsoft YaHei"/>
+                <w:color w:val="1A2B33"/>
+                <w:sz w:val="21"/>
+                <w:szCs w:val="21"/>
+              </w:rPr>
+              <w:t xml:space="preserve">D4</w:t>
+            </w:r>
+          </w:p>
+        </w:tc>
+        <w:tc>
+          <w:tcPr>
+            <w:tcW w:type="dxa" w:w="1757"/>
+            <w:shd w:fill="EDF3F5" w:val="clear"/>
+            <w:tcMar>
+              <w:top w:type="dxa" w:w="70"/>
+              <w:left w:type="dxa" w:w="120"/>
+              <w:bottom w:type="dxa" w:w="70"/>
+              <w:right w:type="dxa" w:w="120"/>
+            </w:tcMar>
+            <w:vAlign w:val="center"/>
+          </w:tcPr>
+          <w:p>
+            <w:pPr>
+              <w:spacing w:line="300"/>
+              <w:jc w:val="left"/>
+            </w:pPr>
+            <w:r>
+              <w:rPr>
+                <w:rFonts w:ascii="Calibri" w:eastAsia="Microsoft YaHei"/>
+                <w:color w:val="1A2B33"/>
+                <w:sz w:val="21"/>
+                <w:szCs w:val="21"/>
+              </w:rPr>
+              <w:t xml:space="preserve">发票 与 报销 说明</w:t>
+            </w:r>
+          </w:p>
+        </w:tc>
+        <w:tc>
+          <w:tcPr>
+            <w:tcW w:type="dxa" w:w="1757"/>
+            <w:shd w:fill="EDF3F5" w:val="clear"/>
+            <w:tcMar>
+              <w:top w:type="dxa" w:w="70"/>
+              <w:left w:type="dxa" w:w="120"/>
+              <w:bottom w:type="dxa" w:w="70"/>
+              <w:right w:type="dxa" w:w="120"/>
+            </w:tcMar>
+            <w:vAlign w:val="center"/>
+          </w:tcPr>
+          <w:p>
+            <w:pPr>
+              <w:spacing w:line="300"/>
+              <w:jc w:val="left"/>
+            </w:pPr>
+            <w:r>
+              <w:rPr>
+                <w:rFonts w:ascii="Calibri" w:eastAsia="Microsoft YaHei"/>
+                <w:color w:val="1A2B33"/>
+                <w:sz w:val="21"/>
+                <w:szCs w:val="21"/>
+              </w:rPr>
+              <w:t xml:space="preserve">4</w:t>
+            </w:r>
+          </w:p>
+        </w:tc>
+        <w:tc>
+          <w:tcPr>
+            <w:tcW w:type="dxa" w:w="1757"/>
+            <w:shd w:fill="EDF3F5" w:val="clear"/>
+            <w:tcMar>
+              <w:top w:type="dxa" w:w="70"/>
+              <w:left w:type="dxa" w:w="120"/>
+              <w:bottom w:type="dxa" w:w="70"/>
+              <w:right w:type="dxa" w:w="120"/>
+            </w:tcMar>
+            <w:vAlign w:val="center"/>
+          </w:tcPr>
+          <w:p>
+            <w:pPr>
+              <w:spacing w:line="300"/>
+              <w:jc w:val="left"/>
+            </w:pPr>
+            <w:r>
+              <w:rPr>
+                <w:rFonts w:ascii="Calibri" w:eastAsia="Microsoft YaHei"/>
+                <w:color w:val="1A2B33"/>
+                <w:sz w:val="21"/>
+                <w:szCs w:val="21"/>
+              </w:rPr>
+              <w:t xml:space="preserve">0</w:t>
+            </w:r>
+          </w:p>
+        </w:tc>
+        <w:tc>
+          <w:tcPr>
+            <w:tcW w:type="dxa" w:w="1757"/>
+            <w:shd w:fill="EDF3F5" w:val="clear"/>
+            <w:tcMar>
+              <w:top w:type="dxa" w:w="70"/>
+              <w:left w:type="dxa" w:w="120"/>
+              <w:bottom w:type="dxa" w:w="70"/>
+              <w:right w:type="dxa" w:w="120"/>
+            </w:tcMar>
+            <w:vAlign w:val="center"/>
+          </w:tcPr>
+          <w:p>
+            <w:pPr>
+              <w:spacing w:line="300"/>
+              <w:jc w:val="left"/>
+            </w:pPr>
+            <w:r>
+              <w:rPr>
+                <w:rFonts w:ascii="Calibri" w:eastAsia="Microsoft YaHei"/>
+                <w:color w:val="1A2B33"/>
+                <w:sz w:val="21"/>
+                <w:szCs w:val="21"/>
+              </w:rPr>
+              <w:t xml:space="preserve">0</w:t>
+            </w:r>
+          </w:p>
+        </w:tc>
+      </w:tr>
+      <w:tr>
+        <w:trPr>
+          <w:cantSplit/>
+        </w:trPr>
+        <w:tc>
+          <w:tcPr>
+            <w:tcW w:type="dxa" w:w="1757"/>
+            <w:tcMar>
+              <w:top w:type="dxa" w:w="70"/>
+              <w:left w:type="dxa" w:w="120"/>
+              <w:bottom w:type="dxa" w:w="70"/>
+              <w:right w:type="dxa" w:w="120"/>
+            </w:tcMar>
+            <w:vAlign w:val="center"/>
+          </w:tcPr>
+          <w:p>
+            <w:pPr>
+              <w:spacing w:line="300"/>
+              <w:jc w:val="left"/>
+            </w:pPr>
+            <w:r>
+              <w:rPr>
+                <w:rFonts w:ascii="Calibri" w:eastAsia="Microsoft YaHei"/>
+                <w:color w:val="1A2B33"/>
+                <w:sz w:val="21"/>
+                <w:szCs w:val="21"/>
+              </w:rPr>
+              <w:t xml:space="preserve">D5</w:t>
+            </w:r>
+          </w:p>
+        </w:tc>
+        <w:tc>
+          <w:tcPr>
+            <w:tcW w:type="dxa" w:w="1757"/>
+            <w:tcMar>
+              <w:top w:type="dxa" w:w="70"/>
+              <w:left w:type="dxa" w:w="120"/>
+              <w:bottom w:type="dxa" w:w="70"/>
+              <w:right w:type="dxa" w:w="120"/>
+            </w:tcMar>
+            <w:vAlign w:val="center"/>
+          </w:tcPr>
+          <w:p>
+            <w:pPr>
+              <w:spacing w:line="300"/>
+              <w:jc w:val="left"/>
+            </w:pPr>
+            <w:r>
+              <w:rPr>
+                <w:rFonts w:ascii="Calibri" w:eastAsia="Microsoft YaHei"/>
+                <w:color w:val="1A2B33"/>
+                <w:sz w:val="21"/>
+                <w:szCs w:val="21"/>
+              </w:rPr>
+              <w:t xml:space="preserve">退款 到账 说明</w:t>
+            </w:r>
+          </w:p>
+        </w:tc>
+        <w:tc>
+          <w:tcPr>
+            <w:tcW w:type="dxa" w:w="1757"/>
+            <w:tcMar>
+              <w:top w:type="dxa" w:w="70"/>
+              <w:left w:type="dxa" w:w="120"/>
+              <w:bottom w:type="dxa" w:w="70"/>
+              <w:right w:type="dxa" w:w="120"/>
+            </w:tcMar>
+            <w:vAlign w:val="center"/>
+          </w:tcPr>
+          <w:p>
+            <w:pPr>
+              <w:spacing w:line="300"/>
+              <w:jc w:val="left"/>
+            </w:pPr>
+            <w:r>
+              <w:rPr>
+                <w:rFonts w:ascii="Calibri" w:eastAsia="Microsoft YaHei"/>
+                <w:color w:val="1A2B33"/>
+                <w:sz w:val="21"/>
+                <w:szCs w:val="21"/>
+              </w:rPr>
+              <w:t xml:space="preserve">4</w:t>
+            </w:r>
+          </w:p>
+        </w:tc>
+        <w:tc>
+          <w:tcPr>
+            <w:tcW w:type="dxa" w:w="1757"/>
+            <w:tcMar>
+              <w:top w:type="dxa" w:w="70"/>
+              <w:left w:type="dxa" w:w="120"/>
+              <w:bottom w:type="dxa" w:w="70"/>
+              <w:right w:type="dxa" w:w="120"/>
+            </w:tcMar>
+            <w:vAlign w:val="center"/>
+          </w:tcPr>
+          <w:p>
+            <w:pPr>
+              <w:spacing w:line="300"/>
+              <w:jc w:val="left"/>
+            </w:pPr>
+            <w:r>
+              <w:rPr>
+                <w:rFonts w:ascii="Calibri" w:eastAsia="Microsoft YaHei"/>
+                <w:color w:val="1A2B33"/>
+                <w:sz w:val="21"/>
+                <w:szCs w:val="21"/>
+              </w:rPr>
+              <w:t xml:space="preserve">1</w:t>
+            </w:r>
+          </w:p>
+        </w:tc>
+        <w:tc>
+          <w:tcPr>
+            <w:tcW w:type="dxa" w:w="1757"/>
+            <w:tcMar>
+              <w:top w:type="dxa" w:w="70"/>
+              <w:left w:type="dxa" w:w="120"/>
+              <w:bottom w:type="dxa" w:w="70"/>
+              <w:right w:type="dxa" w:w="120"/>
+            </w:tcMar>
+            <w:vAlign w:val="center"/>
+          </w:tcPr>
+          <w:p>
+            <w:pPr>
+              <w:spacing w:line="300"/>
+              <w:jc w:val="left"/>
+            </w:pPr>
+            <w:r>
+              <w:rPr>
+                <w:rFonts w:ascii="Calibri" w:eastAsia="Microsoft YaHei"/>
+                <w:color w:val="1A2B33"/>
+                <w:sz w:val="21"/>
+                <w:szCs w:val="21"/>
+              </w:rPr>
+              <w:t xml:space="preserve">0</w:t>
+            </w:r>
+          </w:p>
+        </w:tc>
+      </w:tr>
+    </w:tbl>
+    <w:p>
+      <w:pPr>
+        <w:spacing w:after="120"/>
+      </w:pPr>
+    </w:p>
+    <w:p>
+      <w:pPr>
+        <w:spacing w:line="312"/>
+        <w:ind w:firstLine="480"/>
+        <w:jc w:val="both"/>
+      </w:pPr>
+      <w:r>
+        <w:rPr>
+          <w:rFonts w:ascii="Calibri" w:eastAsia="Microsoft YaHei"/>
+          <w:color w:val="1A2B33"/>
+          <w:sz w:val="24"/>
+          <w:szCs w:val="24"/>
+        </w:rPr>
+        <w:t xml:space="preserve">先算基础统计：N=5，平均长度 avgdl =（3+5+5+4+4)/5 = 4.2。"退款"出现在 D1、D2、D5 共 3 篇，代入 IDF 公式得 IDF(退款) ≈ 0.539；"政策"出现在 D1、D3 共 2 篇，IDF(政策) ≈ 0.875——**"政策"比"退款"更罕见，所以单次命中更值钱**。取 k1=1.2、b=0.75，逐篇计算如下表（数字四舍五入）：</w:t>
+      </w:r>
+    </w:p>
+    <w:p>
+      <w:pPr>
+        <w:keepNext/>
+        <w:spacing w:after="60" w:before="200" w:line="312"/>
+        <w:jc w:val="center"/>
+      </w:pPr>
+      <w:r>
+        <w:rPr>
+          <w:rFonts w:ascii="Calibri" w:eastAsia="Microsoft YaHei"/>
+          <w:b/>
+          <w:bCs/>
+          <w:color w:val="5A6B76"/>
+          <w:sz w:val="21"/>
+          <w:szCs w:val="21"/>
+        </w:rPr>
+        <w:t xml:space="preserve">表4-3 BM25 手算算例：逐篇得分</w:t>
+      </w:r>
+    </w:p>
+    <w:tbl>
+      <w:tblPr>
+        <w:tblW w:type="dxa" w:w="8788"/>
+        <w:tblBorders>
+          <w:top w:val="single" w:color="1B6B7A" w:sz="4"/>
+          <w:left w:val="none" w:color="FFFFFF" w:sz="0"/>
+          <w:bottom w:val="single" w:color="1B6B7A" w:sz="4"/>
+          <w:right w:val="none" w:color="FFFFFF" w:sz="0"/>
+          <w:insideH w:val="single" w:color="C8DDE2" w:sz="1"/>
+          <w:insideV w:val="none" w:color="FFFFFF" w:sz="0"/>
+        </w:tblBorders>
+        <w:tblLayout w:type="fixed"/>
+      </w:tblPr>
+      <w:tblGrid>
+        <w:gridCol w:w="1757"/>
+        <w:gridCol w:w="1757"/>
+        <w:gridCol w:w="1757"/>
+        <w:gridCol w:w="1757"/>
+        <w:gridCol w:w="1757"/>
+      </w:tblGrid>
+      <w:tr>
+        <w:trPr>
+          <w:cantSplit/>
+          <w:tblHeader/>
+        </w:trPr>
+        <w:tc>
+          <w:tcPr>
+            <w:tcW w:type="dxa" w:w="1757"/>
+            <w:shd w:fill="1B6B7A" w:val="clear"/>
+            <w:tcMar>
+              <w:top w:type="dxa" w:w="80"/>
+              <w:left w:type="dxa" w:w="120"/>
+              <w:bottom w:type="dxa" w:w="80"/>
+              <w:right w:type="dxa" w:w="120"/>
+            </w:tcMar>
+            <w:vAlign w:val="center"/>
+          </w:tcPr>
+          <w:p>
+            <w:pPr>
+              <w:spacing w:line="300"/>
+              <w:jc w:val="center"/>
+            </w:pPr>
+            <w:r>
+              <w:rPr>
+                <w:rFonts w:ascii="Calibri" w:eastAsia="Microsoft YaHei"/>
+                <w:b/>
+                <w:bCs/>
+                <w:color w:val="FFFFFF"/>
+                <w:sz w:val="21"/>
+                <w:szCs w:val="21"/>
+              </w:rPr>
+              <w:t xml:space="preserve">文档</w:t>
+            </w:r>
+          </w:p>
+        </w:tc>
+        <w:tc>
+          <w:tcPr>
+            <w:tcW w:type="dxa" w:w="1757"/>
+            <w:shd w:fill="1B6B7A" w:val="clear"/>
+            <w:tcMar>
+              <w:top w:type="dxa" w:w="80"/>
+              <w:left w:type="dxa" w:w="120"/>
+              <w:bottom w:type="dxa" w:w="80"/>
+              <w:right w:type="dxa" w:w="120"/>
+            </w:tcMar>
+            <w:vAlign w:val="center"/>
+          </w:tcPr>
+          <w:p>
+            <w:pPr>
+              <w:spacing w:line="300"/>
+              <w:jc w:val="center"/>
+            </w:pPr>
+            <w:r>
+              <w:rPr>
+                <w:rFonts w:ascii="Calibri" w:eastAsia="Microsoft YaHei"/>
+                <w:b/>
+                <w:bCs/>
+                <w:color w:val="FFFFFF"/>
+                <w:sz w:val="21"/>
+                <w:szCs w:val="21"/>
+              </w:rPr>
+              <w:t xml:space="preserve">长度因子 K</w:t>
+            </w:r>
+          </w:p>
+        </w:tc>
+        <w:tc>
+          <w:tcPr>
+            <w:tcW w:type="dxa" w:w="1757"/>
+            <w:shd w:fill="1B6B7A" w:val="clear"/>
+            <w:tcMar>
+              <w:top w:type="dxa" w:w="80"/>
+              <w:left w:type="dxa" w:w="120"/>
+              <w:bottom w:type="dxa" w:w="80"/>
+              <w:right w:type="dxa" w:w="120"/>
+            </w:tcMar>
+            <w:vAlign w:val="center"/>
+          </w:tcPr>
+          <w:p>
+            <w:pPr>
+              <w:spacing w:line="300"/>
+              <w:jc w:val="center"/>
+            </w:pPr>
+            <w:r>
+              <w:rPr>
+                <w:rFonts w:ascii="Calibri" w:eastAsia="Microsoft YaHei"/>
+                <w:b/>
+                <w:bCs/>
+                <w:color w:val="FFFFFF"/>
+                <w:sz w:val="21"/>
+                <w:szCs w:val="21"/>
+              </w:rPr>
+              <w:t xml:space="preserve">"退款"贡献</w:t>
+            </w:r>
+          </w:p>
+        </w:tc>
+        <w:tc>
+          <w:tcPr>
+            <w:tcW w:type="dxa" w:w="1757"/>
+            <w:shd w:fill="1B6B7A" w:val="clear"/>
+            <w:tcMar>
+              <w:top w:type="dxa" w:w="80"/>
+              <w:left w:type="dxa" w:w="120"/>
+              <w:bottom w:type="dxa" w:w="80"/>
+              <w:right w:type="dxa" w:w="120"/>
+            </w:tcMar>
+            <w:vAlign w:val="center"/>
+          </w:tcPr>
+          <w:p>
+            <w:pPr>
+              <w:spacing w:line="300"/>
+              <w:jc w:val="center"/>
+            </w:pPr>
+            <w:r>
+              <w:rPr>
+                <w:rFonts w:ascii="Calibri" w:eastAsia="Microsoft YaHei"/>
+                <w:b/>
+                <w:bCs/>
+                <w:color w:val="FFFFFF"/>
+                <w:sz w:val="21"/>
+                <w:szCs w:val="21"/>
+              </w:rPr>
+              <w:t xml:space="preserve">"政策"贡献</w:t>
+            </w:r>
+          </w:p>
+        </w:tc>
+        <w:tc>
+          <w:tcPr>
+            <w:tcW w:type="dxa" w:w="1757"/>
+            <w:shd w:fill="1B6B7A" w:val="clear"/>
+            <w:tcMar>
+              <w:top w:type="dxa" w:w="80"/>
+              <w:left w:type="dxa" w:w="120"/>
+              <w:bottom w:type="dxa" w:w="80"/>
+              <w:right w:type="dxa" w:w="120"/>
+            </w:tcMar>
+            <w:vAlign w:val="center"/>
+          </w:tcPr>
+          <w:p>
+            <w:pPr>
+              <w:spacing w:line="300"/>
+              <w:jc w:val="center"/>
+            </w:pPr>
+            <w:r>
+              <w:rPr>
+                <w:rFonts w:ascii="Calibri" w:eastAsia="Microsoft YaHei"/>
+                <w:b/>
+                <w:bCs/>
+                <w:color w:val="FFFFFF"/>
+                <w:sz w:val="21"/>
+                <w:szCs w:val="21"/>
+              </w:rPr>
+              <w:t xml:space="preserve">总分</w:t>
+            </w:r>
+          </w:p>
+        </w:tc>
+      </w:tr>
+      <w:tr>
+        <w:trPr>
+          <w:cantSplit/>
+        </w:trPr>
+        <w:tc>
+          <w:tcPr>
+            <w:tcW w:type="dxa" w:w="1757"/>
+            <w:tcMar>
+              <w:top w:type="dxa" w:w="70"/>
+              <w:left w:type="dxa" w:w="120"/>
+              <w:bottom w:type="dxa" w:w="70"/>
+              <w:right w:type="dxa" w:w="120"/>
+            </w:tcMar>
+            <w:vAlign w:val="center"/>
+          </w:tcPr>
+          <w:p>
+            <w:pPr>
+              <w:spacing w:line="300"/>
+              <w:jc w:val="left"/>
+            </w:pPr>
+            <w:r>
+              <w:rPr>
+                <w:rFonts w:ascii="Calibri" w:eastAsia="Microsoft YaHei"/>
+                <w:color w:val="1A2B33"/>
+                <w:sz w:val="21"/>
+                <w:szCs w:val="21"/>
+              </w:rPr>
+              <w:t xml:space="preserve">D1</w:t>
+            </w:r>
+          </w:p>
+        </w:tc>
+        <w:tc>
+          <w:tcPr>
+            <w:tcW w:type="dxa" w:w="1757"/>
+            <w:tcMar>
+              <w:top w:type="dxa" w:w="70"/>
+              <w:left w:type="dxa" w:w="120"/>
+              <w:bottom w:type="dxa" w:w="70"/>
+              <w:right w:type="dxa" w:w="120"/>
+            </w:tcMar>
+            <w:vAlign w:val="center"/>
+          </w:tcPr>
+          <w:p>
+            <w:pPr>
+              <w:spacing w:line="300"/>
+              <w:jc w:val="left"/>
+            </w:pPr>
+            <w:r>
+              <w:rPr>
+                <w:rFonts w:ascii="Calibri" w:eastAsia="Microsoft YaHei"/>
+                <w:color w:val="1A2B33"/>
+                <w:sz w:val="21"/>
+                <w:szCs w:val="21"/>
+              </w:rPr>
+              <w:t xml:space="preserve">0.943</w:t>
+            </w:r>
+          </w:p>
+        </w:tc>
+        <w:tc>
+          <w:tcPr>
+            <w:tcW w:type="dxa" w:w="1757"/>
+            <w:tcMar>
+              <w:top w:type="dxa" w:w="70"/>
+              <w:left w:type="dxa" w:w="120"/>
+              <w:bottom w:type="dxa" w:w="70"/>
+              <w:right w:type="dxa" w:w="120"/>
+            </w:tcMar>
+            <w:vAlign w:val="center"/>
+          </w:tcPr>
+          <w:p>
+            <w:pPr>
+              <w:spacing w:line="300"/>
+              <w:jc w:val="left"/>
+            </w:pPr>
+            <w:r>
+              <w:rPr>
+                <w:rFonts w:ascii="Calibri" w:eastAsia="Microsoft YaHei"/>
+                <w:color w:val="1A2B33"/>
+                <w:sz w:val="21"/>
+                <w:szCs w:val="21"/>
+              </w:rPr>
+              <w:t xml:space="preserve">1.132×0.539 ≈ 0.610</w:t>
+            </w:r>
+          </w:p>
+        </w:tc>
+        <w:tc>
+          <w:tcPr>
+            <w:tcW w:type="dxa" w:w="1757"/>
+            <w:tcMar>
+              <w:top w:type="dxa" w:w="70"/>
+              <w:left w:type="dxa" w:w="120"/>
+              <w:bottom w:type="dxa" w:w="70"/>
+              <w:right w:type="dxa" w:w="120"/>
+            </w:tcMar>
+            <w:vAlign w:val="center"/>
+          </w:tcPr>
+          <w:p>
+            <w:pPr>
+              <w:spacing w:line="300"/>
+              <w:jc w:val="left"/>
+            </w:pPr>
+            <w:r>
+              <w:rPr>
+                <w:rFonts w:ascii="Calibri" w:eastAsia="Microsoft YaHei"/>
+                <w:color w:val="1A2B33"/>
+                <w:sz w:val="21"/>
+                <w:szCs w:val="21"/>
+              </w:rPr>
+              <w:t xml:space="preserve">1.132×0.875 ≈ 0.991</w:t>
+            </w:r>
+          </w:p>
+        </w:tc>
+        <w:tc>
+          <w:tcPr>
+            <w:tcW w:type="dxa" w:w="1757"/>
+            <w:tcMar>
+              <w:top w:type="dxa" w:w="70"/>
+              <w:left w:type="dxa" w:w="120"/>
+              <w:bottom w:type="dxa" w:w="70"/>
+              <w:right w:type="dxa" w:w="120"/>
+            </w:tcMar>
+            <w:vAlign w:val="center"/>
+          </w:tcPr>
+          <w:p>
+            <w:pPr>
+              <w:spacing w:line="300"/>
+              <w:jc w:val="left"/>
+            </w:pPr>
+            <w:r>
+              <w:rPr>
+                <w:rFonts w:ascii="Calibri" w:eastAsia="Microsoft YaHei"/>
+                <w:color w:val="1A2B33"/>
+                <w:sz w:val="21"/>
+                <w:szCs w:val="21"/>
+              </w:rPr>
+              <w:t xml:space="preserve">≈ 1.601</w:t>
+            </w:r>
+          </w:p>
+        </w:tc>
+      </w:tr>
+      <w:tr>
+        <w:trPr>
+          <w:cantSplit/>
+        </w:trPr>
+        <w:tc>
+          <w:tcPr>
+            <w:tcW w:type="dxa" w:w="1757"/>
+            <w:shd w:fill="EDF3F5" w:val="clear"/>
+            <w:tcMar>
+              <w:top w:type="dxa" w:w="70"/>
+              <w:left w:type="dxa" w:w="120"/>
+              <w:bottom w:type="dxa" w:w="70"/>
+              <w:right w:type="dxa" w:w="120"/>
+            </w:tcMar>
+            <w:vAlign w:val="center"/>
+          </w:tcPr>
+          <w:p>
+            <w:pPr>
+              <w:spacing w:line="300"/>
+              <w:jc w:val="left"/>
+            </w:pPr>
+            <w:r>
+              <w:rPr>
+                <w:rFonts w:ascii="Calibri" w:eastAsia="Microsoft YaHei"/>
+                <w:color w:val="1A2B33"/>
+                <w:sz w:val="21"/>
+                <w:szCs w:val="21"/>
+              </w:rPr>
+              <w:t xml:space="preserve">D2</w:t>
+            </w:r>
+          </w:p>
+        </w:tc>
+        <w:tc>
+          <w:tcPr>
+            <w:tcW w:type="dxa" w:w="1757"/>
+            <w:shd w:fill="EDF3F5" w:val="clear"/>
+            <w:tcMar>
+              <w:top w:type="dxa" w:w="70"/>
+              <w:left w:type="dxa" w:w="120"/>
+              <w:bottom w:type="dxa" w:w="70"/>
+              <w:right w:type="dxa" w:w="120"/>
+            </w:tcMar>
+            <w:vAlign w:val="center"/>
+          </w:tcPr>
+          <w:p>
+            <w:pPr>
+              <w:spacing w:line="300"/>
+              <w:jc w:val="left"/>
+            </w:pPr>
+            <w:r>
+              <w:rPr>
+                <w:rFonts w:ascii="Calibri" w:eastAsia="Microsoft YaHei"/>
+                <w:color w:val="1A2B33"/>
+                <w:sz w:val="21"/>
+                <w:szCs w:val="21"/>
+              </w:rPr>
+              <w:t xml:space="preserve">1.371</w:t>
+            </w:r>
+          </w:p>
+        </w:tc>
+        <w:tc>
+          <w:tcPr>
+            <w:tcW w:type="dxa" w:w="1757"/>
+            <w:shd w:fill="EDF3F5" w:val="clear"/>
+            <w:tcMar>
+              <w:top w:type="dxa" w:w="70"/>
+              <w:left w:type="dxa" w:w="120"/>
+              <w:bottom w:type="dxa" w:w="70"/>
+              <w:right w:type="dxa" w:w="120"/>
+            </w:tcMar>
+            <w:vAlign w:val="center"/>
+          </w:tcPr>
+          <w:p>
+            <w:pPr>
+              <w:spacing w:line="300"/>
+              <w:jc w:val="left"/>
+            </w:pPr>
+            <w:r>
+              <w:rPr>
+                <w:rFonts w:ascii="Calibri" w:eastAsia="Microsoft YaHei"/>
+                <w:color w:val="1A2B33"/>
+                <w:sz w:val="21"/>
+                <w:szCs w:val="21"/>
+              </w:rPr>
+              <w:t xml:space="preserve">0.928×0.539 ≈ 0.500</w:t>
+            </w:r>
+          </w:p>
+        </w:tc>
+        <w:tc>
+          <w:tcPr>
+            <w:tcW w:type="dxa" w:w="1757"/>
+            <w:shd w:fill="EDF3F5" w:val="clear"/>
+            <w:tcMar>
+              <w:top w:type="dxa" w:w="70"/>
+              <w:left w:type="dxa" w:w="120"/>
+              <w:bottom w:type="dxa" w:w="70"/>
+              <w:right w:type="dxa" w:w="120"/>
+            </w:tcMar>
+            <w:vAlign w:val="center"/>
+          </w:tcPr>
+          <w:p>
+            <w:pPr>
+              <w:spacing w:line="300"/>
+              <w:jc w:val="left"/>
+            </w:pPr>
+            <w:r>
+              <w:rPr>
+                <w:rFonts w:ascii="Calibri" w:eastAsia="Microsoft YaHei"/>
+                <w:color w:val="1A2B33"/>
+                <w:sz w:val="21"/>
+                <w:szCs w:val="21"/>
+              </w:rPr>
+              <w:t xml:space="preserve">0</w:t>
+            </w:r>
+          </w:p>
+        </w:tc>
+        <w:tc>
+          <w:tcPr>
+            <w:tcW w:type="dxa" w:w="1757"/>
+            <w:shd w:fill="EDF3F5" w:val="clear"/>
+            <w:tcMar>
+              <w:top w:type="dxa" w:w="70"/>
+              <w:left w:type="dxa" w:w="120"/>
+              <w:bottom w:type="dxa" w:w="70"/>
+              <w:right w:type="dxa" w:w="120"/>
+            </w:tcMar>
+            <w:vAlign w:val="center"/>
+          </w:tcPr>
+          <w:p>
+            <w:pPr>
+              <w:spacing w:line="300"/>
+              <w:jc w:val="left"/>
+            </w:pPr>
+            <w:r>
+              <w:rPr>
+                <w:rFonts w:ascii="Calibri" w:eastAsia="Microsoft YaHei"/>
+                <w:color w:val="1A2B33"/>
+                <w:sz w:val="21"/>
+                <w:szCs w:val="21"/>
+              </w:rPr>
+              <w:t xml:space="preserve">≈ 0.500</w:t>
+            </w:r>
+          </w:p>
+        </w:tc>
+      </w:tr>
+      <w:tr>
+        <w:trPr>
+          <w:cantSplit/>
+        </w:trPr>
+        <w:tc>
+          <w:tcPr>
+            <w:tcW w:type="dxa" w:w="1757"/>
+            <w:tcMar>
+              <w:top w:type="dxa" w:w="70"/>
+              <w:left w:type="dxa" w:w="120"/>
+              <w:bottom w:type="dxa" w:w="70"/>
+              <w:right w:type="dxa" w:w="120"/>
+            </w:tcMar>
+            <w:vAlign w:val="center"/>
+          </w:tcPr>
+          <w:p>
+            <w:pPr>
+              <w:spacing w:line="300"/>
+              <w:jc w:val="left"/>
+            </w:pPr>
+            <w:r>
+              <w:rPr>
+                <w:rFonts w:ascii="Calibri" w:eastAsia="Microsoft YaHei"/>
+                <w:color w:val="1A2B33"/>
+                <w:sz w:val="21"/>
+                <w:szCs w:val="21"/>
+              </w:rPr>
+              <w:t xml:space="preserve">D3</w:t>
+            </w:r>
+          </w:p>
+        </w:tc>
+        <w:tc>
+          <w:tcPr>
+            <w:tcW w:type="dxa" w:w="1757"/>
+            <w:tcMar>
+              <w:top w:type="dxa" w:w="70"/>
+              <w:left w:type="dxa" w:w="120"/>
+              <w:bottom w:type="dxa" w:w="70"/>
+              <w:right w:type="dxa" w:w="120"/>
+            </w:tcMar>
+            <w:vAlign w:val="center"/>
+          </w:tcPr>
+          <w:p>
+            <w:pPr>
+              <w:spacing w:line="300"/>
+              <w:jc w:val="left"/>
+            </w:pPr>
+            <w:r>
+              <w:rPr>
+                <w:rFonts w:ascii="Calibri" w:eastAsia="Microsoft YaHei"/>
+                <w:color w:val="1A2B33"/>
+                <w:sz w:val="21"/>
+                <w:szCs w:val="21"/>
+              </w:rPr>
+              <w:t xml:space="preserve">1.371</w:t>
+            </w:r>
+          </w:p>
+        </w:tc>
+        <w:tc>
+          <w:tcPr>
+            <w:tcW w:type="dxa" w:w="1757"/>
+            <w:tcMar>
+              <w:top w:type="dxa" w:w="70"/>
+              <w:left w:type="dxa" w:w="120"/>
+              <w:bottom w:type="dxa" w:w="70"/>
+              <w:right w:type="dxa" w:w="120"/>
+            </w:tcMar>
+            <w:vAlign w:val="center"/>
+          </w:tcPr>
+          <w:p>
+            <w:pPr>
+              <w:spacing w:line="300"/>
+              <w:jc w:val="left"/>
+            </w:pPr>
+            <w:r>
+              <w:rPr>
+                <w:rFonts w:ascii="Calibri" w:eastAsia="Microsoft YaHei"/>
+                <w:color w:val="1A2B33"/>
+                <w:sz w:val="21"/>
+                <w:szCs w:val="21"/>
+              </w:rPr>
+              <w:t xml:space="preserve">0</w:t>
+            </w:r>
+          </w:p>
+        </w:tc>
+        <w:tc>
+          <w:tcPr>
+            <w:tcW w:type="dxa" w:w="1757"/>
+            <w:tcMar>
+              <w:top w:type="dxa" w:w="70"/>
+              <w:left w:type="dxa" w:w="120"/>
+              <w:bottom w:type="dxa" w:w="70"/>
+              <w:right w:type="dxa" w:w="120"/>
+            </w:tcMar>
+            <w:vAlign w:val="center"/>
+          </w:tcPr>
+          <w:p>
+            <w:pPr>
+              <w:spacing w:line="300"/>
+              <w:jc w:val="left"/>
+            </w:pPr>
+            <w:r>
+              <w:rPr>
+                <w:rFonts w:ascii="Calibri" w:eastAsia="Microsoft YaHei"/>
+                <w:color w:val="1A2B33"/>
+                <w:sz w:val="21"/>
+                <w:szCs w:val="21"/>
+              </w:rPr>
+              <w:t xml:space="preserve">0.928×0.875 ≈ 0.812</w:t>
+            </w:r>
+          </w:p>
+        </w:tc>
+        <w:tc>
+          <w:tcPr>
+            <w:tcW w:type="dxa" w:w="1757"/>
+            <w:tcMar>
+              <w:top w:type="dxa" w:w="70"/>
+              <w:left w:type="dxa" w:w="120"/>
+              <w:bottom w:type="dxa" w:w="70"/>
+              <w:right w:type="dxa" w:w="120"/>
+            </w:tcMar>
+            <w:vAlign w:val="center"/>
+          </w:tcPr>
+          <w:p>
+            <w:pPr>
+              <w:spacing w:line="300"/>
+              <w:jc w:val="left"/>
+            </w:pPr>
+            <w:r>
+              <w:rPr>
+                <w:rFonts w:ascii="Calibri" w:eastAsia="Microsoft YaHei"/>
+                <w:color w:val="1A2B33"/>
+                <w:sz w:val="21"/>
+                <w:szCs w:val="21"/>
+              </w:rPr>
+              <w:t xml:space="preserve">≈ 0.812</w:t>
+            </w:r>
+          </w:p>
+        </w:tc>
+      </w:tr>
+      <w:tr>
+        <w:trPr>
+          <w:cantSplit/>
+        </w:trPr>
+        <w:tc>
+          <w:tcPr>
+            <w:tcW w:type="dxa" w:w="1757"/>
+            <w:shd w:fill="EDF3F5" w:val="clear"/>
+            <w:tcMar>
+              <w:top w:type="dxa" w:w="70"/>
+              <w:left w:type="dxa" w:w="120"/>
+              <w:bottom w:type="dxa" w:w="70"/>
+              <w:right w:type="dxa" w:w="120"/>
+            </w:tcMar>
+            <w:vAlign w:val="center"/>
+          </w:tcPr>
+          <w:p>
+            <w:pPr>
+              <w:spacing w:line="300"/>
+              <w:jc w:val="left"/>
+            </w:pPr>
+            <w:r>
+              <w:rPr>
+                <w:rFonts w:ascii="Calibri" w:eastAsia="Microsoft YaHei"/>
+                <w:color w:val="1A2B33"/>
+                <w:sz w:val="21"/>
+                <w:szCs w:val="21"/>
+              </w:rPr>
+              <w:t xml:space="preserve">D4</w:t>
+            </w:r>
+          </w:p>
+        </w:tc>
+        <w:tc>
+          <w:tcPr>
+            <w:tcW w:type="dxa" w:w="1757"/>
+            <w:shd w:fill="EDF3F5" w:val="clear"/>
+            <w:tcMar>
+              <w:top w:type="dxa" w:w="70"/>
+              <w:left w:type="dxa" w:w="120"/>
+              <w:bottom w:type="dxa" w:w="70"/>
+              <w:right w:type="dxa" w:w="120"/>
+            </w:tcMar>
+            <w:vAlign w:val="center"/>
+          </w:tcPr>
+          <w:p>
+            <w:pPr>
+              <w:spacing w:line="300"/>
+              <w:jc w:val="left"/>
+            </w:pPr>
+            <w:r>
+              <w:rPr>
+                <w:rFonts w:ascii="Calibri" w:eastAsia="Microsoft YaHei"/>
+                <w:color w:val="1A2B33"/>
+                <w:sz w:val="21"/>
+                <w:szCs w:val="21"/>
+              </w:rPr>
+              <w:t xml:space="preserve">1.157</w:t>
+            </w:r>
+          </w:p>
+        </w:tc>
+        <w:tc>
+          <w:tcPr>
+            <w:tcW w:type="dxa" w:w="1757"/>
+            <w:shd w:fill="EDF3F5" w:val="clear"/>
+            <w:tcMar>
+              <w:top w:type="dxa" w:w="70"/>
+              <w:left w:type="dxa" w:w="120"/>
+              <w:bottom w:type="dxa" w:w="70"/>
+              <w:right w:type="dxa" w:w="120"/>
+            </w:tcMar>
+            <w:vAlign w:val="center"/>
+          </w:tcPr>
+          <w:p>
+            <w:pPr>
+              <w:spacing w:line="300"/>
+              <w:jc w:val="left"/>
+            </w:pPr>
+            <w:r>
+              <w:rPr>
+                <w:rFonts w:ascii="Calibri" w:eastAsia="Microsoft YaHei"/>
+                <w:color w:val="1A2B33"/>
+                <w:sz w:val="21"/>
+                <w:szCs w:val="21"/>
+              </w:rPr>
+              <w:t xml:space="preserve">0</w:t>
+            </w:r>
+          </w:p>
+        </w:tc>
+        <w:tc>
+          <w:tcPr>
+            <w:tcW w:type="dxa" w:w="1757"/>
+            <w:shd w:fill="EDF3F5" w:val="clear"/>
+            <w:tcMar>
+              <w:top w:type="dxa" w:w="70"/>
+              <w:left w:type="dxa" w:w="120"/>
+              <w:bottom w:type="dxa" w:w="70"/>
+              <w:right w:type="dxa" w:w="120"/>
+            </w:tcMar>
+            <w:vAlign w:val="center"/>
+          </w:tcPr>
+          <w:p>
+            <w:pPr>
+              <w:spacing w:line="300"/>
+              <w:jc w:val="left"/>
+            </w:pPr>
+            <w:r>
+              <w:rPr>
+                <w:rFonts w:ascii="Calibri" w:eastAsia="Microsoft YaHei"/>
+                <w:color w:val="1A2B33"/>
+                <w:sz w:val="21"/>
+                <w:szCs w:val="21"/>
+              </w:rPr>
+              <w:t xml:space="preserve">0</w:t>
+            </w:r>
+          </w:p>
+        </w:tc>
+        <w:tc>
+          <w:tcPr>
+            <w:tcW w:type="dxa" w:w="1757"/>
+            <w:shd w:fill="EDF3F5" w:val="clear"/>
+            <w:tcMar>
+              <w:top w:type="dxa" w:w="70"/>
+              <w:left w:type="dxa" w:w="120"/>
+              <w:bottom w:type="dxa" w:w="70"/>
+              <w:right w:type="dxa" w:w="120"/>
+            </w:tcMar>
+            <w:vAlign w:val="center"/>
+          </w:tcPr>
+          <w:p>
+            <w:pPr>
+              <w:spacing w:line="300"/>
+              <w:jc w:val="left"/>
+            </w:pPr>
+            <w:r>
+              <w:rPr>
+                <w:rFonts w:ascii="Calibri" w:eastAsia="Microsoft YaHei"/>
+                <w:color w:val="1A2B33"/>
+                <w:sz w:val="21"/>
+                <w:szCs w:val="21"/>
+              </w:rPr>
+              <w:t xml:space="preserve">0</w:t>
+            </w:r>
+          </w:p>
+        </w:tc>
+      </w:tr>
+      <w:tr>
+        <w:trPr>
+          <w:cantSplit/>
+        </w:trPr>
+        <w:tc>
+          <w:tcPr>
+            <w:tcW w:type="dxa" w:w="1757"/>
+            <w:tcMar>
+              <w:top w:type="dxa" w:w="70"/>
+              <w:left w:type="dxa" w:w="120"/>
+              <w:bottom w:type="dxa" w:w="70"/>
+              <w:right w:type="dxa" w:w="120"/>
+            </w:tcMar>
+            <w:vAlign w:val="center"/>
+          </w:tcPr>
+          <w:p>
+            <w:pPr>
+              <w:spacing w:line="300"/>
+              <w:jc w:val="left"/>
+            </w:pPr>
+            <w:r>
+              <w:rPr>
+                <w:rFonts w:ascii="Calibri" w:eastAsia="Microsoft YaHei"/>
+                <w:color w:val="1A2B33"/>
+                <w:sz w:val="21"/>
+                <w:szCs w:val="21"/>
+              </w:rPr>
+              <w:t xml:space="preserve">D5</w:t>
+            </w:r>
+          </w:p>
+        </w:tc>
+        <w:tc>
+          <w:tcPr>
+            <w:tcW w:type="dxa" w:w="1757"/>
+            <w:tcMar>
+              <w:top w:type="dxa" w:w="70"/>
+              <w:left w:type="dxa" w:w="120"/>
+              <w:bottom w:type="dxa" w:w="70"/>
+              <w:right w:type="dxa" w:w="120"/>
+            </w:tcMar>
+            <w:vAlign w:val="center"/>
+          </w:tcPr>
+          <w:p>
+            <w:pPr>
+              <w:spacing w:line="300"/>
+              <w:jc w:val="left"/>
+            </w:pPr>
+            <w:r>
+              <w:rPr>
+                <w:rFonts w:ascii="Calibri" w:eastAsia="Microsoft YaHei"/>
+                <w:color w:val="1A2B33"/>
+                <w:sz w:val="21"/>
+                <w:szCs w:val="21"/>
+              </w:rPr>
+              <w:t xml:space="preserve">1.157</w:t>
+            </w:r>
+          </w:p>
+        </w:tc>
+        <w:tc>
+          <w:tcPr>
+            <w:tcW w:type="dxa" w:w="1757"/>
+            <w:tcMar>
+              <w:top w:type="dxa" w:w="70"/>
+              <w:left w:type="dxa" w:w="120"/>
+              <w:bottom w:type="dxa" w:w="70"/>
+              <w:right w:type="dxa" w:w="120"/>
+            </w:tcMar>
+            <w:vAlign w:val="center"/>
+          </w:tcPr>
+          <w:p>
+            <w:pPr>
+              <w:spacing w:line="300"/>
+              <w:jc w:val="left"/>
+            </w:pPr>
+            <w:r>
+              <w:rPr>
+                <w:rFonts w:ascii="Calibri" w:eastAsia="Microsoft YaHei"/>
+                <w:color w:val="1A2B33"/>
+                <w:sz w:val="21"/>
+                <w:szCs w:val="21"/>
+              </w:rPr>
+              <w:t xml:space="preserve">1.020×0.539 ≈ 0.550</w:t>
+            </w:r>
+          </w:p>
+        </w:tc>
+        <w:tc>
+          <w:tcPr>
+            <w:tcW w:type="dxa" w:w="1757"/>
+            <w:tcMar>
+              <w:top w:type="dxa" w:w="70"/>
+              <w:left w:type="dxa" w:w="120"/>
+              <w:bottom w:type="dxa" w:w="70"/>
+              <w:right w:type="dxa" w:w="120"/>
+            </w:tcMar>
+            <w:vAlign w:val="center"/>
+          </w:tcPr>
+          <w:p>
+            <w:pPr>
+              <w:spacing w:line="300"/>
+              <w:jc w:val="left"/>
+            </w:pPr>
+            <w:r>
+              <w:rPr>
+                <w:rFonts w:ascii="Calibri" w:eastAsia="Microsoft YaHei"/>
+                <w:color w:val="1A2B33"/>
+                <w:sz w:val="21"/>
+                <w:szCs w:val="21"/>
+              </w:rPr>
+              <w:t xml:space="preserve">0</w:t>
+            </w:r>
+          </w:p>
+        </w:tc>
+        <w:tc>
+          <w:tcPr>
+            <w:tcW w:type="dxa" w:w="1757"/>
+            <w:tcMar>
+              <w:top w:type="dxa" w:w="70"/>
+              <w:left w:type="dxa" w:w="120"/>
+              <w:bottom w:type="dxa" w:w="70"/>
+              <w:right w:type="dxa" w:w="120"/>
+            </w:tcMar>
+            <w:vAlign w:val="center"/>
+          </w:tcPr>
+          <w:p>
+            <w:pPr>
+              <w:spacing w:line="300"/>
+              <w:jc w:val="left"/>
+            </w:pPr>
+            <w:r>
+              <w:rPr>
+                <w:rFonts w:ascii="Calibri" w:eastAsia="Microsoft YaHei"/>
+                <w:color w:val="1A2B33"/>
+                <w:sz w:val="21"/>
+                <w:szCs w:val="21"/>
+              </w:rPr>
+              <w:t xml:space="preserve">≈ 0.550</w:t>
+            </w:r>
+          </w:p>
+        </w:tc>
+      </w:tr>
+    </w:tbl>
+    <w:p>
+      <w:pPr>
+        <w:spacing w:after="120"/>
+      </w:pPr>
+    </w:p>
+    <w:p>
+      <w:pPr>
+        <w:spacing w:line="312"/>
+        <w:ind w:firstLine="480"/>
+        <w:jc w:val="both"/>
+      </w:pPr>
+      <w:r>
+        <w:rPr>
+          <w:rFonts w:ascii="Calibri" w:eastAsia="Microsoft YaHei"/>
+          <w:color w:val="1A2B33"/>
+          <w:sz w:val="24"/>
+          <w:szCs w:val="24"/>
+        </w:rPr>
+        <w:t xml:space="preserve">最终排名：**D1（1.601）&gt; D3（0.812）&gt; D5（0.550）&gt; D2（0.500）&gt; D4（0）**。三个名次背后的道理值得逐一咀嚼。**D1 同时命中两个词，两个词的贡献直接相加**，毫无悬念第一。**D3 只命中"政策"，却排第二、超过了命中"退款"的 D5**——因为"政策"更罕见，单次命中含金量更高，这是 IDF 在起作用。**D5 与 D2 都只命中"退款"，D5 更短所以得分更高**——长度归一化让"简洁命中"战胜"冗长命中"，这是 b 在起作用。至于 D4，两个词都没有，得分 0，被彻底排除。这就是 BM25 的全部秘密：用 IDF 奖励罕见词，用饱和曲线驯服词频，用长度归一化压制长文档——三个零件、各管一个朴素直觉。</w:t>
+      </w:r>
+    </w:p>
+    <w:p>
+      <w:pPr>
+        <w:spacing w:line="312"/>
+        <w:ind w:firstLine="480"/>
+        <w:jc w:val="both"/>
+      </w:pPr>
+      <w:r>
+        <w:rPr>
+          <w:rFonts w:ascii="Calibri" w:eastAsia="Microsoft YaHei"/>
+          <w:color w:val="1A2B33"/>
+          <w:sz w:val="24"/>
+          <w:szCs w:val="24"/>
+        </w:rPr>
+        <w:t xml:space="preserve">为什么这个 1994 年定型的公式至今难以被简单替代？四个理由。**零训练成本**：只要有语料统计就能跑，新领域开箱即用、冷启动极快；**可解释**：每一次得分都能拆成"哪个词贡献了多少"，推荐理由与失败归因都能讲清；**对精确记号无死角**：编号、错误码、罕见专名，字面命中即得分，而这些正是稠密向量的重灾区；**极致的性价比**：倒排索引几十年工程优化，毫秒级响应、内存占用极低。它的短板同样明确：**词表就是边界**——查询与文档没有共享词时得分为 0；"注销账号"匹配不上"用户主体注销流程"，更不可能跨越到"关闭账户"这类同义改写。而这些缺口，正是稠密向量的战场。</w:t>
+      </w:r>
+    </w:p>
+    <w:p>
+      <w:pPr>
+        <w:pStyle w:val="Heading2"/>
+        <w:keepNext/>
+        <w:spacing w:after="140" w:before="280" w:line="360" w:lineRule="atLeast"/>
+      </w:pPr>
+      <w:bookmarkStart w:id="100025" w:name="_Toc100025"/>
+      <w:r>
+        <w:rPr>
+          <w:rFonts w:ascii="Calibri" w:eastAsia="SimHei"/>
+          <w:b/>
+          <w:bCs/>
+          <w:color w:val="1B4A5C"/>
+          <w:sz w:val="28"/>
+          <w:szCs w:val="28"/>
+        </w:rPr>
+        <w:t xml:space="preserve">4.4 稠密向量：以语义为坐标系</w:t>
+      </w:r>
+      <w:bookmarkEnd w:id="100025"/>
+    </w:p>
+    <w:p>
+      <w:pPr>
+        <w:spacing w:line="312"/>
+        <w:ind w:firstLine="480"/>
+        <w:jc w:val="both"/>
+      </w:pPr>
+      <w:r>
+        <w:rPr>
+          <w:rFonts w:ascii="Calibri" w:eastAsia="Microsoft YaHei"/>
+          <w:color w:val="1A2B33"/>
+          <w:sz w:val="24"/>
+          <w:szCs w:val="24"/>
+        </w:rPr>
+        <w:t xml:space="preserve">稠密向量换了一套坐标系：不再"一词一维"，而是用嵌入模型把文本压缩成几百到几千个连续小数（常见 384 / 768 / 1024 / 1536 / 3072 维）。与稀疏向量相反，它**几乎每一维都是非零的小数**，但没有任何一维对应"退款"或"政策"这样的具体词——每一维是模型训练出来的抽象语义特征，人类无法直接解读。它的工作方式可以概括成一句话：**模型被训练成"语义越接近的文本，向量距离越近"**（这个训练目标的来历，本节末尾会用一段话点透；嵌入的完整原理在卷03）。</w:t>
+      </w:r>
+    </w:p>
+    <w:p>
+      <w:pPr>
+        <w:spacing w:line="312"/>
+        <w:ind w:firstLine="480"/>
+        <w:jc w:val="both"/>
+      </w:pPr>
+      <w:r>
+        <w:rPr>
+          <w:rFonts w:ascii="Calibri" w:eastAsia="Microsoft YaHei"/>
+          <w:color w:val="1A2B33"/>
+          <w:sz w:val="24"/>
+          <w:szCs w:val="24"/>
+        </w:rPr>
+        <w:t xml:space="preserve">稠密向量的性格与稀疏向量几乎处处互补。**强在泛化**：查询"怎么注销账号"能匹配文档"用户主体注销流程"（同义改写）；"台式机开不了机"能匹配"主机无法启动的排查步骤"（口语对书面）；训练语料足够丰富时甚至能跨语言——"退款"与"refund"可以进入同一语义邻域。**弱在精确**：编号 A-1007、错误码 E502、版本号 v2.7.1 这类"语义稀薄的记号"，嵌入模型往往把它们编码成一团模糊的"某种编号"——不同编号的向量彼此非常接近，谁是谁区分不开，这是稠密检索最经典的失手现场。罕见专名与新词同样吃亏：嵌入空间是训练语料的切片，语料里没有过的词，空间里就没有它的位置。此外还有一类隐蔽的失败：**长尾查询**——大量低频、拼写各异的真实查询，其向量落在语料稀疏区域，召回质量显著下滑（这正是 4.1 节"召回率低于 70%"的来源）。</w:t>
+      </w:r>
+    </w:p>
+    <w:p>
+      <w:pPr>
+        <w:spacing w:line="312"/>
+        <w:ind w:firstLine="480"/>
+        <w:jc w:val="both"/>
+      </w:pPr>
+      <w:r>
+        <w:rPr>
+          <w:rFonts w:ascii="Calibri" w:eastAsia="Microsoft YaHei"/>
+          <w:color w:val="1A2B33"/>
+          <w:sz w:val="24"/>
+          <w:szCs w:val="24"/>
+        </w:rPr>
+        <w:t xml:space="preserve">工程特性也要和稀疏向量对照着看，因为它们决定了成本结构。**存储**：稠密向量每一维都要存（1536 维 × 4 字节 ≈ 6 KB/条，百万级文档即 6 GB 起步），且必须配 ANN 索引（HNSW / IVF，见第二章）；稀疏向量只存非零项（每篇文档几百个"词-权重"对），体积通常小一个数量级，索引就是倒排表。**写入与更新**：新增文档时，稀疏表示只需统计词频（毫秒级，CPU 即可）；稠密表示必须跑一遍嵌入模型（有 GPU 或网络成本），而且**模型换代意味着全库重嵌入**——这是稠密检索最容易被低估的运维负担。**查询成本**：稀疏查询的分词加倒排查找近乎免费；稠密查询每次都要先嵌入查询文本（一次模型推理，几十毫秒起步）再走 ANN 搜索。**可解释性**：稀疏能指出"命中了哪个词、贡献多少分"，稠密只能说"语义相近"——推荐理由、审计与失败归因因此都更难讲清。</w:t>
+      </w:r>
+    </w:p>
+    <w:p>
+      <w:pPr>
+        <w:spacing w:line="312"/>
+        <w:ind w:firstLine="480"/>
+        <w:jc w:val="both"/>
+      </w:pPr>
+      <w:r>
+        <w:rPr>
+          <w:rFonts w:ascii="Calibri" w:eastAsia="Microsoft YaHei"/>
+          <w:color w:val="1A2B33"/>
+          <w:sz w:val="24"/>
+          <w:szCs w:val="24"/>
+        </w:rPr>
+        <w:t xml:space="preserve">最后回答一个关键问题：**稠密向量凭什么"懂"语义？** 这是理解一切的钥匙。嵌入模型训练时看过海量"语义相近的文本对"（问答对、翻译对、同一段落的两个句子、搜索点击对），训练目标就是让这些文本对的向量彼此靠近、无关文本彼此推远。模型从这个目标里自行学出了"语义坐标系"——同义、上下位、因果、情感倾向，都被编码成了空间里的方向与距离。所以稠密向量的"理解"不是魔法，而是**大规模配对数据上的统计结果**。这也正好解释了它的两类失手：训练分布之外（生僻编号、新造专名）立刻失效；长尾区域（稀有表述）数据稀疏、坐标不准。理解了这个来历，"稠密擅长什么、不擅长什么"就不再需要死记——它只是训练数据的镜像。</w:t>
+      </w:r>
+    </w:p>
+    <w:p>
+      <w:pPr>
+        <w:pStyle w:val="Heading2"/>
+        <w:keepNext/>
+        <w:spacing w:after="140" w:before="280" w:line="360" w:lineRule="atLeast"/>
+      </w:pPr>
+      <w:bookmarkStart w:id="100026" w:name="_Toc100026"/>
+      <w:r>
+        <w:rPr>
+          <w:rFonts w:ascii="Calibri" w:eastAsia="SimHei"/>
+          <w:b/>
+          <w:bCs/>
+          <w:color w:val="1B4A5C"/>
+          <w:sz w:val="28"/>
+          <w:szCs w:val="28"/>
+        </w:rPr>
+        <w:t xml:space="preserve">4.5 学习式稀疏向量：试图"两者兼得"的第三条路</w:t>
+      </w:r>
+      <w:bookmarkEnd w:id="100026"/>
+    </w:p>
+    <w:p>
+      <w:pPr>
+        <w:spacing w:line="312"/>
+        <w:ind w:firstLine="480"/>
+        <w:jc w:val="both"/>
+      </w:pPr>
+      <w:r>
+        <w:rPr>
+          <w:rFonts w:ascii="Calibri" w:eastAsia="Microsoft YaHei"/>
+          <w:color w:val="1A2B33"/>
+          <w:sz w:val="24"/>
+          <w:szCs w:val="24"/>
+        </w:rPr>
+        <w:t xml:space="preserve">稀疏向量有精确性和效率，稠密向量有语义泛化——能不能造一个"结构仍然稀疏、但权重是学出来的"的中间态？可以。这就是**学习式稀疏向量**（Learned Sparse Retrieval），代表方法是 SPLADE（SParse Lexical AnD Expansion）。</w:t>
+      </w:r>
+    </w:p>
+    <w:p>
+      <w:pPr>
+        <w:spacing w:line="312"/>
+        <w:ind w:firstLine="480"/>
+        <w:jc w:val="both"/>
+      </w:pPr>
+      <w:r>
+        <w:rPr>
+          <w:rFonts w:ascii="Calibri" w:eastAsia="Microsoft YaHei"/>
+          <w:color w:val="1A2B33"/>
+          <w:sz w:val="24"/>
+          <w:szCs w:val="24"/>
+        </w:rPr>
+        <w:t xml:space="preserve">机制值得说清楚：SPLADE 用一个小型神经模型（BERT 类）读入文本，对**词表上的每一个词**输出一个权重，然后做稀疏化（绝大多数词置零，只保留少数高权重词）。关键就在被保留的那少数词里：不仅有原文出现过的词，还可能有**语义相关的扩展词**——模型在训练中自动学会了"描写退款时，也给'退货'这个词一点权重""写'注销账号'时，给'账户'与'关闭'一点权重"。于是输出仍然是一份"词表权重清单"（稀疏、可放进倒排索引、可解释），但检索时连"文档里没写出来的同义词"也能被命中——它把 BM25 缺失的语义扩展补齐了，同时保留了稀疏结构的全部工程优势：倒排索引的速度、低内存、以及"能指出是哪个词贡献的分数"。</w:t>
+      </w:r>
+    </w:p>
+    <w:p>
+      <w:pPr>
+        <w:spacing w:line="312"/>
+        <w:ind w:firstLine="480"/>
+        <w:jc w:val="both"/>
+      </w:pPr>
+      <w:r>
+        <w:rPr>
+          <w:rFonts w:ascii="Calibri" w:eastAsia="Microsoft YaHei"/>
+          <w:color w:val="1A2B33"/>
+          <w:sz w:val="24"/>
+          <w:szCs w:val="24"/>
+        </w:rPr>
+        <w:t xml:space="preserve">工程现状：SPLADE / SPLADE++ / SPLADE-v3、BGE-M3 的稀疏输出、Elasticsearch 的 Learned Sparse（ELSER）是这条路线的主要玩家；向量库侧也在跟进——Milvus 2.5 起提供内置 BM25 函数与稀疏向量字段，Qdrant 支持稀疏向量索引（可搭配 BM25 或学习式权重），Weaviate 在同一套 API 里就能建"稠密 + 稀疏"双通道。代价是：查询与写入各多了一次神经模型推理（成本高于纯 BM25，接近稠密嵌入）；扩展词的权重依赖训练分布，**领域迁移时需要重新训练或微调**——这是它与"零训练"的 BM25 最大的工程差别。一句话选型：语料就一个领域、又想要语义扩展、又舍不下倒排索引的速度，SPLADE 值得评估；否则先用 BM25 打底、稠密向量补语义，是更稳的默认组合。</w:t>
+      </w:r>
+    </w:p>
+    <w:p>
+      <w:pPr>
+        <w:pStyle w:val="Heading2"/>
+        <w:keepNext/>
+        <w:spacing w:after="140" w:before="280" w:line="360" w:lineRule="atLeast"/>
+      </w:pPr>
+      <w:bookmarkStart w:id="100027" w:name="_Toc100027"/>
+      <w:r>
+        <w:rPr>
+          <w:rFonts w:ascii="Calibri" w:eastAsia="SimHei"/>
+          <w:b/>
+          <w:bCs/>
+          <w:color w:val="1B4A5C"/>
+          <w:sz w:val="28"/>
+          <w:szCs w:val="28"/>
+        </w:rPr>
+        <w:t xml:space="preserve">4.6 三种表示的对照与选型</w:t>
+      </w:r>
+      <w:bookmarkEnd w:id="100027"/>
+    </w:p>
+    <w:p>
+      <w:pPr>
+        <w:spacing w:line="312"/>
+        <w:ind w:firstLine="480"/>
+        <w:jc w:val="both"/>
+      </w:pPr>
+      <w:r>
+        <w:rPr>
+          <w:rFonts w:ascii="Calibri" w:eastAsia="Microsoft YaHei"/>
+          <w:color w:val="1A2B33"/>
+          <w:sz w:val="24"/>
+          <w:szCs w:val="24"/>
+        </w:rPr>
+        <w:t xml:space="preserve">把前三节的知识收进一张表，这是本章最重要的一张速查：</w:t>
+      </w:r>
+    </w:p>
+    <w:p>
+      <w:pPr>
+        <w:keepNext/>
+        <w:spacing w:after="60" w:before="200" w:line="312"/>
+        <w:jc w:val="center"/>
+      </w:pPr>
+      <w:r>
+        <w:rPr>
+          <w:rFonts w:ascii="Calibri" w:eastAsia="Microsoft YaHei"/>
+          <w:b/>
+          <w:bCs/>
+          <w:color w:val="5A6B76"/>
+          <w:sz w:val="21"/>
+          <w:szCs w:val="21"/>
+        </w:rPr>
+        <w:t xml:space="preserve">表4-4 三种检索表示对照</w:t>
+      </w:r>
+    </w:p>
+    <w:tbl>
+      <w:tblPr>
+        <w:tblW w:type="dxa" w:w="8788"/>
+        <w:tblBorders>
+          <w:top w:val="single" w:color="1B6B7A" w:sz="4"/>
+          <w:left w:val="none" w:color="FFFFFF" w:sz="0"/>
+          <w:bottom w:val="single" w:color="1B6B7A" w:sz="4"/>
+          <w:right w:val="none" w:color="FFFFFF" w:sz="0"/>
+          <w:insideH w:val="single" w:color="C8DDE2" w:sz="1"/>
+          <w:insideV w:val="none" w:color="FFFFFF" w:sz="0"/>
+        </w:tblBorders>
+        <w:tblLayout w:type="fixed"/>
+      </w:tblPr>
+      <w:tblGrid>
+        <w:gridCol w:w="2197"/>
+        <w:gridCol w:w="2197"/>
+        <w:gridCol w:w="2197"/>
+        <w:gridCol w:w="2197"/>
+      </w:tblGrid>
+      <w:tr>
+        <w:trPr>
+          <w:cantSplit/>
+          <w:tblHeader/>
+        </w:trPr>
+        <w:tc>
+          <w:tcPr>
+            <w:tcW w:type="dxa" w:w="2197"/>
+            <w:shd w:fill="1B6B7A" w:val="clear"/>
+            <w:tcMar>
+              <w:top w:type="dxa" w:w="80"/>
+              <w:left w:type="dxa" w:w="120"/>
+              <w:bottom w:type="dxa" w:w="80"/>
+              <w:right w:type="dxa" w:w="120"/>
+            </w:tcMar>
+            <w:vAlign w:val="center"/>
+          </w:tcPr>
+          <w:p>
+            <w:pPr>
+              <w:spacing w:line="300"/>
+              <w:jc w:val="center"/>
+            </w:pPr>
+            <w:r>
+              <w:rPr>
+                <w:rFonts w:ascii="Calibri" w:eastAsia="Microsoft YaHei"/>
+                <w:b/>
+                <w:bCs/>
+                <w:color w:val="FFFFFF"/>
+                <w:sz w:val="21"/>
+                <w:szCs w:val="21"/>
+              </w:rPr>
+              <w:t xml:space="preserve">维度</w:t>
+            </w:r>
+          </w:p>
+        </w:tc>
+        <w:tc>
+          <w:tcPr>
+            <w:tcW w:type="dxa" w:w="2197"/>
+            <w:shd w:fill="1B6B7A" w:val="clear"/>
+            <w:tcMar>
+              <w:top w:type="dxa" w:w="80"/>
+              <w:left w:type="dxa" w:w="120"/>
+              <w:bottom w:type="dxa" w:w="80"/>
+              <w:right w:type="dxa" w:w="120"/>
+            </w:tcMar>
+            <w:vAlign w:val="center"/>
+          </w:tcPr>
+          <w:p>
+            <w:pPr>
+              <w:spacing w:line="300"/>
+              <w:jc w:val="center"/>
+            </w:pPr>
+            <w:r>
+              <w:rPr>
+                <w:rFonts w:ascii="Calibri" w:eastAsia="Microsoft YaHei"/>
+                <w:b/>
+                <w:bCs/>
+                <w:color w:val="FFFFFF"/>
+                <w:sz w:val="21"/>
+                <w:szCs w:val="21"/>
+              </w:rPr>
+              <w:t xml:space="preserve">稀疏向量（BM25）</w:t>
+            </w:r>
+          </w:p>
+        </w:tc>
+        <w:tc>
+          <w:tcPr>
+            <w:tcW w:type="dxa" w:w="2197"/>
+            <w:shd w:fill="1B6B7A" w:val="clear"/>
+            <w:tcMar>
+              <w:top w:type="dxa" w:w="80"/>
+              <w:left w:type="dxa" w:w="120"/>
+              <w:bottom w:type="dxa" w:w="80"/>
+              <w:right w:type="dxa" w:w="120"/>
+            </w:tcMar>
+            <w:vAlign w:val="center"/>
+          </w:tcPr>
+          <w:p>
+            <w:pPr>
+              <w:spacing w:line="300"/>
+              <w:jc w:val="center"/>
+            </w:pPr>
+            <w:r>
+              <w:rPr>
+                <w:rFonts w:ascii="Calibri" w:eastAsia="Microsoft YaHei"/>
+                <w:b/>
+                <w:bCs/>
+                <w:color w:val="FFFFFF"/>
+                <w:sz w:val="21"/>
+                <w:szCs w:val="21"/>
+              </w:rPr>
+              <w:t xml:space="preserve">学习式稀疏（SPLADE 等）</w:t>
+            </w:r>
+          </w:p>
+        </w:tc>
+        <w:tc>
+          <w:tcPr>
+            <w:tcW w:type="dxa" w:w="2197"/>
+            <w:shd w:fill="1B6B7A" w:val="clear"/>
+            <w:tcMar>
+              <w:top w:type="dxa" w:w="80"/>
+              <w:left w:type="dxa" w:w="120"/>
+              <w:bottom w:type="dxa" w:w="80"/>
+              <w:right w:type="dxa" w:w="120"/>
+            </w:tcMar>
+            <w:vAlign w:val="center"/>
+          </w:tcPr>
+          <w:p>
+            <w:pPr>
+              <w:spacing w:line="300"/>
+              <w:jc w:val="center"/>
+            </w:pPr>
+            <w:r>
+              <w:rPr>
+                <w:rFonts w:ascii="Calibri" w:eastAsia="Microsoft YaHei"/>
+                <w:b/>
+                <w:bCs/>
+                <w:color w:val="FFFFFF"/>
+                <w:sz w:val="21"/>
+                <w:szCs w:val="21"/>
+              </w:rPr>
+              <w:t xml:space="preserve">稠密向量</w:t>
+            </w:r>
+          </w:p>
+        </w:tc>
+      </w:tr>
+      <w:tr>
+        <w:trPr>
+          <w:cantSplit/>
+        </w:trPr>
+        <w:tc>
+          <w:tcPr>
+            <w:tcW w:type="dxa" w:w="2197"/>
+            <w:tcMar>
+              <w:top w:type="dxa" w:w="70"/>
+              <w:left w:type="dxa" w:w="120"/>
+              <w:bottom w:type="dxa" w:w="70"/>
+              <w:right w:type="dxa" w:w="120"/>
+            </w:tcMar>
+            <w:vAlign w:val="center"/>
+          </w:tcPr>
+          <w:p>
+            <w:pPr>
+              <w:spacing w:line="300"/>
+              <w:jc w:val="left"/>
+            </w:pPr>
+            <w:r>
+              <w:rPr>
+                <w:rFonts w:ascii="Calibri" w:eastAsia="Microsoft YaHei"/>
+                <w:color w:val="1A2B33"/>
+                <w:sz w:val="21"/>
+                <w:szCs w:val="21"/>
+              </w:rPr>
+              <w:t xml:space="preserve">坐标含义</w:t>
+            </w:r>
+          </w:p>
+        </w:tc>
+        <w:tc>
+          <w:tcPr>
+            <w:tcW w:type="dxa" w:w="2197"/>
+            <w:tcMar>
+              <w:top w:type="dxa" w:w="70"/>
+              <w:left w:type="dxa" w:w="120"/>
+              <w:bottom w:type="dxa" w:w="70"/>
+              <w:right w:type="dxa" w:w="120"/>
+            </w:tcMar>
+            <w:vAlign w:val="center"/>
+          </w:tcPr>
+          <w:p>
+            <w:pPr>
+              <w:spacing w:line="300"/>
+              <w:jc w:val="left"/>
+            </w:pPr>
+            <w:r>
+              <w:rPr>
+                <w:rFonts w:ascii="Calibri" w:eastAsia="Microsoft YaHei"/>
+                <w:color w:val="1A2B33"/>
+                <w:sz w:val="21"/>
+                <w:szCs w:val="21"/>
+              </w:rPr>
+              <w:t xml:space="preserve">词表中的词，可读</w:t>
+            </w:r>
+          </w:p>
+        </w:tc>
+        <w:tc>
+          <w:tcPr>
+            <w:tcW w:type="dxa" w:w="2197"/>
+            <w:tcMar>
+              <w:top w:type="dxa" w:w="70"/>
+              <w:left w:type="dxa" w:w="120"/>
+              <w:bottom w:type="dxa" w:w="70"/>
+              <w:right w:type="dxa" w:w="120"/>
+            </w:tcMar>
+            <w:vAlign w:val="center"/>
+          </w:tcPr>
+          <w:p>
+            <w:pPr>
+              <w:spacing w:line="300"/>
+              <w:jc w:val="left"/>
+            </w:pPr>
+            <w:r>
+              <w:rPr>
+                <w:rFonts w:ascii="Calibri" w:eastAsia="Microsoft YaHei"/>
+                <w:color w:val="1A2B33"/>
+                <w:sz w:val="21"/>
+                <w:szCs w:val="21"/>
+              </w:rPr>
+              <w:t xml:space="preserve">词表中的词 + 语义扩展项，可读</w:t>
+            </w:r>
+          </w:p>
+        </w:tc>
+        <w:tc>
+          <w:tcPr>
+            <w:tcW w:type="dxa" w:w="2197"/>
+            <w:tcMar>
+              <w:top w:type="dxa" w:w="70"/>
+              <w:left w:type="dxa" w:w="120"/>
+              <w:bottom w:type="dxa" w:w="70"/>
+              <w:right w:type="dxa" w:w="120"/>
+            </w:tcMar>
+            <w:vAlign w:val="center"/>
+          </w:tcPr>
+          <w:p>
+            <w:pPr>
+              <w:spacing w:line="300"/>
+              <w:jc w:val="left"/>
+            </w:pPr>
+            <w:r>
+              <w:rPr>
+                <w:rFonts w:ascii="Calibri" w:eastAsia="Microsoft YaHei"/>
+                <w:color w:val="1A2B33"/>
+                <w:sz w:val="21"/>
+                <w:szCs w:val="21"/>
+              </w:rPr>
+              <w:t xml:space="preserve">抽象语义维度，不可读</w:t>
+            </w:r>
+          </w:p>
+        </w:tc>
+      </w:tr>
+      <w:tr>
+        <w:trPr>
+          <w:cantSplit/>
+        </w:trPr>
+        <w:tc>
+          <w:tcPr>
+            <w:tcW w:type="dxa" w:w="2197"/>
+            <w:shd w:fill="EDF3F5" w:val="clear"/>
+            <w:tcMar>
+              <w:top w:type="dxa" w:w="70"/>
+              <w:left w:type="dxa" w:w="120"/>
+              <w:bottom w:type="dxa" w:w="70"/>
+              <w:right w:type="dxa" w:w="120"/>
+            </w:tcMar>
+            <w:vAlign w:val="center"/>
+          </w:tcPr>
+          <w:p>
+            <w:pPr>
+              <w:spacing w:line="300"/>
+              <w:jc w:val="left"/>
+            </w:pPr>
+            <w:r>
+              <w:rPr>
+                <w:rFonts w:ascii="Calibri" w:eastAsia="Microsoft YaHei"/>
+                <w:color w:val="1A2B33"/>
+                <w:sz w:val="21"/>
+                <w:szCs w:val="21"/>
+              </w:rPr>
+              <w:t xml:space="preserve">典型维度</w:t>
+            </w:r>
+          </w:p>
+        </w:tc>
+        <w:tc>
+          <w:tcPr>
+            <w:tcW w:type="dxa" w:w="2197"/>
+            <w:shd w:fill="EDF3F5" w:val="clear"/>
+            <w:tcMar>
+              <w:top w:type="dxa" w:w="70"/>
+              <w:left w:type="dxa" w:w="120"/>
+              <w:bottom w:type="dxa" w:w="70"/>
+              <w:right w:type="dxa" w:w="120"/>
+            </w:tcMar>
+            <w:vAlign w:val="center"/>
+          </w:tcPr>
+          <w:p>
+            <w:pPr>
+              <w:spacing w:line="300"/>
+              <w:jc w:val="left"/>
+            </w:pPr>
+            <w:r>
+              <w:rPr>
+                <w:rFonts w:ascii="Calibri" w:eastAsia="Microsoft YaHei"/>
+                <w:color w:val="1A2B33"/>
+                <w:sz w:val="21"/>
+                <w:szCs w:val="21"/>
+              </w:rPr>
+              <w:t xml:space="preserve">3 万～25 万（词表大小）</w:t>
+            </w:r>
+          </w:p>
+        </w:tc>
+        <w:tc>
+          <w:tcPr>
+            <w:tcW w:type="dxa" w:w="2197"/>
+            <w:shd w:fill="EDF3F5" w:val="clear"/>
+            <w:tcMar>
+              <w:top w:type="dxa" w:w="70"/>
+              <w:left w:type="dxa" w:w="120"/>
+              <w:bottom w:type="dxa" w:w="70"/>
+              <w:right w:type="dxa" w:w="120"/>
+            </w:tcMar>
+            <w:vAlign w:val="center"/>
+          </w:tcPr>
+          <w:p>
+            <w:pPr>
+              <w:spacing w:line="300"/>
+              <w:jc w:val="left"/>
+            </w:pPr>
+            <w:r>
+              <w:rPr>
+                <w:rFonts w:ascii="Calibri" w:eastAsia="Microsoft YaHei"/>
+                <w:color w:val="1A2B33"/>
+                <w:sz w:val="21"/>
+                <w:szCs w:val="21"/>
+              </w:rPr>
+              <w:t xml:space="preserve">同左</w:t>
+            </w:r>
+          </w:p>
+        </w:tc>
+        <w:tc>
+          <w:tcPr>
+            <w:tcW w:type="dxa" w:w="2197"/>
+            <w:shd w:fill="EDF3F5" w:val="clear"/>
+            <w:tcMar>
+              <w:top w:type="dxa" w:w="70"/>
+              <w:left w:type="dxa" w:w="120"/>
+              <w:bottom w:type="dxa" w:w="70"/>
+              <w:right w:type="dxa" w:w="120"/>
+            </w:tcMar>
+            <w:vAlign w:val="center"/>
+          </w:tcPr>
+          <w:p>
+            <w:pPr>
+              <w:spacing w:line="300"/>
+              <w:jc w:val="left"/>
+            </w:pPr>
+            <w:r>
+              <w:rPr>
+                <w:rFonts w:ascii="Calibri" w:eastAsia="Microsoft YaHei"/>
+                <w:color w:val="1A2B33"/>
+                <w:sz w:val="21"/>
+                <w:szCs w:val="21"/>
+              </w:rPr>
+              <w:t xml:space="preserve">384～3072</w:t>
+            </w:r>
+          </w:p>
+        </w:tc>
+      </w:tr>
+      <w:tr>
+        <w:trPr>
+          <w:cantSplit/>
+        </w:trPr>
+        <w:tc>
+          <w:tcPr>
+            <w:tcW w:type="dxa" w:w="2197"/>
+            <w:tcMar>
+              <w:top w:type="dxa" w:w="70"/>
+              <w:left w:type="dxa" w:w="120"/>
+              <w:bottom w:type="dxa" w:w="70"/>
+              <w:right w:type="dxa" w:w="120"/>
+            </w:tcMar>
+            <w:vAlign w:val="center"/>
+          </w:tcPr>
+          <w:p>
+            <w:pPr>
+              <w:spacing w:line="300"/>
+              <w:jc w:val="left"/>
+            </w:pPr>
+            <w:r>
+              <w:rPr>
+                <w:rFonts w:ascii="Calibri" w:eastAsia="Microsoft YaHei"/>
+                <w:color w:val="1A2B33"/>
+                <w:sz w:val="21"/>
+                <w:szCs w:val="21"/>
+              </w:rPr>
+              <w:t xml:space="preserve">非零比例</w:t>
+            </w:r>
+          </w:p>
+        </w:tc>
+        <w:tc>
+          <w:tcPr>
+            <w:tcW w:type="dxa" w:w="2197"/>
+            <w:tcMar>
+              <w:top w:type="dxa" w:w="70"/>
+              <w:left w:type="dxa" w:w="120"/>
+              <w:bottom w:type="dxa" w:w="70"/>
+              <w:right w:type="dxa" w:w="120"/>
+            </w:tcMar>
+            <w:vAlign w:val="center"/>
+          </w:tcPr>
+          <w:p>
+            <w:pPr>
+              <w:spacing w:line="300"/>
+              <w:jc w:val="left"/>
+            </w:pPr>
+            <w:r>
+              <w:rPr>
+                <w:rFonts w:ascii="Calibri" w:eastAsia="Microsoft YaHei"/>
+                <w:color w:val="1A2B33"/>
+                <w:sz w:val="21"/>
+                <w:szCs w:val="21"/>
+              </w:rPr>
+              <w:t xml:space="preserve">极低（通常 &lt;1%）</w:t>
+            </w:r>
+          </w:p>
+        </w:tc>
+        <w:tc>
+          <w:tcPr>
+            <w:tcW w:type="dxa" w:w="2197"/>
+            <w:tcMar>
+              <w:top w:type="dxa" w:w="70"/>
+              <w:left w:type="dxa" w:w="120"/>
+              <w:bottom w:type="dxa" w:w="70"/>
+              <w:right w:type="dxa" w:w="120"/>
+            </w:tcMar>
+            <w:vAlign w:val="center"/>
+          </w:tcPr>
+          <w:p>
+            <w:pPr>
+              <w:spacing w:line="300"/>
+              <w:jc w:val="left"/>
+            </w:pPr>
+            <w:r>
+              <w:rPr>
+                <w:rFonts w:ascii="Calibri" w:eastAsia="Microsoft YaHei"/>
+                <w:color w:val="1A2B33"/>
+                <w:sz w:val="21"/>
+                <w:szCs w:val="21"/>
+              </w:rPr>
+              <w:t xml:space="preserve">极低</w:t>
+            </w:r>
+          </w:p>
+        </w:tc>
+        <w:tc>
+          <w:tcPr>
+            <w:tcW w:type="dxa" w:w="2197"/>
+            <w:tcMar>
+              <w:top w:type="dxa" w:w="70"/>
+              <w:left w:type="dxa" w:w="120"/>
+              <w:bottom w:type="dxa" w:w="70"/>
+              <w:right w:type="dxa" w:w="120"/>
+            </w:tcMar>
+            <w:vAlign w:val="center"/>
+          </w:tcPr>
+          <w:p>
+            <w:pPr>
+              <w:spacing w:line="300"/>
+              <w:jc w:val="left"/>
+            </w:pPr>
+            <w:r>
+              <w:rPr>
+                <w:rFonts w:ascii="Calibri" w:eastAsia="Microsoft YaHei"/>
+                <w:color w:val="1A2B33"/>
+                <w:sz w:val="21"/>
+                <w:szCs w:val="21"/>
+              </w:rPr>
+              <w:t xml:space="preserve">接近 100%</w:t>
+            </w:r>
+          </w:p>
+        </w:tc>
+      </w:tr>
+      <w:tr>
+        <w:trPr>
+          <w:cantSplit/>
+        </w:trPr>
+        <w:tc>
+          <w:tcPr>
+            <w:tcW w:type="dxa" w:w="2197"/>
+            <w:shd w:fill="EDF3F5" w:val="clear"/>
+            <w:tcMar>
+              <w:top w:type="dxa" w:w="70"/>
+              <w:left w:type="dxa" w:w="120"/>
+              <w:bottom w:type="dxa" w:w="70"/>
+              <w:right w:type="dxa" w:w="120"/>
+            </w:tcMar>
+            <w:vAlign w:val="center"/>
+          </w:tcPr>
+          <w:p>
+            <w:pPr>
+              <w:spacing w:line="300"/>
+              <w:jc w:val="left"/>
+            </w:pPr>
+            <w:r>
+              <w:rPr>
+                <w:rFonts w:ascii="Calibri" w:eastAsia="Microsoft YaHei"/>
+                <w:color w:val="1A2B33"/>
+                <w:sz w:val="21"/>
+                <w:szCs w:val="21"/>
+              </w:rPr>
+              <w:t xml:space="preserve">打分方式</w:t>
+            </w:r>
+          </w:p>
+        </w:tc>
+        <w:tc>
+          <w:tcPr>
+            <w:tcW w:type="dxa" w:w="2197"/>
+            <w:shd w:fill="EDF3F5" w:val="clear"/>
+            <w:tcMar>
+              <w:top w:type="dxa" w:w="70"/>
+              <w:left w:type="dxa" w:w="120"/>
+              <w:bottom w:type="dxa" w:w="70"/>
+              <w:right w:type="dxa" w:w="120"/>
+            </w:tcMar>
+            <w:vAlign w:val="center"/>
+          </w:tcPr>
+          <w:p>
+            <w:pPr>
+              <w:spacing w:line="300"/>
+              <w:jc w:val="left"/>
+            </w:pPr>
+            <w:r>
+              <w:rPr>
+                <w:rFonts w:ascii="Calibri" w:eastAsia="Microsoft YaHei"/>
+                <w:color w:val="1A2B33"/>
+                <w:sz w:val="21"/>
+                <w:szCs w:val="21"/>
+              </w:rPr>
+              <w:t xml:space="preserve">词权重内积（BM25 公式）</w:t>
+            </w:r>
+          </w:p>
+        </w:tc>
+        <w:tc>
+          <w:tcPr>
+            <w:tcW w:type="dxa" w:w="2197"/>
+            <w:shd w:fill="EDF3F5" w:val="clear"/>
+            <w:tcMar>
+              <w:top w:type="dxa" w:w="70"/>
+              <w:left w:type="dxa" w:w="120"/>
+              <w:bottom w:type="dxa" w:w="70"/>
+              <w:right w:type="dxa" w:w="120"/>
+            </w:tcMar>
+            <w:vAlign w:val="center"/>
+          </w:tcPr>
+          <w:p>
+            <w:pPr>
+              <w:spacing w:line="300"/>
+              <w:jc w:val="left"/>
+            </w:pPr>
+            <w:r>
+              <w:rPr>
+                <w:rFonts w:ascii="Calibri" w:eastAsia="Microsoft YaHei"/>
+                <w:color w:val="1A2B33"/>
+                <w:sz w:val="21"/>
+                <w:szCs w:val="21"/>
+              </w:rPr>
+              <w:t xml:space="preserve">学习权重内积</w:t>
+            </w:r>
+          </w:p>
+        </w:tc>
+        <w:tc>
+          <w:tcPr>
+            <w:tcW w:type="dxa" w:w="2197"/>
+            <w:shd w:fill="EDF3F5" w:val="clear"/>
+            <w:tcMar>
+              <w:top w:type="dxa" w:w="70"/>
+              <w:left w:type="dxa" w:w="120"/>
+              <w:bottom w:type="dxa" w:w="70"/>
+              <w:right w:type="dxa" w:w="120"/>
+            </w:tcMar>
+            <w:vAlign w:val="center"/>
+          </w:tcPr>
+          <w:p>
+            <w:pPr>
+              <w:spacing w:line="300"/>
+              <w:jc w:val="left"/>
+            </w:pPr>
+            <w:r>
+              <w:rPr>
+                <w:rFonts w:ascii="Calibri" w:eastAsia="Microsoft YaHei"/>
+                <w:color w:val="1A2B33"/>
+                <w:sz w:val="21"/>
+                <w:szCs w:val="21"/>
+              </w:rPr>
+              <w:t xml:space="preserve">余弦或内积</w:t>
+            </w:r>
+          </w:p>
+        </w:tc>
+      </w:tr>
+      <w:tr>
+        <w:trPr>
+          <w:cantSplit/>
+        </w:trPr>
+        <w:tc>
+          <w:tcPr>
+            <w:tcW w:type="dxa" w:w="2197"/>
+            <w:tcMar>
+              <w:top w:type="dxa" w:w="70"/>
+              <w:left w:type="dxa" w:w="120"/>
+              <w:bottom w:type="dxa" w:w="70"/>
+              <w:right w:type="dxa" w:w="120"/>
+            </w:tcMar>
+            <w:vAlign w:val="center"/>
+          </w:tcPr>
+          <w:p>
+            <w:pPr>
+              <w:spacing w:line="300"/>
+              <w:jc w:val="left"/>
+            </w:pPr>
+            <w:r>
+              <w:rPr>
+                <w:rFonts w:ascii="Calibri" w:eastAsia="Microsoft YaHei"/>
+                <w:color w:val="1A2B33"/>
+                <w:sz w:val="21"/>
+                <w:szCs w:val="21"/>
+              </w:rPr>
+              <w:t xml:space="preserve">同义与改写</w:t>
+            </w:r>
+          </w:p>
+        </w:tc>
+        <w:tc>
+          <w:tcPr>
+            <w:tcW w:type="dxa" w:w="2197"/>
+            <w:tcMar>
+              <w:top w:type="dxa" w:w="70"/>
+              <w:left w:type="dxa" w:w="120"/>
+              <w:bottom w:type="dxa" w:w="70"/>
+              <w:right w:type="dxa" w:w="120"/>
+            </w:tcMar>
+            <w:vAlign w:val="center"/>
+          </w:tcPr>
+          <w:p>
+            <w:pPr>
+              <w:spacing w:line="300"/>
+              <w:jc w:val="left"/>
+            </w:pPr>
+            <w:r>
+              <w:rPr>
+                <w:rFonts w:ascii="Calibri" w:eastAsia="Microsoft YaHei"/>
+                <w:color w:val="1A2B33"/>
+                <w:sz w:val="21"/>
+                <w:szCs w:val="21"/>
+              </w:rPr>
+              <w:t xml:space="preserve">弱（需同义词词典）</w:t>
+            </w:r>
+          </w:p>
+        </w:tc>
+        <w:tc>
+          <w:tcPr>
+            <w:tcW w:type="dxa" w:w="2197"/>
+            <w:tcMar>
+              <w:top w:type="dxa" w:w="70"/>
+              <w:left w:type="dxa" w:w="120"/>
+              <w:bottom w:type="dxa" w:w="70"/>
+              <w:right w:type="dxa" w:w="120"/>
+            </w:tcMar>
+            <w:vAlign w:val="center"/>
+          </w:tcPr>
+          <w:p>
+            <w:pPr>
+              <w:spacing w:line="300"/>
+              <w:jc w:val="left"/>
+            </w:pPr>
+            <w:r>
+              <w:rPr>
+                <w:rFonts w:ascii="Calibri" w:eastAsia="Microsoft YaHei"/>
+                <w:color w:val="1A2B33"/>
+                <w:sz w:val="21"/>
+                <w:szCs w:val="21"/>
+              </w:rPr>
+              <w:t xml:space="preserve">较强（自动扩展）</w:t>
+            </w:r>
+          </w:p>
+        </w:tc>
+        <w:tc>
+          <w:tcPr>
+            <w:tcW w:type="dxa" w:w="2197"/>
+            <w:tcMar>
+              <w:top w:type="dxa" w:w="70"/>
+              <w:left w:type="dxa" w:w="120"/>
+              <w:bottom w:type="dxa" w:w="70"/>
+              <w:right w:type="dxa" w:w="120"/>
+            </w:tcMar>
+            <w:vAlign w:val="center"/>
+          </w:tcPr>
+          <w:p>
+            <w:pPr>
+              <w:spacing w:line="300"/>
+              <w:jc w:val="left"/>
+            </w:pPr>
+            <w:r>
+              <w:rPr>
+                <w:rFonts w:ascii="Calibri" w:eastAsia="Microsoft YaHei"/>
+                <w:color w:val="1A2B33"/>
+                <w:sz w:val="21"/>
+                <w:szCs w:val="21"/>
+              </w:rPr>
+              <w:t xml:space="preserve">强</w:t>
+            </w:r>
+          </w:p>
+        </w:tc>
+      </w:tr>
+      <w:tr>
+        <w:trPr>
+          <w:cantSplit/>
+        </w:trPr>
+        <w:tc>
+          <w:tcPr>
+            <w:tcW w:type="dxa" w:w="2197"/>
+            <w:shd w:fill="EDF3F5" w:val="clear"/>
+            <w:tcMar>
+              <w:top w:type="dxa" w:w="70"/>
+              <w:left w:type="dxa" w:w="120"/>
+              <w:bottom w:type="dxa" w:w="70"/>
+              <w:right w:type="dxa" w:w="120"/>
+            </w:tcMar>
+            <w:vAlign w:val="center"/>
+          </w:tcPr>
+          <w:p>
+            <w:pPr>
+              <w:spacing w:line="300"/>
+              <w:jc w:val="left"/>
+            </w:pPr>
+            <w:r>
+              <w:rPr>
+                <w:rFonts w:ascii="Calibri" w:eastAsia="Microsoft YaHei"/>
+                <w:color w:val="1A2B33"/>
+                <w:sz w:val="21"/>
+                <w:szCs w:val="21"/>
+              </w:rPr>
+              <w:t xml:space="preserve">编号</w:t>
+            </w:r>
+          </w:p>
+        </w:tc>
+        <w:tc>
+          <w:tcPr>
+            <w:tcW w:type="dxa" w:w="2197"/>
+            <w:shd w:fill="EDF3F5" w:val="clear"/>
+            <w:tcMar>
+              <w:top w:type="dxa" w:w="70"/>
+              <w:left w:type="dxa" w:w="120"/>
+              <w:bottom w:type="dxa" w:w="70"/>
+              <w:right w:type="dxa" w:w="120"/>
+            </w:tcMar>
+            <w:vAlign w:val="center"/>
+          </w:tcPr>
+          <w:p>
+            <w:pPr>
+              <w:spacing w:line="300"/>
+              <w:jc w:val="left"/>
+            </w:pPr>
+            <w:r>
+              <w:rPr>
+                <w:rFonts w:ascii="Calibri" w:eastAsia="Microsoft YaHei"/>
+                <w:color w:val="1A2B33"/>
+                <w:sz w:val="21"/>
+                <w:szCs w:val="21"/>
+              </w:rPr>
+              <w:t xml:space="preserve">代码</w:t>
+            </w:r>
+          </w:p>
+        </w:tc>
+        <w:tc>
+          <w:tcPr>
+            <w:tcW w:type="dxa" w:w="2197"/>
+            <w:shd w:fill="EDF3F5" w:val="clear"/>
+            <w:tcMar>
+              <w:top w:type="dxa" w:w="70"/>
+              <w:left w:type="dxa" w:w="120"/>
+              <w:bottom w:type="dxa" w:w="70"/>
+              <w:right w:type="dxa" w:w="120"/>
+            </w:tcMar>
+            <w:vAlign w:val="center"/>
+          </w:tcPr>
+          <w:p>
+            <w:pPr>
+              <w:spacing w:line="300"/>
+              <w:jc w:val="left"/>
+            </w:pPr>
+            <w:r>
+              <w:rPr>
+                <w:rFonts w:ascii="Calibri" w:eastAsia="Microsoft YaHei"/>
+                <w:color w:val="1A2B33"/>
+                <w:sz w:val="21"/>
+                <w:szCs w:val="21"/>
+              </w:rPr>
+              <w:t xml:space="preserve">数字</w:t>
+            </w:r>
+          </w:p>
+        </w:tc>
+        <w:tc>
+          <w:tcPr>
+            <w:tcW w:type="dxa" w:w="2197"/>
+            <w:shd w:fill="EDF3F5" w:val="clear"/>
+            <w:tcMar>
+              <w:top w:type="dxa" w:w="70"/>
+              <w:left w:type="dxa" w:w="120"/>
+              <w:bottom w:type="dxa" w:w="70"/>
+              <w:right w:type="dxa" w:w="120"/>
+            </w:tcMar>
+            <w:vAlign w:val="center"/>
+          </w:tcPr>
+          <w:p>
+            <w:pPr>
+              <w:spacing w:line="300"/>
+              <w:jc w:val="left"/>
+            </w:pPr>
+            <w:r>
+              <w:rPr>
+                <w:rFonts w:ascii="Calibri" w:eastAsia="Microsoft YaHei"/>
+                <w:color w:val="1A2B33"/>
+                <w:sz w:val="21"/>
+                <w:szCs w:val="21"/>
+              </w:rPr>
+              <w:t xml:space="preserve">强（字面命中）</w:t>
+            </w:r>
+          </w:p>
+        </w:tc>
+      </w:tr>
+      <w:tr>
+        <w:trPr>
+          <w:cantSplit/>
+        </w:trPr>
+        <w:tc>
+          <w:tcPr>
+            <w:tcW w:type="dxa" w:w="2197"/>
+            <w:tcMar>
+              <w:top w:type="dxa" w:w="70"/>
+              <w:left w:type="dxa" w:w="120"/>
+              <w:bottom w:type="dxa" w:w="70"/>
+              <w:right w:type="dxa" w:w="120"/>
+            </w:tcMar>
+            <w:vAlign w:val="center"/>
+          </w:tcPr>
+          <w:p>
+            <w:pPr>
+              <w:spacing w:line="300"/>
+              <w:jc w:val="left"/>
+            </w:pPr>
+            <w:r>
+              <w:rPr>
+                <w:rFonts w:ascii="Calibri" w:eastAsia="Microsoft YaHei"/>
+                <w:color w:val="1A2B33"/>
+                <w:sz w:val="21"/>
+                <w:szCs w:val="21"/>
+              </w:rPr>
+              <w:t xml:space="preserve">训练需求</w:t>
+            </w:r>
+          </w:p>
+        </w:tc>
+        <w:tc>
+          <w:tcPr>
+            <w:tcW w:type="dxa" w:w="2197"/>
+            <w:tcMar>
+              <w:top w:type="dxa" w:w="70"/>
+              <w:left w:type="dxa" w:w="120"/>
+              <w:bottom w:type="dxa" w:w="70"/>
+              <w:right w:type="dxa" w:w="120"/>
+            </w:tcMar>
+            <w:vAlign w:val="center"/>
+          </w:tcPr>
+          <w:p>
+            <w:pPr>
+              <w:spacing w:line="300"/>
+              <w:jc w:val="left"/>
+            </w:pPr>
+            <w:r>
+              <w:rPr>
+                <w:rFonts w:ascii="Calibri" w:eastAsia="Microsoft YaHei"/>
+                <w:color w:val="1A2B33"/>
+                <w:sz w:val="21"/>
+                <w:szCs w:val="21"/>
+              </w:rPr>
+              <w:t xml:space="preserve">无（纯统计）</w:t>
+            </w:r>
+          </w:p>
+        </w:tc>
+        <w:tc>
+          <w:tcPr>
+            <w:tcW w:type="dxa" w:w="2197"/>
+            <w:tcMar>
+              <w:top w:type="dxa" w:w="70"/>
+              <w:left w:type="dxa" w:w="120"/>
+              <w:bottom w:type="dxa" w:w="70"/>
+              <w:right w:type="dxa" w:w="120"/>
+            </w:tcMar>
+            <w:vAlign w:val="center"/>
+          </w:tcPr>
+          <w:p>
+            <w:pPr>
+              <w:spacing w:line="300"/>
+              <w:jc w:val="left"/>
+            </w:pPr>
+            <w:r>
+              <w:rPr>
+                <w:rFonts w:ascii="Calibri" w:eastAsia="Microsoft YaHei"/>
+                <w:color w:val="1A2B33"/>
+                <w:sz w:val="21"/>
+                <w:szCs w:val="21"/>
+              </w:rPr>
+              <w:t xml:space="preserve">需要（神经模型）</w:t>
+            </w:r>
+          </w:p>
+        </w:tc>
+        <w:tc>
+          <w:tcPr>
+            <w:tcW w:type="dxa" w:w="2197"/>
+            <w:tcMar>
+              <w:top w:type="dxa" w:w="70"/>
+              <w:left w:type="dxa" w:w="120"/>
+              <w:bottom w:type="dxa" w:w="70"/>
+              <w:right w:type="dxa" w:w="120"/>
+            </w:tcMar>
+            <w:vAlign w:val="center"/>
+          </w:tcPr>
+          <w:p>
+            <w:pPr>
+              <w:spacing w:line="300"/>
+              <w:jc w:val="left"/>
+            </w:pPr>
+            <w:r>
+              <w:rPr>
+                <w:rFonts w:ascii="Calibri" w:eastAsia="Microsoft YaHei"/>
+                <w:color w:val="1A2B33"/>
+                <w:sz w:val="21"/>
+                <w:szCs w:val="21"/>
+              </w:rPr>
+              <w:t xml:space="preserve">需要（嵌入模型）</w:t>
+            </w:r>
+          </w:p>
+        </w:tc>
+      </w:tr>
+      <w:tr>
+        <w:trPr>
+          <w:cantSplit/>
+        </w:trPr>
+        <w:tc>
+          <w:tcPr>
+            <w:tcW w:type="dxa" w:w="2197"/>
+            <w:shd w:fill="EDF3F5" w:val="clear"/>
+            <w:tcMar>
+              <w:top w:type="dxa" w:w="70"/>
+              <w:left w:type="dxa" w:w="120"/>
+              <w:bottom w:type="dxa" w:w="70"/>
+              <w:right w:type="dxa" w:w="120"/>
+            </w:tcMar>
+            <w:vAlign w:val="center"/>
+          </w:tcPr>
+          <w:p>
+            <w:pPr>
+              <w:spacing w:line="300"/>
+              <w:jc w:val="left"/>
+            </w:pPr>
+            <w:r>
+              <w:rPr>
+                <w:rFonts w:ascii="Calibri" w:eastAsia="Microsoft YaHei"/>
+                <w:color w:val="1A2B33"/>
+                <w:sz w:val="21"/>
+                <w:szCs w:val="21"/>
+              </w:rPr>
+              <w:t xml:space="preserve">索引结构</w:t>
+            </w:r>
+          </w:p>
+        </w:tc>
+        <w:tc>
+          <w:tcPr>
+            <w:tcW w:type="dxa" w:w="2197"/>
+            <w:shd w:fill="EDF3F5" w:val="clear"/>
+            <w:tcMar>
+              <w:top w:type="dxa" w:w="70"/>
+              <w:left w:type="dxa" w:w="120"/>
+              <w:bottom w:type="dxa" w:w="70"/>
+              <w:right w:type="dxa" w:w="120"/>
+            </w:tcMar>
+            <w:vAlign w:val="center"/>
+          </w:tcPr>
+          <w:p>
+            <w:pPr>
+              <w:spacing w:line="300"/>
+              <w:jc w:val="left"/>
+            </w:pPr>
+            <w:r>
+              <w:rPr>
+                <w:rFonts w:ascii="Calibri" w:eastAsia="Microsoft YaHei"/>
+                <w:color w:val="1A2B33"/>
+                <w:sz w:val="21"/>
+                <w:szCs w:val="21"/>
+              </w:rPr>
+              <w:t xml:space="preserve">倒排索引</w:t>
+            </w:r>
+          </w:p>
+        </w:tc>
+        <w:tc>
+          <w:tcPr>
+            <w:tcW w:type="dxa" w:w="2197"/>
+            <w:shd w:fill="EDF3F5" w:val="clear"/>
+            <w:tcMar>
+              <w:top w:type="dxa" w:w="70"/>
+              <w:left w:type="dxa" w:w="120"/>
+              <w:bottom w:type="dxa" w:w="70"/>
+              <w:right w:type="dxa" w:w="120"/>
+            </w:tcMar>
+            <w:vAlign w:val="center"/>
+          </w:tcPr>
+          <w:p>
+            <w:pPr>
+              <w:spacing w:line="300"/>
+              <w:jc w:val="left"/>
+            </w:pPr>
+            <w:r>
+              <w:rPr>
+                <w:rFonts w:ascii="Calibri" w:eastAsia="Microsoft YaHei"/>
+                <w:color w:val="1A2B33"/>
+                <w:sz w:val="21"/>
+                <w:szCs w:val="21"/>
+              </w:rPr>
+              <w:t xml:space="preserve">倒排索引</w:t>
+            </w:r>
+          </w:p>
+        </w:tc>
+        <w:tc>
+          <w:tcPr>
+            <w:tcW w:type="dxa" w:w="2197"/>
+            <w:shd w:fill="EDF3F5" w:val="clear"/>
+            <w:tcMar>
+              <w:top w:type="dxa" w:w="70"/>
+              <w:left w:type="dxa" w:w="120"/>
+              <w:bottom w:type="dxa" w:w="70"/>
+              <w:right w:type="dxa" w:w="120"/>
+            </w:tcMar>
+            <w:vAlign w:val="center"/>
+          </w:tcPr>
+          <w:p>
+            <w:pPr>
+              <w:spacing w:line="300"/>
+              <w:jc w:val="left"/>
+            </w:pPr>
+            <w:r>
+              <w:rPr>
+                <w:rFonts w:ascii="Calibri" w:eastAsia="Microsoft YaHei"/>
+                <w:color w:val="1A2B33"/>
+                <w:sz w:val="21"/>
+                <w:szCs w:val="21"/>
+              </w:rPr>
+              <w:t xml:space="preserve">HNSW</w:t>
+            </w:r>
+          </w:p>
+        </w:tc>
+      </w:tr>
+      <w:tr>
+        <w:trPr>
+          <w:cantSplit/>
+        </w:trPr>
+        <w:tc>
+          <w:tcPr>
+            <w:tcW w:type="dxa" w:w="2197"/>
+            <w:tcMar>
+              <w:top w:type="dxa" w:w="70"/>
+              <w:left w:type="dxa" w:w="120"/>
+              <w:bottom w:type="dxa" w:w="70"/>
+              <w:right w:type="dxa" w:w="120"/>
+            </w:tcMar>
+            <w:vAlign w:val="center"/>
+          </w:tcPr>
+          <w:p>
+            <w:pPr>
+              <w:spacing w:line="300"/>
+              <w:jc w:val="left"/>
+            </w:pPr>
+            <w:r>
+              <w:rPr>
+                <w:rFonts w:ascii="Calibri" w:eastAsia="Microsoft YaHei"/>
+                <w:color w:val="1A2B33"/>
+                <w:sz w:val="21"/>
+                <w:szCs w:val="21"/>
+              </w:rPr>
+              <w:t xml:space="preserve">查询端开销</w:t>
+            </w:r>
+          </w:p>
+        </w:tc>
+        <w:tc>
+          <w:tcPr>
+            <w:tcW w:type="dxa" w:w="2197"/>
+            <w:tcMar>
+              <w:top w:type="dxa" w:w="70"/>
+              <w:left w:type="dxa" w:w="120"/>
+              <w:bottom w:type="dxa" w:w="70"/>
+              <w:right w:type="dxa" w:w="120"/>
+            </w:tcMar>
+            <w:vAlign w:val="center"/>
+          </w:tcPr>
+          <w:p>
+            <w:pPr>
+              <w:spacing w:line="300"/>
+              <w:jc w:val="left"/>
+            </w:pPr>
+            <w:r>
+              <w:rPr>
+                <w:rFonts w:ascii="Calibri" w:eastAsia="Microsoft YaHei"/>
+                <w:color w:val="1A2B33"/>
+                <w:sz w:val="21"/>
+                <w:szCs w:val="21"/>
+              </w:rPr>
+              <w:t xml:space="preserve">极低（分词 + 查表）</w:t>
+            </w:r>
+          </w:p>
+        </w:tc>
+        <w:tc>
+          <w:tcPr>
+            <w:tcW w:type="dxa" w:w="2197"/>
+            <w:tcMar>
+              <w:top w:type="dxa" w:w="70"/>
+              <w:left w:type="dxa" w:w="120"/>
+              <w:bottom w:type="dxa" w:w="70"/>
+              <w:right w:type="dxa" w:w="120"/>
+            </w:tcMar>
+            <w:vAlign w:val="center"/>
+          </w:tcPr>
+          <w:p>
+            <w:pPr>
+              <w:spacing w:line="300"/>
+              <w:jc w:val="left"/>
+            </w:pPr>
+            <w:r>
+              <w:rPr>
+                <w:rFonts w:ascii="Calibri" w:eastAsia="Microsoft YaHei"/>
+                <w:color w:val="1A2B33"/>
+                <w:sz w:val="21"/>
+                <w:szCs w:val="21"/>
+              </w:rPr>
+              <w:t xml:space="preserve">一次小模型推理</w:t>
+            </w:r>
+          </w:p>
+        </w:tc>
+        <w:tc>
+          <w:tcPr>
+            <w:tcW w:type="dxa" w:w="2197"/>
+            <w:tcMar>
+              <w:top w:type="dxa" w:w="70"/>
+              <w:left w:type="dxa" w:w="120"/>
+              <w:bottom w:type="dxa" w:w="70"/>
+              <w:right w:type="dxa" w:w="120"/>
+            </w:tcMar>
+            <w:vAlign w:val="center"/>
+          </w:tcPr>
+          <w:p>
+            <w:pPr>
+              <w:spacing w:line="300"/>
+              <w:jc w:val="left"/>
+            </w:pPr>
+            <w:r>
+              <w:rPr>
+                <w:rFonts w:ascii="Calibri" w:eastAsia="Microsoft YaHei"/>
+                <w:color w:val="1A2B33"/>
+                <w:sz w:val="21"/>
+                <w:szCs w:val="21"/>
+              </w:rPr>
+              <w:t xml:space="preserve">一次嵌入推理 + ANN 搜索</w:t>
+            </w:r>
+          </w:p>
+        </w:tc>
+      </w:tr>
+      <w:tr>
+        <w:trPr>
+          <w:cantSplit/>
+        </w:trPr>
+        <w:tc>
+          <w:tcPr>
+            <w:tcW w:type="dxa" w:w="2197"/>
+            <w:shd w:fill="EDF3F5" w:val="clear"/>
+            <w:tcMar>
+              <w:top w:type="dxa" w:w="70"/>
+              <w:left w:type="dxa" w:w="120"/>
+              <w:bottom w:type="dxa" w:w="70"/>
+              <w:right w:type="dxa" w:w="120"/>
+            </w:tcMar>
+            <w:vAlign w:val="center"/>
+          </w:tcPr>
+          <w:p>
+            <w:pPr>
+              <w:spacing w:line="300"/>
+              <w:jc w:val="left"/>
+            </w:pPr>
+            <w:r>
+              <w:rPr>
+                <w:rFonts w:ascii="Calibri" w:eastAsia="Microsoft YaHei"/>
+                <w:color w:val="1A2B33"/>
+                <w:sz w:val="21"/>
+                <w:szCs w:val="21"/>
+              </w:rPr>
+              <w:t xml:space="preserve">更新与重建</w:t>
+            </w:r>
+          </w:p>
+        </w:tc>
+        <w:tc>
+          <w:tcPr>
+            <w:tcW w:type="dxa" w:w="2197"/>
+            <w:shd w:fill="EDF3F5" w:val="clear"/>
+            <w:tcMar>
+              <w:top w:type="dxa" w:w="70"/>
+              <w:left w:type="dxa" w:w="120"/>
+              <w:bottom w:type="dxa" w:w="70"/>
+              <w:right w:type="dxa" w:w="120"/>
+            </w:tcMar>
+            <w:vAlign w:val="center"/>
+          </w:tcPr>
+          <w:p>
+            <w:pPr>
+              <w:spacing w:line="300"/>
+              <w:jc w:val="left"/>
+            </w:pPr>
+            <w:r>
+              <w:rPr>
+                <w:rFonts w:ascii="Calibri" w:eastAsia="Microsoft YaHei"/>
+                <w:color w:val="1A2B33"/>
+                <w:sz w:val="21"/>
+                <w:szCs w:val="21"/>
+              </w:rPr>
+              <w:t xml:space="preserve">成本最低</w:t>
+            </w:r>
+          </w:p>
+        </w:tc>
+        <w:tc>
+          <w:tcPr>
+            <w:tcW w:type="dxa" w:w="2197"/>
+            <w:shd w:fill="EDF3F5" w:val="clear"/>
+            <w:tcMar>
+              <w:top w:type="dxa" w:w="70"/>
+              <w:left w:type="dxa" w:w="120"/>
+              <w:bottom w:type="dxa" w:w="70"/>
+              <w:right w:type="dxa" w:w="120"/>
+            </w:tcMar>
+            <w:vAlign w:val="center"/>
+          </w:tcPr>
+          <w:p>
+            <w:pPr>
+              <w:spacing w:line="300"/>
+              <w:jc w:val="left"/>
+            </w:pPr>
+            <w:r>
+              <w:rPr>
+                <w:rFonts w:ascii="Calibri" w:eastAsia="Microsoft YaHei"/>
+                <w:color w:val="1A2B33"/>
+                <w:sz w:val="21"/>
+                <w:szCs w:val="21"/>
+              </w:rPr>
+              <w:t xml:space="preserve">中（需重算权重）</w:t>
+            </w:r>
+          </w:p>
+        </w:tc>
+        <w:tc>
+          <w:tcPr>
+            <w:tcW w:type="dxa" w:w="2197"/>
+            <w:shd w:fill="EDF3F5" w:val="clear"/>
+            <w:tcMar>
+              <w:top w:type="dxa" w:w="70"/>
+              <w:left w:type="dxa" w:w="120"/>
+              <w:bottom w:type="dxa" w:w="70"/>
+              <w:right w:type="dxa" w:w="120"/>
+            </w:tcMar>
+            <w:vAlign w:val="center"/>
+          </w:tcPr>
+          <w:p>
+            <w:pPr>
+              <w:spacing w:line="300"/>
+              <w:jc w:val="left"/>
+            </w:pPr>
+            <w:r>
+              <w:rPr>
+                <w:rFonts w:ascii="Calibri" w:eastAsia="Microsoft YaHei"/>
+                <w:color w:val="1A2B33"/>
+                <w:sz w:val="21"/>
+                <w:szCs w:val="21"/>
+              </w:rPr>
+              <w:t xml:space="preserve">中（需重嵌入，模型换代则全库重来）</w:t>
+            </w:r>
+          </w:p>
+        </w:tc>
+      </w:tr>
+      <w:tr>
+        <w:trPr>
+          <w:cantSplit/>
+        </w:trPr>
+        <w:tc>
+          <w:tcPr>
+            <w:tcW w:type="dxa" w:w="2197"/>
+            <w:tcMar>
+              <w:top w:type="dxa" w:w="70"/>
+              <w:left w:type="dxa" w:w="120"/>
+              <w:bottom w:type="dxa" w:w="70"/>
+              <w:right w:type="dxa" w:w="120"/>
+            </w:tcMar>
+            <w:vAlign w:val="center"/>
+          </w:tcPr>
+          <w:p>
+            <w:pPr>
+              <w:spacing w:line="300"/>
+              <w:jc w:val="left"/>
+            </w:pPr>
+            <w:r>
+              <w:rPr>
+                <w:rFonts w:ascii="Calibri" w:eastAsia="Microsoft YaHei"/>
+                <w:color w:val="1A2B33"/>
+                <w:sz w:val="21"/>
+                <w:szCs w:val="21"/>
+              </w:rPr>
+              <w:t xml:space="preserve">可解释性</w:t>
+            </w:r>
+          </w:p>
+        </w:tc>
+        <w:tc>
+          <w:tcPr>
+            <w:tcW w:type="dxa" w:w="2197"/>
+            <w:tcMar>
+              <w:top w:type="dxa" w:w="70"/>
+              <w:left w:type="dxa" w:w="120"/>
+              <w:bottom w:type="dxa" w:w="70"/>
+              <w:right w:type="dxa" w:w="120"/>
+            </w:tcMar>
+            <w:vAlign w:val="center"/>
+          </w:tcPr>
+          <w:p>
+            <w:pPr>
+              <w:spacing w:line="300"/>
+              <w:jc w:val="left"/>
+            </w:pPr>
+            <w:r>
+              <w:rPr>
+                <w:rFonts w:ascii="Calibri" w:eastAsia="Microsoft YaHei"/>
+                <w:color w:val="1A2B33"/>
+                <w:sz w:val="21"/>
+                <w:szCs w:val="21"/>
+              </w:rPr>
+              <w:t xml:space="preserve">强（词级归因）</w:t>
+            </w:r>
+          </w:p>
+        </w:tc>
+        <w:tc>
+          <w:tcPr>
+            <w:tcW w:type="dxa" w:w="2197"/>
+            <w:tcMar>
+              <w:top w:type="dxa" w:w="70"/>
+              <w:left w:type="dxa" w:w="120"/>
+              <w:bottom w:type="dxa" w:w="70"/>
+              <w:right w:type="dxa" w:w="120"/>
+            </w:tcMar>
+            <w:vAlign w:val="center"/>
+          </w:tcPr>
+          <w:p>
+            <w:pPr>
+              <w:spacing w:line="300"/>
+              <w:jc w:val="left"/>
+            </w:pPr>
+            <w:r>
+              <w:rPr>
+                <w:rFonts w:ascii="Calibri" w:eastAsia="Microsoft YaHei"/>
+                <w:color w:val="1A2B33"/>
+                <w:sz w:val="21"/>
+                <w:szCs w:val="21"/>
+              </w:rPr>
+              <w:t xml:space="preserve">中（可见扩展词）</w:t>
+            </w:r>
+          </w:p>
+        </w:tc>
+        <w:tc>
+          <w:tcPr>
+            <w:tcW w:type="dxa" w:w="2197"/>
+            <w:tcMar>
+              <w:top w:type="dxa" w:w="70"/>
+              <w:left w:type="dxa" w:w="120"/>
+              <w:bottom w:type="dxa" w:w="70"/>
+              <w:right w:type="dxa" w:w="120"/>
+            </w:tcMar>
+            <w:vAlign w:val="center"/>
+          </w:tcPr>
+          <w:p>
+            <w:pPr>
+              <w:spacing w:line="300"/>
+              <w:jc w:val="left"/>
+            </w:pPr>
+            <w:r>
+              <w:rPr>
+                <w:rFonts w:ascii="Calibri" w:eastAsia="Microsoft YaHei"/>
+                <w:color w:val="1A2B33"/>
+                <w:sz w:val="21"/>
+                <w:szCs w:val="21"/>
+              </w:rPr>
+              <w:t xml:space="preserve">弱</w:t>
+            </w:r>
+          </w:p>
+        </w:tc>
+      </w:tr>
+      <w:tr>
+        <w:trPr>
+          <w:cantSplit/>
+        </w:trPr>
+        <w:tc>
+          <w:tcPr>
+            <w:tcW w:type="dxa" w:w="2197"/>
+            <w:shd w:fill="EDF3F5" w:val="clear"/>
+            <w:tcMar>
+              <w:top w:type="dxa" w:w="70"/>
+              <w:left w:type="dxa" w:w="120"/>
+              <w:bottom w:type="dxa" w:w="70"/>
+              <w:right w:type="dxa" w:w="120"/>
+            </w:tcMar>
+            <w:vAlign w:val="center"/>
+          </w:tcPr>
+          <w:p>
+            <w:pPr>
+              <w:spacing w:line="300"/>
+              <w:jc w:val="left"/>
+            </w:pPr>
+            <w:r>
+              <w:rPr>
+                <w:rFonts w:ascii="Calibri" w:eastAsia="Microsoft YaHei"/>
+                <w:color w:val="1A2B33"/>
+                <w:sz w:val="21"/>
+                <w:szCs w:val="21"/>
+              </w:rPr>
+              <w:t xml:space="preserve">典型实现</w:t>
+            </w:r>
+          </w:p>
+        </w:tc>
+        <w:tc>
+          <w:tcPr>
+            <w:tcW w:type="dxa" w:w="2197"/>
+            <w:shd w:fill="EDF3F5" w:val="clear"/>
+            <w:tcMar>
+              <w:top w:type="dxa" w:w="70"/>
+              <w:left w:type="dxa" w:w="120"/>
+              <w:bottom w:type="dxa" w:w="70"/>
+              <w:right w:type="dxa" w:w="120"/>
+            </w:tcMar>
+            <w:vAlign w:val="center"/>
+          </w:tcPr>
+          <w:p>
+            <w:pPr>
+              <w:spacing w:line="300"/>
+              <w:jc w:val="left"/>
+            </w:pPr>
+            <w:r>
+              <w:rPr>
+                <w:rFonts w:ascii="Calibri" w:eastAsia="Microsoft YaHei"/>
+                <w:color w:val="1A2B33"/>
+                <w:sz w:val="21"/>
+                <w:szCs w:val="21"/>
+              </w:rPr>
+              <w:t xml:space="preserve">Lucene</w:t>
+            </w:r>
+          </w:p>
+        </w:tc>
+        <w:tc>
+          <w:tcPr>
+            <w:tcW w:type="dxa" w:w="2197"/>
+            <w:shd w:fill="EDF3F5" w:val="clear"/>
+            <w:tcMar>
+              <w:top w:type="dxa" w:w="70"/>
+              <w:left w:type="dxa" w:w="120"/>
+              <w:bottom w:type="dxa" w:w="70"/>
+              <w:right w:type="dxa" w:w="120"/>
+            </w:tcMar>
+            <w:vAlign w:val="center"/>
+          </w:tcPr>
+          <w:p>
+            <w:pPr>
+              <w:spacing w:line="300"/>
+              <w:jc w:val="left"/>
+            </w:pPr>
+            <w:r>
+              <w:rPr>
+                <w:rFonts w:ascii="Calibri" w:eastAsia="Microsoft YaHei"/>
+                <w:color w:val="1A2B33"/>
+                <w:sz w:val="21"/>
+                <w:szCs w:val="21"/>
+              </w:rPr>
+              <w:t xml:space="preserve">ES</w:t>
+            </w:r>
+          </w:p>
+        </w:tc>
+        <w:tc>
+          <w:tcPr>
+            <w:tcW w:type="dxa" w:w="2197"/>
+            <w:shd w:fill="EDF3F5" w:val="clear"/>
+            <w:tcMar>
+              <w:top w:type="dxa" w:w="70"/>
+              <w:left w:type="dxa" w:w="120"/>
+              <w:bottom w:type="dxa" w:w="70"/>
+              <w:right w:type="dxa" w:w="120"/>
+            </w:tcMar>
+            <w:vAlign w:val="center"/>
+          </w:tcPr>
+          <w:p>
+            <w:pPr>
+              <w:spacing w:line="300"/>
+              <w:jc w:val="left"/>
+            </w:pPr>
+            <w:r>
+              <w:rPr>
+                <w:rFonts w:ascii="Calibri" w:eastAsia="Microsoft YaHei"/>
+                <w:color w:val="1A2B33"/>
+                <w:sz w:val="21"/>
+                <w:szCs w:val="21"/>
+              </w:rPr>
+              <w:t xml:space="preserve">PG 全文检索</w:t>
+            </w:r>
+          </w:p>
+        </w:tc>
+      </w:tr>
+    </w:tbl>
+    <w:p>
+      <w:pPr>
+        <w:spacing w:after="120"/>
+      </w:pPr>
+    </w:p>
+    <w:p>
+      <w:pPr>
+        <w:keepNext/>
+        <w:spacing w:after="40" w:before="160"/>
+        <w:jc w:val="center"/>
+      </w:pPr>
+      <w:r>
+        <w:drawing>
+          <wp:inline distT="0" distB="0" distL="0" distR="0">
+            <wp:extent cx="5486400" cy="3295650"/>
+            <wp:effectExtent t="0" r="0" b="0" l="0"/>
+            <wp:docPr id="1" name="" descr="" title=""/>
+            <wp:cNvGraphicFramePr>
+              <a:graphicFrameLocks xmlns:a="http://schemas.openxmlformats.org/drawingml/2006/main" noChangeAspect="1"/>
+            </wp:cNvGraphicFramePr>
+            <a:graphic xmlns:a="http://schemas.openxmlformats.org/drawingml/2006/main">
+              <a:graphicData uri="http://schemas.openxmlformats.org/drawingml/2006/picture">
+                <pic:pic xmlns:pic="http://schemas.openxmlformats.org/drawingml/2006/picture">
+                  <pic:nvPicPr>
+                    <pic:cNvPr id="0" name="" descr=""/>
+                    <pic:cNvPicPr>
+                      <a:picLocks noChangeAspect="1" noChangeArrowheads="1"/>
+                    </pic:cNvPicPr>
+                  </pic:nvPicPr>
+                  <pic:blipFill>
+                    <a:blip r:embed="rId15" cstate="none"/>
+                    <a:srcRect/>
+                    <a:stretch>
+                      <a:fillRect/>
+                    </a:stretch>
+                  </pic:blipFill>
+                  <pic:spPr bwMode="auto">
+                    <a:xfrm>
+                      <a:off x="0" y="0"/>
+                      <a:ext cx="5486400" cy="3295650"/>
+                    </a:xfrm>
+                    <a:prstGeom prst="rect">
+                      <a:avLst/>
+                    </a:prstGeom>
+                  </pic:spPr>
+                </pic:pic>
+              </a:graphicData>
+            </a:graphic>
+          </wp:inline>
+        </w:drawing>
+      </w:r>
+    </w:p>
+    <w:p>
+      <w:pPr>
+        <w:keepNext w:val="false"/>
+        <w:spacing w:after="200" w:before="60" w:line="312"/>
+        <w:jc w:val="center"/>
+      </w:pPr>
+      <w:r>
+        <w:rPr>
+          <w:rFonts w:ascii="Calibri" w:eastAsia="Microsoft YaHei"/>
+          <w:b/>
+          <w:bCs/>
+          <w:color w:val="5A6B76"/>
+          <w:sz w:val="21"/>
+          <w:szCs w:val="21"/>
+        </w:rPr>
+        <w:t xml:space="preserve">图4-2 同一段文本的两种坐标系统：稀疏向量（词表坐标，少量非零，可精确命中"退款/A-1007"）与稠密向量（语义坐标，几乎全非零，可命中"退钱/refund"但分不清编号）</w:t>
+      </w:r>
+    </w:p>
+    <w:p>
+      <w:pPr>
+        <w:spacing w:line="312"/>
+        <w:ind w:firstLine="480"/>
+        <w:jc w:val="both"/>
+      </w:pPr>
+      <w:r>
+        <w:rPr>
+          <w:rFonts w:ascii="Calibri" w:eastAsia="Microsoft YaHei"/>
+          <w:color w:val="1A2B33"/>
+          <w:sz w:val="24"/>
+          <w:szCs w:val="24"/>
+        </w:rPr>
+        <w:t xml:space="preserve">选型因此变得简单：**默认不做三选一，而是分层组合**。第一层用 BM25（或学习式稀疏）打底——它对精确记号与罕见词的召回不可替代，成本又最低；第二层用稠密向量补齐语义泛化，召回那些"用词完全不同、意思相同"的文档；两层候选合并去重后，交给 4.7 节起的融合与重排（重排模型的原理、选型与工程实践详见卷08 的 3.4 节）。什么时候可以只用稠密向量？语料高度口语化、查询里几乎没有精确记号（如闲聊式知识问答、灵感搜索）。什么时候必须加 BM25？技术文档、代码库、电商（型号密集）、法律与金融（条款编号密集）——这类语料里精确记号就是召回的生命线。一个反直觉但好用的自检方法：抽 100 条真实查询，统计"查询中包含编号、代码、专有名词的比例"，这个比例超过 20% 的场景，混合搜索相对纯向量的召回提升会非常明显；低于 5% 的场景，可以先用纯稠密起步、把 BM25 当作后续优化项。</w:t>
+      </w:r>
+    </w:p>
+    <w:p>
+      <w:pPr>
+        <w:spacing w:line="312"/>
+        <w:ind w:firstLine="480"/>
+        <w:jc w:val="both"/>
+      </w:pPr>
+      <w:r>
+        <w:rPr>
+          <w:rFonts w:ascii="Calibri" w:eastAsia="Microsoft YaHei"/>
+          <w:color w:val="1A2B33"/>
+          <w:sz w:val="24"/>
+          <w:szCs w:val="24"/>
+        </w:rPr>
+        <w:t xml:space="preserve">还有一条"元原则"值得记住：**三种表示的差异，本质是"把哪些信息放进索引"的差异**。BM25 放进索引的是词的统计事实（谁出现过、出现几次、多罕见）；稠密向量放进索引的是模型对语义的压缩判断（在它的训练经验里，这段话和什么像）；学习式稀疏放进索引的是模型对"该给每个词多少权重"的判断。理解了这个层次，你就能预判任何新型检索方法的性格：它把什么放进索引，就擅长什么、就会在什么上失手。这也解释了为什么生产系统最终都走向"混合"——单一表示必然有盲区，而多种表示的组合，就是用工程手段逼近"没有盲区"。</w:t>
+      </w:r>
+    </w:p>
+    <w:p>
+      <w:pPr>
+        <w:pStyle w:val="Heading2"/>
+        <w:keepNext/>
+        <w:spacing w:after="140" w:before="280" w:line="360" w:lineRule="atLeast"/>
+      </w:pPr>
+      <w:bookmarkStart w:id="100028" w:name="_Toc100028"/>
+      <w:r>
+        <w:rPr>
+          <w:rFonts w:ascii="Calibri" w:eastAsia="SimHei"/>
+          <w:b/>
+          <w:bCs/>
+          <w:color w:val="1B4A5C"/>
+          <w:sz w:val="28"/>
+          <w:szCs w:val="28"/>
+        </w:rPr>
+        <w:t xml:space="preserve">4.7 RRF 融合算法</w:t>
+      </w:r>
+      <w:bookmarkEnd w:id="100028"/>
+    </w:p>
+    <w:p>
+      <w:pPr>
+        <w:spacing w:line="312"/>
+        <w:ind w:firstLine="480"/>
+        <w:jc w:val="both"/>
+      </w:pPr>
+      <w:r>
+        <w:rPr>
+          <w:rFonts w:ascii="Calibri" w:eastAsia="Microsoft YaHei"/>
+          <w:color w:val="1A2B33"/>
+          <w:sz w:val="24"/>
+          <w:szCs w:val="24"/>
+        </w:rPr>
+        <w:t xml:space="preserve">融合两路结果最常用的算法是 RRF（Reciprocal Rank Fusion，倒数排名融合）。它的公式非常简单：对于每个文档，计算它在每一路结果中的排名，然后求倒数和。形式化地写，RRF_score(d) = Σ 1/(k + rank_r(d))，其中 k 是平滑常数，通常取 60；rank_r(d) 是文档 d 在第 r 路结果中的排名。</w:t>
+      </w:r>
+    </w:p>
+    <w:p>
+      <w:pPr>
+        <w:spacing w:line="312"/>
+        <w:ind w:firstLine="480"/>
+        <w:jc w:val="both"/>
+      </w:pPr>
+      <w:r>
+        <w:rPr>
+          <w:rFonts w:ascii="Calibri" w:eastAsia="Microsoft YaHei"/>
+          <w:color w:val="1A2B33"/>
+          <w:sz w:val="24"/>
+          <w:szCs w:val="24"/>
+        </w:rPr>
+        <w:t xml:space="preserve">这个公式的优雅之处在于：它不看两路各自的原始分数，只看排名。向量余弦分数与 BM25 分数量纲完全不同，直接加权如同把身高和体重相加；而 RRF 绕开了分数归一化的所有麻烦。同时，k 的存在避免了对排名 1 的文档过度奖励——第 1 名得 1/(60+1) ≈ 0.0164，第 2 名得 1/(60+2) ≈ 0.0161，差距不大，这反而是优点：它不让单一通道的极端高分"垄断"最终排序。</w:t>
+      </w:r>
+    </w:p>
+    <w:p>
+      <w:pPr>
+        <w:spacing w:line="312"/>
+        <w:ind w:firstLine="480"/>
+        <w:jc w:val="both"/>
+      </w:pPr>
+      <w:r>
+        <w:rPr>
+          <w:rFonts w:ascii="Calibri" w:eastAsia="Microsoft YaHei"/>
+          <w:color w:val="1A2B33"/>
+          <w:sz w:val="24"/>
+          <w:szCs w:val="24"/>
+        </w:rPr>
+        <w:t xml:space="preserve">下面给出一个完整的 RRF 融合函数实现，融合向量通道与 BM25 通道的检索结果：</w:t>
+      </w:r>
+    </w:p>
+    <w:p>
+      <w:pPr>
+        <w:pBdr>
+          <w:left w:val="single" w:color="8FA6AD" w:sz="10" w:space="8"/>
+        </w:pBdr>
+        <w:shd w:fill="F4F6F7" w:val="clear"/>
+        <w:spacing w:after="0" w:before="0" w:line="276" w:lineRule="atLeast"/>
+        <w:ind w:left="240"/>
+        <w:jc w:val="left"/>
+      </w:pPr>
+      <w:r>
+        <w:rPr>
+          <w:rFonts w:ascii="Courier New" w:cs="Courier New" w:eastAsia="Microsoft YaHei" w:hAnsi="Courier New"/>
+          <w:color w:val="24343C"/>
+          <w:sz w:val="18"/>
+          <w:szCs w:val="18"/>
+        </w:rPr>
+        <w:t xml:space="preserve">def reciprocal_rank_fusion(rankings, k: int = 60, weights=None):</w:t>
+      </w:r>
+    </w:p>
+    <w:p>
+      <w:pPr>
+        <w:pBdr>
+          <w:left w:val="single" w:color="8FA6AD" w:sz="10" w:space="8"/>
+        </w:pBdr>
+        <w:shd w:fill="F4F6F7" w:val="clear"/>
+        <w:spacing w:after="0" w:before="0" w:line="276" w:lineRule="atLeast"/>
+        <w:ind w:left="240"/>
+        <w:jc w:val="left"/>
+      </w:pPr>
+      <w:r>
+        <w:rPr>
+          <w:rFonts w:ascii="Courier New" w:cs="Courier New" w:eastAsia="Microsoft YaHei" w:hAnsi="Courier New"/>
+          <w:color w:val="24343C"/>
+          <w:sz w:val="18"/>
+          <w:szCs w:val="18"/>
+        </w:rPr>
+        <w:t xml:space="preserve">    """多路倒数排名融合；rankings 是各通道的文档 ID 列表（按名次排序）。"""</w:t>
+      </w:r>
+    </w:p>
+    <w:p>
+      <w:pPr>
+        <w:pBdr>
+          <w:left w:val="single" w:color="8FA6AD" w:sz="10" w:space="8"/>
+        </w:pBdr>
+        <w:shd w:fill="F4F6F7" w:val="clear"/>
+        <w:spacing w:after="0" w:before="0" w:line="276" w:lineRule="atLeast"/>
+        <w:ind w:left="240"/>
+        <w:jc w:val="left"/>
+      </w:pPr>
+      <w:r>
+        <w:rPr>
+          <w:rFonts w:ascii="Courier New" w:cs="Courier New" w:eastAsia="Microsoft YaHei" w:hAnsi="Courier New"/>
+          <w:color w:val="24343C"/>
+          <w:sz w:val="18"/>
+          <w:szCs w:val="18"/>
+        </w:rPr>
+        <w:t xml:space="preserve">    if weights is None:</w:t>
+      </w:r>
+    </w:p>
+    <w:p>
+      <w:pPr>
+        <w:pBdr>
+          <w:left w:val="single" w:color="8FA6AD" w:sz="10" w:space="8"/>
+        </w:pBdr>
+        <w:shd w:fill="F4F6F7" w:val="clear"/>
+        <w:spacing w:after="0" w:before="0" w:line="276" w:lineRule="atLeast"/>
+        <w:ind w:left="240"/>
+        <w:jc w:val="left"/>
+      </w:pPr>
+      <w:r>
+        <w:rPr>
+          <w:rFonts w:ascii="Courier New" w:cs="Courier New" w:eastAsia="Microsoft YaHei" w:hAnsi="Courier New"/>
+          <w:color w:val="24343C"/>
+          <w:sz w:val="18"/>
+          <w:szCs w:val="18"/>
+        </w:rPr>
+        <w:t xml:space="preserve">        weights = [1.0] * len(rankings)</w:t>
+      </w:r>
+    </w:p>
+    <w:p>
+      <w:pPr>
+        <w:pBdr>
+          <w:left w:val="single" w:color="8FA6AD" w:sz="10" w:space="8"/>
+        </w:pBdr>
+        <w:shd w:fill="F4F6F7" w:val="clear"/>
+        <w:spacing w:after="0" w:before="0" w:line="276" w:lineRule="atLeast"/>
+        <w:ind w:left="240"/>
+        <w:jc w:val="left"/>
+      </w:pPr>
+      <w:r>
+        <w:rPr>
+          <w:rFonts w:ascii="Courier New" w:cs="Courier New" w:eastAsia="Microsoft YaHei" w:hAnsi="Courier New"/>
+          <w:color w:val="24343C"/>
+          <w:sz w:val="18"/>
+          <w:szCs w:val="18"/>
+        </w:rPr>
+        <w:t xml:space="preserve">    scores = {}</w:t>
+      </w:r>
+    </w:p>
+    <w:p>
+      <w:pPr>
+        <w:pBdr>
+          <w:left w:val="single" w:color="8FA6AD" w:sz="10" w:space="8"/>
+        </w:pBdr>
+        <w:shd w:fill="F4F6F7" w:val="clear"/>
+        <w:spacing w:after="0" w:before="0" w:line="276" w:lineRule="atLeast"/>
+        <w:ind w:left="240"/>
+        <w:jc w:val="left"/>
+      </w:pPr>
+      <w:r>
+        <w:rPr>
+          <w:rFonts w:ascii="Courier New" w:cs="Courier New" w:eastAsia="Microsoft YaHei" w:hAnsi="Courier New"/>
+          <w:color w:val="24343C"/>
+          <w:sz w:val="18"/>
+          <w:szCs w:val="18"/>
+        </w:rPr>
+        <w:t xml:space="preserve">    for ranking, weight in zip(rankings, weights):</w:t>
+      </w:r>
+    </w:p>
+    <w:p>
+      <w:pPr>
+        <w:pBdr>
+          <w:left w:val="single" w:color="8FA6AD" w:sz="10" w:space="8"/>
+        </w:pBdr>
+        <w:shd w:fill="F4F6F7" w:val="clear"/>
+        <w:spacing w:after="0" w:before="0" w:line="276" w:lineRule="atLeast"/>
+        <w:ind w:left="240"/>
+        <w:jc w:val="left"/>
+      </w:pPr>
+      <w:r>
+        <w:rPr>
+          <w:rFonts w:ascii="Courier New" w:cs="Courier New" w:eastAsia="Microsoft YaHei" w:hAnsi="Courier New"/>
+          <w:color w:val="24343C"/>
+          <w:sz w:val="18"/>
+          <w:szCs w:val="18"/>
+        </w:rPr>
+        <w:t xml:space="preserve">        for rank, doc_id in enumerate(ranking, start=1):</w:t>
+      </w:r>
+    </w:p>
+    <w:p>
+      <w:pPr>
+        <w:pBdr>
+          <w:left w:val="single" w:color="8FA6AD" w:sz="10" w:space="8"/>
+        </w:pBdr>
+        <w:shd w:fill="F4F6F7" w:val="clear"/>
+        <w:spacing w:after="0" w:before="0" w:line="276" w:lineRule="atLeast"/>
+        <w:ind w:left="240"/>
+        <w:jc w:val="left"/>
+      </w:pPr>
+      <w:r>
+        <w:rPr>
+          <w:rFonts w:ascii="Courier New" w:cs="Courier New" w:eastAsia="Microsoft YaHei" w:hAnsi="Courier New"/>
+          <w:color w:val="24343C"/>
+          <w:sz w:val="18"/>
+          <w:szCs w:val="18"/>
+        </w:rPr>
+        <w:t xml:space="preserve">            scores[doc_id] = scores.get(doc_id, 0.0) + weight / (k + rank)</w:t>
+      </w:r>
+    </w:p>
+    <w:p>
+      <w:pPr>
+        <w:pBdr>
+          <w:left w:val="single" w:color="8FA6AD" w:sz="10" w:space="8"/>
+        </w:pBdr>
+        <w:shd w:fill="F4F6F7" w:val="clear"/>
+        <w:spacing w:after="0" w:before="0" w:line="276" w:lineRule="atLeast"/>
+        <w:ind w:left="240"/>
+        <w:jc w:val="left"/>
+      </w:pPr>
+      <w:r>
+        <w:rPr>
+          <w:rFonts w:ascii="Courier New" w:cs="Courier New" w:eastAsia="Microsoft YaHei" w:hAnsi="Courier New"/>
+          <w:color w:val="24343C"/>
+          <w:sz w:val="18"/>
+          <w:szCs w:val="18"/>
+        </w:rPr>
+        <w:t xml:space="preserve">    # 按融合得分降序；同分时按首次出现的通道顺序稳定排序</w:t>
+      </w:r>
+    </w:p>
+    <w:p>
+      <w:pPr>
+        <w:pBdr>
+          <w:left w:val="single" w:color="8FA6AD" w:sz="10" w:space="8"/>
+        </w:pBdr>
+        <w:shd w:fill="F4F6F7" w:val="clear"/>
+        <w:spacing w:after="0" w:before="0" w:line="276" w:lineRule="atLeast"/>
+        <w:ind w:left="240"/>
+        <w:jc w:val="left"/>
+      </w:pPr>
+      <w:r>
+        <w:rPr>
+          <w:rFonts w:ascii="Courier New" w:cs="Courier New" w:eastAsia="Microsoft YaHei" w:hAnsi="Courier New"/>
+          <w:color w:val="24343C"/>
+          <w:sz w:val="18"/>
+          <w:szCs w:val="18"/>
+        </w:rPr>
+        <w:t xml:space="preserve">    return sorted(scores.items(), key=lambda x: -x[1])</w:t>
+      </w:r>
+    </w:p>
+    <w:p>
+      <w:pPr>
+        <w:pBdr>
+          <w:left w:val="single" w:color="8FA6AD" w:sz="10" w:space="8"/>
+        </w:pBdr>
+        <w:shd w:fill="F4F6F7" w:val="clear"/>
+        <w:spacing w:after="0" w:before="0" w:line="276" w:lineRule="atLeast"/>
+        <w:ind w:left="240"/>
+        <w:jc w:val="left"/>
+      </w:pPr>
+      <w:r>
+        <w:rPr>
+          <w:rFonts w:ascii="Courier New" w:cs="Courier New" w:eastAsia="Microsoft YaHei" w:hAnsi="Courier New"/>
+          <w:color w:val="24343C"/>
+          <w:sz w:val="18"/>
+          <w:szCs w:val="18"/>
+        </w:rPr>
+        <w:t xml:space="preserve"> </w:t>
+      </w:r>
+    </w:p>
+    <w:p>
+      <w:pPr>
+        <w:pBdr>
+          <w:left w:val="single" w:color="8FA6AD" w:sz="10" w:space="8"/>
+        </w:pBdr>
+        <w:shd w:fill="F4F6F7" w:val="clear"/>
+        <w:spacing w:after="0" w:before="0" w:line="276" w:lineRule="atLeast"/>
+        <w:ind w:left="240"/>
+        <w:jc w:val="left"/>
+      </w:pPr>
+      <w:r>
+        <w:rPr>
+          <w:rFonts w:ascii="Courier New" w:cs="Courier New" w:eastAsia="Microsoft YaHei" w:hAnsi="Courier New"/>
+          <w:color w:val="24343C"/>
+          <w:sz w:val="18"/>
+          <w:szCs w:val="18"/>
+        </w:rPr>
+        <w:t xml:space="preserve"># 示例：向量通道把 doc_B 排第 1，BM25 通道把 doc_A 排第 1</w:t>
+      </w:r>
+    </w:p>
+    <w:p>
+      <w:pPr>
+        <w:pBdr>
+          <w:left w:val="single" w:color="8FA6AD" w:sz="10" w:space="8"/>
+        </w:pBdr>
+        <w:shd w:fill="F4F6F7" w:val="clear"/>
+        <w:spacing w:after="0" w:before="0" w:line="276" w:lineRule="atLeast"/>
+        <w:ind w:left="240"/>
+        <w:jc w:val="left"/>
+      </w:pPr>
+      <w:r>
+        <w:rPr>
+          <w:rFonts w:ascii="Courier New" w:cs="Courier New" w:eastAsia="Microsoft YaHei" w:hAnsi="Courier New"/>
+          <w:color w:val="24343C"/>
+          <w:sz w:val="18"/>
+          <w:szCs w:val="18"/>
+        </w:rPr>
+        <w:t xml:space="preserve">vector_hits = ["doc_B", "doc_A", "doc_D", "doc_C"]</w:t>
+      </w:r>
+    </w:p>
+    <w:p>
+      <w:pPr>
+        <w:pBdr>
+          <w:left w:val="single" w:color="8FA6AD" w:sz="10" w:space="8"/>
+        </w:pBdr>
+        <w:shd w:fill="F4F6F7" w:val="clear"/>
+        <w:spacing w:after="0" w:before="0" w:line="276" w:lineRule="atLeast"/>
+        <w:ind w:left="240"/>
+        <w:jc w:val="left"/>
+      </w:pPr>
+      <w:r>
+        <w:rPr>
+          <w:rFonts w:ascii="Courier New" w:cs="Courier New" w:eastAsia="Microsoft YaHei" w:hAnsi="Courier New"/>
+          <w:color w:val="24343C"/>
+          <w:sz w:val="18"/>
+          <w:szCs w:val="18"/>
+        </w:rPr>
+        <w:t xml:space="preserve">bm25_hits   = ["doc_A", "doc_B", "doc_C", "doc_E"]</w:t>
+      </w:r>
+    </w:p>
+    <w:p>
+      <w:pPr>
+        <w:pBdr>
+          <w:left w:val="single" w:color="8FA6AD" w:sz="10" w:space="8"/>
+        </w:pBdr>
+        <w:shd w:fill="F4F6F7" w:val="clear"/>
+        <w:spacing w:after="0" w:before="0" w:line="276" w:lineRule="atLeast"/>
+        <w:ind w:left="240"/>
+        <w:jc w:val="left"/>
+      </w:pPr>
+      <w:r>
+        <w:rPr>
+          <w:rFonts w:ascii="Courier New" w:cs="Courier New" w:eastAsia="Microsoft YaHei" w:hAnsi="Courier New"/>
+          <w:color w:val="24343C"/>
+          <w:sz w:val="18"/>
+          <w:szCs w:val="18"/>
+        </w:rPr>
+        <w:t xml:space="preserve"> </w:t>
+      </w:r>
+    </w:p>
+    <w:p>
+      <w:pPr>
+        <w:pBdr>
+          <w:left w:val="single" w:color="8FA6AD" w:sz="10" w:space="8"/>
+        </w:pBdr>
+        <w:shd w:fill="F4F6F7" w:val="clear"/>
+        <w:spacing w:after="0" w:before="0" w:line="276" w:lineRule="atLeast"/>
+        <w:ind w:left="240"/>
+        <w:jc w:val="left"/>
+      </w:pPr>
+      <w:r>
+        <w:rPr>
+          <w:rFonts w:ascii="Courier New" w:cs="Courier New" w:eastAsia="Microsoft YaHei" w:hAnsi="Courier New"/>
+          <w:color w:val="24343C"/>
+          <w:sz w:val="18"/>
+          <w:szCs w:val="18"/>
+        </w:rPr>
+        <w:t xml:space="preserve">fused = reciprocal_rank_fusion([vector_hits, bm25_hits])</w:t>
+      </w:r>
+    </w:p>
+    <w:p>
+      <w:pPr>
+        <w:pBdr>
+          <w:left w:val="single" w:color="8FA6AD" w:sz="10" w:space="8"/>
+        </w:pBdr>
+        <w:shd w:fill="F4F6F7" w:val="clear"/>
+        <w:spacing w:after="0" w:before="0" w:line="276" w:lineRule="atLeast"/>
+        <w:ind w:left="240"/>
+        <w:jc w:val="left"/>
+      </w:pPr>
+      <w:r>
+        <w:rPr>
+          <w:rFonts w:ascii="Courier New" w:cs="Courier New" w:eastAsia="Microsoft YaHei" w:hAnsi="Courier New"/>
+          <w:color w:val="24343C"/>
+          <w:sz w:val="18"/>
+          <w:szCs w:val="18"/>
+        </w:rPr>
+        <w:t xml:space="preserve">print(fused[:3])  # 输出融合后的 Top-3 文档及得分</w:t>
+      </w:r>
+    </w:p>
+    <w:p>
+      <w:pPr>
+        <w:spacing w:line="312"/>
+        <w:ind w:firstLine="480"/>
+        <w:jc w:val="both"/>
+      </w:pPr>
+      <w:r>
+        <w:rPr>
+          <w:rFonts w:ascii="Calibri" w:eastAsia="Microsoft YaHei"/>
+          <w:color w:val="1A2B33"/>
+          <w:sz w:val="24"/>
+          <w:szCs w:val="24"/>
+        </w:rPr>
+        <w:t xml:space="preserve">走读这段代码，融合的逻辑清晰可见。两路排名列表各自贡献一份 1/(k+rank) 的得分，相同文档的得分相加；最后按总得分降序排序。函数还支持 weights 参数，让业务可以调整两路的相对重要性——例如对"专有名词多"的场景，可以让 BM25 通道的权重更高。</w:t>
+      </w:r>
+    </w:p>
+    <w:p>
+      <w:pPr>
+        <w:spacing w:line="312"/>
+        <w:ind w:firstLine="480"/>
+        <w:jc w:val="both"/>
+      </w:pPr>
+      <w:r>
+        <w:rPr>
+          <w:rFonts w:ascii="Calibri" w:eastAsia="Microsoft YaHei"/>
+          <w:color w:val="1A2B33"/>
+          <w:sz w:val="24"/>
+          <w:szCs w:val="24"/>
+        </w:rPr>
+        <w:t xml:space="preserve">在 Weaviate 中，alpha 参数本质上对应了这种加权思路：alpha 等于 0 表示纯 BM25，alpha 等于 1 表示纯向量，中间值是线性插值。Qdrant 的混合搜索 API 允许显式指定每个通道的权重；Milvus 2.5 以上通过 Function 机制在 schema 级别声明 BM25 通道。</w:t>
+      </w:r>
+    </w:p>
+    <w:p>
+      <w:pPr>
+        <w:keepNext/>
+        <w:spacing w:after="40" w:before="160"/>
+        <w:jc w:val="center"/>
+      </w:pPr>
+      <w:r>
+        <w:drawing>
+          <wp:inline distT="0" distB="0" distL="0" distR="0">
+            <wp:extent cx="5305425" cy="3181350"/>
+            <wp:effectExtent t="0" r="0" b="0" l="0"/>
+            <wp:docPr id="1" name="" descr="" title=""/>
+            <wp:cNvGraphicFramePr>
+              <a:graphicFrameLocks xmlns:a="http://schemas.openxmlformats.org/drawingml/2006/main" noChangeAspect="1"/>
+            </wp:cNvGraphicFramePr>
+            <a:graphic xmlns:a="http://schemas.openxmlformats.org/drawingml/2006/main">
+              <a:graphicData uri="http://schemas.openxmlformats.org/drawingml/2006/picture">
+                <pic:pic xmlns:pic="http://schemas.openxmlformats.org/drawingml/2006/picture">
+                  <pic:nvPicPr>
+                    <pic:cNvPr id="0" name="" descr=""/>
+                    <pic:cNvPicPr>
+                      <a:picLocks noChangeAspect="1" noChangeArrowheads="1"/>
+                    </pic:cNvPicPr>
+                  </pic:nvPicPr>
+                  <pic:blipFill>
+                    <a:blip r:embed="rId16" cstate="none"/>
+                    <a:srcRect/>
+                    <a:stretch>
+                      <a:fillRect/>
+                    </a:stretch>
+                  </pic:blipFill>
+                  <pic:spPr bwMode="auto">
+                    <a:xfrm>
+                      <a:off x="0" y="0"/>
                       <a:ext cx="5305425" cy="3181350"/>
                     </a:xfrm>
                     <a:prstGeom prst="rect">
@@ -6751,7 +11893,7 @@
           <w:sz w:val="21"/>
           <w:szCs w:val="21"/>
         </w:rPr>
-        <w:t xml:space="preserve">图4-1 混合检索双通道 RRF 融合</w:t>
+        <w:t xml:space="preserve">图4-3 混合检索双通道 RRF 融合</w:t>
       </w:r>
     </w:p>
     <w:p>
@@ -6760,7 +11902,7 @@
         <w:keepNext/>
         <w:spacing w:after="140" w:before="280" w:line="360" w:lineRule="atLeast"/>
       </w:pPr>
-      <w:bookmarkStart w:id="100024" w:name="_Toc100024"/>
+      <w:bookmarkStart w:id="100029" w:name="_Toc100029"/>
       <w:r>
         <w:rPr>
           <w:rFonts w:ascii="Calibri" w:eastAsia="SimHei"/>
@@ -6770,9 +11912,9 @@
           <w:sz w:val="28"/>
           <w:szCs w:val="28"/>
         </w:rPr>
-        <w:t xml:space="preserve">4.3 融合算法的对比与选择</w:t>
-      </w:r>
-      <w:bookmarkEnd w:id="100024"/>
+        <w:t xml:space="preserve">4.8 融合算法的对比与选择</w:t>
+      </w:r>
+      <w:bookmarkEnd w:id="100029"/>
     </w:p>
     <w:p>
       <w:pPr>
@@ -6860,7 +12002,7 @@
         <w:keepNext/>
         <w:spacing w:after="140" w:before="280" w:line="360" w:lineRule="atLeast"/>
       </w:pPr>
-      <w:bookmarkStart w:id="100025" w:name="_Toc100025"/>
+      <w:bookmarkStart w:id="100030" w:name="_Toc100030"/>
       <w:r>
         <w:rPr>
           <w:rFonts w:ascii="Calibri" w:eastAsia="SimHei"/>
@@ -6870,24 +12012,24 @@
           <w:sz w:val="28"/>
           <w:szCs w:val="28"/>
         </w:rPr>
-        <w:t xml:space="preserve">4.4 alpha 权重的调优方法</w:t>
-      </w:r>
-      <w:bookmarkEnd w:id="100025"/>
-    </w:p>
-    <w:p>
-      <w:pPr>
-        <w:spacing w:line="312"/>
-        <w:ind w:firstLine="480"/>
-        <w:jc w:val="both"/>
-      </w:pPr>
-      <w:r>
-        <w:rPr>
-          <w:rFonts w:ascii="Calibri" w:eastAsia="Microsoft YaHei"/>
-          <w:color w:val="1A2B33"/>
-          <w:sz w:val="24"/>
-          <w:szCs w:val="24"/>
-        </w:rPr>
-        <w:t xml:space="preserve">工程实践中常提到“调整混合搜索 alpha 参数在 0.5 到 0.7 之间取得最佳平衡”。这里的 alpha 在不同系统中含义略有不同：在 Weaviate 中 alpha 直接控制向量搜索与 BM25 的权重；在自定义 RRF 中，可以通过 weights 参数实现类似效果；在 Qdrant 的 fusion 配置中，每一路的 weight 就是权重乘子。</w:t>
+        <w:t xml:space="preserve">4.9 alpha 权重的调优方法</w:t>
+      </w:r>
+      <w:bookmarkEnd w:id="100030"/>
+    </w:p>
+    <w:p>
+      <w:pPr>
+        <w:spacing w:line="312"/>
+        <w:ind w:firstLine="480"/>
+        <w:jc w:val="both"/>
+      </w:pPr>
+      <w:r>
+        <w:rPr>
+          <w:rFonts w:ascii="Calibri" w:eastAsia="Microsoft YaHei"/>
+          <w:color w:val="1A2B33"/>
+          <w:sz w:val="24"/>
+          <w:szCs w:val="24"/>
+        </w:rPr>
+        <w:t xml:space="preserve">工程实践中常提到"调整混合搜索 alpha 参数在 0.5 到 0.7 之间取得最佳平衡"。这里的 alpha 在不同系统中含义略有不同：在 Weaviate 中 alpha 直接控制向量搜索与 BM25 的权重；在自定义 RRF 中，可以通过 weights 参数实现类似效果；在 Qdrant 的 fusion 配置中，每一路的 weight 就是权重乘子。</w:t>
       </w:r>
     </w:p>
     <w:p>
@@ -6928,7 +12070,7 @@
         <w:keepNext/>
         <w:spacing w:after="140" w:before="280" w:line="360" w:lineRule="atLeast"/>
       </w:pPr>
-      <w:bookmarkStart w:id="100026" w:name="_Toc100026"/>
+      <w:bookmarkStart w:id="100031" w:name="_Toc100031"/>
       <w:r>
         <w:rPr>
           <w:rFonts w:ascii="Calibri" w:eastAsia="SimHei"/>
@@ -6938,56 +12080,56 @@
           <w:sz w:val="28"/>
           <w:szCs w:val="28"/>
         </w:rPr>
-        <w:t xml:space="preserve">4.5 落地案例：客服知识库的混合搜索</w:t>
-      </w:r>
-      <w:bookmarkEnd w:id="100026"/>
-    </w:p>
-    <w:p>
-      <w:pPr>
-        <w:spacing w:line="312"/>
-        <w:ind w:firstLine="480"/>
-        <w:jc w:val="both"/>
-      </w:pPr>
-      <w:r>
-        <w:rPr>
-          <w:rFonts w:ascii="Calibri" w:eastAsia="Microsoft YaHei"/>
-          <w:color w:val="1A2B33"/>
-          <w:sz w:val="24"/>
-          <w:szCs w:val="24"/>
-        </w:rPr>
-        <w:t xml:space="preserve">一个客服知识库的真实案例可以帮我们看清混合搜索的价值。某电商客服团队接入向量检索后，常见问题的召回率从关键词时代的 65% 提升到 88%，但仍有三类问题频繁失败。第一类是型号与错误码——用户问“iPhone 15 Pro Max 的退款政策”，向量检索把它和“退换货流程”混为一谈；BM25 一眼锁定“iPhone 15 Pro Max”关键词，召回率显著提升。第二类是缩写与代码——用户问“A-1007 错误怎么办”，向量检索把整段话当语义理解，召回一堆无关文档；BM25 直接命中错误码。第三类是品牌名——用户问“Apple Watch 怎么激活”，向量检索可能拉到“watch 表”的无关文档，BM25 精准定位品牌。</w:t>
-      </w:r>
-    </w:p>
-    <w:p>
-      <w:pPr>
-        <w:spacing w:line="312"/>
-        <w:ind w:firstLine="480"/>
-        <w:jc w:val="both"/>
-      </w:pPr>
-      <w:r>
-        <w:rPr>
-          <w:rFonts w:ascii="Calibri" w:eastAsia="Microsoft YaHei"/>
-          <w:color w:val="1A2B33"/>
-          <w:sz w:val="24"/>
-          <w:szCs w:val="24"/>
-        </w:rPr>
-        <w:t xml:space="preserve">上线混合搜索后，整体召回率从 88% 抬到 96%，转人工率下降近一半。alpha 通过评测集网格搜索确定在 0.55，权重略偏向量但保留 BM25 的精确能力。后续的优化还包括：对常见型号建立别名词典并通过 BM25 同义词扩展加入；对错误码建立专用字段并优先召回；定期人工审计“用户认为答错了”的案例，从中发现 alpha 漂移的信号。</w:t>
-      </w:r>
-    </w:p>
-    <w:p>
-      <w:pPr>
-        <w:spacing w:line="312"/>
-        <w:ind w:firstLine="480"/>
-        <w:jc w:val="both"/>
-      </w:pPr>
-      <w:r>
-        <w:rPr>
-          <w:rFonts w:ascii="Calibri" w:eastAsia="Microsoft YaHei"/>
-          <w:color w:val="1A2B33"/>
-          <w:sz w:val="24"/>
-          <w:szCs w:val="24"/>
-        </w:rPr>
-        <w:t xml:space="preserve">这个案例说明：混合搜索不是“1 加 1 等于 2”的简单叠加，而是“让两种擅长相互补位”的工程哲学。理解了这一点，再去看 Qdrant、Milvus、Weaviate 等向量库的混合搜索 API，就能明白每个参数背后解决的是什么具体问题。</w:t>
+        <w:t xml:space="preserve">4.10 落地案例：客服知识库的混合搜索</w:t>
+      </w:r>
+      <w:bookmarkEnd w:id="100031"/>
+    </w:p>
+    <w:p>
+      <w:pPr>
+        <w:spacing w:line="312"/>
+        <w:ind w:firstLine="480"/>
+        <w:jc w:val="both"/>
+      </w:pPr>
+      <w:r>
+        <w:rPr>
+          <w:rFonts w:ascii="Calibri" w:eastAsia="Microsoft YaHei"/>
+          <w:color w:val="1A2B33"/>
+          <w:sz w:val="24"/>
+          <w:szCs w:val="24"/>
+        </w:rPr>
+        <w:t xml:space="preserve">一个客服知识库的真实案例可以帮我们看清混合搜索的价值。某电商客服团队接入向量检索后，常见问题的召回率从关键词时代的 65% 提升到 88%，但仍有三类问题频繁失败。第一类是型号与错误码——用户问"iPhone 15 Pro Max 的退款政策"，向量检索把它和"退换货流程"混为一谈；BM25 一眼锁定"iPhone 15 Pro Max"关键词，召回率显著提升。第二类是缩写与代码——用户问"A-1007 错误怎么办"，向量检索把整段话当语义理解，召回一堆无关文档；BM25 直接命中错误码。第三类是品牌名——用户问"Apple Watch 怎么激活"，向量检索可能拉到"watch 表"的无关文档，BM25 精准定位品牌。对照 4.2 到 4.6 节的框架，这三类失败的共同点一目了然：都是"语义稀薄但字面精确"的查询，正是稀疏向量的主场。</w:t>
+      </w:r>
+    </w:p>
+    <w:p>
+      <w:pPr>
+        <w:spacing w:line="312"/>
+        <w:ind w:firstLine="480"/>
+        <w:jc w:val="both"/>
+      </w:pPr>
+      <w:r>
+        <w:rPr>
+          <w:rFonts w:ascii="Calibri" w:eastAsia="Microsoft YaHei"/>
+          <w:color w:val="1A2B33"/>
+          <w:sz w:val="24"/>
+          <w:szCs w:val="24"/>
+        </w:rPr>
+        <w:t xml:space="preserve">上线混合搜索后，整体召回率从 88% 抬到 96%，转人工率下降近一半。alpha 通过评测集网格搜索确定在 0.55，权重略偏向量但保留 BM25 的精确能力。后续的优化还包括：对常见型号建立别名词典并通过 BM25 同义词扩展加入；对错误码建立专用字段并优先召回；定期人工审计"用户认为答错了"的案例，从中发现 alpha 漂移的信号。</w:t>
+      </w:r>
+    </w:p>
+    <w:p>
+      <w:pPr>
+        <w:spacing w:line="312"/>
+        <w:ind w:firstLine="480"/>
+        <w:jc w:val="both"/>
+      </w:pPr>
+      <w:r>
+        <w:rPr>
+          <w:rFonts w:ascii="Calibri" w:eastAsia="Microsoft YaHei"/>
+          <w:color w:val="1A2B33"/>
+          <w:sz w:val="24"/>
+          <w:szCs w:val="24"/>
+        </w:rPr>
+        <w:t xml:space="preserve">这个案例说明：混合搜索不是"1 加 1 等于 2"的简单叠加，而是"让两种擅长相互补位"的工程哲学。理解了这一点，再去看 Qdrant、Milvus、Weaviate 等向量库的混合搜索 API，就能明白每个参数背后解决的是什么具体问题——它们无非是在配置"哪几种坐标系统参与、各自权重多少、如何融合"。</w:t>
       </w:r>
     </w:p>
     <w:p>
@@ -6997,7 +12139,7 @@
         <w:pageBreakBefore/>
         <w:spacing w:after="200" w:before="360" w:line="400" w:lineRule="atLeast"/>
       </w:pPr>
-      <w:bookmarkStart w:id="100027" w:name="_Toc100027"/>
+      <w:bookmarkStart w:id="100032" w:name="_Toc100032"/>
       <w:r>
         <w:rPr>
           <w:rFonts w:ascii="Calibri" w:eastAsia="SimHei"/>
@@ -7009,7 +12151,7 @@
         </w:rPr>
         <w:t xml:space="preserve">第五章 选型决策与生产运维</w:t>
       </w:r>
-      <w:bookmarkEnd w:id="100027"/>
+      <w:bookmarkEnd w:id="100032"/>
     </w:p>
     <w:p>
       <w:pPr>
@@ -7017,7 +12159,7 @@
         <w:keepNext/>
         <w:spacing w:after="140" w:before="280" w:line="360" w:lineRule="atLeast"/>
       </w:pPr>
-      <w:bookmarkStart w:id="100028" w:name="_Toc100028"/>
+      <w:bookmarkStart w:id="100033" w:name="_Toc100033"/>
       <w:r>
         <w:rPr>
           <w:rFonts w:ascii="Calibri" w:eastAsia="SimHei"/>
@@ -7029,7 +12171,7 @@
         </w:rPr>
         <w:t xml:space="preserve">5.1 主流向量库横向对比</w:t>
       </w:r>
-      <w:bookmarkEnd w:id="100028"/>
+      <w:bookmarkEnd w:id="100033"/>
     </w:p>
     <w:p>
       <w:pPr>
@@ -7168,7 +12310,7 @@
                     </pic:cNvPicPr>
                   </pic:nvPicPr>
                   <pic:blipFill>
-                    <a:blip r:embed="rId15" cstate="none"/>
+                    <a:blip r:embed="rId17" cstate="none"/>
                     <a:srcRect/>
                     <a:stretch>
                       <a:fillRect/>
@@ -9645,7 +14787,7 @@
         <w:keepNext/>
         <w:spacing w:after="140" w:before="280" w:line="360" w:lineRule="atLeast"/>
       </w:pPr>
-      <w:bookmarkStart w:id="100029" w:name="_Toc100029"/>
+      <w:bookmarkStart w:id="100034" w:name="_Toc100034"/>
       <w:r>
         <w:rPr>
           <w:rFonts w:ascii="Calibri" w:eastAsia="SimHei"/>
@@ -9657,7 +14799,7 @@
         </w:rPr>
         <w:t xml:space="preserve">5.2 选型决策树</w:t>
       </w:r>
-      <w:bookmarkEnd w:id="100029"/>
+      <w:bookmarkEnd w:id="100034"/>
     </w:p>
     <w:p>
       <w:pPr>
@@ -9777,7 +14919,7 @@
         <w:keepNext/>
         <w:spacing w:after="140" w:before="280" w:line="360" w:lineRule="atLeast"/>
       </w:pPr>
-      <w:bookmarkStart w:id="100030" w:name="_Toc100030"/>
+      <w:bookmarkStart w:id="100035" w:name="_Toc100035"/>
       <w:r>
         <w:rPr>
           <w:rFonts w:ascii="Calibri" w:eastAsia="SimHei"/>
@@ -9789,7 +14931,7 @@
         </w:rPr>
         <w:t xml:space="preserve">5.3 索引调优与容量规划</w:t>
       </w:r>
-      <w:bookmarkEnd w:id="100030"/>
+      <w:bookmarkEnd w:id="100035"/>
     </w:p>
     <w:p>
       <w:pPr>
@@ -9861,7 +15003,7 @@
         <w:keepNext/>
         <w:spacing w:after="140" w:before="280" w:line="360" w:lineRule="atLeast"/>
       </w:pPr>
-      <w:bookmarkStart w:id="100031" w:name="_Toc100031"/>
+      <w:bookmarkStart w:id="100036" w:name="_Toc100036"/>
       <w:r>
         <w:rPr>
           <w:rFonts w:ascii="Calibri" w:eastAsia="SimHei"/>
@@ -9873,7 +15015,7 @@
         </w:rPr>
         <w:t xml:space="preserve">5.4 备份、迁移与版本升级</w:t>
       </w:r>
-      <w:bookmarkEnd w:id="100031"/>
+      <w:bookmarkEnd w:id="100036"/>
     </w:p>
     <w:p>
       <w:pPr>
@@ -9929,7 +15071,7 @@
         <w:keepNext/>
         <w:spacing w:after="140" w:before="280" w:line="360" w:lineRule="atLeast"/>
       </w:pPr>
-      <w:bookmarkStart w:id="100032" w:name="_Toc100032"/>
+      <w:bookmarkStart w:id="100037" w:name="_Toc100037"/>
       <w:r>
         <w:rPr>
           <w:rFonts w:ascii="Calibri" w:eastAsia="SimHei"/>
@@ -9941,7 +15083,7 @@
         </w:rPr>
         <w:t xml:space="preserve">5.5 监控指标与告警</w:t>
       </w:r>
-      <w:bookmarkEnd w:id="100032"/>
+      <w:bookmarkEnd w:id="100037"/>
     </w:p>
     <w:p>
       <w:pPr>
@@ -10014,7 +15156,7 @@
         <w:pageBreakBefore/>
         <w:spacing w:after="200" w:before="360" w:line="400" w:lineRule="atLeast"/>
       </w:pPr>
-      <w:bookmarkStart w:id="100033" w:name="_Toc100033"/>
+      <w:bookmarkStart w:id="100038" w:name="_Toc100038"/>
       <w:r>
         <w:rPr>
           <w:rFonts w:ascii="Calibri" w:eastAsia="SimHei"/>
@@ -10026,7 +15168,7 @@
         </w:rPr>
         <w:t xml:space="preserve">第六章 经典存储组件与 RAG 的协同：ES 与 Redis 在 Agent 系统中的角色</w:t>
       </w:r>
-      <w:bookmarkEnd w:id="100033"/>
+      <w:bookmarkEnd w:id="100038"/>
     </w:p>
     <w:p>
       <w:pPr>
@@ -10034,7 +15176,7 @@
         <w:keepNext/>
         <w:spacing w:after="140" w:before="280" w:line="360" w:lineRule="atLeast"/>
       </w:pPr>
-      <w:bookmarkStart w:id="100034" w:name="_Toc100034"/>
+      <w:bookmarkStart w:id="100039" w:name="_Toc100039"/>
       <w:r>
         <w:rPr>
           <w:rFonts w:ascii="Calibri" w:eastAsia="SimHei"/>
@@ -10046,7 +15188,7 @@
         </w:rPr>
         <w:t xml:space="preserve">6.1 为什么不能只用向量库</w:t>
       </w:r>
-      <w:bookmarkEnd w:id="100034"/>
+      <w:bookmarkEnd w:id="100039"/>
     </w:p>
     <w:p>
       <w:pPr>
@@ -10121,7 +15263,7 @@
                     </pic:cNvPicPr>
                   </pic:nvPicPr>
                   <pic:blipFill>
-                    <a:blip r:embed="rId16" cstate="none"/>
+                    <a:blip r:embed="rId18" cstate="none"/>
                     <a:srcRect/>
                     <a:stretch>
                       <a:fillRect/>
@@ -10167,7 +15309,7 @@
         <w:keepNext/>
         <w:spacing w:after="140" w:before="280" w:line="360" w:lineRule="atLeast"/>
       </w:pPr>
-      <w:bookmarkStart w:id="100035" w:name="_Toc100035"/>
+      <w:bookmarkStart w:id="100040" w:name="_Toc100040"/>
       <w:r>
         <w:rPr>
           <w:rFonts w:ascii="Calibri" w:eastAsia="SimHei"/>
@@ -10179,7 +15321,7 @@
         </w:rPr>
         <w:t xml:space="preserve">6.2 Elasticsearch：BM25 与多字段检索的主力</w:t>
       </w:r>
-      <w:bookmarkEnd w:id="100035"/>
+      <w:bookmarkEnd w:id="100040"/>
     </w:p>
     <w:p>
       <w:pPr>
@@ -10251,7 +15393,7 @@
         <w:keepNext/>
         <w:spacing w:after="140" w:before="280" w:line="360" w:lineRule="atLeast"/>
       </w:pPr>
-      <w:bookmarkStart w:id="100036" w:name="_Toc100036"/>
+      <w:bookmarkStart w:id="100041" w:name="_Toc100041"/>
       <w:r>
         <w:rPr>
           <w:rFonts w:ascii="Calibri" w:eastAsia="SimHei"/>
@@ -10263,7 +15405,7 @@
         </w:rPr>
         <w:t xml:space="preserve">6.3 Redis：Agent 系统的多面手</w:t>
       </w:r>
-      <w:bookmarkEnd w:id="100036"/>
+      <w:bookmarkEnd w:id="100041"/>
     </w:p>
     <w:p>
       <w:pPr>
@@ -10823,7 +15965,7 @@
         <w:keepNext/>
         <w:spacing w:after="140" w:before="280" w:line="360" w:lineRule="atLeast"/>
       </w:pPr>
-      <w:bookmarkStart w:id="100037" w:name="_Toc100037"/>
+      <w:bookmarkStart w:id="100042" w:name="_Toc100042"/>
       <w:r>
         <w:rPr>
           <w:rFonts w:ascii="Calibri" w:eastAsia="SimHei"/>
@@ -10835,7 +15977,7 @@
         </w:rPr>
         <w:t xml:space="preserve">6.4 三种组件的协作架构</w:t>
       </w:r>
-      <w:bookmarkEnd w:id="100037"/>
+      <w:bookmarkEnd w:id="100042"/>
     </w:p>
     <w:p>
       <w:pPr>
@@ -10923,7 +16065,7 @@
         <w:keepNext/>
         <w:spacing w:after="140" w:before="280" w:line="360" w:lineRule="atLeast"/>
       </w:pPr>
-      <w:bookmarkStart w:id="100038" w:name="_Toc100038"/>
+      <w:bookmarkStart w:id="100043" w:name="_Toc100043"/>
       <w:r>
         <w:rPr>
           <w:rFonts w:ascii="Calibri" w:eastAsia="SimHei"/>
@@ -10935,7 +16077,7 @@
         </w:rPr>
         <w:t xml:space="preserve">6.5 冷热分层与缓存策略</w:t>
       </w:r>
-      <w:bookmarkEnd w:id="100038"/>
+      <w:bookmarkEnd w:id="100043"/>
     </w:p>
     <w:p>
       <w:pPr>
@@ -10991,7 +16133,7 @@
         <w:keepNext/>
         <w:spacing w:after="140" w:before="280" w:line="360" w:lineRule="atLeast"/>
       </w:pPr>
-      <w:bookmarkStart w:id="100039" w:name="_Toc100039"/>
+      <w:bookmarkStart w:id="100044" w:name="_Toc100044"/>
       <w:r>
         <w:rPr>
           <w:rFonts w:ascii="Calibri" w:eastAsia="SimHei"/>
@@ -11003,7 +16145,7 @@
         </w:rPr>
         <w:t xml:space="preserve">6.6 与卷11 记忆系统的衔接</w:t>
       </w:r>
-      <w:bookmarkEnd w:id="100039"/>
+      <w:bookmarkEnd w:id="100044"/>
     </w:p>
     <w:p>
       <w:pPr>
@@ -11059,7 +16201,7 @@
         <w:keepNext/>
         <w:spacing w:after="140" w:before="280" w:line="360" w:lineRule="atLeast"/>
       </w:pPr>
-      <w:bookmarkStart w:id="100040" w:name="_Toc100040"/>
+      <w:bookmarkStart w:id="100045" w:name="_Toc100045"/>
       <w:r>
         <w:rPr>
           <w:rFonts w:ascii="Calibri" w:eastAsia="SimHei"/>
@@ -11071,7 +16213,7 @@
         </w:rPr>
         <w:t xml:space="preserve">6.7 选型决策与生产陷阱</w:t>
       </w:r>
-      <w:bookmarkEnd w:id="100040"/>
+      <w:bookmarkEnd w:id="100045"/>
     </w:p>
     <w:p>
       <w:pPr>
@@ -11127,7 +16269,7 @@
         <w:keepNext/>
         <w:spacing w:after="140" w:before="280" w:line="360" w:lineRule="atLeast"/>
       </w:pPr>
-      <w:bookmarkStart w:id="100041" w:name="_Toc100041"/>
+      <w:bookmarkStart w:id="100046" w:name="_Toc100046"/>
       <w:r>
         <w:rPr>
           <w:rFonts w:ascii="Calibri" w:eastAsia="SimHei"/>
@@ -11139,7 +16281,7 @@
         </w:rPr>
         <w:t xml:space="preserve">6.8 一张完整的 RAG 系统组件地图</w:t>
       </w:r>
-      <w:bookmarkEnd w:id="100041"/>
+      <w:bookmarkEnd w:id="100046"/>
     </w:p>
     <w:p>
       <w:pPr>
@@ -11195,7 +16337,7 @@
         <w:keepNext/>
         <w:spacing w:after="200" w:before="360" w:line="400" w:lineRule="atLeast"/>
       </w:pPr>
-      <w:bookmarkStart w:id="100042" w:name="_Toc100042"/>
+      <w:bookmarkStart w:id="100047" w:name="_Toc100047"/>
       <w:r>
         <w:rPr>
           <w:rFonts w:ascii="Calibri" w:eastAsia="SimHei"/>
@@ -11207,7 +16349,7 @@
         </w:rPr>
         <w:t xml:space="preserve">本卷小结</w:t>
       </w:r>
-      <w:bookmarkEnd w:id="100042"/>
+      <w:bookmarkEnd w:id="100047"/>
     </w:p>
     <w:p>
       <w:pPr>
@@ -11263,7 +16405,7 @@
         <w:keepNext/>
         <w:spacing w:after="200" w:before="360" w:line="400" w:lineRule="atLeast"/>
       </w:pPr>
-      <w:bookmarkStart w:id="100043" w:name="_Toc100043"/>
+      <w:bookmarkStart w:id="100048" w:name="_Toc100048"/>
       <w:r>
         <w:rPr>
           <w:rFonts w:ascii="Calibri" w:eastAsia="SimHei"/>
@@ -11275,7 +16417,7 @@
         </w:rPr>
         <w:t xml:space="preserve">思考与练习</w:t>
       </w:r>
-      <w:bookmarkEnd w:id="100043"/>
+      <w:bookmarkEnd w:id="100048"/>
     </w:p>
     <w:p>
       <w:pPr>
@@ -11331,7 +16473,7 @@
           <w:sz w:val="24"/>
           <w:szCs w:val="24"/>
         </w:rPr>
-        <w:t xml:space="preserve">解释 RRF 公式 score(d) = Σ 1/(k+rank_r(d)) 的工程直觉。如果 k 取值过大（如 10000）或过小（如 1）会出现什么情况？请用 4.2 节的代码分别实验并给出你的结论。</w:t>
+        <w:t xml:space="preserve">解释 RRF 公式 score(d) = Σ 1/(k+rank_r(d)) 的工程直觉。如果 k 取值过大（如 10000）或过小（如 1）会出现什么情况？请用 4.7 节的代码分别实验并给出你的结论。</w:t>
       </w:r>
     </w:p>
     <w:p>
@@ -11374,11 +16516,30 @@
     </w:p>
     <w:p>
       <w:pPr>
+        <w:pStyle w:val="ListParagraph"/>
+        <w:numPr>
+          <w:ilvl w:val="0"/>
+          <w:numId w:val="2"/>
+        </w:numPr>
+        <w:spacing w:line="312"/>
+      </w:pPr>
+      <w:r>
+        <w:rPr>
+          <w:rFonts w:ascii="Calibri" w:eastAsia="Microsoft YaHei"/>
+          <w:color w:val="1A2B33"/>
+          <w:sz w:val="24"/>
+          <w:szCs w:val="24"/>
+        </w:rPr>
+        <w:t xml:space="preserve">用 4.3 节的手算框架，为你自己的 3 到 5 篇文档语料手工计算一次 BM25 得分：先统计各词的 df 与平均文档长度，再分别用（k1=1.2, b=0.75）与（k1=2.0, b=0.3）两组参数各算一遍，观察文档排名是否变化，并指出变化来自公式中的哪个「零件」。</w:t>
+      </w:r>
+    </w:p>
+    <w:p>
+      <w:pPr>
         <w:pStyle w:val="Heading1"/>
         <w:keepNext/>
         <w:spacing w:after="200" w:before="360" w:line="400" w:lineRule="atLeast"/>
       </w:pPr>
-      <w:bookmarkStart w:id="100044" w:name="_Toc100044"/>
+      <w:bookmarkStart w:id="100049" w:name="_Toc100049"/>
       <w:r>
         <w:rPr>
           <w:rFonts w:ascii="Calibri" w:eastAsia="SimHei"/>
@@ -11390,7 +16551,7 @@
         </w:rPr>
         <w:t xml:space="preserve">下一卷预告</w:t>
       </w:r>
-      <w:bookmarkEnd w:id="100044"/>
+      <w:bookmarkEnd w:id="100049"/>
     </w:p>
     <w:p>
       <w:pPr>

--- a/downloads/卷09 存储篇：向量数据库与检索存储选型.docx
+++ b/downloads/卷09 存储篇：向量数据库与检索存储选型.docx
@@ -717,7 +717,7 @@
               <w:fldChar w:fldCharType="separate"/>
             </w:r>
             <w:r>
-              <w:t>4</w:t>
+              <w:t>5</w:t>
             </w:r>
             <w:r>
               <w:fldChar w:fldCharType="end"/>
@@ -896,7 +896,7 @@
               <w:fldChar w:fldCharType="separate"/>
             </w:r>
             <w:r>
-              <w:t>9</w:t>
+              <w:t>10</w:t>
             </w:r>
             <w:r>
               <w:fldChar w:fldCharType="end"/>
@@ -1147,7 +1147,7 @@
               <w:fldChar w:fldCharType="separate"/>
             </w:r>
             <w:r>
-              <w:t>14</w:t>
+              <w:t>15</w:t>
             </w:r>
             <w:r>
               <w:fldChar w:fldCharType="end"/>
@@ -1255,7 +1255,7 @@
               <w:fldChar w:fldCharType="separate"/>
             </w:r>
             <w:r>
-              <w:t>16</w:t>
+              <w:t>17</w:t>
             </w:r>
             <w:r>
               <w:fldChar w:fldCharType="end"/>
@@ -1291,7 +1291,7 @@
               <w:fldChar w:fldCharType="separate"/>
             </w:r>
             <w:r>
-              <w:t>17</w:t>
+              <w:t>18</w:t>
             </w:r>
             <w:r>
               <w:fldChar w:fldCharType="end"/>
@@ -1398,7 +1398,7 @@
               <w:fldChar w:fldCharType="separate"/>
             </w:r>
             <w:r>
-              <w:t>18</w:t>
+              <w:t>19</w:t>
             </w:r>
             <w:r>
               <w:fldChar w:fldCharType="end"/>
@@ -1434,7 +1434,7 @@
               <w:fldChar w:fldCharType="separate"/>
             </w:r>
             <w:r>
-              <w:t>19</w:t>
+              <w:t>20</w:t>
             </w:r>
             <w:r>
               <w:fldChar w:fldCharType="end"/>
@@ -1470,7 +1470,7 @@
               <w:fldChar w:fldCharType="separate"/>
             </w:r>
             <w:r>
-              <w:t>22</w:t>
+              <w:t>23</w:t>
             </w:r>
             <w:r>
               <w:fldChar w:fldCharType="end"/>
@@ -1506,7 +1506,7 @@
               <w:fldChar w:fldCharType="separate"/>
             </w:r>
             <w:r>
-              <w:t>23</w:t>
+              <w:t>24</w:t>
             </w:r>
             <w:r>
               <w:fldChar w:fldCharType="end"/>
@@ -1542,7 +1542,7 @@
               <w:fldChar w:fldCharType="separate"/>
             </w:r>
             <w:r>
-              <w:t>23</w:t>
+              <w:t>25</w:t>
             </w:r>
             <w:r>
               <w:fldChar w:fldCharType="end"/>
@@ -1578,7 +1578,7 @@
               <w:fldChar w:fldCharType="separate"/>
             </w:r>
             <w:r>
-              <w:t>24</w:t>
+              <w:t>26</w:t>
             </w:r>
             <w:r>
               <w:fldChar w:fldCharType="end"/>
@@ -1614,7 +1614,7 @@
               <w:fldChar w:fldCharType="separate"/>
             </w:r>
             <w:r>
-              <w:t>28</w:t>
+              <w:t>29</w:t>
             </w:r>
             <w:r>
               <w:fldChar w:fldCharType="end"/>
@@ -1650,7 +1650,7 @@
               <w:fldChar w:fldCharType="separate"/>
             </w:r>
             <w:r>
-              <w:t>28</w:t>
+              <w:t>29</w:t>
             </w:r>
             <w:r>
               <w:fldChar w:fldCharType="end"/>
@@ -1686,7 +1686,7 @@
               <w:fldChar w:fldCharType="separate"/>
             </w:r>
             <w:r>
-              <w:t>29</w:t>
+              <w:t>30</w:t>
             </w:r>
             <w:r>
               <w:fldChar w:fldCharType="end"/>
@@ -1721,7 +1721,7 @@
               <w:fldChar w:fldCharType="separate"/>
             </w:r>
             <w:r>
-              <w:t>29</w:t>
+              <w:t>30</w:t>
             </w:r>
             <w:r>
               <w:fldChar w:fldCharType="end"/>
@@ -1757,7 +1757,7 @@
               <w:fldChar w:fldCharType="separate"/>
             </w:r>
             <w:r>
-              <w:t>29</w:t>
+              <w:t>31</w:t>
             </w:r>
             <w:r>
               <w:fldChar w:fldCharType="end"/>
@@ -1793,7 +1793,7 @@
               <w:fldChar w:fldCharType="separate"/>
             </w:r>
             <w:r>
-              <w:t>31</w:t>
+              <w:t>32</w:t>
             </w:r>
             <w:r>
               <w:fldChar w:fldCharType="end"/>
@@ -1829,7 +1829,7 @@
               <w:fldChar w:fldCharType="separate"/>
             </w:r>
             <w:r>
-              <w:t>32</w:t>
+              <w:t>33</w:t>
             </w:r>
             <w:r>
               <w:fldChar w:fldCharType="end"/>
@@ -1865,7 +1865,7 @@
               <w:fldChar w:fldCharType="separate"/>
             </w:r>
             <w:r>
-              <w:t>33</w:t>
+              <w:t>34</w:t>
             </w:r>
             <w:r>
               <w:fldChar w:fldCharType="end"/>
@@ -1901,7 +1901,7 @@
               <w:fldChar w:fldCharType="separate"/>
             </w:r>
             <w:r>
-              <w:t>33</w:t>
+              <w:t>35</w:t>
             </w:r>
             <w:r>
               <w:fldChar w:fldCharType="end"/>
@@ -1936,7 +1936,7 @@
               <w:fldChar w:fldCharType="separate"/>
             </w:r>
             <w:r>
-              <w:t>34</w:t>
+              <w:t>35</w:t>
             </w:r>
             <w:r>
               <w:fldChar w:fldCharType="end"/>
@@ -1972,7 +1972,7 @@
               <w:fldChar w:fldCharType="separate"/>
             </w:r>
             <w:r>
-              <w:t>34</w:t>
+              <w:t>35</w:t>
             </w:r>
             <w:r>
               <w:fldChar w:fldCharType="end"/>
@@ -2008,7 +2008,7 @@
               <w:fldChar w:fldCharType="separate"/>
             </w:r>
             <w:r>
-              <w:t>35</w:t>
+              <w:t>36</w:t>
             </w:r>
             <w:r>
               <w:fldChar w:fldCharType="end"/>
@@ -2044,7 +2044,7 @@
               <w:fldChar w:fldCharType="separate"/>
             </w:r>
             <w:r>
-              <w:t>35</w:t>
+              <w:t>37</w:t>
             </w:r>
             <w:r>
               <w:fldChar w:fldCharType="end"/>
@@ -2080,7 +2080,7 @@
               <w:fldChar w:fldCharType="separate"/>
             </w:r>
             <w:r>
-              <w:t>39</w:t>
+              <w:t>40</w:t>
             </w:r>
             <w:r>
               <w:fldChar w:fldCharType="end"/>
@@ -2116,7 +2116,7 @@
               <w:fldChar w:fldCharType="separate"/>
             </w:r>
             <w:r>
-              <w:t>40</w:t>
+              <w:t>41</w:t>
             </w:r>
             <w:r>
               <w:fldChar w:fldCharType="end"/>
@@ -2152,7 +2152,7 @@
               <w:fldChar w:fldCharType="separate"/>
             </w:r>
             <w:r>
-              <w:t>40</w:t>
+              <w:t>42</w:t>
             </w:r>
             <w:r>
               <w:fldChar w:fldCharType="end"/>
@@ -2188,7 +2188,7 @@
               <w:fldChar w:fldCharType="separate"/>
             </w:r>
             <w:r>
-              <w:t>41</w:t>
+              <w:t>42</w:t>
             </w:r>
             <w:r>
               <w:fldChar w:fldCharType="end"/>
@@ -2224,7 +2224,7 @@
               <w:fldChar w:fldCharType="separate"/>
             </w:r>
             <w:r>
-              <w:t>41</w:t>
+              <w:t>43</w:t>
             </w:r>
             <w:r>
               <w:fldChar w:fldCharType="end"/>
@@ -2259,7 +2259,7 @@
               <w:fldChar w:fldCharType="separate"/>
             </w:r>
             <w:r>
-              <w:t>42</w:t>
+              <w:t>43</w:t>
             </w:r>
             <w:r>
               <w:fldChar w:fldCharType="end"/>
@@ -2294,7 +2294,7 @@
               <w:fldChar w:fldCharType="separate"/>
             </w:r>
             <w:r>
-              <w:t>42</w:t>
+              <w:t>44</w:t>
             </w:r>
             <w:r>
               <w:fldChar w:fldCharType="end"/>
@@ -2329,7 +2329,7 @@
               <w:fldChar w:fldCharType="separate"/>
             </w:r>
             <w:r>
-              <w:t>43</w:t>
+              <w:t>45</w:t>
             </w:r>
             <w:r>
               <w:fldChar w:fldCharType="end"/>
@@ -2541,840 +2541,7 @@
           <w:sz w:val="24"/>
           <w:szCs w:val="24"/>
         </w:rPr>
-        <w:t xml:space="preserve">第一步是嵌入（Embedding）。利用嵌入模型把原始数据映射为固定维度的浮点向量。文本嵌入模型的代表有 OpenAI 的 text-embedding-3 系列（1536 与 3072 维）、开源的 BGE-M3（1024 维）、GTE-Qwen2 系列（千余维）、MTEB 排行榜上的各类新晋选手。图像嵌入的代表是 CLIP 与 SigLIP，代码嵌入的代表是 OpenAI text-embedding-3-code 与 StarCoder Embed。维度越高通常表达能力越强，但存储与计算成本同步上升。</w:t>
-      </w:r>
-    </w:p>
-    <w:p>
-      <w:pPr>
-        <w:spacing w:line="312"/>
-        <w:ind w:firstLine="480"/>
-        <w:jc w:val="both"/>
-      </w:pPr>
-      <w:r>
-        <w:rPr>
-          <w:rFonts w:ascii="Calibri" w:eastAsia="Microsoft YaHei"/>
-          <w:color w:val="1A2B33"/>
-          <w:sz w:val="24"/>
-          <w:szCs w:val="24"/>
-        </w:rPr>
-        <w:t xml:space="preserve">第二步是存储与索引。原始 float32 向量连同元数据（文档标题、来源、权限、时间戳等）一起存入向量库；与此同时，向量库会在后台构建一种专门的数据结构——通常叫 ANN 索引——以避免查询时对全部向量做暴力扫描。这个 ANN 索引是向量库的核心引擎，也是本章后面要详细讨论的对象。不同的索引算法在召回率、内存占用、构建速度、查询延迟上各有取舍，对应了不同的应用场景。</w:t>
-      </w:r>
-    </w:p>
-    <w:p>
-      <w:pPr>
-        <w:spacing w:line="312"/>
-        <w:ind w:firstLine="480"/>
-        <w:jc w:val="both"/>
-      </w:pPr>
-      <w:r>
-        <w:rPr>
-          <w:rFonts w:ascii="Calibri" w:eastAsia="Microsoft YaHei"/>
-          <w:color w:val="1A2B33"/>
-          <w:sz w:val="24"/>
-          <w:szCs w:val="24"/>
-        </w:rPr>
-        <w:t xml:space="preserve">第三步是检索。查询语句先经过同一个嵌入模型转成向量，再送入向量库；向量库用 ANN 索引快速找到与查询向量最相似的 K 个向量，返回这些向量的 ID 与绑定的元数据/原文。后续的排序、重排序、上下文组装交给上层 RAG 框架处理，向量库本身不负责生成。</w:t>
-      </w:r>
-    </w:p>
-    <w:p>
-      <w:pPr>
-        <w:spacing w:line="312"/>
-        <w:ind w:firstLine="480"/>
-        <w:jc w:val="both"/>
-      </w:pPr>
-      <w:r>
-        <w:rPr>
-          <w:rFonts w:ascii="Calibri" w:eastAsia="Microsoft YaHei"/>
-          <w:color w:val="1A2B33"/>
-          <w:sz w:val="24"/>
-          <w:szCs w:val="24"/>
-        </w:rPr>
-        <w:t xml:space="preserve">这套范式解决了关键词检索天花板的三道题：它通过向量空间的连续性解决词汇不匹配；通过嵌入模型的语义编码解决语义泛化；通过统一的向量表示支持多模态与代码等非文本数据。向量库正是这套范式的物理实现，它与关系数据库、文档数据库、搜索引擎一起构成了现代数据基础设施的四大支柱。</w:t>
-      </w:r>
-    </w:p>
-    <w:p>
-      <w:pPr>
-        <w:pStyle w:val="Heading2"/>
-        <w:keepNext/>
-        <w:spacing w:after="140" w:before="280" w:line="360" w:lineRule="atLeast"/>
-      </w:pPr>
-      <w:bookmarkStart w:id="100004" w:name="_Toc100004"/>
-      <w:r>
-        <w:rPr>
-          <w:rFonts w:ascii="Calibri" w:eastAsia="SimHei"/>
-          <w:b/>
-          <w:bCs/>
-          <w:color w:val="1B4A5C"/>
-          <w:sz w:val="28"/>
-          <w:szCs w:val="28"/>
-        </w:rPr>
-        <w:t xml:space="preserve">1.3 在 RAG 与 Agent 系统中的位置</w:t>
-      </w:r>
-      <w:bookmarkEnd w:id="100004"/>
-    </w:p>
-    <w:p>
-      <w:pPr>
-        <w:spacing w:line="312"/>
-        <w:ind w:firstLine="480"/>
-        <w:jc w:val="both"/>
-      </w:pPr>
-      <w:r>
-        <w:rPr>
-          <w:rFonts w:ascii="Calibri" w:eastAsia="Microsoft YaHei"/>
-          <w:color w:val="1A2B33"/>
-          <w:sz w:val="24"/>
-          <w:szCs w:val="24"/>
-        </w:rPr>
-        <w:t xml:space="preserve">在 RAG 流水线中，向量库是“检索通道”的物理落点。文档离线索引通道把切分好的片段编成向量写入库中；在用户提问时，在线检索通道把问题向量送入库中，按相似度取出 Top-K 片段。这两条通道在向量库处汇合——离线通道决定库中“有什么、怎么组织”，在线通道决定“找得准不准、找得多快”。如果库中索引建得不好，在线通道召回的片段就不相关；即便索引完美，如果元数据设计有缺陷，过滤与权限隔离就会失败。向量库在 RAG 中的位置介于“内容资产”与“在线检索”之间，是两端的中枢。</w:t>
-      </w:r>
-    </w:p>
-    <w:p>
-      <w:pPr>
-        <w:spacing w:line="312"/>
-        <w:ind w:firstLine="480"/>
-        <w:jc w:val="both"/>
-      </w:pPr>
-      <w:r>
-        <w:rPr>
-          <w:rFonts w:ascii="Calibri" w:eastAsia="Microsoft YaHei"/>
-          <w:color w:val="1A2B33"/>
-          <w:sz w:val="24"/>
-          <w:szCs w:val="24"/>
-        </w:rPr>
-        <w:t xml:space="preserve">在 Agent 系统中，向量库的角色还要宽得多。第一，它是长期记忆的物理落点。Agent 跨会话需要记住用户的偏好、项目的背景、过去的决策——把这些信息向量化后存入向量库，下一次相似情境中检索出来就能继续。第二，它是经验复用的天然去处。Agent 完成任务后可以把执行轨迹、踩过的坑、有效的工具调用组合存起来，未来遇到相似任务时检索先例，避免重新探索。第三，多 Agent 协作时，向量库常被当作共享知识空间：一个 Agent 写入的洞察能被其他 Agent 通过语义检索消费。第四，向量库也是“工具结果缓存”的好选择——同一段被反复用到的资料只需一次检索，余下皆可命中缓存，大幅降低重复 API 调用与延迟。</w:t>
-      </w:r>
-    </w:p>
-    <w:p>
-      <w:pPr>
-        <w:spacing w:line="312"/>
-        <w:ind w:firstLine="480"/>
-        <w:jc w:val="both"/>
-      </w:pPr>
-      <w:r>
-        <w:rPr>
-          <w:rFonts w:ascii="Calibri" w:eastAsia="Microsoft YaHei"/>
-          <w:color w:val="1A2B33"/>
-          <w:sz w:val="24"/>
-          <w:szCs w:val="24"/>
-        </w:rPr>
-        <w:t xml:space="preserve">还可以把向量库放在卷一图1-4 六层技术栈中观察。它属于增强层，是 RAG、记忆、混合搜索、个性化推荐等上层能力的共同依赖。增强层之下的模型层提供了嵌入模型与生成模型，是向量库的“感官”；之上的编排层负责把检索结果组装成 Agent 的下一步行动。这种位置决定了向量库的选型与上层应用模式紧密耦合——不同的应用对召回率、延迟、过滤能力、规模上限的要求千差万别，没有“一库打天下”的银弹。</w:t>
-      </w:r>
-    </w:p>
-    <w:p>
-      <w:pPr>
-        <w:pStyle w:val="Heading2"/>
-        <w:keepNext/>
-        <w:spacing w:after="140" w:before="280" w:line="360" w:lineRule="atLeast"/>
-      </w:pPr>
-      <w:bookmarkStart w:id="100005" w:name="_Toc100005"/>
-      <w:r>
-        <w:rPr>
-          <w:rFonts w:ascii="Calibri" w:eastAsia="SimHei"/>
-          <w:b/>
-          <w:bCs/>
-          <w:color w:val="1B4A5C"/>
-          <w:sz w:val="28"/>
-          <w:szCs w:val="28"/>
-        </w:rPr>
-        <w:t xml:space="preserve">1.4 一个最小的端到端例子</w:t>
-      </w:r>
-      <w:bookmarkEnd w:id="100005"/>
-    </w:p>
-    <w:p>
-      <w:pPr>
-        <w:spacing w:line="312"/>
-        <w:ind w:firstLine="480"/>
-        <w:jc w:val="both"/>
-      </w:pPr>
-      <w:r>
-        <w:rPr>
-          <w:rFonts w:ascii="Calibri" w:eastAsia="Microsoft YaHei"/>
-          <w:color w:val="1A2B33"/>
-          <w:sz w:val="24"/>
-          <w:szCs w:val="24"/>
-        </w:rPr>
-        <w:t xml:space="preserve">为了把抽象概念钉在具体代码上，这里给出一个用内存版向量库跑通完整链路的最小例子。它只有二十几行，却把嵌入、存储、索引、检索四个动作全部覆盖，便于建立直观印象：</w:t>
-      </w:r>
-    </w:p>
-    <w:p>
-      <w:pPr>
-        <w:pBdr>
-          <w:left w:val="single" w:color="8FA6AD" w:sz="10" w:space="8"/>
-        </w:pBdr>
-        <w:shd w:fill="F4F6F7" w:val="clear"/>
-        <w:spacing w:after="0" w:before="0" w:line="276" w:lineRule="atLeast"/>
-        <w:ind w:left="240"/>
-        <w:jc w:val="left"/>
-      </w:pPr>
-      <w:r>
-        <w:rPr>
-          <w:rFonts w:ascii="Courier New" w:cs="Courier New" w:eastAsia="Microsoft YaHei" w:hAnsi="Courier New"/>
-          <w:color w:val="24343C"/>
-          <w:sz w:val="18"/>
-          <w:szCs w:val="18"/>
-        </w:rPr>
-        <w:t xml:space="preserve">import numpy as np</w:t>
-      </w:r>
-    </w:p>
-    <w:p>
-      <w:pPr>
-        <w:pBdr>
-          <w:left w:val="single" w:color="8FA6AD" w:sz="10" w:space="8"/>
-        </w:pBdr>
-        <w:shd w:fill="F4F6F7" w:val="clear"/>
-        <w:spacing w:after="0" w:before="0" w:line="276" w:lineRule="atLeast"/>
-        <w:ind w:left="240"/>
-        <w:jc w:val="left"/>
-      </w:pPr>
-      <w:r>
-        <w:rPr>
-          <w:rFonts w:ascii="Courier New" w:cs="Courier New" w:eastAsia="Microsoft YaHei" w:hAnsi="Courier New"/>
-          <w:color w:val="24343C"/>
-          <w:sz w:val="18"/>
-          <w:szCs w:val="18"/>
-        </w:rPr>
-        <w:t xml:space="preserve">from sentence_transformers import SentenceTransformer</w:t>
-      </w:r>
-    </w:p>
-    <w:p>
-      <w:pPr>
-        <w:pBdr>
-          <w:left w:val="single" w:color="8FA6AD" w:sz="10" w:space="8"/>
-        </w:pBdr>
-        <w:shd w:fill="F4F6F7" w:val="clear"/>
-        <w:spacing w:after="0" w:before="0" w:line="276" w:lineRule="atLeast"/>
-        <w:ind w:left="240"/>
-        <w:jc w:val="left"/>
-      </w:pPr>
-      <w:r>
-        <w:rPr>
-          <w:rFonts w:ascii="Courier New" w:cs="Courier New" w:eastAsia="Microsoft YaHei" w:hAnsi="Courier New"/>
-          <w:color w:val="24343C"/>
-          <w:sz w:val="18"/>
-          <w:szCs w:val="18"/>
-        </w:rPr>
-        <w:t xml:space="preserve"> </w:t>
-      </w:r>
-    </w:p>
-    <w:p>
-      <w:pPr>
-        <w:pBdr>
-          <w:left w:val="single" w:color="8FA6AD" w:sz="10" w:space="8"/>
-        </w:pBdr>
-        <w:shd w:fill="F4F6F7" w:val="clear"/>
-        <w:spacing w:after="0" w:before="0" w:line="276" w:lineRule="atLeast"/>
-        <w:ind w:left="240"/>
-        <w:jc w:val="left"/>
-      </w:pPr>
-      <w:r>
-        <w:rPr>
-          <w:rFonts w:ascii="Courier New" w:cs="Courier New" w:eastAsia="Microsoft YaHei" w:hAnsi="Courier New"/>
-          <w:color w:val="24343C"/>
-          <w:sz w:val="18"/>
-          <w:szCs w:val="18"/>
-        </w:rPr>
-        <w:t xml:space="preserve"># 1) 准备嵌入模型（这里用轻量开源模型，演示用）</w:t>
-      </w:r>
-    </w:p>
-    <w:p>
-      <w:pPr>
-        <w:pBdr>
-          <w:left w:val="single" w:color="8FA6AD" w:sz="10" w:space="8"/>
-        </w:pBdr>
-        <w:shd w:fill="F4F6F7" w:val="clear"/>
-        <w:spacing w:after="0" w:before="0" w:line="276" w:lineRule="atLeast"/>
-        <w:ind w:left="240"/>
-        <w:jc w:val="left"/>
-      </w:pPr>
-      <w:r>
-        <w:rPr>
-          <w:rFonts w:ascii="Courier New" w:cs="Courier New" w:eastAsia="Microsoft YaHei" w:hAnsi="Courier New"/>
-          <w:color w:val="24343C"/>
-          <w:sz w:val="18"/>
-          <w:szCs w:val="18"/>
-        </w:rPr>
-        <w:t xml:space="preserve">model = SentenceTransformer("all-MiniLM-L6-v2")  # 384 维</w:t>
-      </w:r>
-    </w:p>
-    <w:p>
-      <w:pPr>
-        <w:pBdr>
-          <w:left w:val="single" w:color="8FA6AD" w:sz="10" w:space="8"/>
-        </w:pBdr>
-        <w:shd w:fill="F4F6F7" w:val="clear"/>
-        <w:spacing w:after="0" w:before="0" w:line="276" w:lineRule="atLeast"/>
-        <w:ind w:left="240"/>
-        <w:jc w:val="left"/>
-      </w:pPr>
-      <w:r>
-        <w:rPr>
-          <w:rFonts w:ascii="Courier New" w:cs="Courier New" w:eastAsia="Microsoft YaHei" w:hAnsi="Courier New"/>
-          <w:color w:val="24343C"/>
-          <w:sz w:val="18"/>
-          <w:szCs w:val="18"/>
-        </w:rPr>
-        <w:t xml:space="preserve"> </w:t>
-      </w:r>
-    </w:p>
-    <w:p>
-      <w:pPr>
-        <w:pBdr>
-          <w:left w:val="single" w:color="8FA6AD" w:sz="10" w:space="8"/>
-        </w:pBdr>
-        <w:shd w:fill="F4F6F7" w:val="clear"/>
-        <w:spacing w:after="0" w:before="0" w:line="276" w:lineRule="atLeast"/>
-        <w:ind w:left="240"/>
-        <w:jc w:val="left"/>
-      </w:pPr>
-      <w:r>
-        <w:rPr>
-          <w:rFonts w:ascii="Courier New" w:cs="Courier New" w:eastAsia="Microsoft YaHei" w:hAnsi="Courier New"/>
-          <w:color w:val="24343C"/>
-          <w:sz w:val="18"/>
-          <w:szCs w:val="18"/>
-        </w:rPr>
-        <w:t xml:space="preserve"># 2) 离线索引：文档片段 → 向量 → 简单的“暴力索引”</w:t>
-      </w:r>
-    </w:p>
-    <w:p>
-      <w:pPr>
-        <w:pBdr>
-          <w:left w:val="single" w:color="8FA6AD" w:sz="10" w:space="8"/>
-        </w:pBdr>
-        <w:shd w:fill="F4F6F7" w:val="clear"/>
-        <w:spacing w:after="0" w:before="0" w:line="276" w:lineRule="atLeast"/>
-        <w:ind w:left="240"/>
-        <w:jc w:val="left"/>
-      </w:pPr>
-      <w:r>
-        <w:rPr>
-          <w:rFonts w:ascii="Courier New" w:cs="Courier New" w:eastAsia="Microsoft YaHei" w:hAnsi="Courier New"/>
-          <w:color w:val="24343C"/>
-          <w:sz w:val="18"/>
-          <w:szCs w:val="18"/>
-        </w:rPr>
-        <w:t xml:space="preserve">docs = [</w:t>
-      </w:r>
-    </w:p>
-    <w:p>
-      <w:pPr>
-        <w:pBdr>
-          <w:left w:val="single" w:color="8FA6AD" w:sz="10" w:space="8"/>
-        </w:pBdr>
-        <w:shd w:fill="F4F6F7" w:val="clear"/>
-        <w:spacing w:after="0" w:before="0" w:line="276" w:lineRule="atLeast"/>
-        <w:ind w:left="240"/>
-        <w:jc w:val="left"/>
-      </w:pPr>
-      <w:r>
-        <w:rPr>
-          <w:rFonts w:ascii="Courier New" w:cs="Courier New" w:eastAsia="Microsoft YaHei" w:hAnsi="Courier New"/>
-          <w:color w:val="24343C"/>
-          <w:sz w:val="18"/>
-          <w:szCs w:val="18"/>
-        </w:rPr>
-        <w:t xml:space="preserve">    "向量数据库用于语义检索",</w:t>
-      </w:r>
-    </w:p>
-    <w:p>
-      <w:pPr>
-        <w:pBdr>
-          <w:left w:val="single" w:color="8FA6AD" w:sz="10" w:space="8"/>
-        </w:pBdr>
-        <w:shd w:fill="F4F6F7" w:val="clear"/>
-        <w:spacing w:after="0" w:before="0" w:line="276" w:lineRule="atLeast"/>
-        <w:ind w:left="240"/>
-        <w:jc w:val="left"/>
-      </w:pPr>
-      <w:r>
-        <w:rPr>
-          <w:rFonts w:ascii="Courier New" w:cs="Courier New" w:eastAsia="Microsoft YaHei" w:hAnsi="Courier New"/>
-          <w:color w:val="24343C"/>
-          <w:sz w:val="18"/>
-          <w:szCs w:val="18"/>
-        </w:rPr>
-        <w:t xml:space="preserve">    "HNSW 是常用的 ANN 索引",</w:t>
-      </w:r>
-    </w:p>
-    <w:p>
-      <w:pPr>
-        <w:pBdr>
-          <w:left w:val="single" w:color="8FA6AD" w:sz="10" w:space="8"/>
-        </w:pBdr>
-        <w:shd w:fill="F4F6F7" w:val="clear"/>
-        <w:spacing w:after="0" w:before="0" w:line="276" w:lineRule="atLeast"/>
-        <w:ind w:left="240"/>
-        <w:jc w:val="left"/>
-      </w:pPr>
-      <w:r>
-        <w:rPr>
-          <w:rFonts w:ascii="Courier New" w:cs="Courier New" w:eastAsia="Microsoft YaHei" w:hAnsi="Courier New"/>
-          <w:color w:val="24343C"/>
-          <w:sz w:val="18"/>
-          <w:szCs w:val="18"/>
-        </w:rPr>
-        <w:t xml:space="preserve">    "BM25 用于关键词匹配",</w:t>
-      </w:r>
-    </w:p>
-    <w:p>
-      <w:pPr>
-        <w:pBdr>
-          <w:left w:val="single" w:color="8FA6AD" w:sz="10" w:space="8"/>
-        </w:pBdr>
-        <w:shd w:fill="F4F6F7" w:val="clear"/>
-        <w:spacing w:after="0" w:before="0" w:line="276" w:lineRule="atLeast"/>
-        <w:ind w:left="240"/>
-        <w:jc w:val="left"/>
-      </w:pPr>
-      <w:r>
-        <w:rPr>
-          <w:rFonts w:ascii="Courier New" w:cs="Courier New" w:eastAsia="Microsoft YaHei" w:hAnsi="Courier New"/>
-          <w:color w:val="24343C"/>
-          <w:sz w:val="18"/>
-          <w:szCs w:val="18"/>
-        </w:rPr>
-        <w:t xml:space="preserve">]</w:t>
-      </w:r>
-    </w:p>
-    <w:p>
-      <w:pPr>
-        <w:pBdr>
-          <w:left w:val="single" w:color="8FA6AD" w:sz="10" w:space="8"/>
-        </w:pBdr>
-        <w:shd w:fill="F4F6F7" w:val="clear"/>
-        <w:spacing w:after="0" w:before="0" w:line="276" w:lineRule="atLeast"/>
-        <w:ind w:left="240"/>
-        <w:jc w:val="left"/>
-      </w:pPr>
-      <w:r>
-        <w:rPr>
-          <w:rFonts w:ascii="Courier New" w:cs="Courier New" w:eastAsia="Microsoft YaHei" w:hAnsi="Courier New"/>
-          <w:color w:val="24343C"/>
-          <w:sz w:val="18"/>
-          <w:szCs w:val="18"/>
-        </w:rPr>
-        <w:t xml:space="preserve">doc_vecs = model.encode(docs, normalize_embeddings=True)  # 归一化</w:t>
-      </w:r>
-    </w:p>
-    <w:p>
-      <w:pPr>
-        <w:pBdr>
-          <w:left w:val="single" w:color="8FA6AD" w:sz="10" w:space="8"/>
-        </w:pBdr>
-        <w:shd w:fill="F4F6F7" w:val="clear"/>
-        <w:spacing w:after="0" w:before="0" w:line="276" w:lineRule="atLeast"/>
-        <w:ind w:left="240"/>
-        <w:jc w:val="left"/>
-      </w:pPr>
-      <w:r>
-        <w:rPr>
-          <w:rFonts w:ascii="Courier New" w:cs="Courier New" w:eastAsia="Microsoft YaHei" w:hAnsi="Courier New"/>
-          <w:color w:val="24343C"/>
-          <w:sz w:val="18"/>
-          <w:szCs w:val="18"/>
-        </w:rPr>
-        <w:t xml:space="preserve"> </w:t>
-      </w:r>
-    </w:p>
-    <w:p>
-      <w:pPr>
-        <w:pBdr>
-          <w:left w:val="single" w:color="8FA6AD" w:sz="10" w:space="8"/>
-        </w:pBdr>
-        <w:shd w:fill="F4F6F7" w:val="clear"/>
-        <w:spacing w:after="0" w:before="0" w:line="276" w:lineRule="atLeast"/>
-        <w:ind w:left="240"/>
-        <w:jc w:val="left"/>
-      </w:pPr>
-      <w:r>
-        <w:rPr>
-          <w:rFonts w:ascii="Courier New" w:cs="Courier New" w:eastAsia="Microsoft YaHei" w:hAnsi="Courier New"/>
-          <w:color w:val="24343C"/>
-          <w:sz w:val="18"/>
-          <w:szCs w:val="18"/>
-        </w:rPr>
-        <w:t xml:space="preserve"># 3) 在线检索：把问题转成向量，找最近的 K 个</w:t>
-      </w:r>
-    </w:p>
-    <w:p>
-      <w:pPr>
-        <w:pBdr>
-          <w:left w:val="single" w:color="8FA6AD" w:sz="10" w:space="8"/>
-        </w:pBdr>
-        <w:shd w:fill="F4F6F7" w:val="clear"/>
-        <w:spacing w:after="0" w:before="0" w:line="276" w:lineRule="atLeast"/>
-        <w:ind w:left="240"/>
-        <w:jc w:val="left"/>
-      </w:pPr>
-      <w:r>
-        <w:rPr>
-          <w:rFonts w:ascii="Courier New" w:cs="Courier New" w:eastAsia="Microsoft YaHei" w:hAnsi="Courier New"/>
-          <w:color w:val="24343C"/>
-          <w:sz w:val="18"/>
-          <w:szCs w:val="18"/>
-        </w:rPr>
-        <w:t xml:space="preserve">def search(query: str, k: int = 2):</w:t>
-      </w:r>
-    </w:p>
-    <w:p>
-      <w:pPr>
-        <w:pBdr>
-          <w:left w:val="single" w:color="8FA6AD" w:sz="10" w:space="8"/>
-        </w:pBdr>
-        <w:shd w:fill="F4F6F7" w:val="clear"/>
-        <w:spacing w:after="0" w:before="0" w:line="276" w:lineRule="atLeast"/>
-        <w:ind w:left="240"/>
-        <w:jc w:val="left"/>
-      </w:pPr>
-      <w:r>
-        <w:rPr>
-          <w:rFonts w:ascii="Courier New" w:cs="Courier New" w:eastAsia="Microsoft YaHei" w:hAnsi="Courier New"/>
-          <w:color w:val="24343C"/>
-          <w:sz w:val="18"/>
-          <w:szCs w:val="18"/>
-        </w:rPr>
-        <w:t xml:space="preserve">    q = model.encode([query], normalize_embeddings=True)[0]</w:t>
-      </w:r>
-    </w:p>
-    <w:p>
-      <w:pPr>
-        <w:pBdr>
-          <w:left w:val="single" w:color="8FA6AD" w:sz="10" w:space="8"/>
-        </w:pBdr>
-        <w:shd w:fill="F4F6F7" w:val="clear"/>
-        <w:spacing w:after="0" w:before="0" w:line="276" w:lineRule="atLeast"/>
-        <w:ind w:left="240"/>
-        <w:jc w:val="left"/>
-      </w:pPr>
-      <w:r>
-        <w:rPr>
-          <w:rFonts w:ascii="Courier New" w:cs="Courier New" w:eastAsia="Microsoft YaHei" w:hAnsi="Courier New"/>
-          <w:color w:val="24343C"/>
-          <w:sz w:val="18"/>
-          <w:szCs w:val="18"/>
-        </w:rPr>
-        <w:t xml:space="preserve">    sims = doc_vecs @ q                        # 点积即余弦（向量已归一化）</w:t>
-      </w:r>
-    </w:p>
-    <w:p>
-      <w:pPr>
-        <w:pBdr>
-          <w:left w:val="single" w:color="8FA6AD" w:sz="10" w:space="8"/>
-        </w:pBdr>
-        <w:shd w:fill="F4F6F7" w:val="clear"/>
-        <w:spacing w:after="0" w:before="0" w:line="276" w:lineRule="atLeast"/>
-        <w:ind w:left="240"/>
-        <w:jc w:val="left"/>
-      </w:pPr>
-      <w:r>
-        <w:rPr>
-          <w:rFonts w:ascii="Courier New" w:cs="Courier New" w:eastAsia="Microsoft YaHei" w:hAnsi="Courier New"/>
-          <w:color w:val="24343C"/>
-          <w:sz w:val="18"/>
-          <w:szCs w:val="18"/>
-        </w:rPr>
-        <w:t xml:space="preserve">    top = np.argsort(sims)[::-1][:k]</w:t>
-      </w:r>
-    </w:p>
-    <w:p>
-      <w:pPr>
-        <w:pBdr>
-          <w:left w:val="single" w:color="8FA6AD" w:sz="10" w:space="8"/>
-        </w:pBdr>
-        <w:shd w:fill="F4F6F7" w:val="clear"/>
-        <w:spacing w:after="0" w:before="0" w:line="276" w:lineRule="atLeast"/>
-        <w:ind w:left="240"/>
-        <w:jc w:val="left"/>
-      </w:pPr>
-      <w:r>
-        <w:rPr>
-          <w:rFonts w:ascii="Courier New" w:cs="Courier New" w:eastAsia="Microsoft YaHei" w:hAnsi="Courier New"/>
-          <w:color w:val="24343C"/>
-          <w:sz w:val="18"/>
-          <w:szCs w:val="18"/>
-        </w:rPr>
-        <w:t xml:space="preserve">    return [(docs[i], float(sims[i])) for i in top]</w:t>
-      </w:r>
-    </w:p>
-    <w:p>
-      <w:pPr>
-        <w:pBdr>
-          <w:left w:val="single" w:color="8FA6AD" w:sz="10" w:space="8"/>
-        </w:pBdr>
-        <w:shd w:fill="F4F6F7" w:val="clear"/>
-        <w:spacing w:after="0" w:before="0" w:line="276" w:lineRule="atLeast"/>
-        <w:ind w:left="240"/>
-        <w:jc w:val="left"/>
-      </w:pPr>
-      <w:r>
-        <w:rPr>
-          <w:rFonts w:ascii="Courier New" w:cs="Courier New" w:eastAsia="Microsoft YaHei" w:hAnsi="Courier New"/>
-          <w:color w:val="24343C"/>
-          <w:sz w:val="18"/>
-          <w:szCs w:val="18"/>
-        </w:rPr>
-        <w:t xml:space="preserve"> </w:t>
-      </w:r>
-    </w:p>
-    <w:p>
-      <w:pPr>
-        <w:pBdr>
-          <w:left w:val="single" w:color="8FA6AD" w:sz="10" w:space="8"/>
-        </w:pBdr>
-        <w:shd w:fill="F4F6F7" w:val="clear"/>
-        <w:spacing w:after="0" w:before="0" w:line="276" w:lineRule="atLeast"/>
-        <w:ind w:left="240"/>
-        <w:jc w:val="left"/>
-      </w:pPr>
-      <w:r>
-        <w:rPr>
-          <w:rFonts w:ascii="Courier New" w:cs="Courier New" w:eastAsia="Microsoft YaHei" w:hAnsi="Courier New"/>
-          <w:color w:val="24343C"/>
-          <w:sz w:val="18"/>
-          <w:szCs w:val="18"/>
-        </w:rPr>
-        <w:t xml:space="preserve">print(search("什么是 ANN 索引"))</w:t>
-      </w:r>
-    </w:p>
-    <w:p>
-      <w:pPr>
-        <w:spacing w:line="312"/>
-        <w:ind w:firstLine="480"/>
-        <w:jc w:val="both"/>
-      </w:pPr>
-      <w:r>
-        <w:rPr>
-          <w:rFonts w:ascii="Calibri" w:eastAsia="Microsoft YaHei"/>
-          <w:color w:val="1A2B33"/>
-          <w:sz w:val="24"/>
-          <w:szCs w:val="24"/>
-        </w:rPr>
-        <w:t xml:space="preserve">走读这段代码，四步结构清晰可见。model.encode 把文本变成向量；doc_vecs 用一个二维数组“假装”是向量库；点积计算相似度；argsort 取 Top-K。它和上一节讲的三步范式一一对应：嵌入、存储、检索。生产中 doc_vecs 会被替换成真正的向量数据库，搜索函数会被替换成数据库的 query 接口，但抽象结构完全一致。建议读者把这段代码当成“向量库的极简实现”，当真正去用 Pinecone、Qdrant 或 Milvus 时，本质上就是把数组换成数据库、把点积换成库的查询接口而已。</w:t>
-      </w:r>
-    </w:p>
-    <w:p>
-      <w:pPr>
-        <w:pStyle w:val="Heading2"/>
-        <w:keepNext/>
-        <w:spacing w:after="140" w:before="280" w:line="360" w:lineRule="atLeast"/>
-      </w:pPr>
-      <w:bookmarkStart w:id="100006" w:name="_Toc100006"/>
-      <w:r>
-        <w:rPr>
-          <w:rFonts w:ascii="Calibri" w:eastAsia="SimHei"/>
-          <w:b/>
-          <w:bCs/>
-          <w:color w:val="1B4A5C"/>
-          <w:sz w:val="28"/>
-          <w:szCs w:val="28"/>
-        </w:rPr>
-        <w:t xml:space="preserve">1.5 评估指标：召回率、延迟、QPS</w:t>
-      </w:r>
-      <w:bookmarkEnd w:id="100006"/>
-    </w:p>
-    <w:p>
-      <w:pPr>
-        <w:spacing w:line="312"/>
-        <w:ind w:firstLine="480"/>
-        <w:jc w:val="both"/>
-      </w:pPr>
-      <w:r>
-        <w:rPr>
-          <w:rFonts w:ascii="Calibri" w:eastAsia="Microsoft YaHei"/>
-          <w:color w:val="1A2B33"/>
-          <w:sz w:val="24"/>
-          <w:szCs w:val="24"/>
-        </w:rPr>
-        <w:t xml:space="preserve">任何工程系统都要回答“怎样算好”，向量库的评估指标分四类：召回质量、排序质量、性能、资源。召回质量以 Recall@K 为核心：先用暴力搜索得到真实的 Top-K 近邻集合，再用 ANN 索引得到近似 Top-K 集合，两者交集与 K 的比值即为 Recall@K。工业实践中，Recall@10 达到 95% 通常被视为高质量检索的门槛。召回率只关心“是否命中”，不关心命中的顺序。</w:t>
-      </w:r>
-    </w:p>
-    <w:p>
-      <w:pPr>
-        <w:spacing w:line="312"/>
-        <w:ind w:firstLine="480"/>
-        <w:jc w:val="both"/>
-      </w:pPr>
-      <w:r>
-        <w:rPr>
-          <w:rFonts w:ascii="Calibri" w:eastAsia="Microsoft YaHei"/>
-          <w:color w:val="1A2B33"/>
-          <w:sz w:val="24"/>
-          <w:szCs w:val="24"/>
-        </w:rPr>
-        <w:t xml:space="preserve">排序质量以 nDCG@K 为代表。它不仅看命中，还看命中结果排在第几位——排得越靠前得分越高。nDCG 适合有相关性等级标注（如“高度相关/一般相关/不相关”）的场景，在搜索推荐评测中广泛使用。同样的命中率下，nDCG 越高的系统用户体验越好，因为相关结果被排在了用户最先看到的位置。</w:t>
-      </w:r>
-    </w:p>
-    <w:p>
-      <w:pPr>
-        <w:spacing w:line="312"/>
-        <w:ind w:firstLine="480"/>
-        <w:jc w:val="both"/>
-      </w:pPr>
-      <w:r>
-        <w:rPr>
-          <w:rFonts w:ascii="Calibri" w:eastAsia="Microsoft YaHei"/>
-          <w:color w:val="1A2B33"/>
-          <w:sz w:val="24"/>
-          <w:szCs w:val="24"/>
-        </w:rPr>
-        <w:t xml:space="preserve">性能指标包括 QPS（Queries Per Second，每秒查询数）和延迟分位数。QPS 反映系统吞吐能力，延迟通常用 P50、P95、P99 描述——P99 表示 99% 的查询延迟低于此值。生产系统更关注 P95/P99 而非平均值，因为长尾延迟会显著影响用户体验。需要注意的是 QPS 和 P99 延迟通常是此消彼长的关系：固定其中一个来比较另一个，结论才有意义。</w:t>
-      </w:r>
-    </w:p>
-    <w:p>
-      <w:pPr>
-        <w:spacing w:line="312"/>
-        <w:ind w:firstLine="480"/>
-        <w:jc w:val="both"/>
-      </w:pPr>
-      <w:r>
-        <w:rPr>
-          <w:rFonts w:ascii="Calibri" w:eastAsia="Microsoft YaHei"/>
-          <w:color w:val="1A2B33"/>
-          <w:sz w:val="24"/>
-          <w:szCs w:val="24"/>
-        </w:rPr>
-        <w:t xml:space="preserve">资源指标包括内存占用、磁盘 I/O、索引构建时间、CPU/GPU 利用率。在数据规模增长时，内存成本往往是首要约束；索引构建时间影响数据导入效率与上线节奏。一个经验法则：每张卡 32GB 内存大约能装下 1 亿条 768 维 float32 向量（粗略估算）；如果用 PQ 量化压缩到 32 倍，1 亿条向量只需约 1GB 内存，成本差距惊人。</w:t>
-      </w:r>
-    </w:p>
-    <w:p>
-      <w:pPr>
-        <w:spacing w:line="312"/>
-        <w:ind w:firstLine="480"/>
-        <w:jc w:val="both"/>
-      </w:pPr>
-      <w:r>
-        <w:rPr>
-          <w:rFonts w:ascii="Calibri" w:eastAsia="Microsoft YaHei"/>
-          <w:color w:val="1A2B33"/>
-          <w:sz w:val="24"/>
-          <w:szCs w:val="24"/>
-        </w:rPr>
-        <w:t xml:space="preserve">还有两个工程上极重要的概念：选择性（selectivity）与过滤召回率。选择性指满足过滤条件的文档占总文档的比例，它决定了过滤策略的难易——选择性越低，过滤越能缩小搜索空间，但也越容易破坏 ANN 索引的连通性；过滤召回率指在过滤条件下召回的 Top-K 与无过滤的暴力搜索相比的命中率，这是评估混合过滤能力的关键指标。这两个指标在第四章混合搜索与第五章选型决策中都会反复用到。</w:t>
-      </w:r>
-    </w:p>
-    <w:p>
-      <w:pPr>
-        <w:spacing w:line="312"/>
-        <w:ind w:firstLine="480"/>
-        <w:jc w:val="both"/>
-      </w:pPr>
-      <w:r>
-        <w:rPr>
-          <w:rFonts w:ascii="Calibri" w:eastAsia="Microsoft YaHei"/>
-          <w:color w:val="1A2B33"/>
-          <w:sz w:val="24"/>
-          <w:szCs w:val="24"/>
-        </w:rPr>
-        <w:t xml:space="preserve">建议每个项目在选型初期就建立评测集与指标基线：准备 100 到 1000 条覆盖典型查询模式的样本，标注真实近邻或相关性等级；用同一组数据回归每一次参数调整、版本升级、数据库迁移。向量库的优化是“用数据说话”的典型场景，靠感觉调参数往往南辕北辙——这是从“演示品”走向“生产系统”的第一步。</w:t>
-      </w:r>
-    </w:p>
-    <w:p>
-      <w:pPr>
-        <w:pStyle w:val="Heading2"/>
-        <w:keepNext/>
-        <w:spacing w:after="140" w:before="280" w:line="360" w:lineRule="atLeast"/>
-      </w:pPr>
-      <w:bookmarkStart w:id="100007" w:name="_Toc100007"/>
-      <w:r>
-        <w:rPr>
-          <w:rFonts w:ascii="Calibri" w:eastAsia="SimHei"/>
-          <w:b/>
-          <w:bCs/>
-          <w:color w:val="1B4A5C"/>
-          <w:sz w:val="28"/>
-          <w:szCs w:val="28"/>
-        </w:rPr>
-        <w:t xml:space="preserve">1.6 从关键词到向量的范式转移小结</w:t>
-      </w:r>
-      <w:bookmarkEnd w:id="100007"/>
-    </w:p>
-    <w:p>
-      <w:pPr>
-        <w:spacing w:line="312"/>
-        <w:ind w:firstLine="480"/>
-        <w:jc w:val="both"/>
-      </w:pPr>
-      <w:r>
-        <w:rPr>
-          <w:rFonts w:ascii="Calibri" w:eastAsia="Microsoft YaHei"/>
-          <w:color w:val="1A2B33"/>
-          <w:sz w:val="24"/>
-          <w:szCs w:val="24"/>
-        </w:rPr>
-        <w:t xml:space="preserve">关键词检索与向量检索不是“你死我活”的替代关系，而是“不同问题用不同工具”的分工关系。关键词检索在精确匹配（型号、代码、人名、错误码）上仍然无可替代；向量检索在语义泛化、跨模态、概念关联上独占优势。生产系统的最佳实践几乎都是“混合检索”——向量通道加 BM25 通道并行召回，再用融合算法合并成一份排序，第四章将专门展开。理解了关键词检索的天花板与向量检索的优势，再去看任何具体向量数据库的能力与限制，就有了统一的坐标系。</w:t>
-      </w:r>
-    </w:p>
-    <w:p>
-      <w:pPr>
-        <w:pStyle w:val="Heading1"/>
-        <w:keepNext/>
-        <w:pageBreakBefore/>
-        <w:spacing w:after="200" w:before="360" w:line="400" w:lineRule="atLeast"/>
-      </w:pPr>
-      <w:bookmarkStart w:id="100008" w:name="_Toc100008"/>
-      <w:r>
-        <w:rPr>
-          <w:rFonts w:ascii="Calibri" w:eastAsia="SimHei"/>
-          <w:b/>
-          <w:bCs/>
-          <w:color w:val="16324A"/>
-          <w:sz w:val="32"/>
-          <w:szCs w:val="32"/>
-        </w:rPr>
-        <w:t xml:space="preserve">第二章 ANN 索引算法详解</w:t>
-      </w:r>
-      <w:bookmarkEnd w:id="100008"/>
-    </w:p>
-    <w:p>
-      <w:pPr>
-        <w:pStyle w:val="Heading2"/>
-        <w:keepNext/>
-        <w:spacing w:after="140" w:before="280" w:line="360" w:lineRule="atLeast"/>
-      </w:pPr>
-      <w:bookmarkStart w:id="100009" w:name="_Toc100009"/>
-      <w:r>
-        <w:rPr>
-          <w:rFonts w:ascii="Calibri" w:eastAsia="SimHei"/>
-          <w:b/>
-          <w:bCs/>
-          <w:color w:val="1B4A5C"/>
-          <w:sz w:val="28"/>
-          <w:szCs w:val="28"/>
-        </w:rPr>
-        <w:t xml:space="preserve">2.1 精确搜索为什么不可行</w:t>
-      </w:r>
-      <w:bookmarkEnd w:id="100009"/>
-    </w:p>
-    <w:p>
-      <w:pPr>
-        <w:spacing w:line="312"/>
-        <w:ind w:firstLine="480"/>
-        <w:jc w:val="both"/>
-      </w:pPr>
-      <w:r>
-        <w:rPr>
-          <w:rFonts w:ascii="Calibri" w:eastAsia="Microsoft YaHei"/>
-          <w:color w:val="1A2B33"/>
-          <w:sz w:val="24"/>
-          <w:szCs w:val="24"/>
-        </w:rPr>
-        <w:t xml:space="preserve">给定 100 万条 768 维 float32 向量，暴力搜索每次查询需要计算 1000 亿次浮点运算；10 亿条就要算 1 万亿次。线性扫描的复杂度 O(N×D) 决定了它在工业级数据规模下彻底不可接受。这就是近似最近邻（Approximate Nearest Neighbor，ANN）算法存在的根本理由：不要求找到绝对最近的邻居，而是找到“足够近”的邻居——以 Recall@10 95% 的精度换取几个数量级的速度提升。</w:t>
-      </w:r>
-    </w:p>
-    <w:p>
-      <w:pPr>
-        <w:spacing w:line="312"/>
-        <w:ind w:firstLine="480"/>
-        <w:jc w:val="both"/>
-      </w:pPr>
-      <w:r>
-        <w:rPr>
-          <w:rFonts w:ascii="Calibri" w:eastAsia="Microsoft YaHei"/>
-          <w:color w:val="1A2B33"/>
-          <w:sz w:val="24"/>
-          <w:szCs w:val="24"/>
-        </w:rPr>
-        <w:t xml:space="preserve">在绝大多数应用场景中，“找到 95% 的真近邻”已经足够，因为后续往往还有重排序或大模型生成阶段进一步过滤。ANN 算法与“用近似换速度”的工程哲学一脉相承——它和数据库用 B+ 树替代线性扫描、用哈希索引替代全表查找一样，都是把“最准”替换成“又快又够准”的实用主义选择。本章将围绕 HNSW、IVF、量化三大类技术展开，它们是当前工业界事实上的三件套。</w:t>
+        <w:t xml:space="preserve">图1-1 把这趟「两次旅程」画了出来：写入是离线的苦活（切块、嵌入、建索引，做一次），查询是在线的快活（毫秒级响应，做千万次）。文档向量离线预计算，正是检索比大模型推理便宜几个数量级的根本原因——这张图值得在脑中常驻。</w:t>
       </w:r>
     </w:p>
     <w:p>
@@ -3386,7 +2553,7 @@
       <w:r>
         <w:drawing>
           <wp:inline distT="0" distB="0" distL="0" distR="0">
-            <wp:extent cx="5124450" cy="3076575"/>
+            <wp:extent cx="5486400" cy="3295650"/>
             <wp:effectExtent t="0" r="0" b="0" l="0"/>
             <wp:docPr id="1" name="" descr="" title=""/>
             <wp:cNvGraphicFramePr>
@@ -3411,7 +2578,7 @@
                   <pic:spPr bwMode="auto">
                     <a:xfrm>
                       <a:off x="0" y="0"/>
-                      <a:ext cx="5124450" cy="3076575"/>
+                      <a:ext cx="5486400" cy="3295650"/>
                     </a:xfrm>
                     <a:prstGeom prst="rect">
                       <a:avLst/>
@@ -3439,7 +2606,71 @@
           <w:sz w:val="21"/>
           <w:szCs w:val="21"/>
         </w:rPr>
-        <w:t xml:space="preserve">图2-1 近似搜索的召回与代价权衡（百万级向量·示意）</w:t>
+        <w:t xml:space="preserve">图1-1 向量库的两次旅程：写入一次性的苦活换查询千万次的快活</w:t>
+      </w:r>
+    </w:p>
+    <w:p>
+      <w:pPr>
+        <w:spacing w:line="312"/>
+        <w:ind w:firstLine="480"/>
+        <w:jc w:val="both"/>
+      </w:pPr>
+      <w:r>
+        <w:rPr>
+          <w:rFonts w:ascii="Calibri" w:eastAsia="Microsoft YaHei"/>
+          <w:color w:val="1A2B33"/>
+          <w:sz w:val="24"/>
+          <w:szCs w:val="24"/>
+        </w:rPr>
+        <w:t xml:space="preserve">第一步是嵌入（Embedding）。利用嵌入模型把原始数据映射为固定维度的浮点向量。文本嵌入模型的代表有 OpenAI 的 text-embedding-3 系列（1536 与 3072 维）、开源的 BGE-M3（1024 维）、GTE-Qwen2 系列（千余维）、MTEB 排行榜上的各类新晋选手。图像嵌入的代表是 CLIP 与 SigLIP，代码嵌入的代表是 OpenAI text-embedding-3-code 与 StarCoder Embed。维度越高通常表达能力越强，但存储与计算成本同步上升。</w:t>
+      </w:r>
+    </w:p>
+    <w:p>
+      <w:pPr>
+        <w:spacing w:line="312"/>
+        <w:ind w:firstLine="480"/>
+        <w:jc w:val="both"/>
+      </w:pPr>
+      <w:r>
+        <w:rPr>
+          <w:rFonts w:ascii="Calibri" w:eastAsia="Microsoft YaHei"/>
+          <w:color w:val="1A2B33"/>
+          <w:sz w:val="24"/>
+          <w:szCs w:val="24"/>
+        </w:rPr>
+        <w:t xml:space="preserve">第二步是存储与索引。原始 float32 向量连同元数据（文档标题、来源、权限、时间戳等）一起存入向量库；与此同时，向量库会在后台构建一种专门的数据结构——通常叫 ANN 索引——以避免查询时对全部向量做暴力扫描。这个 ANN 索引是向量库的核心引擎，也是本章后面要详细讨论的对象。不同的索引算法在召回率、内存占用、构建速度、查询延迟上各有取舍，对应了不同的应用场景。</w:t>
+      </w:r>
+    </w:p>
+    <w:p>
+      <w:pPr>
+        <w:spacing w:line="312"/>
+        <w:ind w:firstLine="480"/>
+        <w:jc w:val="both"/>
+      </w:pPr>
+      <w:r>
+        <w:rPr>
+          <w:rFonts w:ascii="Calibri" w:eastAsia="Microsoft YaHei"/>
+          <w:color w:val="1A2B33"/>
+          <w:sz w:val="24"/>
+          <w:szCs w:val="24"/>
+        </w:rPr>
+        <w:t xml:space="preserve">第三步是检索。查询语句先经过同一个嵌入模型转成向量，再送入向量库；向量库用 ANN 索引快速找到与查询向量最相似的 K 个向量，返回这些向量的 ID 与绑定的元数据/原文。后续的排序、重排序、上下文组装交给上层 RAG 框架处理，向量库本身不负责生成。</w:t>
+      </w:r>
+    </w:p>
+    <w:p>
+      <w:pPr>
+        <w:spacing w:line="312"/>
+        <w:ind w:firstLine="480"/>
+        <w:jc w:val="both"/>
+      </w:pPr>
+      <w:r>
+        <w:rPr>
+          <w:rFonts w:ascii="Calibri" w:eastAsia="Microsoft YaHei"/>
+          <w:color w:val="1A2B33"/>
+          <w:sz w:val="24"/>
+          <w:szCs w:val="24"/>
+        </w:rPr>
+        <w:t xml:space="preserve">这套范式解决了关键词检索天花板的三道题：它通过向量空间的连续性解决词汇不匹配；通过嵌入模型的语义编码解决语义泛化；通过统一的向量表示支持多模态与代码等非文本数据。向量库正是这套范式的物理实现，它与关系数据库、文档数据库、搜索引擎一起构成了现代数据基础设施的四大支柱。</w:t>
       </w:r>
     </w:p>
     <w:p>
@@ -3448,7 +2679,7 @@
         <w:keepNext/>
         <w:spacing w:after="140" w:before="280" w:line="360" w:lineRule="atLeast"/>
       </w:pPr>
-      <w:bookmarkStart w:id="100010" w:name="_Toc100010"/>
+      <w:bookmarkStart w:id="100004" w:name="_Toc100004"/>
       <w:r>
         <w:rPr>
           <w:rFonts w:ascii="Calibri" w:eastAsia="SimHei"/>
@@ -3458,72 +2689,773 @@
           <w:sz w:val="28"/>
           <w:szCs w:val="28"/>
         </w:rPr>
-        <w:t xml:space="preserve">2.2 HNSW：图书馆的多层导览</w:t>
-      </w:r>
-      <w:bookmarkEnd w:id="100010"/>
-    </w:p>
-    <w:p>
-      <w:pPr>
-        <w:spacing w:line="312"/>
-        <w:ind w:firstLine="480"/>
-        <w:jc w:val="both"/>
-      </w:pPr>
-      <w:r>
-        <w:rPr>
-          <w:rFonts w:ascii="Calibri" w:eastAsia="Microsoft YaHei"/>
-          <w:color w:val="1A2B33"/>
-          <w:sz w:val="24"/>
-          <w:szCs w:val="24"/>
-        </w:rPr>
-        <w:t xml:space="preserve">HNSW（Hierarchical Navigable Small World，分层可导航小世界图）是 2018 年由 Malkov 与 Yashunin 提出的图索引算法，目前是工业界最主流的 ANN 实现，几乎所有现代向量数据库都把它作为默认索引。它有一个非常贴切的比喻可以帮你建立直觉。</w:t>
-      </w:r>
-    </w:p>
-    <w:p>
-      <w:pPr>
-        <w:spacing w:line="312"/>
-        <w:ind w:firstLine="480"/>
-        <w:jc w:val="both"/>
-      </w:pPr>
-      <w:r>
-        <w:rPr>
-          <w:rFonts w:ascii="Calibri" w:eastAsia="Microsoft YaHei"/>
-          <w:color w:val="1A2B33"/>
-          <w:sz w:val="24"/>
-          <w:szCs w:val="24"/>
-        </w:rPr>
-        <w:t xml:space="preserve">把向量空间想象成一座巨大的图书馆，里面有几百万本书（每个向量就是一本）。最笨的方法是从入口出发一排排走——这是暴力扫描。稍微聪明点，你会去查目录卡，目录会告诉你某本书在哪个区——这相当于用哈希表索引。但图书馆真正的导览比目录更聪明：入口处有“总馆地图”，告诉你目标大致在哪个分馆；进分馆后有“楼层指引”，告诉你目标在第几层；进入楼层后有“书架标签”，最终精确定位到具体书架。HNSW 的多层图就是这个原理：顶层节点稀疏（相当于总馆地图），跳跃距离大（跨越大片区域），用于快速逼近目标区域；底层节点稠密（相当于书架标签），跳跃距离小，用于精确定位。</w:t>
-      </w:r>
-    </w:p>
-    <w:p>
-      <w:pPr>
-        <w:spacing w:line="312"/>
-        <w:ind w:firstLine="480"/>
-        <w:jc w:val="both"/>
-      </w:pPr>
-      <w:r>
-        <w:rPr>
-          <w:rFonts w:ascii="Calibri" w:eastAsia="Microsoft YaHei"/>
-          <w:color w:val="1A2B33"/>
-          <w:sz w:val="24"/>
-          <w:szCs w:val="24"/>
-        </w:rPr>
-        <w:t xml:space="preserve">形式化地讲，HNSW 把 NSW（单层可导航小世界图）扩展成多层结构。每个新节点的最高层级 ℓ 由指数衰减概率分布决定：ℓ = floor(-ln(uniform(0,1)) · mL)，其中 mL = 1/ln(M)，M 为每个节点的最大连接数。以 M 等于 16 为例，约 93.75% 的节点只在最底层，约 6.25% 进入第二层，约 0.39% 进入第三层——大部分节点在底层“精耕细作”，少量节点在高层“跨区跳跃”，形成天然的“高速公路”效果。</w:t>
-      </w:r>
-    </w:p>
-    <w:p>
-      <w:pPr>
-        <w:spacing w:line="312"/>
-        <w:ind w:firstLine="480"/>
-        <w:jc w:val="both"/>
-      </w:pPr>
-      <w:r>
-        <w:rPr>
-          <w:rFonts w:ascii="Calibri" w:eastAsia="Microsoft YaHei"/>
-          <w:color w:val="1A2B33"/>
-          <w:sz w:val="24"/>
-          <w:szCs w:val="24"/>
-        </w:rPr>
-        <w:t xml:space="preserve">查询从顶层入口点开始，每一层用贪心搜索（找到该层中离查询最近的节点），然后下到下一层继续；最底层用 beam search（保留 efSearch 个候选）返回最终的 Top-K。整个搜索的复杂度接近 O(log N)，百万级向量 P99 延迟通常在 10 到 30 毫秒。HNSW 还有一项精妙的工程设计：邻居选择采用启发式策略（select_neighbors_heuristic），优先选择“覆盖不同方向”的邻居，避免形成局部团簇，这是 HNSW 高召回率与全局连通性的关键。</w:t>
+        <w:t xml:space="preserve">1.3 在 RAG 与 Agent 系统中的位置</w:t>
+      </w:r>
+      <w:bookmarkEnd w:id="100004"/>
+    </w:p>
+    <w:p>
+      <w:pPr>
+        <w:spacing w:line="312"/>
+        <w:ind w:firstLine="480"/>
+        <w:jc w:val="both"/>
+      </w:pPr>
+      <w:r>
+        <w:rPr>
+          <w:rFonts w:ascii="Calibri" w:eastAsia="Microsoft YaHei"/>
+          <w:color w:val="1A2B33"/>
+          <w:sz w:val="24"/>
+          <w:szCs w:val="24"/>
+        </w:rPr>
+        <w:t xml:space="preserve">在 RAG 流水线中，向量库是“检索通道”的物理落点。文档离线索引通道把切分好的片段编成向量写入库中；在用户提问时，在线检索通道把问题向量送入库中，按相似度取出 Top-K 片段。这两条通道在向量库处汇合——离线通道决定库中“有什么、怎么组织”，在线通道决定“找得准不准、找得多快”。如果库中索引建得不好，在线通道召回的片段就不相关；即便索引完美，如果元数据设计有缺陷，过滤与权限隔离就会失败。向量库在 RAG 中的位置介于“内容资产”与“在线检索”之间，是两端的中枢。</w:t>
+      </w:r>
+    </w:p>
+    <w:p>
+      <w:pPr>
+        <w:spacing w:line="312"/>
+        <w:ind w:firstLine="480"/>
+        <w:jc w:val="both"/>
+      </w:pPr>
+      <w:r>
+        <w:rPr>
+          <w:rFonts w:ascii="Calibri" w:eastAsia="Microsoft YaHei"/>
+          <w:color w:val="1A2B33"/>
+          <w:sz w:val="24"/>
+          <w:szCs w:val="24"/>
+        </w:rPr>
+        <w:t xml:space="preserve">在 Agent 系统中，向量库的角色还要宽得多。第一，它是长期记忆的物理落点。Agent 跨会话需要记住用户的偏好、项目的背景、过去的决策——把这些信息向量化后存入向量库，下一次相似情境中检索出来就能继续。第二，它是经验复用的天然去处。Agent 完成任务后可以把执行轨迹、踩过的坑、有效的工具调用组合存起来，未来遇到相似任务时检索先例，避免重新探索。第三，多 Agent 协作时，向量库常被当作共享知识空间：一个 Agent 写入的洞察能被其他 Agent 通过语义检索消费。第四，向量库也是“工具结果缓存”的好选择——同一段被反复用到的资料只需一次检索，余下皆可命中缓存，大幅降低重复 API 调用与延迟。</w:t>
+      </w:r>
+    </w:p>
+    <w:p>
+      <w:pPr>
+        <w:spacing w:line="312"/>
+        <w:ind w:firstLine="480"/>
+        <w:jc w:val="both"/>
+      </w:pPr>
+      <w:r>
+        <w:rPr>
+          <w:rFonts w:ascii="Calibri" w:eastAsia="Microsoft YaHei"/>
+          <w:color w:val="1A2B33"/>
+          <w:sz w:val="24"/>
+          <w:szCs w:val="24"/>
+        </w:rPr>
+        <w:t xml:space="preserve">还可以把向量库放在卷一图1-4 六层技术栈中观察。它属于增强层，是 RAG、记忆、混合搜索、个性化推荐等上层能力的共同依赖。增强层之下的模型层提供了嵌入模型与生成模型，是向量库的“感官”；之上的编排层负责把检索结果组装成 Agent 的下一步行动。这种位置决定了向量库的选型与上层应用模式紧密耦合——不同的应用对召回率、延迟、过滤能力、规模上限的要求千差万别，没有“一库打天下”的银弹。</w:t>
+      </w:r>
+    </w:p>
+    <w:p>
+      <w:pPr>
+        <w:pStyle w:val="Heading2"/>
+        <w:keepNext/>
+        <w:spacing w:after="140" w:before="280" w:line="360" w:lineRule="atLeast"/>
+      </w:pPr>
+      <w:bookmarkStart w:id="100005" w:name="_Toc100005"/>
+      <w:r>
+        <w:rPr>
+          <w:rFonts w:ascii="Calibri" w:eastAsia="SimHei"/>
+          <w:b/>
+          <w:bCs/>
+          <w:color w:val="1B4A5C"/>
+          <w:sz w:val="28"/>
+          <w:szCs w:val="28"/>
+        </w:rPr>
+        <w:t xml:space="preserve">1.4 一个最小的端到端例子</w:t>
+      </w:r>
+      <w:bookmarkEnd w:id="100005"/>
+    </w:p>
+    <w:p>
+      <w:pPr>
+        <w:spacing w:line="312"/>
+        <w:ind w:firstLine="480"/>
+        <w:jc w:val="both"/>
+      </w:pPr>
+      <w:r>
+        <w:rPr>
+          <w:rFonts w:ascii="Calibri" w:eastAsia="Microsoft YaHei"/>
+          <w:color w:val="1A2B33"/>
+          <w:sz w:val="24"/>
+          <w:szCs w:val="24"/>
+        </w:rPr>
+        <w:t xml:space="preserve">为了把抽象概念钉在具体代码上，这里给出一个用内存版向量库跑通完整链路的最小例子。它只有二十几行，却把嵌入、存储、索引、检索四个动作全部覆盖，便于建立直观印象：</w:t>
+      </w:r>
+    </w:p>
+    <w:p>
+      <w:pPr>
+        <w:pBdr>
+          <w:left w:val="single" w:color="8FA6AD" w:sz="10" w:space="8"/>
+        </w:pBdr>
+        <w:shd w:fill="F4F6F7" w:val="clear"/>
+        <w:spacing w:after="0" w:before="0" w:line="276" w:lineRule="atLeast"/>
+        <w:ind w:left="240"/>
+        <w:jc w:val="left"/>
+      </w:pPr>
+      <w:r>
+        <w:rPr>
+          <w:rFonts w:ascii="Courier New" w:cs="Courier New" w:eastAsia="Microsoft YaHei" w:hAnsi="Courier New"/>
+          <w:color w:val="24343C"/>
+          <w:sz w:val="18"/>
+          <w:szCs w:val="18"/>
+        </w:rPr>
+        <w:t xml:space="preserve">import numpy as np</w:t>
+      </w:r>
+    </w:p>
+    <w:p>
+      <w:pPr>
+        <w:pBdr>
+          <w:left w:val="single" w:color="8FA6AD" w:sz="10" w:space="8"/>
+        </w:pBdr>
+        <w:shd w:fill="F4F6F7" w:val="clear"/>
+        <w:spacing w:after="0" w:before="0" w:line="276" w:lineRule="atLeast"/>
+        <w:ind w:left="240"/>
+        <w:jc w:val="left"/>
+      </w:pPr>
+      <w:r>
+        <w:rPr>
+          <w:rFonts w:ascii="Courier New" w:cs="Courier New" w:eastAsia="Microsoft YaHei" w:hAnsi="Courier New"/>
+          <w:color w:val="24343C"/>
+          <w:sz w:val="18"/>
+          <w:szCs w:val="18"/>
+        </w:rPr>
+        <w:t xml:space="preserve">from sentence_transformers import SentenceTransformer</w:t>
+      </w:r>
+    </w:p>
+    <w:p>
+      <w:pPr>
+        <w:pBdr>
+          <w:left w:val="single" w:color="8FA6AD" w:sz="10" w:space="8"/>
+        </w:pBdr>
+        <w:shd w:fill="F4F6F7" w:val="clear"/>
+        <w:spacing w:after="0" w:before="0" w:line="276" w:lineRule="atLeast"/>
+        <w:ind w:left="240"/>
+        <w:jc w:val="left"/>
+      </w:pPr>
+      <w:r>
+        <w:rPr>
+          <w:rFonts w:ascii="Courier New" w:cs="Courier New" w:eastAsia="Microsoft YaHei" w:hAnsi="Courier New"/>
+          <w:color w:val="24343C"/>
+          <w:sz w:val="18"/>
+          <w:szCs w:val="18"/>
+        </w:rPr>
+        <w:t xml:space="preserve"> </w:t>
+      </w:r>
+    </w:p>
+    <w:p>
+      <w:pPr>
+        <w:pBdr>
+          <w:left w:val="single" w:color="8FA6AD" w:sz="10" w:space="8"/>
+        </w:pBdr>
+        <w:shd w:fill="F4F6F7" w:val="clear"/>
+        <w:spacing w:after="0" w:before="0" w:line="276" w:lineRule="atLeast"/>
+        <w:ind w:left="240"/>
+        <w:jc w:val="left"/>
+      </w:pPr>
+      <w:r>
+        <w:rPr>
+          <w:rFonts w:ascii="Courier New" w:cs="Courier New" w:eastAsia="Microsoft YaHei" w:hAnsi="Courier New"/>
+          <w:color w:val="24343C"/>
+          <w:sz w:val="18"/>
+          <w:szCs w:val="18"/>
+        </w:rPr>
+        <w:t xml:space="preserve"># 1) 准备嵌入模型（这里用轻量开源模型，演示用）</w:t>
+      </w:r>
+    </w:p>
+    <w:p>
+      <w:pPr>
+        <w:pBdr>
+          <w:left w:val="single" w:color="8FA6AD" w:sz="10" w:space="8"/>
+        </w:pBdr>
+        <w:shd w:fill="F4F6F7" w:val="clear"/>
+        <w:spacing w:after="0" w:before="0" w:line="276" w:lineRule="atLeast"/>
+        <w:ind w:left="240"/>
+        <w:jc w:val="left"/>
+      </w:pPr>
+      <w:r>
+        <w:rPr>
+          <w:rFonts w:ascii="Courier New" w:cs="Courier New" w:eastAsia="Microsoft YaHei" w:hAnsi="Courier New"/>
+          <w:color w:val="24343C"/>
+          <w:sz w:val="18"/>
+          <w:szCs w:val="18"/>
+        </w:rPr>
+        <w:t xml:space="preserve">model = SentenceTransformer("all-MiniLM-L6-v2")  # 384 维</w:t>
+      </w:r>
+    </w:p>
+    <w:p>
+      <w:pPr>
+        <w:pBdr>
+          <w:left w:val="single" w:color="8FA6AD" w:sz="10" w:space="8"/>
+        </w:pBdr>
+        <w:shd w:fill="F4F6F7" w:val="clear"/>
+        <w:spacing w:after="0" w:before="0" w:line="276" w:lineRule="atLeast"/>
+        <w:ind w:left="240"/>
+        <w:jc w:val="left"/>
+      </w:pPr>
+      <w:r>
+        <w:rPr>
+          <w:rFonts w:ascii="Courier New" w:cs="Courier New" w:eastAsia="Microsoft YaHei" w:hAnsi="Courier New"/>
+          <w:color w:val="24343C"/>
+          <w:sz w:val="18"/>
+          <w:szCs w:val="18"/>
+        </w:rPr>
+        <w:t xml:space="preserve"> </w:t>
+      </w:r>
+    </w:p>
+    <w:p>
+      <w:pPr>
+        <w:pBdr>
+          <w:left w:val="single" w:color="8FA6AD" w:sz="10" w:space="8"/>
+        </w:pBdr>
+        <w:shd w:fill="F4F6F7" w:val="clear"/>
+        <w:spacing w:after="0" w:before="0" w:line="276" w:lineRule="atLeast"/>
+        <w:ind w:left="240"/>
+        <w:jc w:val="left"/>
+      </w:pPr>
+      <w:r>
+        <w:rPr>
+          <w:rFonts w:ascii="Courier New" w:cs="Courier New" w:eastAsia="Microsoft YaHei" w:hAnsi="Courier New"/>
+          <w:color w:val="24343C"/>
+          <w:sz w:val="18"/>
+          <w:szCs w:val="18"/>
+        </w:rPr>
+        <w:t xml:space="preserve"># 2) 离线索引：文档片段 → 向量 → 简单的“暴力索引”</w:t>
+      </w:r>
+    </w:p>
+    <w:p>
+      <w:pPr>
+        <w:pBdr>
+          <w:left w:val="single" w:color="8FA6AD" w:sz="10" w:space="8"/>
+        </w:pBdr>
+        <w:shd w:fill="F4F6F7" w:val="clear"/>
+        <w:spacing w:after="0" w:before="0" w:line="276" w:lineRule="atLeast"/>
+        <w:ind w:left="240"/>
+        <w:jc w:val="left"/>
+      </w:pPr>
+      <w:r>
+        <w:rPr>
+          <w:rFonts w:ascii="Courier New" w:cs="Courier New" w:eastAsia="Microsoft YaHei" w:hAnsi="Courier New"/>
+          <w:color w:val="24343C"/>
+          <w:sz w:val="18"/>
+          <w:szCs w:val="18"/>
+        </w:rPr>
+        <w:t xml:space="preserve">docs = [</w:t>
+      </w:r>
+    </w:p>
+    <w:p>
+      <w:pPr>
+        <w:pBdr>
+          <w:left w:val="single" w:color="8FA6AD" w:sz="10" w:space="8"/>
+        </w:pBdr>
+        <w:shd w:fill="F4F6F7" w:val="clear"/>
+        <w:spacing w:after="0" w:before="0" w:line="276" w:lineRule="atLeast"/>
+        <w:ind w:left="240"/>
+        <w:jc w:val="left"/>
+      </w:pPr>
+      <w:r>
+        <w:rPr>
+          <w:rFonts w:ascii="Courier New" w:cs="Courier New" w:eastAsia="Microsoft YaHei" w:hAnsi="Courier New"/>
+          <w:color w:val="24343C"/>
+          <w:sz w:val="18"/>
+          <w:szCs w:val="18"/>
+        </w:rPr>
+        <w:t xml:space="preserve">    "向量数据库用于语义检索",</w:t>
+      </w:r>
+    </w:p>
+    <w:p>
+      <w:pPr>
+        <w:pBdr>
+          <w:left w:val="single" w:color="8FA6AD" w:sz="10" w:space="8"/>
+        </w:pBdr>
+        <w:shd w:fill="F4F6F7" w:val="clear"/>
+        <w:spacing w:after="0" w:before="0" w:line="276" w:lineRule="atLeast"/>
+        <w:ind w:left="240"/>
+        <w:jc w:val="left"/>
+      </w:pPr>
+      <w:r>
+        <w:rPr>
+          <w:rFonts w:ascii="Courier New" w:cs="Courier New" w:eastAsia="Microsoft YaHei" w:hAnsi="Courier New"/>
+          <w:color w:val="24343C"/>
+          <w:sz w:val="18"/>
+          <w:szCs w:val="18"/>
+        </w:rPr>
+        <w:t xml:space="preserve">    "HNSW 是常用的 ANN 索引",</w:t>
+      </w:r>
+    </w:p>
+    <w:p>
+      <w:pPr>
+        <w:pBdr>
+          <w:left w:val="single" w:color="8FA6AD" w:sz="10" w:space="8"/>
+        </w:pBdr>
+        <w:shd w:fill="F4F6F7" w:val="clear"/>
+        <w:spacing w:after="0" w:before="0" w:line="276" w:lineRule="atLeast"/>
+        <w:ind w:left="240"/>
+        <w:jc w:val="left"/>
+      </w:pPr>
+      <w:r>
+        <w:rPr>
+          <w:rFonts w:ascii="Courier New" w:cs="Courier New" w:eastAsia="Microsoft YaHei" w:hAnsi="Courier New"/>
+          <w:color w:val="24343C"/>
+          <w:sz w:val="18"/>
+          <w:szCs w:val="18"/>
+        </w:rPr>
+        <w:t xml:space="preserve">    "BM25 用于关键词匹配",</w:t>
+      </w:r>
+    </w:p>
+    <w:p>
+      <w:pPr>
+        <w:pBdr>
+          <w:left w:val="single" w:color="8FA6AD" w:sz="10" w:space="8"/>
+        </w:pBdr>
+        <w:shd w:fill="F4F6F7" w:val="clear"/>
+        <w:spacing w:after="0" w:before="0" w:line="276" w:lineRule="atLeast"/>
+        <w:ind w:left="240"/>
+        <w:jc w:val="left"/>
+      </w:pPr>
+      <w:r>
+        <w:rPr>
+          <w:rFonts w:ascii="Courier New" w:cs="Courier New" w:eastAsia="Microsoft YaHei" w:hAnsi="Courier New"/>
+          <w:color w:val="24343C"/>
+          <w:sz w:val="18"/>
+          <w:szCs w:val="18"/>
+        </w:rPr>
+        <w:t xml:space="preserve">]</w:t>
+      </w:r>
+    </w:p>
+    <w:p>
+      <w:pPr>
+        <w:pBdr>
+          <w:left w:val="single" w:color="8FA6AD" w:sz="10" w:space="8"/>
+        </w:pBdr>
+        <w:shd w:fill="F4F6F7" w:val="clear"/>
+        <w:spacing w:after="0" w:before="0" w:line="276" w:lineRule="atLeast"/>
+        <w:ind w:left="240"/>
+        <w:jc w:val="left"/>
+      </w:pPr>
+      <w:r>
+        <w:rPr>
+          <w:rFonts w:ascii="Courier New" w:cs="Courier New" w:eastAsia="Microsoft YaHei" w:hAnsi="Courier New"/>
+          <w:color w:val="24343C"/>
+          <w:sz w:val="18"/>
+          <w:szCs w:val="18"/>
+        </w:rPr>
+        <w:t xml:space="preserve">doc_vecs = model.encode(docs, normalize_embeddings=True)  # 归一化</w:t>
+      </w:r>
+    </w:p>
+    <w:p>
+      <w:pPr>
+        <w:pBdr>
+          <w:left w:val="single" w:color="8FA6AD" w:sz="10" w:space="8"/>
+        </w:pBdr>
+        <w:shd w:fill="F4F6F7" w:val="clear"/>
+        <w:spacing w:after="0" w:before="0" w:line="276" w:lineRule="atLeast"/>
+        <w:ind w:left="240"/>
+        <w:jc w:val="left"/>
+      </w:pPr>
+      <w:r>
+        <w:rPr>
+          <w:rFonts w:ascii="Courier New" w:cs="Courier New" w:eastAsia="Microsoft YaHei" w:hAnsi="Courier New"/>
+          <w:color w:val="24343C"/>
+          <w:sz w:val="18"/>
+          <w:szCs w:val="18"/>
+        </w:rPr>
+        <w:t xml:space="preserve"> </w:t>
+      </w:r>
+    </w:p>
+    <w:p>
+      <w:pPr>
+        <w:pBdr>
+          <w:left w:val="single" w:color="8FA6AD" w:sz="10" w:space="8"/>
+        </w:pBdr>
+        <w:shd w:fill="F4F6F7" w:val="clear"/>
+        <w:spacing w:after="0" w:before="0" w:line="276" w:lineRule="atLeast"/>
+        <w:ind w:left="240"/>
+        <w:jc w:val="left"/>
+      </w:pPr>
+      <w:r>
+        <w:rPr>
+          <w:rFonts w:ascii="Courier New" w:cs="Courier New" w:eastAsia="Microsoft YaHei" w:hAnsi="Courier New"/>
+          <w:color w:val="24343C"/>
+          <w:sz w:val="18"/>
+          <w:szCs w:val="18"/>
+        </w:rPr>
+        <w:t xml:space="preserve"># 3) 在线检索：把问题转成向量，找最近的 K 个</w:t>
+      </w:r>
+    </w:p>
+    <w:p>
+      <w:pPr>
+        <w:pBdr>
+          <w:left w:val="single" w:color="8FA6AD" w:sz="10" w:space="8"/>
+        </w:pBdr>
+        <w:shd w:fill="F4F6F7" w:val="clear"/>
+        <w:spacing w:after="0" w:before="0" w:line="276" w:lineRule="atLeast"/>
+        <w:ind w:left="240"/>
+        <w:jc w:val="left"/>
+      </w:pPr>
+      <w:r>
+        <w:rPr>
+          <w:rFonts w:ascii="Courier New" w:cs="Courier New" w:eastAsia="Microsoft YaHei" w:hAnsi="Courier New"/>
+          <w:color w:val="24343C"/>
+          <w:sz w:val="18"/>
+          <w:szCs w:val="18"/>
+        </w:rPr>
+        <w:t xml:space="preserve">def search(query: str, k: int = 2):</w:t>
+      </w:r>
+    </w:p>
+    <w:p>
+      <w:pPr>
+        <w:pBdr>
+          <w:left w:val="single" w:color="8FA6AD" w:sz="10" w:space="8"/>
+        </w:pBdr>
+        <w:shd w:fill="F4F6F7" w:val="clear"/>
+        <w:spacing w:after="0" w:before="0" w:line="276" w:lineRule="atLeast"/>
+        <w:ind w:left="240"/>
+        <w:jc w:val="left"/>
+      </w:pPr>
+      <w:r>
+        <w:rPr>
+          <w:rFonts w:ascii="Courier New" w:cs="Courier New" w:eastAsia="Microsoft YaHei" w:hAnsi="Courier New"/>
+          <w:color w:val="24343C"/>
+          <w:sz w:val="18"/>
+          <w:szCs w:val="18"/>
+        </w:rPr>
+        <w:t xml:space="preserve">    q = model.encode([query], normalize_embeddings=True)[0]</w:t>
+      </w:r>
+    </w:p>
+    <w:p>
+      <w:pPr>
+        <w:pBdr>
+          <w:left w:val="single" w:color="8FA6AD" w:sz="10" w:space="8"/>
+        </w:pBdr>
+        <w:shd w:fill="F4F6F7" w:val="clear"/>
+        <w:spacing w:after="0" w:before="0" w:line="276" w:lineRule="atLeast"/>
+        <w:ind w:left="240"/>
+        <w:jc w:val="left"/>
+      </w:pPr>
+      <w:r>
+        <w:rPr>
+          <w:rFonts w:ascii="Courier New" w:cs="Courier New" w:eastAsia="Microsoft YaHei" w:hAnsi="Courier New"/>
+          <w:color w:val="24343C"/>
+          <w:sz w:val="18"/>
+          <w:szCs w:val="18"/>
+        </w:rPr>
+        <w:t xml:space="preserve">    sims = doc_vecs @ q                        # 点积即余弦（向量已归一化）</w:t>
+      </w:r>
+    </w:p>
+    <w:p>
+      <w:pPr>
+        <w:pBdr>
+          <w:left w:val="single" w:color="8FA6AD" w:sz="10" w:space="8"/>
+        </w:pBdr>
+        <w:shd w:fill="F4F6F7" w:val="clear"/>
+        <w:spacing w:after="0" w:before="0" w:line="276" w:lineRule="atLeast"/>
+        <w:ind w:left="240"/>
+        <w:jc w:val="left"/>
+      </w:pPr>
+      <w:r>
+        <w:rPr>
+          <w:rFonts w:ascii="Courier New" w:cs="Courier New" w:eastAsia="Microsoft YaHei" w:hAnsi="Courier New"/>
+          <w:color w:val="24343C"/>
+          <w:sz w:val="18"/>
+          <w:szCs w:val="18"/>
+        </w:rPr>
+        <w:t xml:space="preserve">    top = np.argsort(sims)[::-1][:k]</w:t>
+      </w:r>
+    </w:p>
+    <w:p>
+      <w:pPr>
+        <w:pBdr>
+          <w:left w:val="single" w:color="8FA6AD" w:sz="10" w:space="8"/>
+        </w:pBdr>
+        <w:shd w:fill="F4F6F7" w:val="clear"/>
+        <w:spacing w:after="0" w:before="0" w:line="276" w:lineRule="atLeast"/>
+        <w:ind w:left="240"/>
+        <w:jc w:val="left"/>
+      </w:pPr>
+      <w:r>
+        <w:rPr>
+          <w:rFonts w:ascii="Courier New" w:cs="Courier New" w:eastAsia="Microsoft YaHei" w:hAnsi="Courier New"/>
+          <w:color w:val="24343C"/>
+          <w:sz w:val="18"/>
+          <w:szCs w:val="18"/>
+        </w:rPr>
+        <w:t xml:space="preserve">    return [(docs[i], float(sims[i])) for i in top]</w:t>
+      </w:r>
+    </w:p>
+    <w:p>
+      <w:pPr>
+        <w:pBdr>
+          <w:left w:val="single" w:color="8FA6AD" w:sz="10" w:space="8"/>
+        </w:pBdr>
+        <w:shd w:fill="F4F6F7" w:val="clear"/>
+        <w:spacing w:after="0" w:before="0" w:line="276" w:lineRule="atLeast"/>
+        <w:ind w:left="240"/>
+        <w:jc w:val="left"/>
+      </w:pPr>
+      <w:r>
+        <w:rPr>
+          <w:rFonts w:ascii="Courier New" w:cs="Courier New" w:eastAsia="Microsoft YaHei" w:hAnsi="Courier New"/>
+          <w:color w:val="24343C"/>
+          <w:sz w:val="18"/>
+          <w:szCs w:val="18"/>
+        </w:rPr>
+        <w:t xml:space="preserve"> </w:t>
+      </w:r>
+    </w:p>
+    <w:p>
+      <w:pPr>
+        <w:pBdr>
+          <w:left w:val="single" w:color="8FA6AD" w:sz="10" w:space="8"/>
+        </w:pBdr>
+        <w:shd w:fill="F4F6F7" w:val="clear"/>
+        <w:spacing w:after="0" w:before="0" w:line="276" w:lineRule="atLeast"/>
+        <w:ind w:left="240"/>
+        <w:jc w:val="left"/>
+      </w:pPr>
+      <w:r>
+        <w:rPr>
+          <w:rFonts w:ascii="Courier New" w:cs="Courier New" w:eastAsia="Microsoft YaHei" w:hAnsi="Courier New"/>
+          <w:color w:val="24343C"/>
+          <w:sz w:val="18"/>
+          <w:szCs w:val="18"/>
+        </w:rPr>
+        <w:t xml:space="preserve">print(search("什么是 ANN 索引"))</w:t>
+      </w:r>
+    </w:p>
+    <w:p>
+      <w:pPr>
+        <w:spacing w:line="312"/>
+        <w:ind w:firstLine="480"/>
+        <w:jc w:val="both"/>
+      </w:pPr>
+      <w:r>
+        <w:rPr>
+          <w:rFonts w:ascii="Calibri" w:eastAsia="Microsoft YaHei"/>
+          <w:color w:val="1A2B33"/>
+          <w:sz w:val="24"/>
+          <w:szCs w:val="24"/>
+        </w:rPr>
+        <w:t xml:space="preserve">走读这段代码，四步结构清晰可见。model.encode 把文本变成向量；doc_vecs 用一个二维数组“假装”是向量库；点积计算相似度；argsort 取 Top-K。它和上一节讲的三步范式一一对应：嵌入、存储、检索。生产中 doc_vecs 会被替换成真正的向量数据库，搜索函数会被替换成数据库的 query 接口，但抽象结构完全一致。建议读者把这段代码当成“向量库的极简实现”，当真正去用 Pinecone、Qdrant 或 Milvus 时，本质上就是把数组换成数据库、把点积换成库的查询接口而已。</w:t>
+      </w:r>
+    </w:p>
+    <w:p>
+      <w:pPr>
+        <w:pStyle w:val="Heading2"/>
+        <w:keepNext/>
+        <w:spacing w:after="140" w:before="280" w:line="360" w:lineRule="atLeast"/>
+      </w:pPr>
+      <w:bookmarkStart w:id="100006" w:name="_Toc100006"/>
+      <w:r>
+        <w:rPr>
+          <w:rFonts w:ascii="Calibri" w:eastAsia="SimHei"/>
+          <w:b/>
+          <w:bCs/>
+          <w:color w:val="1B4A5C"/>
+          <w:sz w:val="28"/>
+          <w:szCs w:val="28"/>
+        </w:rPr>
+        <w:t xml:space="preserve">1.5 评估指标：召回率、延迟、QPS</w:t>
+      </w:r>
+      <w:bookmarkEnd w:id="100006"/>
+    </w:p>
+    <w:p>
+      <w:pPr>
+        <w:spacing w:line="312"/>
+        <w:ind w:firstLine="480"/>
+        <w:jc w:val="both"/>
+      </w:pPr>
+      <w:r>
+        <w:rPr>
+          <w:rFonts w:ascii="Calibri" w:eastAsia="Microsoft YaHei"/>
+          <w:color w:val="1A2B33"/>
+          <w:sz w:val="24"/>
+          <w:szCs w:val="24"/>
+        </w:rPr>
+        <w:t xml:space="preserve">任何工程系统都要回答“怎样算好”，向量库的评估指标分四类：召回质量、排序质量、性能、资源。召回质量以 Recall@K 为核心：先用暴力搜索得到真实的 Top-K 近邻集合，再用 ANN 索引得到近似 Top-K 集合，两者交集与 K 的比值即为 Recall@K。工业实践中，Recall@10 达到 95% 通常被视为高质量检索的门槛。召回率只关心“是否命中”，不关心命中的顺序。</w:t>
+      </w:r>
+    </w:p>
+    <w:p>
+      <w:pPr>
+        <w:spacing w:line="312"/>
+        <w:ind w:firstLine="480"/>
+        <w:jc w:val="both"/>
+      </w:pPr>
+      <w:r>
+        <w:rPr>
+          <w:rFonts w:ascii="Calibri" w:eastAsia="Microsoft YaHei"/>
+          <w:color w:val="1A2B33"/>
+          <w:sz w:val="24"/>
+          <w:szCs w:val="24"/>
+        </w:rPr>
+        <w:t xml:space="preserve">排序质量以 nDCG@K 为代表。它不仅看命中，还看命中结果排在第几位——排得越靠前得分越高。nDCG 适合有相关性等级标注（如“高度相关/一般相关/不相关”）的场景，在搜索推荐评测中广泛使用。同样的命中率下，nDCG 越高的系统用户体验越好，因为相关结果被排在了用户最先看到的位置。</w:t>
+      </w:r>
+    </w:p>
+    <w:p>
+      <w:pPr>
+        <w:spacing w:line="312"/>
+        <w:ind w:firstLine="480"/>
+        <w:jc w:val="both"/>
+      </w:pPr>
+      <w:r>
+        <w:rPr>
+          <w:rFonts w:ascii="Calibri" w:eastAsia="Microsoft YaHei"/>
+          <w:color w:val="1A2B33"/>
+          <w:sz w:val="24"/>
+          <w:szCs w:val="24"/>
+        </w:rPr>
+        <w:t xml:space="preserve">性能指标包括 QPS（Queries Per Second，每秒查询数）和延迟分位数。QPS 反映系统吞吐能力，延迟通常用 P50、P95、P99 描述——P99 表示 99% 的查询延迟低于此值。生产系统更关注 P95/P99 而非平均值，因为长尾延迟会显著影响用户体验。需要注意的是 QPS 和 P99 延迟通常是此消彼长的关系：固定其中一个来比较另一个，结论才有意义。</w:t>
+      </w:r>
+    </w:p>
+    <w:p>
+      <w:pPr>
+        <w:spacing w:line="312"/>
+        <w:ind w:firstLine="480"/>
+        <w:jc w:val="both"/>
+      </w:pPr>
+      <w:r>
+        <w:rPr>
+          <w:rFonts w:ascii="Calibri" w:eastAsia="Microsoft YaHei"/>
+          <w:color w:val="1A2B33"/>
+          <w:sz w:val="24"/>
+          <w:szCs w:val="24"/>
+        </w:rPr>
+        <w:t xml:space="preserve">资源指标包括内存占用、磁盘 I/O、索引构建时间、CPU/GPU 利用率。在数据规模增长时，内存成本往往是首要约束；索引构建时间影响数据导入效率与上线节奏。一个经验法则：每张卡 32GB 内存大约能装下 1 亿条 768 维 float32 向量（粗略估算）；如果用 PQ 量化压缩到 32 倍，1 亿条向量只需约 1GB 内存，成本差距惊人。</w:t>
+      </w:r>
+    </w:p>
+    <w:p>
+      <w:pPr>
+        <w:spacing w:line="312"/>
+        <w:ind w:firstLine="480"/>
+        <w:jc w:val="both"/>
+      </w:pPr>
+      <w:r>
+        <w:rPr>
+          <w:rFonts w:ascii="Calibri" w:eastAsia="Microsoft YaHei"/>
+          <w:color w:val="1A2B33"/>
+          <w:sz w:val="24"/>
+          <w:szCs w:val="24"/>
+        </w:rPr>
+        <w:t xml:space="preserve">还有两个工程上极重要的概念：选择性（selectivity）与过滤召回率。选择性指满足过滤条件的文档占总文档的比例，它决定了过滤策略的难易——选择性越低，过滤越能缩小搜索空间，但也越容易破坏 ANN 索引的连通性；过滤召回率指在过滤条件下召回的 Top-K 与无过滤的暴力搜索相比的命中率，这是评估混合过滤能力的关键指标。这两个指标在第四章混合搜索与第五章选型决策中都会反复用到。</w:t>
+      </w:r>
+    </w:p>
+    <w:p>
+      <w:pPr>
+        <w:spacing w:line="312"/>
+        <w:ind w:firstLine="480"/>
+        <w:jc w:val="both"/>
+      </w:pPr>
+      <w:r>
+        <w:rPr>
+          <w:rFonts w:ascii="Calibri" w:eastAsia="Microsoft YaHei"/>
+          <w:color w:val="1A2B33"/>
+          <w:sz w:val="24"/>
+          <w:szCs w:val="24"/>
+        </w:rPr>
+        <w:t xml:space="preserve">建议每个项目在选型初期就建立评测集与指标基线：准备 100 到 1000 条覆盖典型查询模式的样本，标注真实近邻或相关性等级；用同一组数据回归每一次参数调整、版本升级、数据库迁移。向量库的优化是“用数据说话”的典型场景，靠感觉调参数往往南辕北辙——这是从“演示品”走向“生产系统”的第一步。</w:t>
+      </w:r>
+    </w:p>
+    <w:p>
+      <w:pPr>
+        <w:pStyle w:val="Heading2"/>
+        <w:keepNext/>
+        <w:spacing w:after="140" w:before="280" w:line="360" w:lineRule="atLeast"/>
+      </w:pPr>
+      <w:bookmarkStart w:id="100007" w:name="_Toc100007"/>
+      <w:r>
+        <w:rPr>
+          <w:rFonts w:ascii="Calibri" w:eastAsia="SimHei"/>
+          <w:b/>
+          <w:bCs/>
+          <w:color w:val="1B4A5C"/>
+          <w:sz w:val="28"/>
+          <w:szCs w:val="28"/>
+        </w:rPr>
+        <w:t xml:space="preserve">1.6 从关键词到向量的范式转移小结</w:t>
+      </w:r>
+      <w:bookmarkEnd w:id="100007"/>
+    </w:p>
+    <w:p>
+      <w:pPr>
+        <w:spacing w:line="312"/>
+        <w:ind w:firstLine="480"/>
+        <w:jc w:val="both"/>
+      </w:pPr>
+      <w:r>
+        <w:rPr>
+          <w:rFonts w:ascii="Calibri" w:eastAsia="Microsoft YaHei"/>
+          <w:color w:val="1A2B33"/>
+          <w:sz w:val="24"/>
+          <w:szCs w:val="24"/>
+        </w:rPr>
+        <w:t xml:space="preserve">关键词检索与向量检索不是“你死我活”的替代关系，而是“不同问题用不同工具”的分工关系。关键词检索在精确匹配（型号、代码、人名、错误码）上仍然无可替代；向量检索在语义泛化、跨模态、概念关联上独占优势。生产系统的最佳实践几乎都是“混合检索”——向量通道加 BM25 通道并行召回，再用融合算法合并成一份排序，第四章将专门展开。理解了关键词检索的天花板与向量检索的优势，再去看任何具体向量数据库的能力与限制，就有了统一的坐标系。</w:t>
+      </w:r>
+    </w:p>
+    <w:p>
+      <w:pPr>
+        <w:pStyle w:val="Heading1"/>
+        <w:keepNext/>
+        <w:pageBreakBefore/>
+        <w:spacing w:after="200" w:before="360" w:line="400" w:lineRule="atLeast"/>
+      </w:pPr>
+      <w:bookmarkStart w:id="100008" w:name="_Toc100008"/>
+      <w:r>
+        <w:rPr>
+          <w:rFonts w:ascii="Calibri" w:eastAsia="SimHei"/>
+          <w:b/>
+          <w:bCs/>
+          <w:color w:val="16324A"/>
+          <w:sz w:val="32"/>
+          <w:szCs w:val="32"/>
+        </w:rPr>
+        <w:t xml:space="preserve">第二章 ANN 索引算法详解</w:t>
+      </w:r>
+      <w:bookmarkEnd w:id="100008"/>
+    </w:p>
+    <w:p>
+      <w:pPr>
+        <w:pStyle w:val="Heading2"/>
+        <w:keepNext/>
+        <w:spacing w:after="140" w:before="280" w:line="360" w:lineRule="atLeast"/>
+      </w:pPr>
+      <w:bookmarkStart w:id="100009" w:name="_Toc100009"/>
+      <w:r>
+        <w:rPr>
+          <w:rFonts w:ascii="Calibri" w:eastAsia="SimHei"/>
+          <w:b/>
+          <w:bCs/>
+          <w:color w:val="1B4A5C"/>
+          <w:sz w:val="28"/>
+          <w:szCs w:val="28"/>
+        </w:rPr>
+        <w:t xml:space="preserve">2.1 精确搜索为什么不可行</w:t>
+      </w:r>
+      <w:bookmarkEnd w:id="100009"/>
+    </w:p>
+    <w:p>
+      <w:pPr>
+        <w:spacing w:line="312"/>
+        <w:ind w:firstLine="480"/>
+        <w:jc w:val="both"/>
+      </w:pPr>
+      <w:r>
+        <w:rPr>
+          <w:rFonts w:ascii="Calibri" w:eastAsia="Microsoft YaHei"/>
+          <w:color w:val="1A2B33"/>
+          <w:sz w:val="24"/>
+          <w:szCs w:val="24"/>
+        </w:rPr>
+        <w:t xml:space="preserve">给定 100 万条 768 维 float32 向量，暴力搜索每次查询需要计算 1000 亿次浮点运算；10 亿条就要算 1 万亿次。线性扫描的复杂度 O(N×D) 决定了它在工业级数据规模下彻底不可接受。这就是近似最近邻（Approximate Nearest Neighbor，ANN）算法存在的根本理由：不要求找到绝对最近的邻居，而是找到“足够近”的邻居——以 Recall@10 95% 的精度换取几个数量级的速度提升。</w:t>
+      </w:r>
+    </w:p>
+    <w:p>
+      <w:pPr>
+        <w:spacing w:line="312"/>
+        <w:ind w:firstLine="480"/>
+        <w:jc w:val="both"/>
+      </w:pPr>
+      <w:r>
+        <w:rPr>
+          <w:rFonts w:ascii="Calibri" w:eastAsia="Microsoft YaHei"/>
+          <w:color w:val="1A2B33"/>
+          <w:sz w:val="24"/>
+          <w:szCs w:val="24"/>
+        </w:rPr>
+        <w:t xml:space="preserve">在绝大多数应用场景中，“找到 95% 的真近邻”已经足够，因为后续往往还有重排序或大模型生成阶段进一步过滤。ANN 算法与“用近似换速度”的工程哲学一脉相承——它和数据库用 B+ 树替代线性扫描、用哈希索引替代全表查找一样，都是把“最准”替换成“又快又够准”的实用主义选择。本章将围绕 HNSW、IVF、量化三大类技术展开，它们是当前工业界事实上的三件套。</w:t>
       </w:r>
     </w:p>
     <w:p>
@@ -3588,55 +3520,7 @@
           <w:sz w:val="21"/>
           <w:szCs w:val="21"/>
         </w:rPr>
-        <w:t xml:space="preserve">图2-2 HNSW 多层图示意</w:t>
-      </w:r>
-    </w:p>
-    <w:p>
-      <w:pPr>
-        <w:spacing w:line="312"/>
-        <w:ind w:firstLine="480"/>
-        <w:jc w:val="both"/>
-      </w:pPr>
-      <w:r>
-        <w:rPr>
-          <w:rFonts w:ascii="Calibri" w:eastAsia="Microsoft YaHei"/>
-          <w:color w:val="1A2B33"/>
-          <w:sz w:val="24"/>
-          <w:szCs w:val="24"/>
-        </w:rPr>
-        <w:t xml:space="preserve">HNSW 有三个关键参数，决定了它的性能画像。第一个是 M（最大连接数）。M 越大图越稠密、召回率越高，但内存占用也线性上升。推荐范围：低维度（128 维以下）取 8 到 16；中等维度（128 到 768 维）取 16 到 32；高维度（768 维以上）或高召回要求可取 32 到 64。M 每增加一倍，索引内存大约增加一倍，这是它最大的成本杠杆。</w:t>
-      </w:r>
-    </w:p>
-    <w:p>
-      <w:pPr>
-        <w:spacing w:line="312"/>
-        <w:ind w:firstLine="480"/>
-        <w:jc w:val="both"/>
-      </w:pPr>
-      <w:r>
-        <w:rPr>
-          <w:rFonts w:ascii="Calibri" w:eastAsia="Microsoft YaHei"/>
-          <w:color w:val="1A2B33"/>
-          <w:sz w:val="24"/>
-          <w:szCs w:val="24"/>
-        </w:rPr>
-        <w:t xml:space="preserve">第二个是 efConstruction（构建时搜索宽度）。它决定图的质量与构建时间，推荐 200 到 500。efConstruction 主要影响构建时间和图质量，对查询延迟影响很小。它一旦设定，构建完成后无法修改，因此构建前要拍板。</w:t>
-      </w:r>
-    </w:p>
-    <w:p>
-      <w:pPr>
-        <w:spacing w:line="312"/>
-        <w:ind w:firstLine="480"/>
-        <w:jc w:val="both"/>
-      </w:pPr>
-      <w:r>
-        <w:rPr>
-          <w:rFonts w:ascii="Calibri" w:eastAsia="Microsoft YaHei"/>
-          <w:color w:val="1A2B33"/>
-          <w:sz w:val="24"/>
-          <w:szCs w:val="24"/>
-        </w:rPr>
-        <w:t xml:space="preserve">第三个是 efSearch（查询时搜索宽度）。这是查询性能的“旋钮”：它可以在不重建索引的情况下动态调整，通常设为 K 的 5 到 10 倍。efSearch 从 10 增加到 100，召回率可能从 85% 提升到 99%，但查询速度可能慢几十倍——这是用延迟换精度的经典权衡。生产中常见的做法是先用较大的 efSearch 离线评测确认召回率达标，再逐步调小到延迟可接受的水平。</w:t>
+        <w:t xml:space="preserve">图2-1 近似搜索的召回与代价权衡（百万级向量·示意）</w:t>
       </w:r>
     </w:p>
     <w:p>
@@ -3645,7 +3529,7 @@
         <w:keepNext/>
         <w:spacing w:after="140" w:before="280" w:line="360" w:lineRule="atLeast"/>
       </w:pPr>
-      <w:bookmarkStart w:id="100011" w:name="_Toc100011"/>
+      <w:bookmarkStart w:id="100010" w:name="_Toc100010"/>
       <w:r>
         <w:rPr>
           <w:rFonts w:ascii="Calibri" w:eastAsia="SimHei"/>
@@ -3655,72 +3539,72 @@
           <w:sz w:val="28"/>
           <w:szCs w:val="28"/>
         </w:rPr>
-        <w:t xml:space="preserve">2.3 IVF：图书馆的“分区阅览”</w:t>
-      </w:r>
-      <w:bookmarkEnd w:id="100011"/>
-    </w:p>
-    <w:p>
-      <w:pPr>
-        <w:spacing w:line="312"/>
-        <w:ind w:firstLine="480"/>
-        <w:jc w:val="both"/>
-      </w:pPr>
-      <w:r>
-        <w:rPr>
-          <w:rFonts w:ascii="Calibri" w:eastAsia="Microsoft YaHei"/>
-          <w:color w:val="1A2B33"/>
-          <w:sz w:val="24"/>
-          <w:szCs w:val="24"/>
-        </w:rPr>
-        <w:t xml:space="preserve">IVF（Inverted File Index，倒排文件索引）是另一种主流 ANN 算法。它借鉴了信息检索中倒排索引的思想：先用 K-Means 聚类把向量空间分成若干个簇（Voronoi Cell），每个簇维护一个倒排列表；查询时先找到离查询向量最近的若干个簇中心，再只在这些簇内做精确搜索。</w:t>
-      </w:r>
-    </w:p>
-    <w:p>
-      <w:pPr>
-        <w:spacing w:line="312"/>
-        <w:ind w:firstLine="480"/>
-        <w:jc w:val="both"/>
-      </w:pPr>
-      <w:r>
-        <w:rPr>
-          <w:rFonts w:ascii="Calibri" w:eastAsia="Microsoft YaHei"/>
-          <w:color w:val="1A2B33"/>
-          <w:sz w:val="24"/>
-          <w:szCs w:val="24"/>
-        </w:rPr>
-        <w:t xml:space="preserve">继续用图书馆的比喻：HNSW 像多层导览图，IVF 像图书馆的分区阅览。先把所有书架按主题聚成十几个大区，每本书归到一个区；查询时先看属于哪个区，再去那个区找——而不是整馆搜。代价是“恰好被分到别的区”的书可能漏掉，因为聚类边界附近的真实近邻可能属于不同的簇。这被称为 Voronoi 边界问题，是 IVF 的固有缺陷。</w:t>
-      </w:r>
-    </w:p>
-    <w:p>
-      <w:pPr>
-        <w:spacing w:line="312"/>
-        <w:ind w:firstLine="480"/>
-        <w:jc w:val="both"/>
-      </w:pPr>
-      <w:r>
-        <w:rPr>
-          <w:rFonts w:ascii="Calibri" w:eastAsia="Microsoft YaHei"/>
-          <w:color w:val="1A2B33"/>
-          <w:sz w:val="24"/>
-          <w:szCs w:val="24"/>
-        </w:rPr>
-        <w:t xml:space="preserve">IVF 有两个核心参数。第一个是 nlist（聚类中心数），通常取数据量的平方根——100 万向量取 1024，10 亿向量取 65536。nlist 过小，每个簇内向量太多，扫描代价高；nlist 过大，簇中心比较代价上升，且真实近邻可能落在 nprobe 之外的簇中。第二个是 nprobe（查询时扫描的簇数），是召回率与延迟之间的旋钮。nprobe 取 1 时只查最近的一个簇（速度极快但召回率可能跌破 80%），取 nlist 时退化为暴力搜索（100% 召回但最慢）。生产中通常用评测集选择“满足召回率目标的最小 nprobe”。</w:t>
-      </w:r>
-    </w:p>
-    <w:p>
-      <w:pPr>
-        <w:spacing w:line="312"/>
-        <w:ind w:firstLine="480"/>
-        <w:jc w:val="both"/>
-      </w:pPr>
-      <w:r>
-        <w:rPr>
-          <w:rFonts w:ascii="Calibri" w:eastAsia="Microsoft YaHei"/>
-          <w:color w:val="1A2B33"/>
-          <w:sz w:val="24"/>
-          <w:szCs w:val="24"/>
-        </w:rPr>
-        <w:t xml:space="preserve">IVF 的优势是构建速度快、内存占用相对较小；劣势是召回率通常略低于 HNSW，且需要训练数据来得到聚类中心。对于静态数据、大规模离线检索、内存受限的场景，IVF 是更经济的选择。在实际工程中，IVF 经常和 PQ 量化配合（IVF_PQ 组合）：先用 IVF 分桶减少扫描范围，再用 PQ 压缩桶内向量，兼顾内存与速度——这是大规模离线检索最常用的组合拳。</w:t>
+        <w:t xml:space="preserve">2.2 HNSW：图书馆的多层导览</w:t>
+      </w:r>
+      <w:bookmarkEnd w:id="100010"/>
+    </w:p>
+    <w:p>
+      <w:pPr>
+        <w:spacing w:line="312"/>
+        <w:ind w:firstLine="480"/>
+        <w:jc w:val="both"/>
+      </w:pPr>
+      <w:r>
+        <w:rPr>
+          <w:rFonts w:ascii="Calibri" w:eastAsia="Microsoft YaHei"/>
+          <w:color w:val="1A2B33"/>
+          <w:sz w:val="24"/>
+          <w:szCs w:val="24"/>
+        </w:rPr>
+        <w:t xml:space="preserve">HNSW（Hierarchical Navigable Small World，分层可导航小世界图）是 2018 年由 Malkov 与 Yashunin 提出的图索引算法，目前是工业界最主流的 ANN 实现，几乎所有现代向量数据库都把它作为默认索引。它有一个非常贴切的比喻可以帮你建立直觉。</w:t>
+      </w:r>
+    </w:p>
+    <w:p>
+      <w:pPr>
+        <w:spacing w:line="312"/>
+        <w:ind w:firstLine="480"/>
+        <w:jc w:val="both"/>
+      </w:pPr>
+      <w:r>
+        <w:rPr>
+          <w:rFonts w:ascii="Calibri" w:eastAsia="Microsoft YaHei"/>
+          <w:color w:val="1A2B33"/>
+          <w:sz w:val="24"/>
+          <w:szCs w:val="24"/>
+        </w:rPr>
+        <w:t xml:space="preserve">把向量空间想象成一座巨大的图书馆，里面有几百万本书（每个向量就是一本）。最笨的方法是从入口出发一排排走——这是暴力扫描。稍微聪明点，你会去查目录卡，目录会告诉你某本书在哪个区——这相当于用哈希表索引。但图书馆真正的导览比目录更聪明：入口处有“总馆地图”，告诉你目标大致在哪个分馆；进分馆后有“楼层指引”，告诉你目标在第几层；进入楼层后有“书架标签”，最终精确定位到具体书架。HNSW 的多层图就是这个原理：顶层节点稀疏（相当于总馆地图），跳跃距离大（跨越大片区域），用于快速逼近目标区域；底层节点稠密（相当于书架标签），跳跃距离小，用于精确定位。</w:t>
+      </w:r>
+    </w:p>
+    <w:p>
+      <w:pPr>
+        <w:spacing w:line="312"/>
+        <w:ind w:firstLine="480"/>
+        <w:jc w:val="both"/>
+      </w:pPr>
+      <w:r>
+        <w:rPr>
+          <w:rFonts w:ascii="Calibri" w:eastAsia="Microsoft YaHei"/>
+          <w:color w:val="1A2B33"/>
+          <w:sz w:val="24"/>
+          <w:szCs w:val="24"/>
+        </w:rPr>
+        <w:t xml:space="preserve">形式化地讲，HNSW 把 NSW（单层可导航小世界图）扩展成多层结构。每个新节点的最高层级 ℓ 由指数衰减概率分布决定：ℓ = floor(-ln(uniform(0,1)) · mL)，其中 mL = 1/ln(M)，M 为每个节点的最大连接数。以 M 等于 16 为例，约 93.75% 的节点只在最底层，约 6.25% 进入第二层，约 0.39% 进入第三层——大部分节点在底层“精耕细作”，少量节点在高层“跨区跳跃”，形成天然的“高速公路”效果。</w:t>
+      </w:r>
+    </w:p>
+    <w:p>
+      <w:pPr>
+        <w:spacing w:line="312"/>
+        <w:ind w:firstLine="480"/>
+        <w:jc w:val="both"/>
+      </w:pPr>
+      <w:r>
+        <w:rPr>
+          <w:rFonts w:ascii="Calibri" w:eastAsia="Microsoft YaHei"/>
+          <w:color w:val="1A2B33"/>
+          <w:sz w:val="24"/>
+          <w:szCs w:val="24"/>
+        </w:rPr>
+        <w:t xml:space="preserve">查询从顶层入口点开始，每一层用贪心搜索（找到该层中离查询最近的节点），然后下到下一层继续；最底层用 beam search（保留 efSearch 个候选）返回最终的 Top-K。整个搜索的复杂度接近 O(log N)，百万级向量 P99 延迟通常在 10 到 30 毫秒。HNSW 还有一项精妙的工程设计：邻居选择采用启发式策略（select_neighbors_heuristic），优先选择“覆盖不同方向”的邻居，避免形成局部团簇，这是 HNSW 高召回率与全局连通性的关键。</w:t>
       </w:r>
     </w:p>
     <w:p>
@@ -3785,6 +3669,203 @@
           <w:sz w:val="21"/>
           <w:szCs w:val="21"/>
         </w:rPr>
+        <w:t xml:space="preserve">图2-2 HNSW 多层图示意</w:t>
+      </w:r>
+    </w:p>
+    <w:p>
+      <w:pPr>
+        <w:spacing w:line="312"/>
+        <w:ind w:firstLine="480"/>
+        <w:jc w:val="both"/>
+      </w:pPr>
+      <w:r>
+        <w:rPr>
+          <w:rFonts w:ascii="Calibri" w:eastAsia="Microsoft YaHei"/>
+          <w:color w:val="1A2B33"/>
+          <w:sz w:val="24"/>
+          <w:szCs w:val="24"/>
+        </w:rPr>
+        <w:t xml:space="preserve">HNSW 有三个关键参数，决定了它的性能画像。第一个是 M（最大连接数）。M 越大图越稠密、召回率越高，但内存占用也线性上升。推荐范围：低维度（128 维以下）取 8 到 16；中等维度（128 到 768 维）取 16 到 32；高维度（768 维以上）或高召回要求可取 32 到 64。M 每增加一倍，索引内存大约增加一倍，这是它最大的成本杠杆。</w:t>
+      </w:r>
+    </w:p>
+    <w:p>
+      <w:pPr>
+        <w:spacing w:line="312"/>
+        <w:ind w:firstLine="480"/>
+        <w:jc w:val="both"/>
+      </w:pPr>
+      <w:r>
+        <w:rPr>
+          <w:rFonts w:ascii="Calibri" w:eastAsia="Microsoft YaHei"/>
+          <w:color w:val="1A2B33"/>
+          <w:sz w:val="24"/>
+          <w:szCs w:val="24"/>
+        </w:rPr>
+        <w:t xml:space="preserve">第二个是 efConstruction（构建时搜索宽度）。它决定图的质量与构建时间，推荐 200 到 500。efConstruction 主要影响构建时间和图质量，对查询延迟影响很小。它一旦设定，构建完成后无法修改，因此构建前要拍板。</w:t>
+      </w:r>
+    </w:p>
+    <w:p>
+      <w:pPr>
+        <w:spacing w:line="312"/>
+        <w:ind w:firstLine="480"/>
+        <w:jc w:val="both"/>
+      </w:pPr>
+      <w:r>
+        <w:rPr>
+          <w:rFonts w:ascii="Calibri" w:eastAsia="Microsoft YaHei"/>
+          <w:color w:val="1A2B33"/>
+          <w:sz w:val="24"/>
+          <w:szCs w:val="24"/>
+        </w:rPr>
+        <w:t xml:space="preserve">第三个是 efSearch（查询时搜索宽度）。这是查询性能的“旋钮”：它可以在不重建索引的情况下动态调整，通常设为 K 的 5 到 10 倍。efSearch 从 10 增加到 100，召回率可能从 85% 提升到 99%，但查询速度可能慢几十倍——这是用延迟换精度的经典权衡。生产中常见的做法是先用较大的 efSearch 离线评测确认召回率达标，再逐步调小到延迟可接受的水平。</w:t>
+      </w:r>
+    </w:p>
+    <w:p>
+      <w:pPr>
+        <w:pStyle w:val="Heading2"/>
+        <w:keepNext/>
+        <w:spacing w:after="140" w:before="280" w:line="360" w:lineRule="atLeast"/>
+      </w:pPr>
+      <w:bookmarkStart w:id="100011" w:name="_Toc100011"/>
+      <w:r>
+        <w:rPr>
+          <w:rFonts w:ascii="Calibri" w:eastAsia="SimHei"/>
+          <w:b/>
+          <w:bCs/>
+          <w:color w:val="1B4A5C"/>
+          <w:sz w:val="28"/>
+          <w:szCs w:val="28"/>
+        </w:rPr>
+        <w:t xml:space="preserve">2.3 IVF：图书馆的“分区阅览”</w:t>
+      </w:r>
+      <w:bookmarkEnd w:id="100011"/>
+    </w:p>
+    <w:p>
+      <w:pPr>
+        <w:spacing w:line="312"/>
+        <w:ind w:firstLine="480"/>
+        <w:jc w:val="both"/>
+      </w:pPr>
+      <w:r>
+        <w:rPr>
+          <w:rFonts w:ascii="Calibri" w:eastAsia="Microsoft YaHei"/>
+          <w:color w:val="1A2B33"/>
+          <w:sz w:val="24"/>
+          <w:szCs w:val="24"/>
+        </w:rPr>
+        <w:t xml:space="preserve">IVF（Inverted File Index，倒排文件索引）是另一种主流 ANN 算法。它借鉴了信息检索中倒排索引的思想：先用 K-Means 聚类把向量空间分成若干个簇（Voronoi Cell），每个簇维护一个倒排列表；查询时先找到离查询向量最近的若干个簇中心，再只在这些簇内做精确搜索。</w:t>
+      </w:r>
+    </w:p>
+    <w:p>
+      <w:pPr>
+        <w:spacing w:line="312"/>
+        <w:ind w:firstLine="480"/>
+        <w:jc w:val="both"/>
+      </w:pPr>
+      <w:r>
+        <w:rPr>
+          <w:rFonts w:ascii="Calibri" w:eastAsia="Microsoft YaHei"/>
+          <w:color w:val="1A2B33"/>
+          <w:sz w:val="24"/>
+          <w:szCs w:val="24"/>
+        </w:rPr>
+        <w:t xml:space="preserve">继续用图书馆的比喻：HNSW 像多层导览图，IVF 像图书馆的分区阅览。先把所有书架按主题聚成十几个大区，每本书归到一个区；查询时先看属于哪个区，再去那个区找——而不是整馆搜。代价是“恰好被分到别的区”的书可能漏掉，因为聚类边界附近的真实近邻可能属于不同的簇。这被称为 Voronoi 边界问题，是 IVF 的固有缺陷。</w:t>
+      </w:r>
+    </w:p>
+    <w:p>
+      <w:pPr>
+        <w:spacing w:line="312"/>
+        <w:ind w:firstLine="480"/>
+        <w:jc w:val="both"/>
+      </w:pPr>
+      <w:r>
+        <w:rPr>
+          <w:rFonts w:ascii="Calibri" w:eastAsia="Microsoft YaHei"/>
+          <w:color w:val="1A2B33"/>
+          <w:sz w:val="24"/>
+          <w:szCs w:val="24"/>
+        </w:rPr>
+        <w:t xml:space="preserve">IVF 有两个核心参数。第一个是 nlist（聚类中心数），通常取数据量的平方根——100 万向量取 1024，10 亿向量取 65536。nlist 过小，每个簇内向量太多，扫描代价高；nlist 过大，簇中心比较代价上升，且真实近邻可能落在 nprobe 之外的簇中。第二个是 nprobe（查询时扫描的簇数），是召回率与延迟之间的旋钮。nprobe 取 1 时只查最近的一个簇（速度极快但召回率可能跌破 80%），取 nlist 时退化为暴力搜索（100% 召回但最慢）。生产中通常用评测集选择“满足召回率目标的最小 nprobe”。</w:t>
+      </w:r>
+    </w:p>
+    <w:p>
+      <w:pPr>
+        <w:spacing w:line="312"/>
+        <w:ind w:firstLine="480"/>
+        <w:jc w:val="both"/>
+      </w:pPr>
+      <w:r>
+        <w:rPr>
+          <w:rFonts w:ascii="Calibri" w:eastAsia="Microsoft YaHei"/>
+          <w:color w:val="1A2B33"/>
+          <w:sz w:val="24"/>
+          <w:szCs w:val="24"/>
+        </w:rPr>
+        <w:t xml:space="preserve">IVF 的优势是构建速度快、内存占用相对较小；劣势是召回率通常略低于 HNSW，且需要训练数据来得到聚类中心。对于静态数据、大规模离线检索、内存受限的场景，IVF 是更经济的选择。在实际工程中，IVF 经常和 PQ 量化配合（IVF_PQ 组合）：先用 IVF 分桶减少扫描范围，再用 PQ 压缩桶内向量，兼顾内存与速度——这是大规模离线检索最常用的组合拳。</w:t>
+      </w:r>
+    </w:p>
+    <w:p>
+      <w:pPr>
+        <w:keepNext/>
+        <w:spacing w:after="40" w:before="160"/>
+        <w:jc w:val="center"/>
+      </w:pPr>
+      <w:r>
+        <w:drawing>
+          <wp:inline distT="0" distB="0" distL="0" distR="0">
+            <wp:extent cx="5124450" cy="3076575"/>
+            <wp:effectExtent t="0" r="0" b="0" l="0"/>
+            <wp:docPr id="1" name="" descr="" title=""/>
+            <wp:cNvGraphicFramePr>
+              <a:graphicFrameLocks xmlns:a="http://schemas.openxmlformats.org/drawingml/2006/main" noChangeAspect="1"/>
+            </wp:cNvGraphicFramePr>
+            <a:graphic xmlns:a="http://schemas.openxmlformats.org/drawingml/2006/main">
+              <a:graphicData uri="http://schemas.openxmlformats.org/drawingml/2006/picture">
+                <pic:pic xmlns:pic="http://schemas.openxmlformats.org/drawingml/2006/picture">
+                  <pic:nvPicPr>
+                    <pic:cNvPr id="0" name="" descr=""/>
+                    <pic:cNvPicPr>
+                      <a:picLocks noChangeAspect="1" noChangeArrowheads="1"/>
+                    </pic:cNvPicPr>
+                  </pic:nvPicPr>
+                  <pic:blipFill>
+                    <a:blip r:embed="rId14" cstate="none"/>
+                    <a:srcRect/>
+                    <a:stretch>
+                      <a:fillRect/>
+                    </a:stretch>
+                  </pic:blipFill>
+                  <pic:spPr bwMode="auto">
+                    <a:xfrm>
+                      <a:off x="0" y="0"/>
+                      <a:ext cx="5124450" cy="3076575"/>
+                    </a:xfrm>
+                    <a:prstGeom prst="rect">
+                      <a:avLst/>
+                    </a:prstGeom>
+                  </pic:spPr>
+                </pic:pic>
+              </a:graphicData>
+            </a:graphic>
+          </wp:inline>
+        </w:drawing>
+      </w:r>
+    </w:p>
+    <w:p>
+      <w:pPr>
+        <w:keepNext w:val="false"/>
+        <w:spacing w:after="200" w:before="60" w:line="312"/>
+        <w:jc w:val="center"/>
+      </w:pPr>
+      <w:r>
+        <w:rPr>
+          <w:rFonts w:ascii="Calibri" w:eastAsia="Microsoft YaHei"/>
+          <w:b/>
+          <w:bCs/>
+          <w:color w:val="5A6B76"/>
+          <w:sz w:val="21"/>
+          <w:szCs w:val="21"/>
+        </w:rPr>
         <w:t xml:space="preserve">图2-3 IVF 聚类与 PQ 压缩对比</w:t>
       </w:r>
     </w:p>
@@ -5284,6 +5365,87 @@
           <w:szCs w:val="24"/>
         </w:rPr>
         <w:t xml:space="preserve">内积即点积，计算速度极快。对于已归一化向量，它等价于余弦相似度；在未归一化的情况下，内积会偏向长度更大的向量。推荐系统中常用内积，因为它需要同时捕捉相似性和用户偏好强度——一部用户强烈偏好的电影，即使不完全相似，也可能因为“偏好强度”而排在前面。</w:t>
+      </w:r>
+    </w:p>
+    <w:p>
+      <w:pPr>
+        <w:spacing w:line="312"/>
+        <w:ind w:firstLine="480"/>
+        <w:jc w:val="both"/>
+      </w:pPr>
+      <w:r>
+        <w:rPr>
+          <w:rFonts w:ascii="Calibri" w:eastAsia="Microsoft YaHei"/>
+          <w:color w:val="1A2B33"/>
+          <w:sz w:val="24"/>
+          <w:szCs w:val="24"/>
+        </w:rPr>
+        <w:t xml:space="preserve">图3-1 用两张几何草图把度量的直觉画了出来。记忆口诀：余弦比方向——两支箭头张角越小，主题越接近，一篇短评与一篇长文谈同一件事也会被判相似；欧氏比位置——不仅看方向还看两点离多远，长度差异会被计入。文本检索关心的大多是「说的是不是一回事」，所以默认选余弦；这也解释了下一节的归一化技巧：把向量长度统一归一后，余弦与内积数学等价，兼得两种语义。</w:t>
+      </w:r>
+    </w:p>
+    <w:p>
+      <w:pPr>
+        <w:keepNext/>
+        <w:spacing w:after="40" w:before="160"/>
+        <w:jc w:val="center"/>
+      </w:pPr>
+      <w:r>
+        <w:drawing>
+          <wp:inline distT="0" distB="0" distL="0" distR="0">
+            <wp:extent cx="5391150" cy="3238500"/>
+            <wp:effectExtent t="0" r="0" b="0" l="0"/>
+            <wp:docPr id="1" name="" descr="" title=""/>
+            <wp:cNvGraphicFramePr>
+              <a:graphicFrameLocks xmlns:a="http://schemas.openxmlformats.org/drawingml/2006/main" noChangeAspect="1"/>
+            </wp:cNvGraphicFramePr>
+            <a:graphic xmlns:a="http://schemas.openxmlformats.org/drawingml/2006/main">
+              <a:graphicData uri="http://schemas.openxmlformats.org/drawingml/2006/picture">
+                <pic:pic xmlns:pic="http://schemas.openxmlformats.org/drawingml/2006/picture">
+                  <pic:nvPicPr>
+                    <pic:cNvPr id="0" name="" descr=""/>
+                    <pic:cNvPicPr>
+                      <a:picLocks noChangeAspect="1" noChangeArrowheads="1"/>
+                    </pic:cNvPicPr>
+                  </pic:nvPicPr>
+                  <pic:blipFill>
+                    <a:blip r:embed="rId15" cstate="none"/>
+                    <a:srcRect/>
+                    <a:stretch>
+                      <a:fillRect/>
+                    </a:stretch>
+                  </pic:blipFill>
+                  <pic:spPr bwMode="auto">
+                    <a:xfrm>
+                      <a:off x="0" y="0"/>
+                      <a:ext cx="5391150" cy="3238500"/>
+                    </a:xfrm>
+                    <a:prstGeom prst="rect">
+                      <a:avLst/>
+                    </a:prstGeom>
+                  </pic:spPr>
+                </pic:pic>
+              </a:graphicData>
+            </a:graphic>
+          </wp:inline>
+        </w:drawing>
+      </w:r>
+    </w:p>
+    <w:p>
+      <w:pPr>
+        <w:keepNext w:val="false"/>
+        <w:spacing w:after="200" w:before="60" w:line="312"/>
+        <w:jc w:val="center"/>
+      </w:pPr>
+      <w:r>
+        <w:rPr>
+          <w:rFonts w:ascii="Calibri" w:eastAsia="Microsoft YaHei"/>
+          <w:b/>
+          <w:bCs/>
+          <w:color w:val="5A6B76"/>
+          <w:sz w:val="21"/>
+          <w:szCs w:val="21"/>
+        </w:rPr>
+        <w:t xml:space="preserve">图3-1 余弦 vs 欧氏的几何直觉：余弦只看方向夹角，欧氏看端点直线距离</w:t>
       </w:r>
     </w:p>
     <w:p>
@@ -6410,7 +6572,7 @@
           <w:sz w:val="24"/>
           <w:szCs w:val="24"/>
         </w:rPr>
-        <w:t xml:space="preserve">要真正理解"为什么要混合"，先得看清一件事：检索本质上是用一种"表示"去描述文本，再用数学比较这些表示。同一篇文档可以有两种截然不同的表示方式。一种是**稀疏向量（sparse vector）**：把文本表示成"词表上的一份权重清单"——每个词占一个坐标，没出现的词权重为零；BM25 就是这种表示最经典、至今最强的打分函数。另一种是**稠密向量（dense vector）**：用嵌入模型把文本压成几百到几千个连续小数，每一维没有人类可读的含义，但整体编码了语义。两种表示的"看不见的地方"恰好互补：稀疏向量看不见同义与改写，稠密向量看不见精确记号。混合搜索（Hybrid Search）的本质，就是让两套坐标系统并行工作、再把两路候选合并成一个排名。</w:t>
+        <w:t xml:space="preserve">要真正理解"为什么要混合"，先得看清一件事：检索本质上是用一种"表示"去描述文本，再用数学比较这些表示。同一篇文档可以有两种截然不同的表示方式。一种是稀疏向量（sparse vector）：把文本表示成"词表上的一份权重清单"——每个词占一个坐标，没出现的词权重为零；BM25 就是这种表示最经典、至今最强的打分函数。另一种是稠密向量（dense vector）：用嵌入模型把文本压成几百到几千个连续小数，每一维没有人类可读的含义，但整体编码了语义。两种表示的"看不见的地方"恰好互补：稀疏向量看不见同义与改写，稠密向量看不见精确记号。混合搜索（Hybrid Search）的本质，就是让两套坐标系统并行工作、再把两路候选合并成一个排名。</w:t>
       </w:r>
     </w:p>
     <w:p>
@@ -6531,7 +6693,7 @@
           <w:sz w:val="24"/>
           <w:szCs w:val="24"/>
         </w:rPr>
-        <w:t xml:space="preserve">先把"向量"这个词降级理解：任何一串有序的数字都是向量。检索里的稀疏向量，是把一篇文档表示成"词表长度"的一串数字：假设你的词表有 3 万个词，每篇文档就是一个 3 万维的向量，第 j 维的值是"第 j 个词在这篇文档里的权重"。文档里没出现的词，权重为零——一篇文章撑死用到几百个词，3 万维里 99% 以上都是 0，所以叫**稀疏**向量。维度由词表决定（3 万到 25 万不等），"每一维对应哪个词"是人为约定、完全可读的。</w:t>
+        <w:t xml:space="preserve">先把"向量"这个词降级理解：任何一串有序的数字都是向量。检索里的稀疏向量，是把一篇文档表示成"词表长度"的一串数字：假设你的词表有 3 万个词，每篇文档就是一个 3 万维的向量，第 j 维的值是"第 j 个词在这篇文档里的权重"。文档里没出现的词，权重为零——一篇文章撑死用到几百个词，3 万维里 99% 以上都是 0，所以叫稀疏向量。维度由词表决定（3 万到 25 万不等），"每一维对应哪个词"是人为约定、完全可读的。</w:t>
       </w:r>
     </w:p>
     <w:p>
@@ -7301,39 +7463,39 @@
           <w:sz w:val="24"/>
           <w:szCs w:val="24"/>
         </w:rPr>
-        <w:t xml:space="preserve">查询"退款"被编码成 [1, 0, 0, 0]，检索就是算"查询向量与文档向量的内积"（分数越高越相关）：D1 得 0.8、D2 得 0.7、D3 得 0。内积在稀疏向量上有一个漂亮的等价物——**只有双方都非零的维度（共同的词）才贡献分数**，所以实际计算不需要真的乘 3 万次，只需要沿着"查询里的词"去查。这正是倒排索引（inverted index）高效的原因：倒排表记录"每个词出现在哪些文档里"，查询时只顺着查询词去取候选，与词表大小无关。Elasticsearch、Lucene、PostgreSQL 全文检索能毫秒级响应，靠的就是这套结构。</w:t>
-      </w:r>
-    </w:p>
-    <w:p>
-      <w:pPr>
-        <w:spacing w:line="312"/>
-        <w:ind w:firstLine="480"/>
-        <w:jc w:val="both"/>
-      </w:pPr>
-      <w:r>
-        <w:rPr>
-          <w:rFonts w:ascii="Calibri" w:eastAsia="Microsoft YaHei"/>
-          <w:color w:val="1A2B33"/>
-          <w:sz w:val="24"/>
-          <w:szCs w:val="24"/>
-        </w:rPr>
-        <w:t xml:space="preserve">那么权重从哪里来？最经典的一族公式是 TF-IDF：一个词在文档里出现越多（TF，词频）越重要；但同时，在整个语料库里越常见（DF，文档频率）的词越不重要——"的"到处都是，含它等于什么都没说，而"退款"只在少数文档出现，一旦出现就是强信号。IDF 就是"给罕见词抬高、给常见词压低"的那部分权重。**BM25 就是 TF-IDF 的现代化改良版**：保留完全相同的"稀疏坐标 + 词权重 + 内积打分"结构，只把词频与文档长度这两件事处理得更精细。换句话说，BM25 检索与向量检索并不是两种平行的东西——BM25 就是一种"权重给定、坐标可读"的向量检索。</w:t>
-      </w:r>
-    </w:p>
-    <w:p>
-      <w:pPr>
-        <w:spacing w:line="312"/>
-        <w:ind w:firstLine="480"/>
-        <w:jc w:val="both"/>
-      </w:pPr>
-      <w:r>
-        <w:rPr>
-          <w:rFonts w:ascii="Calibri" w:eastAsia="Microsoft YaHei"/>
-          <w:color w:val="1A2B33"/>
-          <w:sz w:val="24"/>
-          <w:szCs w:val="24"/>
-        </w:rPr>
-        <w:t xml:space="preserve">稀疏向量的性格可以总结成一张清单。**可解释**：非零项就是原文的词，任何一次命中都能拆成"命中了'退款'，贡献 0.61 分"；**对精确记号天生敏感**：编号 A-1007、错误码 E502、人名缩写，只要字面出现就命中，不存在"语义模糊"；**零训练成本**：统计语料即可建立，新领域开箱即用，新增文档只要统计词频就能入索引；**不懂同义与改写**："注销账号"和"用户主体注销流程"字面对不上，得靠人工同义词词典搭桥；**依赖分词**：中文尤其明显——"退款政策"切成"退款/政策"还是"退/款/政/策"，直接决定检索效果，分词器就是稀疏检索的"嵌入模型"。</w:t>
+        <w:t xml:space="preserve">查询"退款"被编码成 [1, 0, 0, 0]，检索就是算"查询向量与文档向量的内积"（分数越高越相关）：D1 得 0.8、D2 得 0.7、D3 得 0。内积在稀疏向量上有一个漂亮的等价物——只有双方都非零的维度（共同的词）才贡献分数，所以实际计算不需要真的乘 3 万次，只需要沿着"查询里的词"去查。这正是倒排索引（inverted index）高效的原因：倒排表记录"每个词出现在哪些文档里"，查询时只顺着查询词去取候选，与词表大小无关。Elasticsearch、Lucene、PostgreSQL 全文检索能毫秒级响应，靠的就是这套结构。</w:t>
+      </w:r>
+    </w:p>
+    <w:p>
+      <w:pPr>
+        <w:spacing w:line="312"/>
+        <w:ind w:firstLine="480"/>
+        <w:jc w:val="both"/>
+      </w:pPr>
+      <w:r>
+        <w:rPr>
+          <w:rFonts w:ascii="Calibri" w:eastAsia="Microsoft YaHei"/>
+          <w:color w:val="1A2B33"/>
+          <w:sz w:val="24"/>
+          <w:szCs w:val="24"/>
+        </w:rPr>
+        <w:t xml:space="preserve">那么权重从哪里来？最经典的一族公式是 TF-IDF：一个词在文档里出现越多（TF，词频）越重要；但同时，在整个语料库里越常见（DF，文档频率）的词越不重要——"的"到处都是，含它等于什么都没说，而"退款"只在少数文档出现，一旦出现就是强信号。IDF 就是"给罕见词抬高、给常见词压低"的那部分权重。BM25 就是 TF-IDF 的现代化改良版：保留完全相同的"稀疏坐标 + 词权重 + 内积打分"结构，只把词频与文档长度这两件事处理得更精细。换句话说，BM25 检索与向量检索并不是两种平行的东西——BM25 就是一种"权重给定、坐标可读"的向量检索。</w:t>
+      </w:r>
+    </w:p>
+    <w:p>
+      <w:pPr>
+        <w:spacing w:line="312"/>
+        <w:ind w:firstLine="480"/>
+        <w:jc w:val="both"/>
+      </w:pPr>
+      <w:r>
+        <w:rPr>
+          <w:rFonts w:ascii="Calibri" w:eastAsia="Microsoft YaHei"/>
+          <w:color w:val="1A2B33"/>
+          <w:sz w:val="24"/>
+          <w:szCs w:val="24"/>
+        </w:rPr>
+        <w:t xml:space="preserve">稀疏向量的性格可以总结成一张清单。可解释：非零项就是原文的词，任何一次命中都能拆成"命中了'退款'，贡献 0.61 分"；对精确记号天生敏感：编号 A-1007、错误码 E502、人名缩写，只要字面出现就命中，不存在"语义模糊"；零训练成本：统计语料即可建立，新领域开箱即用，新增文档只要统计词频就能入索引；不懂同义与改写："注销账号"和"用户主体注销流程"字面对不上，得靠人工同义词词典搭桥；依赖分词：中文尤其明显——"退款政策"切成"退款/政策"还是"退/款/政/策"，直接决定检索效果，分词器就是稀疏检索的"嵌入模型"。</w:t>
       </w:r>
     </w:p>
     <w:p>
@@ -7605,7 +7767,7 @@
           <w:sz w:val="24"/>
           <w:szCs w:val="24"/>
         </w:rPr>
-        <w:t xml:space="preserve">逐项拆解这三个"零件"。**① IDF（逆文档频率，Inverse Document Frequency）——罕见的词更值钱。** 一个词出现在越少的文档里，它出现时提供的区分度越高：如果 100 万篇文档里"退款"只出现在 200 篇，那么某文档含"退款"就是强证据；"的"出现在 99% 的文档里，含它等于什么都没说。IDF 把这个直觉写成对数：罕见词的 IDF 高，常见词的 IDF 趋近于零。"政策"比"退款"更罕见时，"政策"的一次命中就比"退款"的一次命中更值钱——马上可以看到算例验证这一点。**② TF 饱和——第二次出现不如第一次值钱。** 公式里词频不是"乘上去"，而是走 f/(f+K) 这条饱和曲线：词频从 0 到 1 是质变（从"没有这个词"到"有"），从 1 到 2 还有明显增益，从 20 到 21 几乎无感。这正是"主题词出现一次已说明问题，重复 20 次不代表重要性大 20 倍"的数学化。k1 控制饱和的快慢与上限：k1 越大，重复出现的词还能持续加分，饱和上限（k1+1）越高；k1 越小，第一两次出现几乎就吃满了权重。**③ 长度归一化——长文档天然占便宜，要打折。** 一篇 5000 字的文档比 50 字的文档"撞上"查询词的概率大得多，不惩罚的话检索结果会被长文档霸榜。b 就是惩罚强度：把文档长度与平均长度的比值放进分母，b=0 完全不惩罚，b=1 完全按比例惩罚，0.75 是工业界多年积累的默认起点。</w:t>
+        <w:t xml:space="preserve">逐项拆解这三个"零件"。① IDF（逆文档频率，Inverse Document Frequency）——罕见的词更值钱。 一个词出现在越少的文档里，它出现时提供的区分度越高：如果 100 万篇文档里"退款"只出现在 200 篇，那么某文档含"退款"就是强证据；"的"出现在 99% 的文档里，含它等于什么都没说。IDF 把这个直觉写成对数：罕见词的 IDF 高，常见词的 IDF 趋近于零。"政策"比"退款"更罕见时，"政策"的一次命中就比"退款"的一次命中更值钱——马上可以看到算例验证这一点。② TF 饱和——第二次出现不如第一次值钱。 公式里词频不是"乘上去"，而是走 f/(f+K) 这条饱和曲线：词频从 0 到 1 是质变（从"没有这个词"到"有"），从 1 到 2 还有明显增益，从 20 到 21 几乎无感。这正是"主题词出现一次已说明问题，重复 20 次不代表重要性大 20 倍"的数学化。k1 控制饱和的快慢与上限：k1 越大，重复出现的词还能持续加分，饱和上限（k1+1）越高；k1 越小，第一两次出现几乎就吃满了权重。③ 长度归一化——长文档天然占便宜，要打折。 一篇 5000 字的文档比 50 字的文档"撞上"查询词的概率大得多，不惩罚的话检索结果会被长文档霸榜。b 就是惩罚强度：把文档长度与平均长度的比值放进分母，b=0 完全不惩罚，b=1 完全按比例惩罚，0.75 是工业界多年积累的默认起点。</w:t>
       </w:r>
     </w:p>
     <w:p>
@@ -7633,7 +7795,7 @@
                     </pic:cNvPicPr>
                   </pic:nvPicPr>
                   <pic:blipFill>
-                    <a:blip r:embed="rId14" cstate="none"/>
+                    <a:blip r:embed="rId16" cstate="none"/>
                     <a:srcRect/>
                     <a:stretch>
                       <a:fillRect/>
@@ -7686,7 +7848,7 @@
           <w:sz w:val="24"/>
           <w:szCs w:val="24"/>
         </w:rPr>
-        <w:t xml:space="preserve">光看公式还不够。跑一个完整的手算例子，你就彻底掌握了。**语料库共 5 篇文档**（假设已分词），查询为"退款 政策"：</w:t>
+        <w:t xml:space="preserve">光看公式还不够。跑一个完整的手算例子，你就彻底掌握了。语料库共 5 篇文档（假设已分词），查询为"退款 政策"：</w:t>
       </w:r>
     </w:p>
     <w:p>
@@ -8612,7 +8774,7 @@
           <w:sz w:val="24"/>
           <w:szCs w:val="24"/>
         </w:rPr>
-        <w:t xml:space="preserve">先算基础统计：N=5，平均长度 avgdl =（3+5+5+4+4)/5 = 4.2。"退款"出现在 D1、D2、D5 共 3 篇，代入 IDF 公式得 IDF(退款) ≈ 0.539；"政策"出现在 D1、D3 共 2 篇，IDF(政策) ≈ 0.875——**"政策"比"退款"更罕见，所以单次命中更值钱**。取 k1=1.2、b=0.75，逐篇计算如下表（数字四舍五入）：</w:t>
+        <w:t xml:space="preserve">先算基础统计：N=5，平均长度 avgdl =（3+5+5+4+4)/5 = 4.2。"退款"出现在 D1、D2、D5 共 3 篇，代入 IDF 公式得 IDF(退款) ≈ 0.539；"政策"出现在 D1、D3 共 2 篇，IDF(政策) ≈ 0.875——"政策"比"退款"更罕见，所以单次命中更值钱。取 k1=1.2、b=0.75，逐篇计算如下表（数字四舍五入）：</w:t>
       </w:r>
     </w:p>
     <w:p>
@@ -9538,23 +9700,23 @@
           <w:sz w:val="24"/>
           <w:szCs w:val="24"/>
         </w:rPr>
-        <w:t xml:space="preserve">最终排名：**D1（1.601）&gt; D3（0.812）&gt; D5（0.550）&gt; D2（0.500）&gt; D4（0）**。三个名次背后的道理值得逐一咀嚼。**D1 同时命中两个词，两个词的贡献直接相加**，毫无悬念第一。**D3 只命中"政策"，却排第二、超过了命中"退款"的 D5**——因为"政策"更罕见，单次命中含金量更高，这是 IDF 在起作用。**D5 与 D2 都只命中"退款"，D5 更短所以得分更高**——长度归一化让"简洁命中"战胜"冗长命中"，这是 b 在起作用。至于 D4，两个词都没有，得分 0，被彻底排除。这就是 BM25 的全部秘密：用 IDF 奖励罕见词，用饱和曲线驯服词频，用长度归一化压制长文档——三个零件、各管一个朴素直觉。</w:t>
-      </w:r>
-    </w:p>
-    <w:p>
-      <w:pPr>
-        <w:spacing w:line="312"/>
-        <w:ind w:firstLine="480"/>
-        <w:jc w:val="both"/>
-      </w:pPr>
-      <w:r>
-        <w:rPr>
-          <w:rFonts w:ascii="Calibri" w:eastAsia="Microsoft YaHei"/>
-          <w:color w:val="1A2B33"/>
-          <w:sz w:val="24"/>
-          <w:szCs w:val="24"/>
-        </w:rPr>
-        <w:t xml:space="preserve">为什么这个 1994 年定型的公式至今难以被简单替代？四个理由。**零训练成本**：只要有语料统计就能跑，新领域开箱即用、冷启动极快；**可解释**：每一次得分都能拆成"哪个词贡献了多少"，推荐理由与失败归因都能讲清；**对精确记号无死角**：编号、错误码、罕见专名，字面命中即得分，而这些正是稠密向量的重灾区；**极致的性价比**：倒排索引几十年工程优化，毫秒级响应、内存占用极低。它的短板同样明确：**词表就是边界**——查询与文档没有共享词时得分为 0；"注销账号"匹配不上"用户主体注销流程"，更不可能跨越到"关闭账户"这类同义改写。而这些缺口，正是稠密向量的战场。</w:t>
+        <w:t xml:space="preserve">最终排名：D1（1.601）&gt; D3（0.812）&gt; D5（0.550）&gt; D2（0.500）&gt; D4（0）。三个名次背后的道理值得逐一咀嚼。D1 同时命中两个词，两个词的贡献直接相加，毫无悬念第一。D3 只命中"政策"，却排第二、超过了命中"退款"的 D5——因为"政策"更罕见，单次命中含金量更高，这是 IDF 在起作用。D5 与 D2 都只命中"退款"，D5 更短所以得分更高——长度归一化让"简洁命中"战胜"冗长命中"，这是 b 在起作用。至于 D4，两个词都没有，得分 0，被彻底排除。这就是 BM25 的全部秘密：用 IDF 奖励罕见词，用饱和曲线驯服词频，用长度归一化压制长文档——三个零件、各管一个朴素直觉。</w:t>
+      </w:r>
+    </w:p>
+    <w:p>
+      <w:pPr>
+        <w:spacing w:line="312"/>
+        <w:ind w:firstLine="480"/>
+        <w:jc w:val="both"/>
+      </w:pPr>
+      <w:r>
+        <w:rPr>
+          <w:rFonts w:ascii="Calibri" w:eastAsia="Microsoft YaHei"/>
+          <w:color w:val="1A2B33"/>
+          <w:sz w:val="24"/>
+          <w:szCs w:val="24"/>
+        </w:rPr>
+        <w:t xml:space="preserve">为什么这个 1994 年定型的公式至今难以被简单替代？四个理由。零训练成本：只要有语料统计就能跑，新领域开箱即用、冷启动极快；可解释：每一次得分都能拆成"哪个词贡献了多少"，推荐理由与失败归因都能讲清；对精确记号无死角：编号、错误码、罕见专名，字面命中即得分，而这些正是稠密向量的重灾区；极致的性价比：倒排索引几十年工程优化，毫秒级响应、内存占用极低。它的短板同样明确：词表就是边界——查询与文档没有共享词时得分为 0；"注销账号"匹配不上"用户主体注销流程"，更不可能跨越到"关闭账户"这类同义改写。而这些缺口，正是稠密向量的战场。</w:t>
       </w:r>
     </w:p>
     <w:p>
@@ -9590,55 +9752,55 @@
           <w:sz w:val="24"/>
           <w:szCs w:val="24"/>
         </w:rPr>
-        <w:t xml:space="preserve">稠密向量换了一套坐标系：不再"一词一维"，而是用嵌入模型把文本压缩成几百到几千个连续小数（常见 384 / 768 / 1024 / 1536 / 3072 维）。与稀疏向量相反，它**几乎每一维都是非零的小数**，但没有任何一维对应"退款"或"政策"这样的具体词——每一维是模型训练出来的抽象语义特征，人类无法直接解读。它的工作方式可以概括成一句话：**模型被训练成"语义越接近的文本，向量距离越近"**（这个训练目标的来历，本节末尾会用一段话点透；嵌入的完整原理在卷03）。</w:t>
-      </w:r>
-    </w:p>
-    <w:p>
-      <w:pPr>
-        <w:spacing w:line="312"/>
-        <w:ind w:firstLine="480"/>
-        <w:jc w:val="both"/>
-      </w:pPr>
-      <w:r>
-        <w:rPr>
-          <w:rFonts w:ascii="Calibri" w:eastAsia="Microsoft YaHei"/>
-          <w:color w:val="1A2B33"/>
-          <w:sz w:val="24"/>
-          <w:szCs w:val="24"/>
-        </w:rPr>
-        <w:t xml:space="preserve">稠密向量的性格与稀疏向量几乎处处互补。**强在泛化**：查询"怎么注销账号"能匹配文档"用户主体注销流程"（同义改写）；"台式机开不了机"能匹配"主机无法启动的排查步骤"（口语对书面）；训练语料足够丰富时甚至能跨语言——"退款"与"refund"可以进入同一语义邻域。**弱在精确**：编号 A-1007、错误码 E502、版本号 v2.7.1 这类"语义稀薄的记号"，嵌入模型往往把它们编码成一团模糊的"某种编号"——不同编号的向量彼此非常接近，谁是谁区分不开，这是稠密检索最经典的失手现场。罕见专名与新词同样吃亏：嵌入空间是训练语料的切片，语料里没有过的词，空间里就没有它的位置。此外还有一类隐蔽的失败：**长尾查询**——大量低频、拼写各异的真实查询，其向量落在语料稀疏区域，召回质量显著下滑（这正是 4.1 节"召回率低于 70%"的来源）。</w:t>
-      </w:r>
-    </w:p>
-    <w:p>
-      <w:pPr>
-        <w:spacing w:line="312"/>
-        <w:ind w:firstLine="480"/>
-        <w:jc w:val="both"/>
-      </w:pPr>
-      <w:r>
-        <w:rPr>
-          <w:rFonts w:ascii="Calibri" w:eastAsia="Microsoft YaHei"/>
-          <w:color w:val="1A2B33"/>
-          <w:sz w:val="24"/>
-          <w:szCs w:val="24"/>
-        </w:rPr>
-        <w:t xml:space="preserve">工程特性也要和稀疏向量对照着看，因为它们决定了成本结构。**存储**：稠密向量每一维都要存（1536 维 × 4 字节 ≈ 6 KB/条，百万级文档即 6 GB 起步），且必须配 ANN 索引（HNSW / IVF，见第二章）；稀疏向量只存非零项（每篇文档几百个"词-权重"对），体积通常小一个数量级，索引就是倒排表。**写入与更新**：新增文档时，稀疏表示只需统计词频（毫秒级，CPU 即可）；稠密表示必须跑一遍嵌入模型（有 GPU 或网络成本），而且**模型换代意味着全库重嵌入**——这是稠密检索最容易被低估的运维负担。**查询成本**：稀疏查询的分词加倒排查找近乎免费；稠密查询每次都要先嵌入查询文本（一次模型推理，几十毫秒起步）再走 ANN 搜索。**可解释性**：稀疏能指出"命中了哪个词、贡献多少分"，稠密只能说"语义相近"——推荐理由、审计与失败归因因此都更难讲清。</w:t>
-      </w:r>
-    </w:p>
-    <w:p>
-      <w:pPr>
-        <w:spacing w:line="312"/>
-        <w:ind w:firstLine="480"/>
-        <w:jc w:val="both"/>
-      </w:pPr>
-      <w:r>
-        <w:rPr>
-          <w:rFonts w:ascii="Calibri" w:eastAsia="Microsoft YaHei"/>
-          <w:color w:val="1A2B33"/>
-          <w:sz w:val="24"/>
-          <w:szCs w:val="24"/>
-        </w:rPr>
-        <w:t xml:space="preserve">最后回答一个关键问题：**稠密向量凭什么"懂"语义？** 这是理解一切的钥匙。嵌入模型训练时看过海量"语义相近的文本对"（问答对、翻译对、同一段落的两个句子、搜索点击对），训练目标就是让这些文本对的向量彼此靠近、无关文本彼此推远。模型从这个目标里自行学出了"语义坐标系"——同义、上下位、因果、情感倾向，都被编码成了空间里的方向与距离。所以稠密向量的"理解"不是魔法，而是**大规模配对数据上的统计结果**。这也正好解释了它的两类失手：训练分布之外（生僻编号、新造专名）立刻失效；长尾区域（稀有表述）数据稀疏、坐标不准。理解了这个来历，"稠密擅长什么、不擅长什么"就不再需要死记——它只是训练数据的镜像。</w:t>
+        <w:t xml:space="preserve">稠密向量换了一套坐标系：不再"一词一维"，而是用嵌入模型把文本压缩成几百到几千个连续小数（常见 384 / 768 / 1024 / 1536 / 3072 维）。与稀疏向量相反，它几乎每一维都是非零的小数，但没有任何一维对应"退款"或"政策"这样的具体词——每一维是模型训练出来的抽象语义特征，人类无法直接解读。它的工作方式可以概括成一句话：模型被训练成"语义越接近的文本，向量距离越近"（这个训练目标的来历，本节末尾会用一段话点透；嵌入的完整原理在卷03）。</w:t>
+      </w:r>
+    </w:p>
+    <w:p>
+      <w:pPr>
+        <w:spacing w:line="312"/>
+        <w:ind w:firstLine="480"/>
+        <w:jc w:val="both"/>
+      </w:pPr>
+      <w:r>
+        <w:rPr>
+          <w:rFonts w:ascii="Calibri" w:eastAsia="Microsoft YaHei"/>
+          <w:color w:val="1A2B33"/>
+          <w:sz w:val="24"/>
+          <w:szCs w:val="24"/>
+        </w:rPr>
+        <w:t xml:space="preserve">稠密向量的性格与稀疏向量几乎处处互补。强在泛化：查询"怎么注销账号"能匹配文档"用户主体注销流程"（同义改写）；"台式机开不了机"能匹配"主机无法启动的排查步骤"（口语对书面）；训练语料足够丰富时甚至能跨语言——"退款"与"refund"可以进入同一语义邻域。弱在精确：编号 A-1007、错误码 E502、版本号 v2.7.1 这类"语义稀薄的记号"，嵌入模型往往把它们编码成一团模糊的"某种编号"——不同编号的向量彼此非常接近，谁是谁区分不开，这是稠密检索最经典的失手现场。罕见专名与新词同样吃亏：嵌入空间是训练语料的切片，语料里没有过的词，空间里就没有它的位置。此外还有一类隐蔽的失败：长尾查询——大量低频、拼写各异的真实查询，其向量落在语料稀疏区域，召回质量显著下滑（这正是 4.1 节"召回率低于 70%"的来源）。</w:t>
+      </w:r>
+    </w:p>
+    <w:p>
+      <w:pPr>
+        <w:spacing w:line="312"/>
+        <w:ind w:firstLine="480"/>
+        <w:jc w:val="both"/>
+      </w:pPr>
+      <w:r>
+        <w:rPr>
+          <w:rFonts w:ascii="Calibri" w:eastAsia="Microsoft YaHei"/>
+          <w:color w:val="1A2B33"/>
+          <w:sz w:val="24"/>
+          <w:szCs w:val="24"/>
+        </w:rPr>
+        <w:t xml:space="preserve">工程特性也要和稀疏向量对照着看，因为它们决定了成本结构。存储：稠密向量每一维都要存（1536 维 × 4 字节 ≈ 6 KB/条，百万级文档即 6 GB 起步），且必须配 ANN 索引（HNSW / IVF，见第二章）；稀疏向量只存非零项（每篇文档几百个"词-权重"对），体积通常小一个数量级，索引就是倒排表。写入与更新：新增文档时，稀疏表示只需统计词频（毫秒级，CPU 即可）；稠密表示必须跑一遍嵌入模型（有 GPU 或网络成本），而且模型换代意味着全库重嵌入——这是稠密检索最容易被低估的运维负担。查询成本：稀疏查询的分词加倒排查找近乎免费；稠密查询每次都要先嵌入查询文本（一次模型推理，几十毫秒起步）再走 ANN 搜索。可解释性：稀疏能指出"命中了哪个词、贡献多少分"，稠密只能说"语义相近"——推荐理由、审计与失败归因因此都更难讲清。</w:t>
+      </w:r>
+    </w:p>
+    <w:p>
+      <w:pPr>
+        <w:spacing w:line="312"/>
+        <w:ind w:firstLine="480"/>
+        <w:jc w:val="both"/>
+      </w:pPr>
+      <w:r>
+        <w:rPr>
+          <w:rFonts w:ascii="Calibri" w:eastAsia="Microsoft YaHei"/>
+          <w:color w:val="1A2B33"/>
+          <w:sz w:val="24"/>
+          <w:szCs w:val="24"/>
+        </w:rPr>
+        <w:t xml:space="preserve">最后回答一个关键问题：稠密向量凭什么"懂"语义？ 这是理解一切的钥匙。嵌入模型训练时看过海量"语义相近的文本对"（问答对、翻译对、同一段落的两个句子、搜索点击对），训练目标就是让这些文本对的向量彼此靠近、无关文本彼此推远。模型从这个目标里自行学出了"语义坐标系"——同义、上下位、因果、情感倾向，都被编码成了空间里的方向与距离。所以稠密向量的"理解"不是魔法，而是大规模配对数据上的统计结果。这也正好解释了它的两类失手：训练分布之外（生僻编号、新造专名）立刻失效；长尾区域（稀有表述）数据稀疏、坐标不准。理解了这个来历，"稠密擅长什么、不擅长什么"就不再需要死记——它只是训练数据的镜像。</w:t>
       </w:r>
     </w:p>
     <w:p>
@@ -9674,39 +9836,120 @@
           <w:sz w:val="24"/>
           <w:szCs w:val="24"/>
         </w:rPr>
-        <w:t xml:space="preserve">稀疏向量有精确性和效率，稠密向量有语义泛化——能不能造一个"结构仍然稀疏、但权重是学出来的"的中间态？可以。这就是**学习式稀疏向量**（Learned Sparse Retrieval），代表方法是 SPLADE（SParse Lexical AnD Expansion）。</w:t>
-      </w:r>
-    </w:p>
-    <w:p>
-      <w:pPr>
-        <w:spacing w:line="312"/>
-        <w:ind w:firstLine="480"/>
-        <w:jc w:val="both"/>
-      </w:pPr>
-      <w:r>
-        <w:rPr>
-          <w:rFonts w:ascii="Calibri" w:eastAsia="Microsoft YaHei"/>
-          <w:color w:val="1A2B33"/>
-          <w:sz w:val="24"/>
-          <w:szCs w:val="24"/>
-        </w:rPr>
-        <w:t xml:space="preserve">机制值得说清楚：SPLADE 用一个小型神经模型（BERT 类）读入文本，对**词表上的每一个词**输出一个权重，然后做稀疏化（绝大多数词置零，只保留少数高权重词）。关键就在被保留的那少数词里：不仅有原文出现过的词，还可能有**语义相关的扩展词**——模型在训练中自动学会了"描写退款时，也给'退货'这个词一点权重""写'注销账号'时，给'账户'与'关闭'一点权重"。于是输出仍然是一份"词表权重清单"（稀疏、可放进倒排索引、可解释），但检索时连"文档里没写出来的同义词"也能被命中——它把 BM25 缺失的语义扩展补齐了，同时保留了稀疏结构的全部工程优势：倒排索引的速度、低内存、以及"能指出是哪个词贡献的分数"。</w:t>
-      </w:r>
-    </w:p>
-    <w:p>
-      <w:pPr>
-        <w:spacing w:line="312"/>
-        <w:ind w:firstLine="480"/>
-        <w:jc w:val="both"/>
-      </w:pPr>
-      <w:r>
-        <w:rPr>
-          <w:rFonts w:ascii="Calibri" w:eastAsia="Microsoft YaHei"/>
-          <w:color w:val="1A2B33"/>
-          <w:sz w:val="24"/>
-          <w:szCs w:val="24"/>
-        </w:rPr>
-        <w:t xml:space="preserve">工程现状：SPLADE / SPLADE++ / SPLADE-v3、BGE-M3 的稀疏输出、Elasticsearch 的 Learned Sparse（ELSER）是这条路线的主要玩家；向量库侧也在跟进——Milvus 2.5 起提供内置 BM25 函数与稀疏向量字段，Qdrant 支持稀疏向量索引（可搭配 BM25 或学习式权重），Weaviate 在同一套 API 里就能建"稠密 + 稀疏"双通道。代价是：查询与写入各多了一次神经模型推理（成本高于纯 BM25，接近稠密嵌入）；扩展词的权重依赖训练分布，**领域迁移时需要重新训练或微调**——这是它与"零训练"的 BM25 最大的工程差别。一句话选型：语料就一个领域、又想要语义扩展、又舍不下倒排索引的速度，SPLADE 值得评估；否则先用 BM25 打底、稠密向量补语义，是更稳的默认组合。</w:t>
+        <w:t xml:space="preserve">稀疏向量有精确性和效率，稠密向量有语义泛化——能不能造一个"结构仍然稀疏、但权重是学出来的"的中间态？可以。这就是学习式稀疏向量（Learned Sparse Retrieval），代表方法是 SPLADE（SParse Lexical AnD Expansion）。</w:t>
+      </w:r>
+    </w:p>
+    <w:p>
+      <w:pPr>
+        <w:spacing w:line="312"/>
+        <w:ind w:firstLine="480"/>
+        <w:jc w:val="both"/>
+      </w:pPr>
+      <w:r>
+        <w:rPr>
+          <w:rFonts w:ascii="Calibri" w:eastAsia="Microsoft YaHei"/>
+          <w:color w:val="1A2B33"/>
+          <w:sz w:val="24"/>
+          <w:szCs w:val="24"/>
+        </w:rPr>
+        <w:t xml:space="preserve">机制值得说清楚：SPLADE 用一个小型神经模型（BERT 类）读入文本，对词表上的每一个词输出一个权重，然后做稀疏化（绝大多数词置零，只保留少数高权重词）。关键就在被保留的那少数词里：不仅有原文出现过的词，还可能有语义相关的扩展词——模型在训练中自动学会了"描写退款时，也给'退货'这个词一点权重""写'注销账号'时，给'账户'与'关闭'一点权重"。于是输出仍然是一份"词表权重清单"（稀疏、可放进倒排索引、可解释），但检索时连"文档里没写出来的同义词"也能被命中——它把 BM25 缺失的语义扩展补齐了，同时保留了稀疏结构的全部工程优势：倒排索引的速度、低内存、以及"能指出是哪个词贡献的分数"。</w:t>
+      </w:r>
+    </w:p>
+    <w:p>
+      <w:pPr>
+        <w:spacing w:line="312"/>
+        <w:ind w:firstLine="480"/>
+        <w:jc w:val="both"/>
+      </w:pPr>
+      <w:r>
+        <w:rPr>
+          <w:rFonts w:ascii="Calibri" w:eastAsia="Microsoft YaHei"/>
+          <w:color w:val="1A2B33"/>
+          <w:sz w:val="24"/>
+          <w:szCs w:val="24"/>
+        </w:rPr>
+        <w:t xml:space="preserve">图4-3 用「便签自动补同义词」把 SPLADE 讲透：BM25 的便签只写原文出现过的词，查询换个说法就完全失手；SPLADE 的便签由模型自动补上「没写但相关」的词——仍是词表坐标、仍走倒排索引，但语义扩展已经自动完成。</w:t>
+      </w:r>
+    </w:p>
+    <w:p>
+      <w:pPr>
+        <w:keepNext/>
+        <w:spacing w:after="40" w:before="160"/>
+        <w:jc w:val="center"/>
+      </w:pPr>
+      <w:r>
+        <w:drawing>
+          <wp:inline distT="0" distB="0" distL="0" distR="0">
+            <wp:extent cx="5486400" cy="3295650"/>
+            <wp:effectExtent t="0" r="0" b="0" l="0"/>
+            <wp:docPr id="1" name="" descr="" title=""/>
+            <wp:cNvGraphicFramePr>
+              <a:graphicFrameLocks xmlns:a="http://schemas.openxmlformats.org/drawingml/2006/main" noChangeAspect="1"/>
+            </wp:cNvGraphicFramePr>
+            <a:graphic xmlns:a="http://schemas.openxmlformats.org/drawingml/2006/main">
+              <a:graphicData uri="http://schemas.openxmlformats.org/drawingml/2006/picture">
+                <pic:pic xmlns:pic="http://schemas.openxmlformats.org/drawingml/2006/picture">
+                  <pic:nvPicPr>
+                    <pic:cNvPr id="0" name="" descr=""/>
+                    <pic:cNvPicPr>
+                      <a:picLocks noChangeAspect="1" noChangeArrowheads="1"/>
+                    </pic:cNvPicPr>
+                  </pic:nvPicPr>
+                  <pic:blipFill>
+                    <a:blip r:embed="rId17" cstate="none"/>
+                    <a:srcRect/>
+                    <a:stretch>
+                      <a:fillRect/>
+                    </a:stretch>
+                  </pic:blipFill>
+                  <pic:spPr bwMode="auto">
+                    <a:xfrm>
+                      <a:off x="0" y="0"/>
+                      <a:ext cx="5486400" cy="3295650"/>
+                    </a:xfrm>
+                    <a:prstGeom prst="rect">
+                      <a:avLst/>
+                    </a:prstGeom>
+                  </pic:spPr>
+                </pic:pic>
+              </a:graphicData>
+            </a:graphic>
+          </wp:inline>
+        </w:drawing>
+      </w:r>
+    </w:p>
+    <w:p>
+      <w:pPr>
+        <w:keepNext w:val="false"/>
+        <w:spacing w:after="200" w:before="60" w:line="312"/>
+        <w:jc w:val="center"/>
+      </w:pPr>
+      <w:r>
+        <w:rPr>
+          <w:rFonts w:ascii="Calibri" w:eastAsia="Microsoft YaHei"/>
+          <w:b/>
+          <w:bCs/>
+          <w:color w:val="5A6B76"/>
+          <w:sz w:val="21"/>
+          <w:szCs w:val="21"/>
+        </w:rPr>
+        <w:t xml:space="preserve">图4-2 SPLADE 的便签比喻：自动补上「退货/refund」等未出现的同义词，仍走倒排索引</w:t>
+      </w:r>
+    </w:p>
+    <w:p>
+      <w:pPr>
+        <w:spacing w:line="312"/>
+        <w:ind w:firstLine="480"/>
+        <w:jc w:val="both"/>
+      </w:pPr>
+      <w:r>
+        <w:rPr>
+          <w:rFonts w:ascii="Calibri" w:eastAsia="Microsoft YaHei"/>
+          <w:color w:val="1A2B33"/>
+          <w:sz w:val="24"/>
+          <w:szCs w:val="24"/>
+        </w:rPr>
+        <w:t xml:space="preserve">工程现状：SPLADE / SPLADE++ / SPLADE-v3、BGE-M3 的稀疏输出、Elasticsearch 的 Learned Sparse（ELSER）是这条路线的主要玩家；向量库侧也在跟进——Milvus 2.5 起提供内置 BM25 函数与稀疏向量字段，Qdrant 支持稀疏向量索引（可搭配 BM25 或学习式权重），Weaviate 在同一套 API 里就能建"稠密 + 稀疏"双通道。代价是：查询与写入各多了一次神经模型推理（成本高于纯 BM25，接近稠密嵌入）；扩展词的权重依赖训练分布，领域迁移时需要重新训练或微调——这是它与"零训练"的 BM25 最大的工程差别。一句话选型：语料就一个领域、又想要语义扩展、又舍不下倒排索引的速度，SPLADE 值得评估；否则先用 BM25 打底、稠密向量补语义，是更稳的默认组合。</w:t>
       </w:r>
     </w:p>
     <w:p>
@@ -11319,7 +11562,7 @@
                     </pic:cNvPicPr>
                   </pic:nvPicPr>
                   <pic:blipFill>
-                    <a:blip r:embed="rId15" cstate="none"/>
+                    <a:blip r:embed="rId18" cstate="none"/>
                     <a:srcRect/>
                     <a:stretch>
                       <a:fillRect/>
@@ -11356,39 +11599,39 @@
           <w:sz w:val="21"/>
           <w:szCs w:val="21"/>
         </w:rPr>
-        <w:t xml:space="preserve">图4-2 同一段文本的两种坐标系统：稀疏向量（词表坐标，少量非零，可精确命中"退款/A-1007"）与稠密向量（语义坐标，几乎全非零，可命中"退钱/refund"但分不清编号）</w:t>
-      </w:r>
-    </w:p>
-    <w:p>
-      <w:pPr>
-        <w:spacing w:line="312"/>
-        <w:ind w:firstLine="480"/>
-        <w:jc w:val="both"/>
-      </w:pPr>
-      <w:r>
-        <w:rPr>
-          <w:rFonts w:ascii="Calibri" w:eastAsia="Microsoft YaHei"/>
-          <w:color w:val="1A2B33"/>
-          <w:sz w:val="24"/>
-          <w:szCs w:val="24"/>
-        </w:rPr>
-        <w:t xml:space="preserve">选型因此变得简单：**默认不做三选一，而是分层组合**。第一层用 BM25（或学习式稀疏）打底——它对精确记号与罕见词的召回不可替代，成本又最低；第二层用稠密向量补齐语义泛化，召回那些"用词完全不同、意思相同"的文档；两层候选合并去重后，交给 4.7 节起的融合与重排（重排模型的原理、选型与工程实践详见卷08 的 3.4 节）。什么时候可以只用稠密向量？语料高度口语化、查询里几乎没有精确记号（如闲聊式知识问答、灵感搜索）。什么时候必须加 BM25？技术文档、代码库、电商（型号密集）、法律与金融（条款编号密集）——这类语料里精确记号就是召回的生命线。一个反直觉但好用的自检方法：抽 100 条真实查询，统计"查询中包含编号、代码、专有名词的比例"，这个比例超过 20% 的场景，混合搜索相对纯向量的召回提升会非常明显；低于 5% 的场景，可以先用纯稠密起步、把 BM25 当作后续优化项。</w:t>
-      </w:r>
-    </w:p>
-    <w:p>
-      <w:pPr>
-        <w:spacing w:line="312"/>
-        <w:ind w:firstLine="480"/>
-        <w:jc w:val="both"/>
-      </w:pPr>
-      <w:r>
-        <w:rPr>
-          <w:rFonts w:ascii="Calibri" w:eastAsia="Microsoft YaHei"/>
-          <w:color w:val="1A2B33"/>
-          <w:sz w:val="24"/>
-          <w:szCs w:val="24"/>
-        </w:rPr>
-        <w:t xml:space="preserve">还有一条"元原则"值得记住：**三种表示的差异，本质是"把哪些信息放进索引"的差异**。BM25 放进索引的是词的统计事实（谁出现过、出现几次、多罕见）；稠密向量放进索引的是模型对语义的压缩判断（在它的训练经验里，这段话和什么像）；学习式稀疏放进索引的是模型对"该给每个词多少权重"的判断。理解了这个层次，你就能预判任何新型检索方法的性格：它把什么放进索引，就擅长什么、就会在什么上失手。这也解释了为什么生产系统最终都走向"混合"——单一表示必然有盲区，而多种表示的组合，就是用工程手段逼近"没有盲区"。</w:t>
+        <w:t xml:space="preserve">图4-3 同一段文本的两种坐标系统：稀疏向量（词表坐标，少量非零，可精确命中"退款/A-1007"）与稠密向量（语义坐标，几乎全非零，可命中"退钱/refund"但分不清编号）</w:t>
+      </w:r>
+    </w:p>
+    <w:p>
+      <w:pPr>
+        <w:spacing w:line="312"/>
+        <w:ind w:firstLine="480"/>
+        <w:jc w:val="both"/>
+      </w:pPr>
+      <w:r>
+        <w:rPr>
+          <w:rFonts w:ascii="Calibri" w:eastAsia="Microsoft YaHei"/>
+          <w:color w:val="1A2B33"/>
+          <w:sz w:val="24"/>
+          <w:szCs w:val="24"/>
+        </w:rPr>
+        <w:t xml:space="preserve">选型因此变得简单：默认不做三选一，而是分层组合。第一层用 BM25（或学习式稀疏）打底——它对精确记号与罕见词的召回不可替代，成本又最低；第二层用稠密向量补齐语义泛化，召回那些"用词完全不同、意思相同"的文档；两层候选合并去重后，交给 4.7 节起的融合与重排（重排模型的原理、选型与工程实践详见卷08 的 3.4 节）。什么时候可以只用稠密向量？语料高度口语化、查询里几乎没有精确记号（如闲聊式知识问答、灵感搜索）。什么时候必须加 BM25？技术文档、代码库、电商（型号密集）、法律与金融（条款编号密集）——这类语料里精确记号就是召回的生命线。一个反直觉但好用的自检方法：抽 100 条真实查询，统计"查询中包含编号、代码、专有名词的比例"，这个比例超过 20% 的场景，混合搜索相对纯向量的召回提升会非常明显；低于 5% 的场景，可以先用纯稠密起步、把 BM25 当作后续优化项。</w:t>
+      </w:r>
+    </w:p>
+    <w:p>
+      <w:pPr>
+        <w:spacing w:line="312"/>
+        <w:ind w:firstLine="480"/>
+        <w:jc w:val="both"/>
+      </w:pPr>
+      <w:r>
+        <w:rPr>
+          <w:rFonts w:ascii="Calibri" w:eastAsia="Microsoft YaHei"/>
+          <w:color w:val="1A2B33"/>
+          <w:sz w:val="24"/>
+          <w:szCs w:val="24"/>
+        </w:rPr>
+        <w:t xml:space="preserve">还有一条"元原则"值得记住：三种表示的差异，本质是"把哪些信息放进索引"的差异。BM25 放进索引的是词的统计事实（谁出现过、出现几次、多罕见）；稠密向量放进索引的是模型对语义的压缩判断（在它的训练经验里，这段话和什么像）；学习式稀疏放进索引的是模型对"该给每个词多少权重"的判断。理解了这个层次，你就能预判任何新型检索方法的性格：它把什么放进索引，就擅长什么、就会在什么上失手。这也解释了为什么生产系统最终都走向"混合"——单一表示必然有盲区，而多种表示的组合，就是用工程手段逼近"没有盲区"。</w:t>
       </w:r>
     </w:p>
     <w:p>
@@ -11856,7 +12099,7 @@
                     </pic:cNvPicPr>
                   </pic:nvPicPr>
                   <pic:blipFill>
-                    <a:blip r:embed="rId16" cstate="none"/>
+                    <a:blip r:embed="rId19" cstate="none"/>
                     <a:srcRect/>
                     <a:stretch>
                       <a:fillRect/>
@@ -11893,7 +12136,7 @@
           <w:sz w:val="21"/>
           <w:szCs w:val="21"/>
         </w:rPr>
-        <w:t xml:space="preserve">图4-3 混合检索双通道 RRF 融合</w:t>
+        <w:t xml:space="preserve">图4-4 混合检索双通道 RRF 融合</w:t>
       </w:r>
     </w:p>
     <w:p>
@@ -12310,7 +12553,7 @@
                     </pic:cNvPicPr>
                   </pic:nvPicPr>
                   <pic:blipFill>
-                    <a:blip r:embed="rId17" cstate="none"/>
+                    <a:blip r:embed="rId20" cstate="none"/>
                     <a:srcRect/>
                     <a:stretch>
                       <a:fillRect/>
@@ -14830,6 +15073,87 @@
           <w:sz w:val="24"/>
           <w:szCs w:val="24"/>
         </w:rPr>
+        <w:t xml:space="preserve">图5-2 把这条决策路径画成了一棵可以直接走的树：从数据规模出发，途经过滤、混合检索、运维能力四道岔口，最后落到「复用存量」这个最容易被忽略的原则上。对着它走一遍，大多数团队很快就能定下候选方案。</w:t>
+      </w:r>
+    </w:p>
+    <w:p>
+      <w:pPr>
+        <w:keepNext/>
+        <w:spacing w:after="40" w:before="160"/>
+        <w:jc w:val="center"/>
+      </w:pPr>
+      <w:r>
+        <w:drawing>
+          <wp:inline distT="0" distB="0" distL="0" distR="0">
+            <wp:extent cx="5486400" cy="3295650"/>
+            <wp:effectExtent t="0" r="0" b="0" l="0"/>
+            <wp:docPr id="1" name="" descr="" title=""/>
+            <wp:cNvGraphicFramePr>
+              <a:graphicFrameLocks xmlns:a="http://schemas.openxmlformats.org/drawingml/2006/main" noChangeAspect="1"/>
+            </wp:cNvGraphicFramePr>
+            <a:graphic xmlns:a="http://schemas.openxmlformats.org/drawingml/2006/main">
+              <a:graphicData uri="http://schemas.openxmlformats.org/drawingml/2006/picture">
+                <pic:pic xmlns:pic="http://schemas.openxmlformats.org/drawingml/2006/picture">
+                  <pic:nvPicPr>
+                    <pic:cNvPr id="0" name="" descr=""/>
+                    <pic:cNvPicPr>
+                      <a:picLocks noChangeAspect="1" noChangeArrowheads="1"/>
+                    </pic:cNvPicPr>
+                  </pic:nvPicPr>
+                  <pic:blipFill>
+                    <a:blip r:embed="rId21" cstate="none"/>
+                    <a:srcRect/>
+                    <a:stretch>
+                      <a:fillRect/>
+                    </a:stretch>
+                  </pic:blipFill>
+                  <pic:spPr bwMode="auto">
+                    <a:xfrm>
+                      <a:off x="0" y="0"/>
+                      <a:ext cx="5486400" cy="3295650"/>
+                    </a:xfrm>
+                    <a:prstGeom prst="rect">
+                      <a:avLst/>
+                    </a:prstGeom>
+                  </pic:spPr>
+                </pic:pic>
+              </a:graphicData>
+            </a:graphic>
+          </wp:inline>
+        </w:drawing>
+      </w:r>
+    </w:p>
+    <w:p>
+      <w:pPr>
+        <w:keepNext w:val="false"/>
+        <w:spacing w:after="200" w:before="60" w:line="312"/>
+        <w:jc w:val="center"/>
+      </w:pPr>
+      <w:r>
+        <w:rPr>
+          <w:rFonts w:ascii="Calibri" w:eastAsia="Microsoft YaHei"/>
+          <w:b/>
+          <w:bCs/>
+          <w:color w:val="5A6B76"/>
+          <w:sz w:val="21"/>
+          <w:szCs w:val="21"/>
+        </w:rPr>
+        <w:t xml:space="preserve">图5-2 向量库选型决策树：规模定产品、存量定起点，最后用评估集拍板</w:t>
+      </w:r>
+    </w:p>
+    <w:p>
+      <w:pPr>
+        <w:spacing w:line="312"/>
+        <w:ind w:firstLine="480"/>
+        <w:jc w:val="both"/>
+      </w:pPr>
+      <w:r>
+        <w:rPr>
+          <w:rFonts w:ascii="Calibri" w:eastAsia="Microsoft YaHei"/>
+          <w:color w:val="1A2B33"/>
+          <w:sz w:val="24"/>
+          <w:szCs w:val="24"/>
+        </w:rPr>
         <w:t xml:space="preserve">第一步：检查是否已有 PostgreSQL。如果是，且数据规模小于 1000 万向量，优先考虑 pgvector。它不需要引入新组件，可以利用现有的 DBA、备份、监控、事务能力。pgvector 的延迟虽然不如专用向量库，但对绝大多数中小规模业务已经够用。</w:t>
       </w:r>
     </w:p>
@@ -15263,7 +15587,7 @@
                     </pic:cNvPicPr>
                   </pic:nvPicPr>
                   <pic:blipFill>
-                    <a:blip r:embed="rId18" cstate="none"/>
+                    <a:blip r:embed="rId22" cstate="none"/>
                     <a:srcRect/>
                     <a:stretch>
                       <a:fillRect/>

--- a/downloads/卷09 存储篇：向量数据库与检索存储选型.docx
+++ b/downloads/卷09 存储篇：向量数据库与检索存储选型.docx
@@ -2279,7 +2279,7 @@
               <w:rPr>
                 <w:rStyle w:val="Hyperlink"/>
               </w:rPr>
-              <w:t>思考与练习</w:t>
+              <w:t>本卷实战实验室</w:t>
             </w:r>
             <w:r>
               <w:tab/>
@@ -2295,6 +2295,78 @@
             </w:r>
             <w:r>
               <w:t>44</w:t>
+            </w:r>
+            <w:r>
+              <w:fldChar w:fldCharType="end"/>
+            </w:r>
+          </w:hyperlink>
+        </w:p>
+        <w:p>
+          <w:pPr>
+            <w:pStyle w:val="11"/>
+            <w:ind w:left="360"/>
+            <w:tabs>
+              <w:tab w:val="right" w:leader="dot" w:pos="9026"/>
+            </w:tabs>
+            <w:spacing w:before="120" w:after="60"/>
+          </w:pPr>
+          <w:hyperlink w:anchor="_Toc100049" w:history="1">
+            <w:r>
+              <w:rPr>
+                <w:rStyle w:val="Hyperlink"/>
+              </w:rPr>
+              <w:t>实验 1：Qdrant 内存模式建库与检索（30 分钟）</w:t>
+            </w:r>
+            <w:r>
+              <w:tab/>
+            </w:r>
+            <w:r>
+              <w:fldChar w:fldCharType="begin"/>
+            </w:r>
+            <w:r>
+              <w:instrText xml:space="preserve"> PAGEREF _Toc100049 \h </w:instrText>
+            </w:r>
+            <w:r>
+              <w:fldChar w:fldCharType="separate"/>
+            </w:r>
+            <w:r>
+              <w:t>44</w:t>
+            </w:r>
+            <w:r>
+              <w:fldChar w:fldCharType="end"/>
+            </w:r>
+          </w:hyperlink>
+        </w:p>
+        <w:p>
+          <w:pPr>
+            <w:pStyle w:val="11"/>
+            <w:ind w:left="360"/>
+            <w:tabs>
+              <w:tab w:val="right" w:leader="dot" w:pos="9026"/>
+            </w:tabs>
+            <w:spacing w:before="120" w:after="60"/>
+          </w:pPr>
+          <w:hyperlink w:anchor="_Toc100050" w:history="1">
+            <w:r>
+              <w:rPr>
+                <w:rStyle w:val="Hyperlink"/>
+              </w:rPr>
+              <w:t>实验 2：HNSW 旋钮 ef 的召回-延迟实验（30 分钟）</w:t>
+            </w:r>
+            <w:r>
+              <w:tab/>
+            </w:r>
+            <w:r>
+              <w:fldChar w:fldCharType="begin"/>
+            </w:r>
+            <w:r>
+              <w:instrText xml:space="preserve"> PAGEREF _Toc100050 \h </w:instrText>
+            </w:r>
+            <w:r>
+              <w:fldChar w:fldCharType="separate"/>
+            </w:r>
+            <w:r>
+              <w:t>46</w:t>
             </w:r>
             <w:r>
               <w:fldChar w:fldCharType="end"/>
@@ -2309,11 +2381,441 @@
             </w:tabs>
             <w:spacing w:before="120" w:after="60"/>
           </w:pPr>
-          <w:hyperlink w:anchor="_Toc100049" w:history="1">
+          <w:hyperlink w:anchor="_Toc100051" w:history="1">
             <w:r>
               <w:rPr>
                 <w:rStyle w:val="Hyperlink"/>
               </w:rPr>
+              <w:t>思考与练习</w:t>
+            </w:r>
+            <w:r>
+              <w:tab/>
+            </w:r>
+            <w:r>
+              <w:fldChar w:fldCharType="begin"/>
+            </w:r>
+            <w:r>
+              <w:instrText xml:space="preserve"> PAGEREF _Toc100051 \h </w:instrText>
+            </w:r>
+            <w:r>
+              <w:fldChar w:fldCharType="separate"/>
+            </w:r>
+            <w:r>
+              <w:t>46</w:t>
+            </w:r>
+            <w:r>
+              <w:fldChar w:fldCharType="end"/>
+            </w:r>
+          </w:hyperlink>
+        </w:p>
+        <w:p>
+          <w:pPr>
+            <w:pStyle w:val="9"/>
+            <w:tabs>
+              <w:tab w:val="right" w:leader="dot" w:pos="9026"/>
+            </w:tabs>
+            <w:spacing w:before="120" w:after="60"/>
+          </w:pPr>
+          <w:hyperlink w:anchor="_Toc100052" w:history="1">
+            <w:r>
+              <w:rPr>
+                <w:rStyle w:val="Hyperlink"/>
+              </w:rPr>
+              <w:t>面试题精选（附参考答案）</w:t>
+            </w:r>
+            <w:r>
+              <w:tab/>
+            </w:r>
+            <w:r>
+              <w:fldChar w:fldCharType="begin"/>
+            </w:r>
+            <w:r>
+              <w:instrText xml:space="preserve"> PAGEREF _Toc100052 \h </w:instrText>
+            </w:r>
+            <w:r>
+              <w:fldChar w:fldCharType="separate"/>
+            </w:r>
+            <w:r>
+              <w:t>47</w:t>
+            </w:r>
+            <w:r>
+              <w:fldChar w:fldCharType="end"/>
+            </w:r>
+          </w:hyperlink>
+        </w:p>
+        <w:p>
+          <w:pPr>
+            <w:pStyle w:val="11"/>
+            <w:ind w:left="360"/>
+            <w:tabs>
+              <w:tab w:val="right" w:leader="dot" w:pos="9026"/>
+            </w:tabs>
+            <w:spacing w:before="120" w:after="60"/>
+          </w:pPr>
+          <w:hyperlink w:anchor="_Toc100053" w:history="1">
+            <w:r>
+              <w:rPr>
+                <w:rStyle w:val="Hyperlink"/>
+              </w:rPr>
+              <w:t>题1　向量数据库与传统关系型数据库的核心区别是什么？</w:t>
+            </w:r>
+            <w:r>
+              <w:tab/>
+            </w:r>
+            <w:r>
+              <w:fldChar w:fldCharType="begin"/>
+            </w:r>
+            <w:r>
+              <w:instrText xml:space="preserve"> PAGEREF _Toc100053 \h </w:instrText>
+            </w:r>
+            <w:r>
+              <w:fldChar w:fldCharType="separate"/>
+            </w:r>
+            <w:r>
+              <w:t>48</w:t>
+            </w:r>
+            <w:r>
+              <w:fldChar w:fldCharType="end"/>
+            </w:r>
+          </w:hyperlink>
+        </w:p>
+        <w:p>
+          <w:pPr>
+            <w:pStyle w:val="11"/>
+            <w:ind w:left="360"/>
+            <w:tabs>
+              <w:tab w:val="right" w:leader="dot" w:pos="9026"/>
+            </w:tabs>
+            <w:spacing w:before="120" w:after="60"/>
+          </w:pPr>
+          <w:hyperlink w:anchor="_Toc100054" w:history="1">
+            <w:r>
+              <w:rPr>
+                <w:rStyle w:val="Hyperlink"/>
+              </w:rPr>
+              <w:t>题2　向量数据库在 RAG 与 Agent 系统中分别扮演什么角色？</w:t>
+            </w:r>
+            <w:r>
+              <w:tab/>
+            </w:r>
+            <w:r>
+              <w:fldChar w:fldCharType="begin"/>
+            </w:r>
+            <w:r>
+              <w:instrText xml:space="preserve"> PAGEREF _Toc100054 \h </w:instrText>
+            </w:r>
+            <w:r>
+              <w:fldChar w:fldCharType="separate"/>
+            </w:r>
+            <w:r>
+              <w:t>48</w:t>
+            </w:r>
+            <w:r>
+              <w:fldChar w:fldCharType="end"/>
+            </w:r>
+          </w:hyperlink>
+        </w:p>
+        <w:p>
+          <w:pPr>
+            <w:pStyle w:val="11"/>
+            <w:ind w:left="360"/>
+            <w:tabs>
+              <w:tab w:val="right" w:leader="dot" w:pos="9026"/>
+            </w:tabs>
+            <w:spacing w:before="120" w:after="60"/>
+          </w:pPr>
+          <w:hyperlink w:anchor="_Toc100055" w:history="1">
+            <w:r>
+              <w:rPr>
+                <w:rStyle w:val="Hyperlink"/>
+              </w:rPr>
+              <w:t>题3　余弦、欧氏、内积三种度量的区别？归一化后有何变化？</w:t>
+            </w:r>
+            <w:r>
+              <w:tab/>
+            </w:r>
+            <w:r>
+              <w:fldChar w:fldCharType="begin"/>
+            </w:r>
+            <w:r>
+              <w:instrText xml:space="preserve"> PAGEREF _Toc100055 \h </w:instrText>
+            </w:r>
+            <w:r>
+              <w:fldChar w:fldCharType="separate"/>
+            </w:r>
+            <w:r>
+              <w:t>49</w:t>
+            </w:r>
+            <w:r>
+              <w:fldChar w:fldCharType="end"/>
+            </w:r>
+          </w:hyperlink>
+        </w:p>
+        <w:p>
+          <w:pPr>
+            <w:pStyle w:val="11"/>
+            <w:ind w:left="360"/>
+            <w:tabs>
+              <w:tab w:val="right" w:leader="dot" w:pos="9026"/>
+            </w:tabs>
+            <w:spacing w:before="120" w:after="60"/>
+          </w:pPr>
+          <w:hyperlink w:anchor="_Toc100056" w:history="1">
+            <w:r>
+              <w:rPr>
+                <w:rStyle w:val="Hyperlink"/>
+              </w:rPr>
+              <w:t>题4　选择 Embedding 模型要考虑什么？维度越高越好吗？</w:t>
+            </w:r>
+            <w:r>
+              <w:tab/>
+            </w:r>
+            <w:r>
+              <w:fldChar w:fldCharType="begin"/>
+            </w:r>
+            <w:r>
+              <w:instrText xml:space="preserve"> PAGEREF _Toc100056 \h </w:instrText>
+            </w:r>
+            <w:r>
+              <w:fldChar w:fldCharType="separate"/>
+            </w:r>
+            <w:r>
+              <w:t>49</w:t>
+            </w:r>
+            <w:r>
+              <w:fldChar w:fldCharType="end"/>
+            </w:r>
+          </w:hyperlink>
+        </w:p>
+        <w:p>
+          <w:pPr>
+            <w:pStyle w:val="11"/>
+            <w:ind w:left="360"/>
+            <w:tabs>
+              <w:tab w:val="right" w:leader="dot" w:pos="9026"/>
+            </w:tabs>
+            <w:spacing w:before="120" w:after="60"/>
+          </w:pPr>
+          <w:hyperlink w:anchor="_Toc100057" w:history="1">
+            <w:r>
+              <w:rPr>
+                <w:rStyle w:val="Hyperlink"/>
+              </w:rPr>
+              <w:t>题5　为什么需要 ANN 索引？HNSW 的分层原理与关键参数？</w:t>
+            </w:r>
+            <w:r>
+              <w:tab/>
+            </w:r>
+            <w:r>
+              <w:fldChar w:fldCharType="begin"/>
+            </w:r>
+            <w:r>
+              <w:instrText xml:space="preserve"> PAGEREF _Toc100057 \h </w:instrText>
+            </w:r>
+            <w:r>
+              <w:fldChar w:fldCharType="separate"/>
+            </w:r>
+            <w:r>
+              <w:t>50</w:t>
+            </w:r>
+            <w:r>
+              <w:fldChar w:fldCharType="end"/>
+            </w:r>
+          </w:hyperlink>
+        </w:p>
+        <w:p>
+          <w:pPr>
+            <w:pStyle w:val="11"/>
+            <w:ind w:left="360"/>
+            <w:tabs>
+              <w:tab w:val="right" w:leader="dot" w:pos="9026"/>
+            </w:tabs>
+            <w:spacing w:before="120" w:after="60"/>
+          </w:pPr>
+          <w:hyperlink w:anchor="_Toc100058" w:history="1">
+            <w:r>
+              <w:rPr>
+                <w:rStyle w:val="Hyperlink"/>
+              </w:rPr>
+              <w:t>题6　标量过滤有哪三种实现策略？如何依据过滤选择性选择？</w:t>
+            </w:r>
+            <w:r>
+              <w:tab/>
+            </w:r>
+            <w:r>
+              <w:fldChar w:fldCharType="begin"/>
+            </w:r>
+            <w:r>
+              <w:instrText xml:space="preserve"> PAGEREF _Toc100058 \h </w:instrText>
+            </w:r>
+            <w:r>
+              <w:fldChar w:fldCharType="separate"/>
+            </w:r>
+            <w:r>
+              <w:t>50</w:t>
+            </w:r>
+            <w:r>
+              <w:fldChar w:fldCharType="end"/>
+            </w:r>
+          </w:hyperlink>
+        </w:p>
+        <w:p>
+          <w:pPr>
+            <w:pStyle w:val="11"/>
+            <w:ind w:left="360"/>
+            <w:tabs>
+              <w:tab w:val="right" w:leader="dot" w:pos="9026"/>
+            </w:tabs>
+            <w:spacing w:before="120" w:after="60"/>
+          </w:pPr>
+          <w:hyperlink w:anchor="_Toc100059" w:history="1">
+            <w:r>
+              <w:rPr>
+                <w:rStyle w:val="Hyperlink"/>
+              </w:rPr>
+              <w:t>题7　为什么生产系统几乎都用混合搜索？RRF 如何融合两路结果？</w:t>
+            </w:r>
+            <w:r>
+              <w:tab/>
+            </w:r>
+            <w:r>
+              <w:fldChar w:fldCharType="begin"/>
+            </w:r>
+            <w:r>
+              <w:instrText xml:space="preserve"> PAGEREF _Toc100059 \h </w:instrText>
+            </w:r>
+            <w:r>
+              <w:fldChar w:fldCharType="separate"/>
+            </w:r>
+            <w:r>
+              <w:t>51</w:t>
+            </w:r>
+            <w:r>
+              <w:fldChar w:fldCharType="end"/>
+            </w:r>
+          </w:hyperlink>
+        </w:p>
+        <w:p>
+          <w:pPr>
+            <w:pStyle w:val="11"/>
+            <w:ind w:left="360"/>
+            <w:tabs>
+              <w:tab w:val="right" w:leader="dot" w:pos="9026"/>
+            </w:tabs>
+            <w:spacing w:before="120" w:after="60"/>
+          </w:pPr>
+          <w:hyperlink w:anchor="_Toc100060" w:history="1">
+            <w:r>
+              <w:rPr>
+                <w:rStyle w:val="Hyperlink"/>
+              </w:rPr>
+              <w:t>题8　什么是学习式稀疏向量（如 SPLADE）？它补齐了什么？</w:t>
+            </w:r>
+            <w:r>
+              <w:tab/>
+            </w:r>
+            <w:r>
+              <w:fldChar w:fldCharType="begin"/>
+            </w:r>
+            <w:r>
+              <w:instrText xml:space="preserve"> PAGEREF _Toc100060 \h </w:instrText>
+            </w:r>
+            <w:r>
+              <w:fldChar w:fldCharType="separate"/>
+            </w:r>
+            <w:r>
+              <w:t>51</w:t>
+            </w:r>
+            <w:r>
+              <w:fldChar w:fldCharType="end"/>
+            </w:r>
+          </w:hyperlink>
+        </w:p>
+        <w:p>
+          <w:pPr>
+            <w:pStyle w:val="11"/>
+            <w:ind w:left="360"/>
+            <w:tabs>
+              <w:tab w:val="right" w:leader="dot" w:pos="9026"/>
+            </w:tabs>
+            <w:spacing w:before="120" w:after="60"/>
+          </w:pPr>
+          <w:hyperlink w:anchor="_Toc100061" w:history="1">
+            <w:r>
+              <w:rPr>
+                <w:rStyle w:val="Hyperlink"/>
+              </w:rPr>
+              <w:t>题9　主流向量数据库如何选型？请描述五步决策树。</w:t>
+            </w:r>
+            <w:r>
+              <w:tab/>
+            </w:r>
+            <w:r>
+              <w:fldChar w:fldCharType="begin"/>
+            </w:r>
+            <w:r>
+              <w:instrText xml:space="preserve"> PAGEREF _Toc100061 \h </w:instrText>
+            </w:r>
+            <w:r>
+              <w:fldChar w:fldCharType="separate"/>
+            </w:r>
+            <w:r>
+              <w:t>51</w:t>
+            </w:r>
+            <w:r>
+              <w:fldChar w:fldCharType="end"/>
+            </w:r>
+          </w:hyperlink>
+        </w:p>
+        <w:p>
+          <w:pPr>
+            <w:pStyle w:val="11"/>
+            <w:ind w:left="360"/>
+            <w:tabs>
+              <w:tab w:val="right" w:leader="dot" w:pos="9026"/>
+            </w:tabs>
+            <w:spacing w:before="120" w:after="60"/>
+          </w:pPr>
+          <w:hyperlink w:anchor="_Toc100062" w:history="1">
+            <w:r>
+              <w:rPr>
+                <w:rStyle w:val="Hyperlink"/>
+              </w:rPr>
+              <w:t>题10　为什么生产 RAG 不能只用向量库？ES 与 Redis 如何协同？</w:t>
+            </w:r>
+            <w:r>
+              <w:tab/>
+            </w:r>
+            <w:r>
+              <w:fldChar w:fldCharType="begin"/>
+            </w:r>
+            <w:r>
+              <w:instrText xml:space="preserve"> PAGEREF _Toc100062 \h </w:instrText>
+            </w:r>
+            <w:r>
+              <w:fldChar w:fldCharType="separate"/>
+            </w:r>
+            <w:r>
+              <w:t>52</w:t>
+            </w:r>
+            <w:r>
+              <w:fldChar w:fldCharType="end"/>
+            </w:r>
+          </w:hyperlink>
+        </w:p>
+        <w:p>
+          <w:pPr>
+            <w:pStyle w:val="9"/>
+            <w:tabs>
+              <w:tab w:val="right" w:leader="dot" w:pos="9026"/>
+            </w:tabs>
+            <w:spacing w:before="120" w:after="60"/>
+          </w:pPr>
+          <w:hyperlink w:anchor="_Toc100063" w:history="1">
+            <w:r>
+              <w:rPr>
+                <w:rStyle w:val="Hyperlink"/>
+              </w:rPr>
               <w:t>下一卷预告</w:t>
             </w:r>
             <w:r>
@@ -2323,13 +2825,13 @@
               <w:fldChar w:fldCharType="begin"/>
             </w:r>
             <w:r>
-              <w:instrText xml:space="preserve"> PAGEREF _Toc100049 \h </w:instrText>
+              <w:instrText xml:space="preserve"> PAGEREF _Toc100063 \h </w:instrText>
             </w:r>
             <w:r>
               <w:fldChar w:fldCharType="separate"/>
             </w:r>
             <w:r>
-              <w:t>45</w:t>
+              <w:t>53</w:t>
             </w:r>
             <w:r>
               <w:fldChar w:fldCharType="end"/>
@@ -16739,123 +17241,466 @@
           <w:sz w:val="32"/>
           <w:szCs w:val="32"/>
         </w:rPr>
-        <w:t xml:space="preserve">思考与练习</w:t>
+        <w:t xml:space="preserve">本卷实战实验室</w:t>
       </w:r>
       <w:bookmarkEnd w:id="100048"/>
     </w:p>
     <w:p>
       <w:pPr>
-        <w:pStyle w:val="ListParagraph"/>
-        <w:numPr>
-          <w:ilvl w:val="0"/>
-          <w:numId w:val="2"/>
-        </w:numPr>
-        <w:spacing w:line="312"/>
-      </w:pPr>
-      <w:r>
-        <w:rPr>
-          <w:rFonts w:ascii="Calibri" w:eastAsia="Microsoft YaHei"/>
-          <w:color w:val="1A2B33"/>
-          <w:sz w:val="24"/>
-          <w:szCs w:val="24"/>
-        </w:rPr>
-        <w:t xml:space="preserve">用 v08 末尾的最小 RAG 系统替换其“内存列表”为一个真实向量库（pgvector 或 Chroma 任选），在 1000 条中文文档片段上对比两者的延迟与召回率。写一段实验报告，说明在你这个数据规模下哪个选择更合适。</w:t>
-      </w:r>
-    </w:p>
-    <w:p>
-      <w:pPr>
-        <w:pStyle w:val="ListParagraph"/>
-        <w:numPr>
-          <w:ilvl w:val="0"/>
-          <w:numId w:val="2"/>
-        </w:numPr>
-        <w:spacing w:line="312"/>
-      </w:pPr>
-      <w:r>
-        <w:rPr>
-          <w:rFonts w:ascii="Calibri" w:eastAsia="Microsoft YaHei"/>
-          <w:color w:val="1A2B33"/>
-          <w:sz w:val="24"/>
-          <w:szCs w:val="24"/>
-        </w:rPr>
-        <w:t xml:space="preserve">手工计算 HNSW 三参数对内存的影响：假设 1 亿条 768 维 float32 向量，分别估算 M 等于 16、32、64 时的索引内存（提示：每条向量除了原始数据还要存 M 个连接，平均 4 字节每连接）。把估算结果与实际部署的统计对比，验证你的估算误差。</w:t>
-      </w:r>
-    </w:p>
-    <w:p>
-      <w:pPr>
-        <w:pStyle w:val="ListParagraph"/>
-        <w:numPr>
-          <w:ilvl w:val="0"/>
-          <w:numId w:val="2"/>
-        </w:numPr>
-        <w:spacing w:line="312"/>
-      </w:pPr>
-      <w:r>
-        <w:rPr>
-          <w:rFonts w:ascii="Calibri" w:eastAsia="Microsoft YaHei"/>
-          <w:color w:val="1A2B33"/>
-          <w:sz w:val="24"/>
-          <w:szCs w:val="24"/>
-        </w:rPr>
-        <w:t xml:space="preserve">解释 RRF 公式 score(d) = Σ 1/(k+rank_r(d)) 的工程直觉。如果 k 取值过大（如 10000）或过小（如 1）会出现什么情况？请用 4.7 节的代码分别实验并给出你的结论。</w:t>
-      </w:r>
-    </w:p>
-    <w:p>
-      <w:pPr>
-        <w:pStyle w:val="ListParagraph"/>
-        <w:numPr>
-          <w:ilvl w:val="0"/>
-          <w:numId w:val="2"/>
-        </w:numPr>
-        <w:spacing w:line="312"/>
-      </w:pPr>
-      <w:r>
-        <w:rPr>
-          <w:rFonts w:ascii="Calibri" w:eastAsia="Microsoft YaHei"/>
-          <w:color w:val="1A2B33"/>
-          <w:sz w:val="24"/>
-          <w:szCs w:val="24"/>
-        </w:rPr>
-        <w:t xml:space="preserve">设计一个混合搜索评测集：选一个真实业务领域（产品文档、客服 FAQ、技术博客任选其一），构造 20 条覆盖不同查询模式（精确型号、口语化概念、长尾问题）的查询，用 5.1 节决策树选出你推荐的向量库与 alpha 起点，记录实验过程与结论。</w:t>
-      </w:r>
-    </w:p>
-    <w:p>
-      <w:pPr>
-        <w:pStyle w:val="ListParagraph"/>
-        <w:numPr>
-          <w:ilvl w:val="0"/>
-          <w:numId w:val="2"/>
-        </w:numPr>
-        <w:spacing w:line="312"/>
-      </w:pPr>
-      <w:r>
-        <w:rPr>
-          <w:rFonts w:ascii="Calibri" w:eastAsia="Microsoft YaHei"/>
-          <w:color w:val="1A2B33"/>
-          <w:sz w:val="24"/>
-          <w:szCs w:val="24"/>
-        </w:rPr>
-        <w:t xml:space="preserve">综合思考：有人说“既然长上下文模型已经能塞进百万 token，向量数据库终将被淘汰”。请结合卷08 的 Lost in the Middle 现象、本卷的内存成本估算与混合搜索的不可替代性，写三百字左右的反驳或修正意见，并指出在什么条件下“直接塞长上下文”确实是更优选择。</w:t>
-      </w:r>
-    </w:p>
-    <w:p>
-      <w:pPr>
-        <w:pStyle w:val="ListParagraph"/>
-        <w:numPr>
-          <w:ilvl w:val="0"/>
-          <w:numId w:val="2"/>
-        </w:numPr>
-        <w:spacing w:line="312"/>
-      </w:pPr>
-      <w:r>
-        <w:rPr>
-          <w:rFonts w:ascii="Calibri" w:eastAsia="Microsoft YaHei"/>
-          <w:color w:val="1A2B33"/>
-          <w:sz w:val="24"/>
-          <w:szCs w:val="24"/>
-        </w:rPr>
-        <w:t xml:space="preserve">用 4.3 节的手算框架，为你自己的 3 到 5 篇文档语料手工计算一次 BM25 得分：先统计各词的 df 与平均文档长度，再分别用（k1=1.2, b=0.75）与（k1=2.0, b=0.3）两组参数各算一遍，观察文档排名是否变化，并指出变化来自公式中的哪个「零件」。</w:t>
-      </w:r>
+        <w:spacing w:line="312"/>
+        <w:ind w:firstLine="480"/>
+        <w:jc w:val="both"/>
+      </w:pPr>
+      <w:r>
+        <w:rPr>
+          <w:rFonts w:ascii="Calibri" w:eastAsia="Microsoft YaHei"/>
+          <w:color w:val="1A2B33"/>
+          <w:sz w:val="24"/>
+          <w:szCs w:val="24"/>
+        </w:rPr>
+        <w:t xml:space="preserve">本卷实验：亲手建一个向量库，并亲手调一次 HNSW 的旋钮。总耗时约 60 分钟；用 qdrant-client 内存模式，无需安装任何服务。</w:t>
+      </w:r>
+    </w:p>
+    <w:p>
+      <w:pPr>
+        <w:pStyle w:val="Heading2"/>
+        <w:keepNext/>
+        <w:spacing w:after="140" w:before="280" w:line="360" w:lineRule="atLeast"/>
+      </w:pPr>
+      <w:bookmarkStart w:id="100049" w:name="_Toc100049"/>
+      <w:r>
+        <w:rPr>
+          <w:rFonts w:ascii="Calibri" w:eastAsia="SimHei"/>
+          <w:b/>
+          <w:bCs/>
+          <w:color w:val="1B4A5C"/>
+          <w:sz w:val="28"/>
+          <w:szCs w:val="28"/>
+        </w:rPr>
+        <w:t xml:space="preserve">实验 1：Qdrant 内存模式建库与检索（30 分钟）</w:t>
+      </w:r>
+      <w:bookmarkEnd w:id="100049"/>
+    </w:p>
+    <w:p>
+      <w:pPr>
+        <w:pBdr>
+          <w:left w:val="single" w:color="8FA6AD" w:sz="10" w:space="8"/>
+        </w:pBdr>
+        <w:shd w:fill="F4F6F7" w:val="clear"/>
+        <w:spacing w:after="0" w:before="0" w:line="276" w:lineRule="atLeast"/>
+        <w:ind w:left="240"/>
+        <w:jc w:val="left"/>
+      </w:pPr>
+      <w:r>
+        <w:rPr>
+          <w:rFonts w:ascii="Courier New" w:cs="Courier New" w:eastAsia="Microsoft YaHei" w:hAnsi="Courier New"/>
+          <w:color w:val="24343C"/>
+          <w:sz w:val="18"/>
+          <w:szCs w:val="18"/>
+        </w:rPr>
+        <w:t xml:space="preserve"># pip install qdrant-client sentence-transformers</w:t>
+      </w:r>
+    </w:p>
+    <w:p>
+      <w:pPr>
+        <w:pBdr>
+          <w:left w:val="single" w:color="8FA6AD" w:sz="10" w:space="8"/>
+        </w:pBdr>
+        <w:shd w:fill="F4F6F7" w:val="clear"/>
+        <w:spacing w:after="0" w:before="0" w:line="276" w:lineRule="atLeast"/>
+        <w:ind w:left="240"/>
+        <w:jc w:val="left"/>
+      </w:pPr>
+      <w:r>
+        <w:rPr>
+          <w:rFonts w:ascii="Courier New" w:cs="Courier New" w:eastAsia="Microsoft YaHei" w:hAnsi="Courier New"/>
+          <w:color w:val="24343C"/>
+          <w:sz w:val="18"/>
+          <w:szCs w:val="18"/>
+        </w:rPr>
+        <w:t xml:space="preserve">from qdrant_client import QdrantClient</w:t>
+      </w:r>
+    </w:p>
+    <w:p>
+      <w:pPr>
+        <w:pBdr>
+          <w:left w:val="single" w:color="8FA6AD" w:sz="10" w:space="8"/>
+        </w:pBdr>
+        <w:shd w:fill="F4F6F7" w:val="clear"/>
+        <w:spacing w:after="0" w:before="0" w:line="276" w:lineRule="atLeast"/>
+        <w:ind w:left="240"/>
+        <w:jc w:val="left"/>
+      </w:pPr>
+      <w:r>
+        <w:rPr>
+          <w:rFonts w:ascii="Courier New" w:cs="Courier New" w:eastAsia="Microsoft YaHei" w:hAnsi="Courier New"/>
+          <w:color w:val="24343C"/>
+          <w:sz w:val="18"/>
+          <w:szCs w:val="18"/>
+        </w:rPr>
+        <w:t xml:space="preserve">from qdrant_client.models import Distance, VectorParams, PointStruct</w:t>
+      </w:r>
+    </w:p>
+    <w:p>
+      <w:pPr>
+        <w:pBdr>
+          <w:left w:val="single" w:color="8FA6AD" w:sz="10" w:space="8"/>
+        </w:pBdr>
+        <w:shd w:fill="F4F6F7" w:val="clear"/>
+        <w:spacing w:after="0" w:before="0" w:line="276" w:lineRule="atLeast"/>
+        <w:ind w:left="240"/>
+        <w:jc w:val="left"/>
+      </w:pPr>
+      <w:r>
+        <w:rPr>
+          <w:rFonts w:ascii="Courier New" w:cs="Courier New" w:eastAsia="Microsoft YaHei" w:hAnsi="Courier New"/>
+          <w:color w:val="24343C"/>
+          <w:sz w:val="18"/>
+          <w:szCs w:val="18"/>
+        </w:rPr>
+        <w:t xml:space="preserve">from sentence_transformers import SentenceTransformer</w:t>
+      </w:r>
+    </w:p>
+    <w:p>
+      <w:pPr>
+        <w:pBdr>
+          <w:left w:val="single" w:color="8FA6AD" w:sz="10" w:space="8"/>
+        </w:pBdr>
+        <w:shd w:fill="F4F6F7" w:val="clear"/>
+        <w:spacing w:after="0" w:before="0" w:line="276" w:lineRule="atLeast"/>
+        <w:ind w:left="240"/>
+        <w:jc w:val="left"/>
+      </w:pPr>
+      <w:r>
+        <w:rPr>
+          <w:rFonts w:ascii="Courier New" w:cs="Courier New" w:eastAsia="Microsoft YaHei" w:hAnsi="Courier New"/>
+          <w:color w:val="24343C"/>
+          <w:sz w:val="18"/>
+          <w:szCs w:val="18"/>
+        </w:rPr>
+        <w:t xml:space="preserve">mdl = SentenceTransformer("paraphrase-multilingual-MiniLM-L12-v2")</w:t>
+      </w:r>
+    </w:p>
+    <w:p>
+      <w:pPr>
+        <w:pBdr>
+          <w:left w:val="single" w:color="8FA6AD" w:sz="10" w:space="8"/>
+        </w:pBdr>
+        <w:shd w:fill="F4F6F7" w:val="clear"/>
+        <w:spacing w:after="0" w:before="0" w:line="276" w:lineRule="atLeast"/>
+        <w:ind w:left="240"/>
+        <w:jc w:val="left"/>
+      </w:pPr>
+      <w:r>
+        <w:rPr>
+          <w:rFonts w:ascii="Courier New" w:cs="Courier New" w:eastAsia="Microsoft YaHei" w:hAnsi="Courier New"/>
+          <w:color w:val="24343C"/>
+          <w:sz w:val="18"/>
+          <w:szCs w:val="18"/>
+        </w:rPr>
+        <w:t xml:space="preserve">client = QdrantClient(":memory:")                 # 零部署</w:t>
+      </w:r>
+    </w:p>
+    <w:p>
+      <w:pPr>
+        <w:pBdr>
+          <w:left w:val="single" w:color="8FA6AD" w:sz="10" w:space="8"/>
+        </w:pBdr>
+        <w:shd w:fill="F4F6F7" w:val="clear"/>
+        <w:spacing w:after="0" w:before="0" w:line="276" w:lineRule="atLeast"/>
+        <w:ind w:left="240"/>
+        <w:jc w:val="left"/>
+      </w:pPr>
+      <w:r>
+        <w:rPr>
+          <w:rFonts w:ascii="Courier New" w:cs="Courier New" w:eastAsia="Microsoft YaHei" w:hAnsi="Courier New"/>
+          <w:color w:val="24343C"/>
+          <w:sz w:val="18"/>
+          <w:szCs w:val="18"/>
+        </w:rPr>
+        <w:t xml:space="preserve">client.create_collection("docs",</w:t>
+      </w:r>
+    </w:p>
+    <w:p>
+      <w:pPr>
+        <w:pBdr>
+          <w:left w:val="single" w:color="8FA6AD" w:sz="10" w:space="8"/>
+        </w:pBdr>
+        <w:shd w:fill="F4F6F7" w:val="clear"/>
+        <w:spacing w:after="0" w:before="0" w:line="276" w:lineRule="atLeast"/>
+        <w:ind w:left="240"/>
+        <w:jc w:val="left"/>
+      </w:pPr>
+      <w:r>
+        <w:rPr>
+          <w:rFonts w:ascii="Courier New" w:cs="Courier New" w:eastAsia="Microsoft YaHei" w:hAnsi="Courier New"/>
+          <w:color w:val="24343C"/>
+          <w:sz w:val="18"/>
+          <w:szCs w:val="18"/>
+        </w:rPr>
+        <w:t xml:space="preserve">    vectors_config=VectorParams(size=384, distance=Distance.COSINE))</w:t>
+      </w:r>
+    </w:p>
+    <w:p>
+      <w:pPr>
+        <w:pBdr>
+          <w:left w:val="single" w:color="8FA6AD" w:sz="10" w:space="8"/>
+        </w:pBdr>
+        <w:shd w:fill="F4F6F7" w:val="clear"/>
+        <w:spacing w:after="0" w:before="0" w:line="276" w:lineRule="atLeast"/>
+        <w:ind w:left="240"/>
+        <w:jc w:val="left"/>
+      </w:pPr>
+      <w:r>
+        <w:rPr>
+          <w:rFonts w:ascii="Courier New" w:cs="Courier New" w:eastAsia="Microsoft YaHei" w:hAnsi="Courier New"/>
+          <w:color w:val="24343C"/>
+          <w:sz w:val="18"/>
+          <w:szCs w:val="18"/>
+        </w:rPr>
+        <w:t xml:space="preserve">docs = ["退款政策是七天内可退", "账户注销不可恢复", "发货后可修改地址"]</w:t>
+      </w:r>
+    </w:p>
+    <w:p>
+      <w:pPr>
+        <w:pBdr>
+          <w:left w:val="single" w:color="8FA6AD" w:sz="10" w:space="8"/>
+        </w:pBdr>
+        <w:shd w:fill="F4F6F7" w:val="clear"/>
+        <w:spacing w:after="0" w:before="0" w:line="276" w:lineRule="atLeast"/>
+        <w:ind w:left="240"/>
+        <w:jc w:val="left"/>
+      </w:pPr>
+      <w:r>
+        <w:rPr>
+          <w:rFonts w:ascii="Courier New" w:cs="Courier New" w:eastAsia="Microsoft YaHei" w:hAnsi="Courier New"/>
+          <w:color w:val="24343C"/>
+          <w:sz w:val="18"/>
+          <w:szCs w:val="18"/>
+        </w:rPr>
+        <w:t xml:space="preserve">client.upsert("docs", [PointStruct(id=i, vector=mdl.encode(d).tolist(),</w:t>
+      </w:r>
+    </w:p>
+    <w:p>
+      <w:pPr>
+        <w:pBdr>
+          <w:left w:val="single" w:color="8FA6AD" w:sz="10" w:space="8"/>
+        </w:pBdr>
+        <w:shd w:fill="F4F6F7" w:val="clear"/>
+        <w:spacing w:after="0" w:before="0" w:line="276" w:lineRule="atLeast"/>
+        <w:ind w:left="240"/>
+        <w:jc w:val="left"/>
+      </w:pPr>
+      <w:r>
+        <w:rPr>
+          <w:rFonts w:ascii="Courier New" w:cs="Courier New" w:eastAsia="Microsoft YaHei" w:hAnsi="Courier New"/>
+          <w:color w:val="24343C"/>
+          <w:sz w:val="18"/>
+          <w:szCs w:val="18"/>
+        </w:rPr>
+        <w:t xml:space="preserve">                                    payload={"text": d})</w:t>
+      </w:r>
+    </w:p>
+    <w:p>
+      <w:pPr>
+        <w:pBdr>
+          <w:left w:val="single" w:color="8FA6AD" w:sz="10" w:space="8"/>
+        </w:pBdr>
+        <w:shd w:fill="F4F6F7" w:val="clear"/>
+        <w:spacing w:after="0" w:before="0" w:line="276" w:lineRule="atLeast"/>
+        <w:ind w:left="240"/>
+        <w:jc w:val="left"/>
+      </w:pPr>
+      <w:r>
+        <w:rPr>
+          <w:rFonts w:ascii="Courier New" w:cs="Courier New" w:eastAsia="Microsoft YaHei" w:hAnsi="Courier New"/>
+          <w:color w:val="24343C"/>
+          <w:sz w:val="18"/>
+          <w:szCs w:val="18"/>
+        </w:rPr>
+        <w:t xml:space="preserve">                       for i, d in enumerate(docs)])</w:t>
+      </w:r>
+    </w:p>
+    <w:p>
+      <w:pPr>
+        <w:pBdr>
+          <w:left w:val="single" w:color="8FA6AD" w:sz="10" w:space="8"/>
+        </w:pBdr>
+        <w:shd w:fill="F4F6F7" w:val="clear"/>
+        <w:spacing w:after="0" w:before="0" w:line="276" w:lineRule="atLeast"/>
+        <w:ind w:left="240"/>
+        <w:jc w:val="left"/>
+      </w:pPr>
+      <w:r>
+        <w:rPr>
+          <w:rFonts w:ascii="Courier New" w:cs="Courier New" w:eastAsia="Microsoft YaHei" w:hAnsi="Courier New"/>
+          <w:color w:val="24343C"/>
+          <w:sz w:val="18"/>
+          <w:szCs w:val="18"/>
+        </w:rPr>
+        <w:t xml:space="preserve">q = mdl.encode("怎么把钱退回来")</w:t>
+      </w:r>
+    </w:p>
+    <w:p>
+      <w:pPr>
+        <w:pBdr>
+          <w:left w:val="single" w:color="8FA6AD" w:sz="10" w:space="8"/>
+        </w:pBdr>
+        <w:shd w:fill="F4F6F7" w:val="clear"/>
+        <w:spacing w:after="0" w:before="0" w:line="276" w:lineRule="atLeast"/>
+        <w:ind w:left="240"/>
+        <w:jc w:val="left"/>
+      </w:pPr>
+      <w:r>
+        <w:rPr>
+          <w:rFonts w:ascii="Courier New" w:cs="Courier New" w:eastAsia="Microsoft YaHei" w:hAnsi="Courier New"/>
+          <w:color w:val="24343C"/>
+          <w:sz w:val="18"/>
+          <w:szCs w:val="18"/>
+        </w:rPr>
+        <w:t xml:space="preserve">for h in client.search("docs", q, limit=2):</w:t>
+      </w:r>
+    </w:p>
+    <w:p>
+      <w:pPr>
+        <w:pBdr>
+          <w:left w:val="single" w:color="8FA6AD" w:sz="10" w:space="8"/>
+        </w:pBdr>
+        <w:shd w:fill="F4F6F7" w:val="clear"/>
+        <w:spacing w:after="0" w:before="0" w:line="276" w:lineRule="atLeast"/>
+        <w:ind w:left="240"/>
+        <w:jc w:val="left"/>
+      </w:pPr>
+      <w:r>
+        <w:rPr>
+          <w:rFonts w:ascii="Courier New" w:cs="Courier New" w:eastAsia="Microsoft YaHei" w:hAnsi="Courier New"/>
+          <w:color w:val="24343C"/>
+          <w:sz w:val="18"/>
+          <w:szCs w:val="18"/>
+        </w:rPr>
+        <w:t xml:space="preserve">    print(round(h.score, 3), h.payload["text"])</w:t>
+      </w:r>
+    </w:p>
+    <w:p>
+      <w:pPr>
+        <w:spacing w:line="312"/>
+        <w:ind w:firstLine="480"/>
+        <w:jc w:val="both"/>
+      </w:pPr>
+      <w:r>
+        <w:rPr>
+          <w:rFonts w:ascii="Calibri" w:eastAsia="Microsoft YaHei"/>
+          <w:color w:val="1A2B33"/>
+          <w:sz w:val="24"/>
+          <w:szCs w:val="24"/>
+        </w:rPr>
+        <w:t xml:space="preserve">验收标准："怎么把钱退回来"命中"退款政策"——语义检索的直观体验；再把查询换成"发票"，观察分数变化并解释。</w:t>
+      </w:r>
+    </w:p>
+    <w:p>
+      <w:pPr>
+        <w:pStyle w:val="Heading2"/>
+        <w:keepNext/>
+        <w:spacing w:after="140" w:before="280" w:line="360" w:lineRule="atLeast"/>
+      </w:pPr>
+      <w:bookmarkStart w:id="100050" w:name="_Toc100050"/>
+      <w:r>
+        <w:rPr>
+          <w:rFonts w:ascii="Calibri" w:eastAsia="SimHei"/>
+          <w:b/>
+          <w:bCs/>
+          <w:color w:val="1B4A5C"/>
+          <w:sz w:val="28"/>
+          <w:szCs w:val="28"/>
+        </w:rPr>
+        <w:t xml:space="preserve">实验 2：HNSW 旋钮 ef 的召回-延迟实验（30 分钟）</w:t>
+      </w:r>
+      <w:bookmarkEnd w:id="100050"/>
+    </w:p>
+    <w:p>
+      <w:pPr>
+        <w:spacing w:line="312"/>
+        <w:ind w:firstLine="480"/>
+        <w:jc w:val="both"/>
+      </w:pPr>
+      <w:r>
+        <w:rPr>
+          <w:rFonts w:ascii="Calibri" w:eastAsia="Microsoft YaHei"/>
+          <w:color w:val="1A2B33"/>
+          <w:sz w:val="24"/>
+          <w:szCs w:val="24"/>
+        </w:rPr>
+        <w:t xml:space="preserve">插入 5000 条向量后，把查询参数 hnsw_ef 从 8 调到 128（五档），各测 20 次查询的平均延迟，并与精确搜索（exact=True）对比召回率。验收标准：画出一条"延迟-召回率"曲线，复现 §2.2 的结论——ef 越大召回越高但越慢，拐点取决于你的数据。</w:t>
+      </w:r>
+    </w:p>
+    <w:tbl>
+      <w:tblPr>
+        <w:tblW w:type="dxa" w:w="8788"/>
+        <w:tblBorders>
+          <w:top w:val="single" w:color="C8DDE2" w:sz="4"/>
+          <w:left w:val="single" w:color="1B6B7A" w:sz="32"/>
+          <w:bottom w:val="single" w:color="C8DDE2" w:sz="4"/>
+          <w:right w:val="single" w:color="C8DDE2" w:sz="4"/>
+          <w:insideH w:val="none" w:color="FFFFFF" w:sz="0"/>
+          <w:insideV w:val="none" w:color="FFFFFF" w:sz="0"/>
+        </w:tblBorders>
+        <w:tblLayout w:type="fixed"/>
+      </w:tblPr>
+      <w:tblGrid>
+        <w:gridCol w:w="8788"/>
+      </w:tblGrid>
+      <w:tr>
+        <w:trPr>
+          <w:cantSplit/>
+        </w:trPr>
+        <w:tc>
+          <w:tcPr>
+            <w:shd w:fill="EEF5F7" w:val="clear"/>
+            <w:tcMar>
+              <w:top w:type="dxa" w:w="160"/>
+              <w:left w:type="dxa" w:w="240"/>
+              <w:bottom w:type="dxa" w:w="160"/>
+              <w:right w:type="dxa" w:w="200"/>
+            </w:tcMar>
+          </w:tcPr>
+          <w:p>
+            <w:pPr>
+              <w:spacing w:after="80" w:line="312"/>
+            </w:pPr>
+            <w:r>
+              <w:rPr>
+                <w:rFonts w:ascii="Calibri" w:eastAsia="SimHei"/>
+                <w:b/>
+                <w:bCs/>
+                <w:color w:val="1B6B7A"/>
+                <w:sz w:val="22"/>
+                <w:szCs w:val="22"/>
+              </w:rPr>
+              <w:t xml:space="preserve">◆ 常见翻车</w:t>
+            </w:r>
+          </w:p>
+          <w:p>
+            <w:pPr>
+              <w:spacing w:line="312"/>
+              <w:jc w:val="both"/>
+            </w:pPr>
+            <w:r>
+              <w:rPr>
+                <w:rFonts w:ascii="Calibri" w:eastAsia="Microsoft YaHei"/>
+                <w:color w:val="1A2B33"/>
+                <w:sz w:val="22"/>
+                <w:szCs w:val="22"/>
+              </w:rPr>
+              <w:t xml:space="preserve">内存模式的 HNSW 行为与生产一致，但延迟绝对值不可比（无网络开销）；随机向量的语义分布是均匀的，真实语料会让曲线更陡——这正是"用真实查询评估"的原因。</w:t>
+            </w:r>
+          </w:p>
+        </w:tc>
+      </w:tr>
+    </w:tbl>
+    <w:p>
+      <w:pPr>
+        <w:spacing w:after="100"/>
+      </w:pPr>
     </w:p>
     <w:p>
       <w:pPr>
@@ -16863,7 +17708,7 @@
         <w:keepNext/>
         <w:spacing w:after="200" w:before="360" w:line="400" w:lineRule="atLeast"/>
       </w:pPr>
-      <w:bookmarkStart w:id="100049" w:name="_Toc100049"/>
+      <w:bookmarkStart w:id="100051" w:name="_Toc100051"/>
       <w:r>
         <w:rPr>
           <w:rFonts w:ascii="Calibri" w:eastAsia="SimHei"/>
@@ -16873,9 +17718,1014 @@
           <w:sz w:val="32"/>
           <w:szCs w:val="32"/>
         </w:rPr>
+        <w:t xml:space="preserve">思考与练习</w:t>
+      </w:r>
+      <w:bookmarkEnd w:id="100051"/>
+    </w:p>
+    <w:p>
+      <w:pPr>
+        <w:pStyle w:val="ListParagraph"/>
+        <w:numPr>
+          <w:ilvl w:val="0"/>
+          <w:numId w:val="2"/>
+        </w:numPr>
+        <w:spacing w:line="312"/>
+      </w:pPr>
+      <w:r>
+        <w:rPr>
+          <w:rFonts w:ascii="Calibri" w:eastAsia="Microsoft YaHei"/>
+          <w:color w:val="1A2B33"/>
+          <w:sz w:val="24"/>
+          <w:szCs w:val="24"/>
+        </w:rPr>
+        <w:t xml:space="preserve">用 v08 末尾的最小 RAG 系统替换其“内存列表”为一个真实向量库（pgvector 或 Chroma 任选），在 1000 条中文文档片段上对比两者的延迟与召回率。写一段实验报告，说明在你这个数据规模下哪个选择更合适。</w:t>
+      </w:r>
+    </w:p>
+    <w:p>
+      <w:pPr>
+        <w:pStyle w:val="ListParagraph"/>
+        <w:numPr>
+          <w:ilvl w:val="0"/>
+          <w:numId w:val="2"/>
+        </w:numPr>
+        <w:spacing w:line="312"/>
+      </w:pPr>
+      <w:r>
+        <w:rPr>
+          <w:rFonts w:ascii="Calibri" w:eastAsia="Microsoft YaHei"/>
+          <w:color w:val="1A2B33"/>
+          <w:sz w:val="24"/>
+          <w:szCs w:val="24"/>
+        </w:rPr>
+        <w:t xml:space="preserve">手工计算 HNSW 三参数对内存的影响：假设 1 亿条 768 维 float32 向量，分别估算 M 等于 16、32、64 时的索引内存（提示：每条向量除了原始数据还要存 M 个连接，平均 4 字节每连接）。把估算结果与实际部署的统计对比，验证你的估算误差。</w:t>
+      </w:r>
+    </w:p>
+    <w:p>
+      <w:pPr>
+        <w:pStyle w:val="ListParagraph"/>
+        <w:numPr>
+          <w:ilvl w:val="0"/>
+          <w:numId w:val="2"/>
+        </w:numPr>
+        <w:spacing w:line="312"/>
+      </w:pPr>
+      <w:r>
+        <w:rPr>
+          <w:rFonts w:ascii="Calibri" w:eastAsia="Microsoft YaHei"/>
+          <w:color w:val="1A2B33"/>
+          <w:sz w:val="24"/>
+          <w:szCs w:val="24"/>
+        </w:rPr>
+        <w:t xml:space="preserve">解释 RRF 公式 score(d) = Σ 1/(k+rank_r(d)) 的工程直觉。如果 k 取值过大（如 10000）或过小（如 1）会出现什么情况？请用 4.7 节的代码分别实验并给出你的结论。</w:t>
+      </w:r>
+    </w:p>
+    <w:p>
+      <w:pPr>
+        <w:pStyle w:val="ListParagraph"/>
+        <w:numPr>
+          <w:ilvl w:val="0"/>
+          <w:numId w:val="2"/>
+        </w:numPr>
+        <w:spacing w:line="312"/>
+      </w:pPr>
+      <w:r>
+        <w:rPr>
+          <w:rFonts w:ascii="Calibri" w:eastAsia="Microsoft YaHei"/>
+          <w:color w:val="1A2B33"/>
+          <w:sz w:val="24"/>
+          <w:szCs w:val="24"/>
+        </w:rPr>
+        <w:t xml:space="preserve">设计一个混合搜索评测集：选一个真实业务领域（产品文档、客服 FAQ、技术博客任选其一），构造 20 条覆盖不同查询模式（精确型号、口语化概念、长尾问题）的查询，用 5.1 节决策树选出你推荐的向量库与 alpha 起点，记录实验过程与结论。</w:t>
+      </w:r>
+    </w:p>
+    <w:p>
+      <w:pPr>
+        <w:pStyle w:val="ListParagraph"/>
+        <w:numPr>
+          <w:ilvl w:val="0"/>
+          <w:numId w:val="2"/>
+        </w:numPr>
+        <w:spacing w:line="312"/>
+      </w:pPr>
+      <w:r>
+        <w:rPr>
+          <w:rFonts w:ascii="Calibri" w:eastAsia="Microsoft YaHei"/>
+          <w:color w:val="1A2B33"/>
+          <w:sz w:val="24"/>
+          <w:szCs w:val="24"/>
+        </w:rPr>
+        <w:t xml:space="preserve">综合思考：有人说“既然长上下文模型已经能塞进百万 token，向量数据库终将被淘汰”。请结合卷08 的 Lost in the Middle 现象、本卷的内存成本估算与混合搜索的不可替代性，写三百字左右的反驳或修正意见，并指出在什么条件下“直接塞长上下文”确实是更优选择。</w:t>
+      </w:r>
+    </w:p>
+    <w:p>
+      <w:pPr>
+        <w:pStyle w:val="ListParagraph"/>
+        <w:numPr>
+          <w:ilvl w:val="0"/>
+          <w:numId w:val="2"/>
+        </w:numPr>
+        <w:spacing w:line="312"/>
+      </w:pPr>
+      <w:r>
+        <w:rPr>
+          <w:rFonts w:ascii="Calibri" w:eastAsia="Microsoft YaHei"/>
+          <w:color w:val="1A2B33"/>
+          <w:sz w:val="24"/>
+          <w:szCs w:val="24"/>
+        </w:rPr>
+        <w:t xml:space="preserve">用 4.3 节的手算框架，为你自己的 3 到 5 篇文档语料手工计算一次 BM25 得分：先统计各词的 df 与平均文档长度，再分别用（k1=1.2, b=0.75）与（k1=2.0, b=0.3）两组参数各算一遍，观察文档排名是否变化，并指出变化来自公式中的哪个「零件」。</w:t>
+      </w:r>
+    </w:p>
+    <w:p>
+      <w:pPr>
+        <w:pStyle w:val="Heading1"/>
+        <w:keepNext/>
+        <w:spacing w:after="200" w:before="360" w:line="400" w:lineRule="atLeast"/>
+      </w:pPr>
+      <w:bookmarkStart w:id="100052" w:name="_Toc100052"/>
+      <w:r>
+        <w:rPr>
+          <w:rFonts w:ascii="Calibri" w:eastAsia="SimHei"/>
+          <w:b/>
+          <w:bCs/>
+          <w:color w:val="16324A"/>
+          <w:sz w:val="32"/>
+          <w:szCs w:val="32"/>
+        </w:rPr>
+        <w:t xml:space="preserve">面试题精选（附参考答案）</w:t>
+      </w:r>
+      <w:bookmarkEnd w:id="100052"/>
+    </w:p>
+    <w:p>
+      <w:pPr>
+        <w:spacing w:line="312"/>
+        <w:ind w:firstLine="480"/>
+        <w:jc w:val="both"/>
+      </w:pPr>
+      <w:r>
+        <w:rPr>
+          <w:rFonts w:ascii="Calibri" w:eastAsia="Microsoft YaHei"/>
+          <w:color w:val="1A2B33"/>
+          <w:sz w:val="24"/>
+          <w:szCs w:val="24"/>
+        </w:rPr>
+        <w:t xml:space="preserve">本节共 10 道题，主要改编自配套面试题集《向量数据库面试题集》，覆盖基础概念、ANN 索引、标量过滤与混合搜索、选型决策等本卷核心内容，答案均依据本卷正文压缩改写为要点式，保留关键数据与结论。其中题8 与题10 为依据本卷内容新编，分别覆盖学习式稀疏检索与 ES、Redis 协同这两个题库未展开的重点。题目按由浅入深排列，供面试准备与自测使用，建议先自行作答再对照，答案中引用的章节均指本卷。</w:t>
+      </w:r>
+    </w:p>
+    <w:p>
+      <w:pPr>
+        <w:pStyle w:val="Heading2"/>
+        <w:keepNext/>
+        <w:spacing w:after="140" w:before="280" w:line="360" w:lineRule="atLeast"/>
+      </w:pPr>
+      <w:bookmarkStart w:id="100053" w:name="_Toc100053"/>
+      <w:r>
+        <w:rPr>
+          <w:rFonts w:ascii="Calibri" w:eastAsia="SimHei"/>
+          <w:b/>
+          <w:bCs/>
+          <w:color w:val="1B4A5C"/>
+          <w:sz w:val="28"/>
+          <w:szCs w:val="28"/>
+        </w:rPr>
+        <w:t xml:space="preserve">题1　向量数据库与传统关系型数据库的核心区别是什么？</w:t>
+      </w:r>
+      <w:bookmarkEnd w:id="100053"/>
+    </w:p>
+    <w:p>
+      <w:pPr>
+        <w:spacing w:line="312"/>
+        <w:ind w:firstLine="480"/>
+        <w:jc w:val="both"/>
+      </w:pPr>
+      <w:r>
+        <w:rPr>
+          <w:rFonts w:ascii="Calibri" w:eastAsia="Microsoft YaHei"/>
+          <w:color w:val="1A2B33"/>
+          <w:sz w:val="24"/>
+          <w:szCs w:val="24"/>
+        </w:rPr>
+        <w:t xml:space="preserve">向量数据库是以高维向量为核心数据类型、以相似度查询为核心操作的专门数据库：内部把向量、原始数据、元数据三者绑定存储，对外提供写入、索引、查询三类基本能力；它要解决的是关键词检索不理解语义的三道天花板——词汇不匹配、语义泛化弱、多模态与代码等非文本数据无词可匹配（见本卷 1.1、1.2 节）。与关系数据库的核心区别：</w:t>
+      </w:r>
+    </w:p>
+    <w:p>
+      <w:pPr>
+        <w:pStyle w:val="ListParagraph"/>
+        <w:numPr>
+          <w:ilvl w:val="0"/>
+          <w:numId w:val="1"/>
+        </w:numPr>
+        <w:spacing w:line="312"/>
+      </w:pPr>
+      <w:r>
+        <w:rPr>
+          <w:rFonts w:ascii="Calibri" w:eastAsia="Microsoft YaHei"/>
+          <w:color w:val="1A2B33"/>
+          <w:sz w:val="24"/>
+          <w:szCs w:val="24"/>
+        </w:rPr>
+        <w:t xml:space="preserve">查询方式：关系库做精确比较（等于、范围、连接），向量库做近似相似度查询，返回最相似的 Top-K 向量及其关联数据；</w:t>
+      </w:r>
+    </w:p>
+    <w:p>
+      <w:pPr>
+        <w:pStyle w:val="ListParagraph"/>
+        <w:numPr>
+          <w:ilvl w:val="0"/>
+          <w:numId w:val="1"/>
+        </w:numPr>
+        <w:spacing w:line="312"/>
+      </w:pPr>
+      <w:r>
+        <w:rPr>
+          <w:rFonts w:ascii="Calibri" w:eastAsia="Microsoft YaHei"/>
+          <w:color w:val="1A2B33"/>
+          <w:sz w:val="24"/>
+          <w:szCs w:val="24"/>
+        </w:rPr>
+        <w:t xml:space="preserve">索引结构：关系库用 B+ 树、哈希索引，向量库用 HNSW、IVF、PQ 等 ANN 索引，在召回率与速度之间权衡；</w:t>
+      </w:r>
+    </w:p>
+    <w:p>
+      <w:pPr>
+        <w:pStyle w:val="ListParagraph"/>
+        <w:numPr>
+          <w:ilvl w:val="0"/>
+          <w:numId w:val="1"/>
+        </w:numPr>
+        <w:spacing w:line="312"/>
+      </w:pPr>
+      <w:r>
+        <w:rPr>
+          <w:rFonts w:ascii="Calibri" w:eastAsia="Microsoft YaHei"/>
+          <w:color w:val="1A2B33"/>
+          <w:sz w:val="24"/>
+          <w:szCs w:val="24"/>
+        </w:rPr>
+        <w:t xml:space="preserve">工作流：嵌入、存储与索引、检索三步，文档向量离线一次性预计算，换来在线毫秒级响应（见本卷 1.2 节图1-1 的两次旅程）。</w:t>
+      </w:r>
+    </w:p>
+    <w:p>
+      <w:pPr>
+        <w:pStyle w:val="Heading2"/>
+        <w:keepNext/>
+        <w:spacing w:after="140" w:before="280" w:line="360" w:lineRule="atLeast"/>
+      </w:pPr>
+      <w:bookmarkStart w:id="100054" w:name="_Toc100054"/>
+      <w:r>
+        <w:rPr>
+          <w:rFonts w:ascii="Calibri" w:eastAsia="SimHei"/>
+          <w:b/>
+          <w:bCs/>
+          <w:color w:val="1B4A5C"/>
+          <w:sz w:val="28"/>
+          <w:szCs w:val="28"/>
+        </w:rPr>
+        <w:t xml:space="preserve">题2　向量数据库在 RAG 与 Agent 系统中分别扮演什么角色？</w:t>
+      </w:r>
+      <w:bookmarkEnd w:id="100054"/>
+    </w:p>
+    <w:p>
+      <w:pPr>
+        <w:spacing w:line="312"/>
+        <w:ind w:firstLine="480"/>
+        <w:jc w:val="both"/>
+      </w:pPr>
+      <w:r>
+        <w:rPr>
+          <w:rFonts w:ascii="Calibri" w:eastAsia="Microsoft YaHei"/>
+          <w:color w:val="1A2B33"/>
+          <w:sz w:val="24"/>
+          <w:szCs w:val="24"/>
+        </w:rPr>
+        <w:t xml:space="preserve">RAG 中，向量库是检索通道的物理落点：离线通道把切分好的片段向量化写入，在线通道把问题向量送入并按相似度取 Top-K；它决定找得准不准、找得多快，检索质量差，大模型就会基于错误上下文生成答案（见本卷 1.3 节）。Agent 系统中它的角色还要宽一层，并对动态写入、低延迟、多租户隔离提出更高要求：</w:t>
+      </w:r>
+    </w:p>
+    <w:p>
+      <w:pPr>
+        <w:pStyle w:val="ListParagraph"/>
+        <w:numPr>
+          <w:ilvl w:val="0"/>
+          <w:numId w:val="1"/>
+        </w:numPr>
+        <w:spacing w:line="312"/>
+      </w:pPr>
+      <w:r>
+        <w:rPr>
+          <w:rFonts w:ascii="Calibri" w:eastAsia="Microsoft YaHei"/>
+          <w:color w:val="1A2B33"/>
+          <w:sz w:val="24"/>
+          <w:szCs w:val="24"/>
+        </w:rPr>
+        <w:t xml:space="preserve">长期记忆的物理载体：跨会话记住用户偏好、项目背景与过去决策，相似情境下检索复用；</w:t>
+      </w:r>
+    </w:p>
+    <w:p>
+      <w:pPr>
+        <w:pStyle w:val="ListParagraph"/>
+        <w:numPr>
+          <w:ilvl w:val="0"/>
+          <w:numId w:val="1"/>
+        </w:numPr>
+        <w:spacing w:line="312"/>
+      </w:pPr>
+      <w:r>
+        <w:rPr>
+          <w:rFonts w:ascii="Calibri" w:eastAsia="Microsoft YaHei"/>
+          <w:color w:val="1A2B33"/>
+          <w:sz w:val="24"/>
+          <w:szCs w:val="24"/>
+        </w:rPr>
+        <w:t xml:space="preserve">经验复用：把执行轨迹、踩过的坑、有效的工具调用组合存起来，遇相似任务先检索先例，避免重新探索；</w:t>
+      </w:r>
+    </w:p>
+    <w:p>
+      <w:pPr>
+        <w:pStyle w:val="ListParagraph"/>
+        <w:numPr>
+          <w:ilvl w:val="0"/>
+          <w:numId w:val="1"/>
+        </w:numPr>
+        <w:spacing w:line="312"/>
+      </w:pPr>
+      <w:r>
+        <w:rPr>
+          <w:rFonts w:ascii="Calibri" w:eastAsia="Microsoft YaHei"/>
+          <w:color w:val="1A2B33"/>
+          <w:sz w:val="24"/>
+          <w:szCs w:val="24"/>
+        </w:rPr>
+        <w:t xml:space="preserve">多 Agent 协作的共享知识空间：一个 Agent 写入的洞见可被其他 Agent 通过语义检索消费；</w:t>
+      </w:r>
+    </w:p>
+    <w:p>
+      <w:pPr>
+        <w:pStyle w:val="ListParagraph"/>
+        <w:numPr>
+          <w:ilvl w:val="0"/>
+          <w:numId w:val="1"/>
+        </w:numPr>
+        <w:spacing w:line="312"/>
+      </w:pPr>
+      <w:r>
+        <w:rPr>
+          <w:rFonts w:ascii="Calibri" w:eastAsia="Microsoft YaHei"/>
+          <w:color w:val="1A2B33"/>
+          <w:sz w:val="24"/>
+          <w:szCs w:val="24"/>
+        </w:rPr>
+        <w:t xml:space="preserve">工具结果缓存：同一段被反复用到的资料只检索一次，余下命中缓存，降低重复调用与延迟。</w:t>
+      </w:r>
+    </w:p>
+    <w:p>
+      <w:pPr>
+        <w:pStyle w:val="Heading2"/>
+        <w:keepNext/>
+        <w:spacing w:after="140" w:before="280" w:line="360" w:lineRule="atLeast"/>
+      </w:pPr>
+      <w:bookmarkStart w:id="100055" w:name="_Toc100055"/>
+      <w:r>
+        <w:rPr>
+          <w:rFonts w:ascii="Calibri" w:eastAsia="SimHei"/>
+          <w:b/>
+          <w:bCs/>
+          <w:color w:val="1B4A5C"/>
+          <w:sz w:val="28"/>
+          <w:szCs w:val="28"/>
+        </w:rPr>
+        <w:t xml:space="preserve">题3　余弦、欧氏、内积三种度量的区别？归一化后有何变化？</w:t>
+      </w:r>
+      <w:bookmarkEnd w:id="100055"/>
+    </w:p>
+    <w:p>
+      <w:pPr>
+        <w:spacing w:line="312"/>
+        <w:ind w:firstLine="480"/>
+        <w:jc w:val="both"/>
+      </w:pPr>
+      <w:r>
+        <w:rPr>
+          <w:rFonts w:ascii="Calibri" w:eastAsia="Microsoft YaHei"/>
+          <w:color w:val="1A2B33"/>
+          <w:sz w:val="24"/>
+          <w:szCs w:val="24"/>
+        </w:rPr>
+        <w:t xml:space="preserve">余弦相似度衡量向量夹角，只看方向不看长度，适合文本语义检索——200 字与 2000 字的文章谈同一主题也会被判相似；欧氏距离是端点直线距离，兼顾方向与长度、对尺度敏感，是图像检索与人脸识别的默认选择；内积计算最快，未归一化时会偏向长度更大的向量，推荐系统用它同时捕捉相似性与偏好强度（见本卷 3.1 节）。L2 归一化把向量缩放到单位长度，此后余弦相似度与内积数学等价，且余弦越大等价于欧氏距离越小，故选内积计算最快，这也是不少向量库默认 IP 的原因（见本卷 3.2 节）。</w:t>
+      </w:r>
+    </w:p>
+    <w:p>
+      <w:pPr>
+        <w:pStyle w:val="ListParagraph"/>
+        <w:numPr>
+          <w:ilvl w:val="0"/>
+          <w:numId w:val="1"/>
+        </w:numPr>
+        <w:spacing w:line="312"/>
+      </w:pPr>
+      <w:r>
+        <w:rPr>
+          <w:rFonts w:ascii="Calibri" w:eastAsia="Microsoft YaHei"/>
+          <w:color w:val="1A2B33"/>
+          <w:sz w:val="24"/>
+          <w:szCs w:val="24"/>
+        </w:rPr>
+        <w:t xml:space="preserve">归一化陷阱：多数文本嵌入模型默认已归一化，但部分图像、推荐模型保留长度信息，强行用余弦会丢信息，应先查模型文档再在评测集上验证；</w:t>
+      </w:r>
+    </w:p>
+    <w:p>
+      <w:pPr>
+        <w:pStyle w:val="ListParagraph"/>
+        <w:numPr>
+          <w:ilvl w:val="0"/>
+          <w:numId w:val="1"/>
+        </w:numPr>
+        <w:spacing w:line="312"/>
+      </w:pPr>
+      <w:r>
+        <w:rPr>
+          <w:rFonts w:ascii="Calibri" w:eastAsia="Microsoft YaHei"/>
+          <w:color w:val="1A2B33"/>
+          <w:sz w:val="24"/>
+          <w:szCs w:val="24"/>
+        </w:rPr>
+        <w:t xml:space="preserve">命名陷阱：pgvector 的 &lt;=&gt; 是余弦距离（越小越相似），Pinecone 的 cosine 是相似度（越大越相似），迁移时必须核对语义、重跑评测集。</w:t>
+      </w:r>
+    </w:p>
+    <w:p>
+      <w:pPr>
+        <w:pStyle w:val="Heading2"/>
+        <w:keepNext/>
+        <w:spacing w:after="140" w:before="280" w:line="360" w:lineRule="atLeast"/>
+      </w:pPr>
+      <w:bookmarkStart w:id="100056" w:name="_Toc100056"/>
+      <w:r>
+        <w:rPr>
+          <w:rFonts w:ascii="Calibri" w:eastAsia="SimHei"/>
+          <w:b/>
+          <w:bCs/>
+          <w:color w:val="1B4A5C"/>
+          <w:sz w:val="28"/>
+          <w:szCs w:val="28"/>
+        </w:rPr>
+        <w:t xml:space="preserve">题4　选择 Embedding 模型要考虑什么？维度越高越好吗？</w:t>
+      </w:r>
+      <w:bookmarkEnd w:id="100056"/>
+    </w:p>
+    <w:p>
+      <w:pPr>
+        <w:spacing w:line="312"/>
+        <w:ind w:firstLine="480"/>
+        <w:jc w:val="both"/>
+      </w:pPr>
+      <w:r>
+        <w:rPr>
+          <w:rFonts w:ascii="Calibri" w:eastAsia="Microsoft YaHei"/>
+          <w:color w:val="1A2B33"/>
+          <w:sz w:val="24"/>
+          <w:szCs w:val="24"/>
+        </w:rPr>
+        <w:t xml:space="preserve">主要考虑维度（决定存储与计算成本）、语言支持（中文场景优先 BGE、GTE 等中文模型）、领域适配（法律、医疗、金融等垂直领域通用模型往往表现不佳，需要领域模型或微调），以及上下文长度与商用许可证。本卷列举的代表：OpenAI text-embedding-3 系列（1536 与 3072 维）、开源 BGE-M3（1024 维）、GTE-Qwen2 系列，图像用 CLIP 与 SigLIP（见本卷 1.2 节）。维度并非越高越好：维度翻倍，存储与计算成本同步上升，检索质量提升却有限；对多数文本场景 768 维或 1024 维已经足够，盲目上 3072 维是典型选型误区——模型本身的语义表示不准，再好的向量库也无济于事（见本卷 5.2 节）。</w:t>
+      </w:r>
+    </w:p>
+    <w:p>
+      <w:pPr>
+        <w:pStyle w:val="Heading2"/>
+        <w:keepNext/>
+        <w:spacing w:after="140" w:before="280" w:line="360" w:lineRule="atLeast"/>
+      </w:pPr>
+      <w:bookmarkStart w:id="100057" w:name="_Toc100057"/>
+      <w:r>
+        <w:rPr>
+          <w:rFonts w:ascii="Calibri" w:eastAsia="SimHei"/>
+          <w:b/>
+          <w:bCs/>
+          <w:color w:val="1B4A5C"/>
+          <w:sz w:val="28"/>
+          <w:szCs w:val="28"/>
+        </w:rPr>
+        <w:t xml:space="preserve">题5　为什么需要 ANN 索引？HNSW 的分层原理与关键参数？</w:t>
+      </w:r>
+      <w:bookmarkEnd w:id="100057"/>
+    </w:p>
+    <w:p>
+      <w:pPr>
+        <w:spacing w:line="312"/>
+        <w:ind w:firstLine="480"/>
+        <w:jc w:val="both"/>
+      </w:pPr>
+      <w:r>
+        <w:rPr>
+          <w:rFonts w:ascii="Calibri" w:eastAsia="Microsoft YaHei"/>
+          <w:color w:val="1A2B33"/>
+          <w:sz w:val="24"/>
+          <w:szCs w:val="24"/>
+        </w:rPr>
+        <w:t xml:space="preserve">暴力搜索复杂度 O(N×D)：100 万条 768 维向量一次查询约需千亿次浮点运算，工业规模下不可行。ANN 不求绝对最近、只求足够近，以 Recall@10 达到 95% 的精度换取几个数量级的速度，后续还有重排序或生成阶段兜底（见本卷 2.1 节）。HNSW 是当前工业界最主流的图索引：顶层节点稀疏、跳跃距离大，用于快速逼近目标区域；底层节点稠密、用于精确定位，查询复杂度接近 O(log N)，百万级向量 P99 通常 10 到 30 毫秒（见本卷 2.2 节）。三个关键参数（见本卷 2.2、5.3 节）：</w:t>
+      </w:r>
+    </w:p>
+    <w:p>
+      <w:pPr>
+        <w:pStyle w:val="ListParagraph"/>
+        <w:numPr>
+          <w:ilvl w:val="0"/>
+          <w:numId w:val="1"/>
+        </w:numPr>
+        <w:spacing w:line="312"/>
+      </w:pPr>
+      <w:r>
+        <w:rPr>
+          <w:rFonts w:ascii="Calibri" w:eastAsia="Microsoft YaHei"/>
+          <w:color w:val="1A2B33"/>
+          <w:sz w:val="24"/>
+          <w:szCs w:val="24"/>
+        </w:rPr>
+        <w:t xml:space="preserve">M（最大连接数）：中维度（128 到 768 维）推荐 16 到 32；M 每翻倍索引内存约翻倍，是最大的成本杠杆；</w:t>
+      </w:r>
+    </w:p>
+    <w:p>
+      <w:pPr>
+        <w:pStyle w:val="ListParagraph"/>
+        <w:numPr>
+          <w:ilvl w:val="0"/>
+          <w:numId w:val="1"/>
+        </w:numPr>
+        <w:spacing w:line="312"/>
+      </w:pPr>
+      <w:r>
+        <w:rPr>
+          <w:rFonts w:ascii="Calibri" w:eastAsia="Microsoft YaHei"/>
+          <w:color w:val="1A2B33"/>
+          <w:sz w:val="24"/>
+          <w:szCs w:val="24"/>
+        </w:rPr>
+        <w:t xml:space="preserve">efConstruction（构建搜索宽度）：推荐 200 到 500，影响构建时间与图质量，建好后无法修改；</w:t>
+      </w:r>
+    </w:p>
+    <w:p>
+      <w:pPr>
+        <w:pStyle w:val="ListParagraph"/>
+        <w:numPr>
+          <w:ilvl w:val="0"/>
+          <w:numId w:val="1"/>
+        </w:numPr>
+        <w:spacing w:line="312"/>
+      </w:pPr>
+      <w:r>
+        <w:rPr>
+          <w:rFonts w:ascii="Calibri" w:eastAsia="Microsoft YaHei"/>
+          <w:color w:val="1A2B33"/>
+          <w:sz w:val="24"/>
+          <w:szCs w:val="24"/>
+        </w:rPr>
+        <w:t xml:space="preserve">efSearch（查询搜索宽度）：通常取 K 的 5 到 10 倍，可不重建索引在线调整，是召回率与延迟之间最常用的旋钮。</w:t>
+      </w:r>
+    </w:p>
+    <w:p>
+      <w:pPr>
+        <w:pStyle w:val="Heading2"/>
+        <w:keepNext/>
+        <w:spacing w:after="140" w:before="280" w:line="360" w:lineRule="atLeast"/>
+      </w:pPr>
+      <w:bookmarkStart w:id="100058" w:name="_Toc100058"/>
+      <w:r>
+        <w:rPr>
+          <w:rFonts w:ascii="Calibri" w:eastAsia="SimHei"/>
+          <w:b/>
+          <w:bCs/>
+          <w:color w:val="1B4A5C"/>
+          <w:sz w:val="28"/>
+          <w:szCs w:val="28"/>
+        </w:rPr>
+        <w:t xml:space="preserve">题6　标量过滤有哪三种实现策略？如何依据过滤选择性选择？</w:t>
+      </w:r>
+      <w:bookmarkEnd w:id="100058"/>
+    </w:p>
+    <w:p>
+      <w:pPr>
+        <w:spacing w:line="312"/>
+        <w:ind w:firstLine="480"/>
+        <w:jc w:val="both"/>
+      </w:pPr>
+      <w:r>
+        <w:rPr>
+          <w:rFonts w:ascii="Calibri" w:eastAsia="Microsoft YaHei"/>
+          <w:color w:val="1A2B33"/>
+          <w:sz w:val="24"/>
+          <w:szCs w:val="24"/>
+        </w:rPr>
+        <w:t xml:space="preserve">真实查询几乎都带业务条件（时间、品牌、权限），这就是标量过滤。选择策略的关键是过滤选择性，即满足条件的文档占总文档的比例：低选择性（如 1%）时预过滤与单阶段过滤占优，高选择性（如 80%）时后过滤可能更简单有效（见本卷 3.3 节）。三种主流策略：</w:t>
+      </w:r>
+    </w:p>
+    <w:p>
+      <w:pPr>
+        <w:pStyle w:val="ListParagraph"/>
+        <w:numPr>
+          <w:ilvl w:val="0"/>
+          <w:numId w:val="1"/>
+        </w:numPr>
+        <w:spacing w:line="312"/>
+      </w:pPr>
+      <w:r>
+        <w:rPr>
+          <w:rFonts w:ascii="Calibri" w:eastAsia="Microsoft YaHei"/>
+          <w:color w:val="1A2B33"/>
+          <w:sz w:val="24"/>
+          <w:szCs w:val="24"/>
+        </w:rPr>
+        <w:t xml:space="preserve">后过滤：先向量搜索 Top-K 再过滤，实现简单、对 ANN 索引无侵入，但条件严格时可能返回空或少于 K 条；</w:t>
+      </w:r>
+    </w:p>
+    <w:p>
+      <w:pPr>
+        <w:pStyle w:val="ListParagraph"/>
+        <w:numPr>
+          <w:ilvl w:val="0"/>
+          <w:numId w:val="1"/>
+        </w:numPr>
+        <w:spacing w:line="312"/>
+      </w:pPr>
+      <w:r>
+        <w:rPr>
+          <w:rFonts w:ascii="Calibri" w:eastAsia="Microsoft YaHei"/>
+          <w:color w:val="1A2B33"/>
+          <w:sz w:val="24"/>
+          <w:szCs w:val="24"/>
+        </w:rPr>
+        <w:t xml:space="preserve">预过滤：先按条件筛出候选集再做向量搜索，结果全部满足条件，但候选集太小时会破坏 HNSW 图的连通性，搜索效率骤降甚至退化为暴力扫描；</w:t>
+      </w:r>
+    </w:p>
+    <w:p>
+      <w:pPr>
+        <w:pStyle w:val="ListParagraph"/>
+        <w:numPr>
+          <w:ilvl w:val="0"/>
+          <w:numId w:val="1"/>
+        </w:numPr>
+        <w:spacing w:line="312"/>
+      </w:pPr>
+      <w:r>
+        <w:rPr>
+          <w:rFonts w:ascii="Calibri" w:eastAsia="Microsoft YaHei"/>
+          <w:color w:val="1A2B33"/>
+          <w:sz w:val="24"/>
+          <w:szCs w:val="24"/>
+        </w:rPr>
+        <w:t xml:space="preserve">单阶段过滤（Filterable HNSW）：在图遍历过程中同时评估过滤条件，并把符合同一过滤值的节点组织成子图以保证连通性，Qdrant、Weaviate 的 ACORN 算法、pgvector 的迭代扫描均属此类思路。</w:t>
+      </w:r>
+    </w:p>
+    <w:p>
+      <w:pPr>
+        <w:pStyle w:val="Heading2"/>
+        <w:keepNext/>
+        <w:spacing w:after="140" w:before="280" w:line="360" w:lineRule="atLeast"/>
+      </w:pPr>
+      <w:bookmarkStart w:id="100059" w:name="_Toc100059"/>
+      <w:r>
+        <w:rPr>
+          <w:rFonts w:ascii="Calibri" w:eastAsia="SimHei"/>
+          <w:b/>
+          <w:bCs/>
+          <w:color w:val="1B4A5C"/>
+          <w:sz w:val="28"/>
+          <w:szCs w:val="28"/>
+        </w:rPr>
+        <w:t xml:space="preserve">题7　为什么生产系统几乎都用混合搜索？RRF 如何融合两路结果？</w:t>
+      </w:r>
+      <w:bookmarkEnd w:id="100059"/>
+    </w:p>
+    <w:p>
+      <w:pPr>
+        <w:spacing w:line="312"/>
+        <w:ind w:firstLine="480"/>
+        <w:jc w:val="both"/>
+      </w:pPr>
+      <w:r>
+        <w:rPr>
+          <w:rFonts w:ascii="Calibri" w:eastAsia="Microsoft YaHei"/>
+          <w:color w:val="1A2B33"/>
+          <w:sz w:val="24"/>
+          <w:szCs w:val="24"/>
+        </w:rPr>
+        <w:t xml:space="preserve">纯向量检索擅长语义泛化，能命中"注销账号"与"用户主体注销流程"这类同义改写，但产品编号、错误码、型号、人名缩写等语义稀薄的记号是它的滑铁卢；BM25 恰好相反，字面精确命中无可替代，却不懂同义与改写。生产经验是纯向量在长尾查询上召回率往往低于 70%，混合搜索能抬到 90% 以上（见本卷 4.1 节）。两路融合最常用 RRF（倒数排名融合）：RRF_score(d) = Σ 1/(k + rank_r(d))，k 通常取 60。它只看排名、不看原始分数——向量余弦分数与 BM25 分数量纲完全不同，直接加权如同把身高和体重相加，RRF 绕开了分数归一化的全部麻烦，因此成为多数向量库的默认融合方式；k 的存在也避免排名第 1 被过度奖励（见本卷 4.7 节）。跨系统融合、分数不可比时用 RRF；单系统内分数已归一化、要精细控制权重时用加权求和（见本卷 4.8 节）。</w:t>
+      </w:r>
+    </w:p>
+    <w:p>
+      <w:pPr>
+        <w:pStyle w:val="Heading2"/>
+        <w:keepNext/>
+        <w:spacing w:after="140" w:before="280" w:line="360" w:lineRule="atLeast"/>
+      </w:pPr>
+      <w:bookmarkStart w:id="100060" w:name="_Toc100060"/>
+      <w:r>
+        <w:rPr>
+          <w:rFonts w:ascii="Calibri" w:eastAsia="SimHei"/>
+          <w:b/>
+          <w:bCs/>
+          <w:color w:val="1B4A5C"/>
+          <w:sz w:val="28"/>
+          <w:szCs w:val="28"/>
+        </w:rPr>
+        <w:t xml:space="preserve">题8　什么是学习式稀疏向量（如 SPLADE）？它补齐了什么？</w:t>
+      </w:r>
+      <w:bookmarkEnd w:id="100060"/>
+    </w:p>
+    <w:p>
+      <w:pPr>
+        <w:spacing w:line="312"/>
+        <w:ind w:firstLine="480"/>
+        <w:jc w:val="both"/>
+      </w:pPr>
+      <w:r>
+        <w:rPr>
+          <w:rFonts w:ascii="Calibri" w:eastAsia="Microsoft YaHei"/>
+          <w:color w:val="1A2B33"/>
+          <w:sz w:val="24"/>
+          <w:szCs w:val="24"/>
+        </w:rPr>
+        <w:t xml:space="preserve">学习式稀疏向量是"结构仍然稀疏、权重是学出来的"第三条路，代表方法是 SPLADE：用小型神经模型读入文本，对词表上每个词输出权重再稀疏化，保留的高权重词中既有原文出现过的词，也有模型自动补上的语义扩展词——写"注销账号"时自动给"账户""关闭"一点权重（见本卷 4.5 节）。它由此补齐了 BM25 缺失的语义扩展，同时保留稀疏结构的全部工程优势：仍走倒排索引、速度快、内存低、可解释（能指出哪个词贡献了分数）。代价是查询与写入各多一次神经模型推理，成本接近稠密嵌入；扩展词权重依赖训练分布，领域迁移需重新训练或微调（见本卷 4.5 节）。选型口诀：单一领域、想要语义扩展又舍不下倒排索引速度时值得评估 SPLADE；否则先用 BM25 打底、稠密向量补语义，是更稳的默认组合（见本卷 4.6 节）。</w:t>
+      </w:r>
+    </w:p>
+    <w:p>
+      <w:pPr>
+        <w:pStyle w:val="Heading2"/>
+        <w:keepNext/>
+        <w:spacing w:after="140" w:before="280" w:line="360" w:lineRule="atLeast"/>
+      </w:pPr>
+      <w:bookmarkStart w:id="100061" w:name="_Toc100061"/>
+      <w:r>
+        <w:rPr>
+          <w:rFonts w:ascii="Calibri" w:eastAsia="SimHei"/>
+          <w:b/>
+          <w:bCs/>
+          <w:color w:val="1B4A5C"/>
+          <w:sz w:val="28"/>
+          <w:szCs w:val="28"/>
+        </w:rPr>
+        <w:t xml:space="preserve">题9　主流向量数据库如何选型？请描述五步决策树。</w:t>
+      </w:r>
+      <w:bookmarkEnd w:id="100061"/>
+    </w:p>
+    <w:p>
+      <w:pPr>
+        <w:spacing w:line="312"/>
+        <w:ind w:firstLine="480"/>
+        <w:jc w:val="both"/>
+      </w:pPr>
+      <w:r>
+        <w:rPr>
+          <w:rFonts w:ascii="Calibri" w:eastAsia="Microsoft YaHei"/>
+          <w:color w:val="1A2B33"/>
+          <w:sz w:val="24"/>
+          <w:szCs w:val="24"/>
+        </w:rPr>
+        <w:t xml:space="preserve">核心原则是先复用已有基础设施、遇到瓶颈再升级，避免过早引入复杂的专用系统。五步决策路径（见本卷 5.2 节）：</w:t>
+      </w:r>
+    </w:p>
+    <w:p>
+      <w:pPr>
+        <w:pStyle w:val="ListParagraph"/>
+        <w:numPr>
+          <w:ilvl w:val="0"/>
+          <w:numId w:val="1"/>
+        </w:numPr>
+        <w:spacing w:line="312"/>
+      </w:pPr>
+      <w:r>
+        <w:rPr>
+          <w:rFonts w:ascii="Calibri" w:eastAsia="Microsoft YaHei"/>
+          <w:color w:val="1A2B33"/>
+          <w:sz w:val="24"/>
+          <w:szCs w:val="24"/>
+        </w:rPr>
+        <w:t xml:space="preserve">第一步：已有 PostgreSQL 且规模小于 1000 万向量，优先 pgvector——不引入新组件，复用 DBA、备份、监控与事务能力；</w:t>
+      </w:r>
+    </w:p>
+    <w:p>
+      <w:pPr>
+        <w:pStyle w:val="ListParagraph"/>
+        <w:numPr>
+          <w:ilvl w:val="0"/>
+          <w:numId w:val="1"/>
+        </w:numPr>
+        <w:spacing w:line="312"/>
+      </w:pPr>
+      <w:r>
+        <w:rPr>
+          <w:rFonts w:ascii="Calibri" w:eastAsia="Microsoft YaHei"/>
+          <w:color w:val="1A2B33"/>
+          <w:sz w:val="24"/>
+          <w:szCs w:val="24"/>
+        </w:rPr>
+        <w:t xml:space="preserve">第二步：无 PostgreSQL 且需要全托管，团队缺运维经验或要快速上线 MVP，选 Pinecone（零运维体验最好、成本高）或 Qdrant Cloud（性能与成本较平衡）；</w:t>
+      </w:r>
+    </w:p>
+    <w:p>
+      <w:pPr>
+        <w:pStyle w:val="ListParagraph"/>
+        <w:numPr>
+          <w:ilvl w:val="0"/>
+          <w:numId w:val="1"/>
+        </w:numPr>
+        <w:spacing w:line="312"/>
+      </w:pPr>
+      <w:r>
+        <w:rPr>
+          <w:rFonts w:ascii="Calibri" w:eastAsia="Microsoft YaHei"/>
+          <w:color w:val="1A2B33"/>
+          <w:sz w:val="24"/>
+          <w:szCs w:val="24"/>
+        </w:rPr>
+        <w:t xml:space="preserve">第三步：1000 万到 1 亿规模、需要灵活过滤与混合搜索，选 Qdrant（Filterable HNSW 使过滤查询表现突出）或 Weaviate（alpha 参数让混合搜索调优直观）；</w:t>
+      </w:r>
+    </w:p>
+    <w:p>
+      <w:pPr>
+        <w:pStyle w:val="ListParagraph"/>
+        <w:numPr>
+          <w:ilvl w:val="0"/>
+          <w:numId w:val="1"/>
+        </w:numPr>
+        <w:spacing w:line="312"/>
+      </w:pPr>
+      <w:r>
+        <w:rPr>
+          <w:rFonts w:ascii="Calibri" w:eastAsia="Microsoft YaHei"/>
+          <w:color w:val="1A2B33"/>
+          <w:sz w:val="24"/>
+          <w:szCs w:val="24"/>
+        </w:rPr>
+        <w:t xml:space="preserve">第四步：超过 1 亿或需企业级多租户、多副本、分布式扩展，选 Milvus 或 Zilliz Cloud，代价是运维复杂度高、通常需要 Kubernetes；</w:t>
+      </w:r>
+    </w:p>
+    <w:p>
+      <w:pPr>
+        <w:pStyle w:val="ListParagraph"/>
+        <w:numPr>
+          <w:ilvl w:val="0"/>
+          <w:numId w:val="1"/>
+        </w:numPr>
+        <w:spacing w:line="312"/>
+      </w:pPr>
+      <w:r>
+        <w:rPr>
+          <w:rFonts w:ascii="Calibri" w:eastAsia="Microsoft YaHei"/>
+          <w:color w:val="1A2B33"/>
+          <w:sz w:val="24"/>
+          <w:szCs w:val="24"/>
+        </w:rPr>
+        <w:t xml:space="preserve">第五步：教学、原型验证或小型项目，Chroma 最简单，2025 年 Rust 重写后性能提升约 4 倍（见本卷 5.1 节）；</w:t>
+      </w:r>
+    </w:p>
+    <w:p>
+      <w:pPr>
+        <w:pStyle w:val="ListParagraph"/>
+        <w:numPr>
+          <w:ilvl w:val="0"/>
+          <w:numId w:val="1"/>
+        </w:numPr>
+        <w:spacing w:line="312"/>
+      </w:pPr>
+      <w:r>
+        <w:rPr>
+          <w:rFonts w:ascii="Calibri" w:eastAsia="Microsoft YaHei"/>
+          <w:color w:val="1A2B33"/>
+          <w:sz w:val="24"/>
+          <w:szCs w:val="24"/>
+        </w:rPr>
+        <w:t xml:space="preserve">同时警惕四个反模式：盲目追求高维 Embedding、忽视嵌入模型与业务匹配度、只看 QPS 不看召回率、过早引入专用基础设施（见本卷 5.2 节）。</w:t>
+      </w:r>
+    </w:p>
+    <w:p>
+      <w:pPr>
+        <w:pStyle w:val="Heading2"/>
+        <w:keepNext/>
+        <w:spacing w:after="140" w:before="280" w:line="360" w:lineRule="atLeast"/>
+      </w:pPr>
+      <w:bookmarkStart w:id="100062" w:name="_Toc100062"/>
+      <w:r>
+        <w:rPr>
+          <w:rFonts w:ascii="Calibri" w:eastAsia="SimHei"/>
+          <w:b/>
+          <w:bCs/>
+          <w:color w:val="1B4A5C"/>
+          <w:sz w:val="28"/>
+          <w:szCs w:val="28"/>
+        </w:rPr>
+        <w:t xml:space="preserve">题10　为什么生产 RAG 不能只用向量库？ES 与 Redis 如何协同？</w:t>
+      </w:r>
+      <w:bookmarkEnd w:id="100062"/>
+    </w:p>
+    <w:p>
+      <w:pPr>
+        <w:spacing w:line="312"/>
+        <w:ind w:firstLine="480"/>
+        <w:jc w:val="both"/>
+      </w:pPr>
+      <w:r>
+        <w:rPr>
+          <w:rFonts w:ascii="Calibri" w:eastAsia="Microsoft YaHei"/>
+          <w:color w:val="1A2B33"/>
+          <w:sz w:val="24"/>
+          <w:szCs w:val="24"/>
+        </w:rPr>
+        <w:t xml:space="preserve">向量检索擅长语义相似，但向量嵌入抹掉了字面细节：工单号、型号、"金额 500 万以上"这类精确短语与数字范围查询会语义偏移甚至召回不到，订单、客户等结构化数据也仍需关系查询与聚合。因此生产系统的事实标准是多组件协同，让每个组件做自己最擅长的事（见本卷 6.1 节）：</w:t>
+      </w:r>
+    </w:p>
+    <w:p>
+      <w:pPr>
+        <w:pStyle w:val="ListParagraph"/>
+        <w:numPr>
+          <w:ilvl w:val="0"/>
+          <w:numId w:val="1"/>
+        </w:numPr>
+        <w:spacing w:line="312"/>
+      </w:pPr>
+      <w:r>
+        <w:rPr>
+          <w:rFonts w:ascii="Calibri" w:eastAsia="Microsoft YaHei"/>
+          <w:color w:val="1A2B33"/>
+          <w:sz w:val="24"/>
+          <w:szCs w:val="24"/>
+        </w:rPr>
+        <w:t xml:space="preserve">ES：BM25 精确检索与多字段过滤、聚合的主力；8.x 后原生 dense_vector 字段与 KNN 检索，可在同一查询里用 RRF 与 BM25 融合（见本卷 6.2 节）；</w:t>
+      </w:r>
+    </w:p>
+    <w:p>
+      <w:pPr>
+        <w:pStyle w:val="ListParagraph"/>
+        <w:numPr>
+          <w:ilvl w:val="0"/>
+          <w:numId w:val="1"/>
+        </w:numPr>
+        <w:spacing w:line="312"/>
+      </w:pPr>
+      <w:r>
+        <w:rPr>
+          <w:rFonts w:ascii="Calibri" w:eastAsia="Microsoft YaHei"/>
+          <w:color w:val="1A2B33"/>
+          <w:sz w:val="24"/>
+          <w:szCs w:val="24"/>
+        </w:rPr>
+        <w:t xml:space="preserve">Redis：Agent 系统的多面手——LLM 响应缓存、Embedding 缓存与语义缓存，短期记忆与会话状态（TTL 自动清理、分布式共享），分布式协调（去重、限流、分布式锁），以及 Sorted Set、Hash、Stream 等数据结构（见本卷 6.3 节）；</w:t>
+      </w:r>
+    </w:p>
+    <w:p>
+      <w:pPr>
+        <w:pStyle w:val="ListParagraph"/>
+        <w:numPr>
+          <w:ilvl w:val="0"/>
+          <w:numId w:val="1"/>
+        </w:numPr>
+        <w:spacing w:line="312"/>
+      </w:pPr>
+      <w:r>
+        <w:rPr>
+          <w:rFonts w:ascii="Calibri" w:eastAsia="Microsoft YaHei"/>
+          <w:color w:val="1A2B33"/>
+          <w:sz w:val="24"/>
+          <w:szCs w:val="24"/>
+        </w:rPr>
+        <w:t xml:space="preserve">典型架构：请求先查 Redis 缓存，未命中则并行查 ES（BM25 加过滤）与向量库（KNN 语义召回），RRF 融合后重排序再交给 LLM 生成，结果写回缓存（见本卷 6.4 节）；</w:t>
+      </w:r>
+    </w:p>
+    <w:p>
+      <w:pPr>
+        <w:pStyle w:val="ListParagraph"/>
+        <w:numPr>
+          <w:ilvl w:val="0"/>
+          <w:numId w:val="1"/>
+        </w:numPr>
+        <w:spacing w:line="312"/>
+      </w:pPr>
+      <w:r>
+        <w:rPr>
+          <w:rFonts w:ascii="Calibri" w:eastAsia="Microsoft YaHei"/>
+          <w:color w:val="1A2B33"/>
+          <w:sz w:val="24"/>
+          <w:szCs w:val="24"/>
+        </w:rPr>
+        <w:t xml:space="preserve">选型先盘点存量：已用 ES 做日志就把检索也放 ES，已用 Redis 就顺势承接会话与限流——组件数与技术债成正比，不要在 PoC 阶段铺满所有组件（见本卷 6.7 节）。</w:t>
+      </w:r>
+    </w:p>
+    <w:p>
+      <w:pPr>
+        <w:pStyle w:val="Heading1"/>
+        <w:keepNext/>
+        <w:spacing w:after="200" w:before="360" w:line="400" w:lineRule="atLeast"/>
+      </w:pPr>
+      <w:bookmarkStart w:id="100063" w:name="_Toc100063"/>
+      <w:r>
+        <w:rPr>
+          <w:rFonts w:ascii="Calibri" w:eastAsia="SimHei"/>
+          <w:b/>
+          <w:bCs/>
+          <w:color w:val="16324A"/>
+          <w:sz w:val="32"/>
+          <w:szCs w:val="32"/>
+        </w:rPr>
         <w:t xml:space="preserve">下一卷预告</w:t>
       </w:r>
-      <w:bookmarkEnd w:id="100049"/>
+      <w:bookmarkEnd w:id="100063"/>
     </w:p>
     <w:p>
       <w:pPr>
